--- a/downloads/teacher/ai-6-week-14.docx
+++ b/downloads/teacher/ai-6-week-14.docx
@@ -1938,6 +1938,396 @@
         <w:t>For the Grounded Learning Service, retain an annotated trace and the changed-case result. Name the contract or evidence that makes the deciding step valid, so another team can review it.</w:t>
       </w:r>
     </w:p>
+    <w:p>
+      <w:pPr>
+        <w:pStyle w:val="Heading1"/>
+      </w:pPr>
+      <w:r>
+        <w:t>07. Prepare, teach and assess</w:t>
+      </w:r>
+    </w:p>
+    <w:p>
+      <w:r>
+        <w:t>Teaching target: Explain the mechanism and terminology of planning and action selection</w:t>
+      </w:r>
+    </w:p>
+    <w:p>
+      <w:r>
+        <w:t>Prepare the labelled worked-case picture, the matching workbook, fictional input cards and a place for individual responses. Check a local Python 3 environment before class; have a paper-trace version ready.</w:t>
+      </w:r>
+    </w:p>
+    <w:tbl>
+      <w:tblPr>
+        <w:tblStyle w:val="LightShading-Accent1"/>
+        <w:tblW w:type="auto" w:w="0"/>
+        <w:tblLook w:firstColumn="1" w:firstRow="1" w:lastColumn="0" w:lastRow="0" w:noHBand="0" w:noVBand="1" w:val="04A0"/>
+      </w:tblPr>
+      <w:tblGrid>
+        <w:gridCol w:w="3408"/>
+        <w:gridCol w:w="3408"/>
+        <w:gridCol w:w="3408"/>
+      </w:tblGrid>
+      <w:tr>
+        <w:trPr>
+          <w:tblHeader/>
+        </w:trPr>
+        <w:tc>
+          <w:tcPr>
+            <w:tcW w:type="dxa" w:w="3408"/>
+          </w:tcPr>
+          <w:p>
+            <w:r>
+              <w:t>Session</w:t>
+            </w:r>
+          </w:p>
+        </w:tc>
+        <w:tc>
+          <w:tcPr>
+            <w:tcW w:type="dxa" w:w="3408"/>
+          </w:tcPr>
+          <w:p>
+            <w:r>
+              <w:t>Plan</w:t>
+            </w:r>
+          </w:p>
+        </w:tc>
+        <w:tc>
+          <w:tcPr>
+            <w:tcW w:type="dxa" w:w="3408"/>
+          </w:tcPr>
+          <w:p>
+            <w:r>
+              <w:t>Resources</w:t>
+            </w:r>
+          </w:p>
+        </w:tc>
+      </w:tr>
+      <w:tr>
+        <w:tc>
+          <w:tcPr>
+            <w:tcW w:type="dxa" w:w="3408"/>
+          </w:tcPr>
+          <w:p>
+            <w:r>
+              <w:t>Session 1 · Understand · 45 min</w:t>
+            </w:r>
+          </w:p>
+        </w:tc>
+        <w:tc>
+          <w:tcPr>
+            <w:tcW w:type="dxa" w:w="3408"/>
+          </w:tcPr>
+          <w:p>
+            <w:r>
+              <w:t>0–7: recall and prerequisite; 7–15: inspect the concrete case and predict; 15–30: teacher models the worked trace; 30–40: learners explain a step using the text and visual; 40–45: check the core idea.</w:t>
+            </w:r>
+          </w:p>
+        </w:tc>
+        <w:tc>
+          <w:tcPr>
+            <w:tcW w:type="dxa" w:w="3408"/>
+          </w:tcPr>
+          <w:p>
+            <w:r>
+              <w:t>Sections 1–6; record the brief recall in the workbook.</w:t>
+            </w:r>
+          </w:p>
+        </w:tc>
+      </w:tr>
+      <w:tr>
+        <w:tc>
+          <w:tcPr>
+            <w:tcW w:type="dxa" w:w="3408"/>
+          </w:tcPr>
+          <w:p>
+            <w:r>
+              <w:t>Session 2 · Practise · 45 min</w:t>
+            </w:r>
+          </w:p>
+        </w:tc>
+        <w:tc>
+          <w:tcPr>
+            <w:tcW w:type="dxa" w:w="3408"/>
+          </w:tcPr>
+          <w:p>
+            <w:r>
+              <w:t>0–5: retrieve the procedure; 5–15: W2 completion practice; 15–23: explain and check with a partner; 23–30: each learner answers the misconception check; 30–40: targeted reteaching or a harder variation; 40–45: prepare the investigation.</w:t>
+            </w:r>
+          </w:p>
+        </w:tc>
+        <w:tc>
+          <w:tcPr>
+            <w:tcW w:type="dxa" w:w="3408"/>
+          </w:tcPr>
+          <w:p>
+            <w:r>
+              <w:t>Sections 7–10; use the matching workbook W2 and misconception check.</w:t>
+            </w:r>
+          </w:p>
+        </w:tc>
+      </w:tr>
+      <w:tr>
+        <w:tc>
+          <w:tcPr>
+            <w:tcW w:type="dxa" w:w="3408"/>
+          </w:tcPr>
+          <w:p>
+            <w:r>
+              <w:t>Session 3 · Investigate and transfer · 45 min</w:t>
+            </w:r>
+          </w:p>
+        </w:tc>
+        <w:tc>
+          <w:tcPr>
+            <w:tcW w:type="dxa" w:w="3408"/>
+          </w:tcPr>
+          <w:p>
+            <w:r>
+              <w:t>0–5: retrieve the decision rule; 5–20: investigate or trace; 20–30: start the independent case; 30–38: connect the project; 38–43: act on feedback; 43–45: plan the return check.</w:t>
+            </w:r>
+          </w:p>
+        </w:tc>
+        <w:tc>
+          <w:tcPr>
+            <w:tcW w:type="dxa" w:w="3408"/>
+          </w:tcPr>
+          <w:p>
+            <w:r>
+              <w:t>Sections 9 and 11–14. Give extra time to finish the full task set; use Section 15 when the week includes a coding lab.</w:t>
+            </w:r>
+          </w:p>
+        </w:tc>
+      </w:tr>
+    </w:tbl>
+    <w:p>
+      <w:r>
+        <w:t>Before class, solve the supported practice: Generated plan retrieves a room, books it and then answers. It calls booking necessary for helpfulness. Show the intermediate steps and give the conclusion with its scope.</w:t>
+      </w:r>
+    </w:p>
+    <w:p>
+      <w:r>
+        <w:t>Reasoned practice answer: Teacher explanation: Booking is outside the task boundary. Execute only permitted reporting steps, with a fallback if evidence is insufficient.</w:t>
+      </w:r>
+    </w:p>
+    <w:p>
+      <w:r>
+        <w:t>Check every learner before discussion: Use the worked case for Planning and action selection. Proposed explanation: “The worked result establishes every future case”. Decide whether this explanation is supported. Point to the step or supplied fact that decides; explain your repair if needed.</w:t>
+      </w:r>
+    </w:p>
+    <w:p>
+      <w:r>
+        <w:t>Misconception repair: A plausible plan is not an approval or proof that its prerequisites hold.</w:t>
+      </w:r>
+    </w:p>
+    <w:p>
+      <w:r>
+        <w:t>Support: read the exact case aloud, enlarge the labelled picture, supply input cards and model only the first deciding step. Accept a spoken explanation or drawing; retain the reasoning goal.</w:t>
+      </w:r>
+    </w:p>
+    <w:p>
+      <w:r>
+        <w:t>Extension: Supply an approved card giving height 24 metres. Require a prediction and a reason before comparing. Expected result: The bot can retrieve it and answer 24 metres with attribution. Reason: The missing factual input is now available within the allowed collection.</w:t>
+      </w:r>
+    </w:p>
+    <w:p>
+      <w:r>
+        <w:t>Independent assessment: withhold the reserved answer until the learner has attempted the new case. Record support separately from correctness.</w:t>
+      </w:r>
+    </w:p>
+    <w:tbl>
+      <w:tblPr>
+        <w:tblStyle w:val="LightShading-Accent1"/>
+        <w:tblW w:type="auto" w:w="0"/>
+        <w:tblLook w:firstColumn="1" w:firstRow="1" w:lastColumn="0" w:lastRow="0" w:noHBand="0" w:noVBand="1" w:val="04A0"/>
+      </w:tblPr>
+      <w:tblGrid>
+        <w:gridCol w:w="2556"/>
+        <w:gridCol w:w="2556"/>
+        <w:gridCol w:w="2556"/>
+        <w:gridCol w:w="2556"/>
+      </w:tblGrid>
+      <w:tr>
+        <w:trPr>
+          <w:tblHeader/>
+        </w:trPr>
+        <w:tc>
+          <w:tcPr>
+            <w:tcW w:type="dxa" w:w="2556"/>
+          </w:tcPr>
+          <w:p>
+            <w:r>
+              <w:t>Criterion</w:t>
+            </w:r>
+          </w:p>
+        </w:tc>
+        <w:tc>
+          <w:tcPr>
+            <w:tcW w:type="dxa" w:w="2556"/>
+          </w:tcPr>
+          <w:p>
+            <w:r>
+              <w:t>Not yet</w:t>
+            </w:r>
+          </w:p>
+        </w:tc>
+        <w:tc>
+          <w:tcPr>
+            <w:tcW w:type="dxa" w:w="2556"/>
+          </w:tcPr>
+          <w:p>
+            <w:r>
+              <w:t>With support</w:t>
+            </w:r>
+          </w:p>
+        </w:tc>
+        <w:tc>
+          <w:tcPr>
+            <w:tcW w:type="dxa" w:w="2556"/>
+          </w:tcPr>
+          <w:p>
+            <w:r>
+              <w:t>Independent</w:t>
+            </w:r>
+          </w:p>
+        </w:tc>
+      </w:tr>
+      <w:tr>
+        <w:tc>
+          <w:tcPr>
+            <w:tcW w:type="dxa" w:w="2556"/>
+          </w:tcPr>
+          <w:p>
+            <w:r>
+              <w:t>Explanation</w:t>
+            </w:r>
+          </w:p>
+        </w:tc>
+        <w:tc>
+          <w:tcPr>
+            <w:tcW w:type="dxa" w:w="2556"/>
+          </w:tcPr>
+          <w:p>
+            <w:r>
+              <w:t>Names an answer without a deciding fact</w:t>
+            </w:r>
+          </w:p>
+        </w:tc>
+        <w:tc>
+          <w:tcPr>
+            <w:tcW w:type="dxa" w:w="2556"/>
+          </w:tcPr>
+          <w:p>
+            <w:r>
+              <w:t>Uses a hint to link fact and decision</w:t>
+            </w:r>
+          </w:p>
+        </w:tc>
+        <w:tc>
+          <w:tcPr>
+            <w:tcW w:type="dxa" w:w="2556"/>
+          </w:tcPr>
+          <w:p>
+            <w:r>
+              <w:t>Explains the deciding fact in own words</w:t>
+            </w:r>
+          </w:p>
+        </w:tc>
+      </w:tr>
+      <w:tr>
+        <w:tc>
+          <w:tcPr>
+            <w:tcW w:type="dxa" w:w="2556"/>
+          </w:tcPr>
+          <w:p>
+            <w:r>
+              <w:t>Trace or test</w:t>
+            </w:r>
+          </w:p>
+        </w:tc>
+        <w:tc>
+          <w:tcPr>
+            <w:tcW w:type="dxa" w:w="2556"/>
+          </w:tcPr>
+          <w:p>
+            <w:r>
+              <w:t>Cannot connect input and result</w:t>
+            </w:r>
+          </w:p>
+        </w:tc>
+        <w:tc>
+          <w:tcPr>
+            <w:tcW w:type="dxa" w:w="2556"/>
+          </w:tcPr>
+          <w:p>
+            <w:r>
+              <w:t>Completes steps with prompts</w:t>
+            </w:r>
+          </w:p>
+        </w:tc>
+        <w:tc>
+          <w:tcPr>
+            <w:tcW w:type="dxa" w:w="2556"/>
+          </w:tcPr>
+          <w:p>
+            <w:r>
+              <w:t>Traces or tests a changed case accurately</w:t>
+            </w:r>
+          </w:p>
+        </w:tc>
+      </w:tr>
+      <w:tr>
+        <w:tc>
+          <w:tcPr>
+            <w:tcW w:type="dxa" w:w="2556"/>
+          </w:tcPr>
+          <w:p>
+            <w:r>
+              <w:t>Limits and revision</w:t>
+            </w:r>
+          </w:p>
+        </w:tc>
+        <w:tc>
+          <w:tcPr>
+            <w:tcW w:type="dxa" w:w="2556"/>
+          </w:tcPr>
+          <w:p>
+            <w:r>
+              <w:t>Claims more than evidence supports</w:t>
+            </w:r>
+          </w:p>
+        </w:tc>
+        <w:tc>
+          <w:tcPr>
+            <w:tcW w:type="dxa" w:w="2556"/>
+          </w:tcPr>
+          <w:p>
+            <w:r>
+              <w:t>Names a limit after a prompt</w:t>
+            </w:r>
+          </w:p>
+        </w:tc>
+        <w:tc>
+          <w:tcPr>
+            <w:tcW w:type="dxa" w:w="2556"/>
+          </w:tcPr>
+          <w:p>
+            <w:r>
+              <w:t>States a defensible limit and useful next test</w:t>
+            </w:r>
+          </w:p>
+        </w:tc>
+      </w:tr>
+    </w:tbl>
+    <w:p>
+      <w:r>
+        <w:t>Project checkpoint: Test changed cases. Keep normal, boundary and failure cases; compare expected and observed results.</w:t>
+      </w:r>
+    </w:p>
+    <w:p>
+      <w:r>
+        <w:t>Use the weekly teacher answer for topic-specific reasoning. A saved progress tick is an activity record; judge mastery from the learner’s explanation and evidence.</w:t>
+      </w:r>
+    </w:p>
     <w:sectPr>
       <w:pgSz w:w="12240" w:h="15840"/>
       <w:pgMar w:top="936" w:right="1008" w:bottom="936" w:left="1008" w:header="720" w:footer="720" w:gutter="0"/>

--- a/downloads/teacher/ai-6-week-14.docx
+++ b/downloads/teacher/ai-6-week-14.docx
@@ -2328,6 +2328,39 @@
         <w:t>Use the weekly teacher answer for topic-specific reasoning. A saved progress tick is an activity record; judge mastery from the learner’s explanation and evidence.</w:t>
       </w:r>
     </w:p>
+    <w:p>
+      <w:pPr>
+        <w:pStyle w:val="Heading1"/>
+      </w:pPr>
+      <w:r>
+        <w:t>08. Use feedback, labs and repair paths</w:t>
+      </w:r>
+    </w:p>
+    <w:p>
+      <w:r>
+        <w:t>Use the two formative questions as supported practice, not as independent mastery scores. Discuss the deciding evidence rather than accepting a guessed selection.</w:t>
+      </w:r>
+    </w:p>
+    <w:p>
+      <w:r>
+        <w:t>The feedback comes from the reviewed public worked case. Do not reveal the separately reserved independent teacher answer until the learner has attempted that case.</w:t>
+      </w:r>
+    </w:p>
+    <w:p>
+      <w:r>
+        <w:t>Ask students to predict before running code. Preserve errors and actual outputs; collect a changed test and an explanation. The branch-boundary and indexing lessons deliberately include failure cases.</w:t>
+      </w:r>
+    </w:p>
+    <w:p>
+      <w:r>
+        <w:t>Use the earlier worked-explanation links to address a specific missing building block, then return to the current question. Adapt this suggestion after observing the learner; it is not an automatic diagnosis.</w:t>
+      </w:r>
+    </w:p>
+    <w:p>
+      <w:r>
+        <w:t>Collect the completed-work portfolio as evidence. Record support separately from correctness, and assess explanation, trace/test and limitations. Progress ticks and quiz selections alone do not establish mastery.</w:t>
+      </w:r>
+    </w:p>
     <w:sectPr>
       <w:pgSz w:w="12240" w:h="15840"/>
       <w:pgMar w:top="936" w:right="1008" w:bottom="936" w:left="1008" w:header="720" w:footer="720" w:gutter="0"/>

--- a/downloads/teacher/ai-6-week-14.docx
+++ b/downloads/teacher/ai-6-week-14.docx
@@ -29,16 +29,57 @@
       </w:r>
     </w:p>
     <w:p>
-      <w:pPr>
-        <w:pStyle w:val="Heading3"/>
-      </w:pPr>
-      <w:r>
-        <w:t>Teach the learning cycle</w:t>
+      <w:r>
+        <w:t>Prepare Planning and action selection: check the target, prerequisites, resources and adaptable teaching schedule.</w:t>
       </w:r>
     </w:p>
     <w:p>
-      <w:r>
-        <w:t>Primary target: Explain the mechanism and terminology of planning and action selection</w:t>
+      <w:pPr>
+        <w:pStyle w:val="Heading3"/>
+      </w:pPr>
+      <w:r>
+        <w:t>Teach the learning cycle</w:t>
+      </w:r>
+    </w:p>
+    <w:p>
+      <w:pPr>
+        <w:spacing w:line="336" w:lineRule="auto" w:after="180"/>
+      </w:pPr>
+      <w:r>
+        <w:rPr>
+          <w:b w:val="0"/>
+        </w:rPr>
+        <w:t xml:space="preserve">Primary target: Explain the </w:t>
+      </w:r>
+      <w:r>
+        <w:rPr>
+          <w:b/>
+        </w:rPr>
+        <w:t>mechanism</w:t>
+      </w:r>
+      <w:r>
+        <w:rPr>
+          <w:b w:val="0"/>
+        </w:rPr>
+        <w:t xml:space="preserve"> and terminology of </w:t>
+      </w:r>
+      <w:r>
+        <w:rPr>
+          <w:b/>
+        </w:rPr>
+        <w:t>plan</w:t>
+      </w:r>
+      <w:r>
+        <w:rPr>
+          <w:b w:val="0"/>
+        </w:rPr>
+        <w:t xml:space="preserve">ning and </w:t>
+      </w:r>
+      <w:r>
+        <w:rPr>
+          <w:b/>
+        </w:rPr>
+        <w:t>action selection</w:t>
       </w:r>
     </w:p>
     <w:tbl>
@@ -185,16 +226,37 @@
       </w:tr>
     </w:tbl>
     <w:p>
-      <w:r>
-        <w:t>This is a starting allocation of 135 minutes, not a validated duration. Preserve all named topics. Schedule extra time for connected examples, the full investigation, independent cases and project building. Repeated copies of a case share one recorded attempt; they are not new evidence.</w:t>
+      <w:pPr>
+        <w:spacing w:line="336" w:lineRule="auto" w:after="180"/>
+      </w:pPr>
+      <w:r>
+        <w:rPr>
+          <w:b w:val="0"/>
+        </w:rPr>
+        <w:t>This is a starting allocation of 135 minutes, not a validated duration. Preserve all named topics. Schedule extra time for connected examples, the full investigation, independent cases and project building.</w:t>
       </w:r>
     </w:p>
     <w:p>
       <w:pPr>
-        <w:pStyle w:val="Heading3"/>
-      </w:pPr>
-      <w:r>
-        <w:t>Retrieval answer guidance</w:t>
+        <w:spacing w:line="336" w:lineRule="auto" w:after="180"/>
+      </w:pPr>
+      <w:r>
+        <w:rPr>
+          <w:b w:val="0"/>
+        </w:rPr>
+        <w:t xml:space="preserve">Repeated copies of a case share one recorded attempt; they are not new </w:t>
+      </w:r>
+      <w:r>
+        <w:rPr>
+          <w:b/>
+        </w:rPr>
+        <w:t>evidence</w:t>
+      </w:r>
+      <w:r>
+        <w:rPr>
+          <w:b w:val="0"/>
+        </w:rPr>
+        <w:t>.</w:t>
       </w:r>
     </w:p>
     <w:p>
@@ -202,119 +264,374 @@
         <w:pStyle w:val="Heading3"/>
       </w:pPr>
       <w:r>
-        <w:t>State machines for bounded agents</w:t>
+        <w:t>Retrieval answer guidance</w:t>
       </w:r>
     </w:p>
     <w:p>
-      <w:r>
-        <w:t>Without opening the old lesson, explain one key idea from State machines for bounded agents. Give an example and a mistake that the idea helps you avoid.</w:t>
+      <w:pPr>
+        <w:pStyle w:val="Heading3"/>
+      </w:pPr>
+      <w:r>
+        <w:t>State machines for bounded agents</w:t>
       </w:r>
     </w:p>
     <w:p>
-      <w:r>
-        <w:t>Look for: Explain the mechanism and terminology of state machines for bounded agents</w:t>
+      <w:pPr>
+        <w:spacing w:line="336" w:lineRule="auto" w:after="180"/>
+      </w:pPr>
+      <w:r>
+        <w:rPr>
+          <w:b w:val="0"/>
+        </w:rPr>
+        <w:t>Without opening the old lesson, explain one key idea from State machines for bounded agents. Give an example and a mistake that the idea helps you avoid.</w:t>
       </w:r>
     </w:p>
     <w:p>
-      <w:r>
-        <w:t>Reference example, not the only acceptable wording: Teacher explanation: A bounded agent uses explicit states and finite action limits. A state machine makes invalid transitions visible. States are ready, looking_up, review, done. ready may start lookup; lookup may finish done or request review; review may finish done after authorised evidence. done is terminal. Maximum two lookup attempts.</w:t>
+      <w:pPr>
+        <w:spacing w:line="336" w:lineRule="auto" w:after="180"/>
+      </w:pPr>
+      <w:r>
+        <w:rPr>
+          <w:b w:val="0"/>
+        </w:rPr>
+        <w:t xml:space="preserve">Look for: Explain the </w:t>
+      </w:r>
+      <w:r>
+        <w:rPr>
+          <w:b/>
+        </w:rPr>
+        <w:t>mechanism</w:t>
+      </w:r>
+      <w:r>
+        <w:rPr>
+          <w:b w:val="0"/>
+        </w:rPr>
+        <w:t xml:space="preserve"> and terminology of state machines for bounded agents</w:t>
       </w:r>
     </w:p>
     <w:p>
       <w:pPr>
-        <w:pStyle w:val="Heading3"/>
-      </w:pPr>
-      <w:r>
-        <w:t>Failure budgets and service objectives</w:t>
+        <w:spacing w:line="336" w:lineRule="auto" w:after="180"/>
+      </w:pPr>
+      <w:r>
+        <w:rPr>
+          <w:b w:val="0"/>
+        </w:rPr>
+        <w:t>Reference example, not the only acceptable wording: Teacher ex</w:t>
+      </w:r>
+      <w:r>
+        <w:rPr>
+          <w:b/>
+        </w:rPr>
+        <w:t>plan</w:t>
+      </w:r>
+      <w:r>
+        <w:rPr>
+          <w:b w:val="0"/>
+        </w:rPr>
+        <w:t>ation: A bounded agent uses explicit states and finite action limits. A state machine makes invalid transitions visible.</w:t>
       </w:r>
     </w:p>
     <w:p>
-      <w:r>
-        <w:t>Without opening the old lesson, explain one key idea from Failure budgets and service objectives. Give an example and a mistake that the idea helps you avoid.</w:t>
+      <w:pPr>
+        <w:spacing w:line="336" w:lineRule="auto" w:after="180"/>
+      </w:pPr>
+      <w:r>
+        <w:rPr>
+          <w:b w:val="0"/>
+        </w:rPr>
+        <w:t xml:space="preserve">States are ready, looking_up, review, done. ready may start lookup; lookup may finish done or request review; review may finish done after authorised </w:t>
+      </w:r>
+      <w:r>
+        <w:rPr>
+          <w:b/>
+        </w:rPr>
+        <w:t>evidence</w:t>
+      </w:r>
+      <w:r>
+        <w:rPr>
+          <w:b w:val="0"/>
+        </w:rPr>
+        <w:t>. done is terminal. Maximum two lookup attempts.</w:t>
       </w:r>
     </w:p>
     <w:p>
-      <w:r>
-        <w:t>Look for: Explain the mechanism and terminology of failure budgets and service objectives</w:t>
+      <w:pPr>
+        <w:pStyle w:val="Heading3"/>
+      </w:pPr>
+      <w:r>
+        <w:t>Failure budgets and service objectives</w:t>
       </w:r>
     </w:p>
     <w:p>
-      <w:r>
-        <w:t>Reference example, not the only acceptable wording: Teacher explanation: Service objectives define measured reliability over a stated interval. A failure budget is meaningful only after success and eligible requests are defined. For a fictional objective at least 98% of 200 eligible requests must pass all contract checks. Allowed failures are 2%*200=4. Count every eligible failure once; report excluded requests separately.</w:t>
+      <w:pPr>
+        <w:spacing w:line="336" w:lineRule="auto" w:after="180"/>
+      </w:pPr>
+      <w:r>
+        <w:rPr>
+          <w:b w:val="0"/>
+        </w:rPr>
+        <w:t>Without opening the old lesson, explain one key idea from Failure budgets and service objectives. Give an example and a mistake that the idea helps you avoid.</w:t>
       </w:r>
     </w:p>
     <w:p>
       <w:pPr>
-        <w:pStyle w:val="Heading3"/>
-      </w:pPr>
-      <w:r>
-        <w:t>Testing model-dependent behaviour</w:t>
+        <w:spacing w:line="336" w:lineRule="auto" w:after="180"/>
+      </w:pPr>
+      <w:r>
+        <w:rPr>
+          <w:b w:val="0"/>
+        </w:rPr>
+        <w:t xml:space="preserve">Look for: Explain the </w:t>
+      </w:r>
+      <w:r>
+        <w:rPr>
+          <w:b/>
+        </w:rPr>
+        <w:t>mechanism</w:t>
+      </w:r>
+      <w:r>
+        <w:rPr>
+          <w:b w:val="0"/>
+        </w:rPr>
+        <w:t xml:space="preserve"> and terminology of failure budgets and service objectives</w:t>
       </w:r>
     </w:p>
     <w:p>
-      <w:r>
-        <w:t>Without opening the old lesson, explain one key idea from Testing model-dependent behaviour. Give an example and a mistake that the idea helps you avoid.</w:t>
+      <w:pPr>
+        <w:spacing w:line="336" w:lineRule="auto" w:after="180"/>
+      </w:pPr>
+      <w:r>
+        <w:rPr>
+          <w:b w:val="0"/>
+        </w:rPr>
+        <w:t>Reference example, not the only acceptable wording: Teacher ex</w:t>
+      </w:r>
+      <w:r>
+        <w:rPr>
+          <w:b/>
+        </w:rPr>
+        <w:t>plan</w:t>
+      </w:r>
+      <w:r>
+        <w:rPr>
+          <w:b w:val="0"/>
+        </w:rPr>
+        <w:t>ation: Service objectives define measured reliability over a stated interval.</w:t>
       </w:r>
     </w:p>
     <w:p>
-      <w:r>
-        <w:t>Look for: Explain the mechanism and terminology of testing model-dependent behaviour</w:t>
+      <w:pPr>
+        <w:spacing w:line="336" w:lineRule="auto" w:after="180"/>
+      </w:pPr>
+      <w:r>
+        <w:rPr>
+          <w:b w:val="0"/>
+        </w:rPr>
+        <w:t>A failure budget is meaningful only after success and eligible requests are defined. For a fictional objective at least 98% of 200 eligible requests must pass all contract checks. Allowed failures are 2%*200=4.</w:t>
       </w:r>
     </w:p>
     <w:p>
-      <w:r>
-        <w:t>Reference example, not the only acceptable wording: Teacher explanation: Model-dependent behaviour may vary between runs. Evaluate defined semantic criteria and report repeated outcomes rather than requiring one exact sentence. Use fixed evidence and rubric per case. Require supported room/capacity, valid schema and no actions. Repeats estimate observed variation for this case; they are not additional independent users.</w:t>
+      <w:pPr>
+        <w:spacing w:line="336" w:lineRule="auto" w:after="180"/>
+      </w:pPr>
+      <w:r>
+        <w:rPr>
+          <w:b w:val="0"/>
+        </w:rPr>
+        <w:t>Count every eligible failure once; report excluded requests separately.</w:t>
       </w:r>
     </w:p>
     <w:p>
-      <w:r>
-        <w:t>Two 45-minute sessions. Planning proposes steps; execution must still validate permissions and prerequisites for each step. Replanning cannot invent authority. Use the supplied constructed scenarios to make the mechanism inspectable. Collect W4 before sharing solutions. Students should name intermediate evidence and limitations; classroom pacing and learning effectiveness remain unvalidated.</w:t>
+      <w:pPr>
+        <w:pStyle w:val="Heading3"/>
+      </w:pPr>
+      <w:r>
+        <w:t>Testing model-dependent behaviour</w:t>
       </w:r>
     </w:p>
     <w:p>
       <w:pPr>
-        <w:pStyle w:val="Heading3"/>
-      </w:pPr>
-      <w:r>
-        <w:t>Outcomes</w:t>
+        <w:spacing w:line="336" w:lineRule="auto" w:after="180"/>
+      </w:pPr>
+      <w:r>
+        <w:rPr>
+          <w:b w:val="0"/>
+        </w:rPr>
+        <w:t>Without opening the old lesson, explain one key idea from Testing model-dependent behaviour. Give an example and a mistake that the idea helps you avoid.</w:t>
       </w:r>
     </w:p>
     <w:p>
-      <w:r>
-        <w:t>Explain the mechanism and terminology of planning and action selection</w:t>
+      <w:pPr>
+        <w:spacing w:line="336" w:lineRule="auto" w:after="180"/>
+      </w:pPr>
+      <w:r>
+        <w:rPr>
+          <w:b w:val="0"/>
+        </w:rPr>
+        <w:t xml:space="preserve">Look for: Explain the </w:t>
+      </w:r>
+      <w:r>
+        <w:rPr>
+          <w:b/>
+        </w:rPr>
+        <w:t>mechanism</w:t>
+      </w:r>
+      <w:r>
+        <w:rPr>
+          <w:b w:val="0"/>
+        </w:rPr>
+        <w:t xml:space="preserve"> and terminology of testing model-dependent behaviour</w:t>
       </w:r>
     </w:p>
     <w:p>
-      <w:r>
-        <w:t>Apply the stated procedure to a new case with a traceable result</w:t>
+      <w:pPr>
+        <w:spacing w:line="336" w:lineRule="auto" w:after="180"/>
+      </w:pPr>
+      <w:r>
+        <w:rPr>
+          <w:b w:val="0"/>
+        </w:rPr>
+        <w:t>Reference example, not the only acceptable wording: Teacher ex</w:t>
+      </w:r>
+      <w:r>
+        <w:rPr>
+          <w:b/>
+        </w:rPr>
+        <w:t>plan</w:t>
+      </w:r>
+      <w:r>
+        <w:rPr>
+          <w:b w:val="0"/>
+        </w:rPr>
+        <w:t>ation: Model-dependent behaviour may vary between runs.</w:t>
       </w:r>
     </w:p>
     <w:p>
-      <w:r>
-        <w:t>Identify an assumption or limitation and design a revealing follow-up</w:t>
+      <w:pPr>
+        <w:spacing w:line="336" w:lineRule="auto" w:after="180"/>
+      </w:pPr>
+      <w:r>
+        <w:rPr>
+          <w:b w:val="0"/>
+        </w:rPr>
+        <w:t xml:space="preserve">Evaluate defined semantic criteria and report repeated outcomes rather than requiring one exact sentence. Use fixed </w:t>
+      </w:r>
+      <w:r>
+        <w:rPr>
+          <w:b/>
+        </w:rPr>
+        <w:t>evidence</w:t>
+      </w:r>
+      <w:r>
+        <w:rPr>
+          <w:b w:val="0"/>
+        </w:rPr>
+        <w:t xml:space="preserve"> and rubric per case. Require supported room/capacity, valid schema and no actions.</w:t>
       </w:r>
     </w:p>
     <w:p>
       <w:pPr>
-        <w:pStyle w:val="Heading3"/>
-      </w:pPr>
-      <w:r>
-        <w:t>Preparation</w:t>
+        <w:spacing w:line="336" w:lineRule="auto" w:after="180"/>
+      </w:pPr>
+      <w:r>
+        <w:rPr>
+          <w:b w:val="0"/>
+        </w:rPr>
+        <w:t>Repeats estimate observed variation for this case; they are not additional independent users.</w:t>
       </w:r>
     </w:p>
     <w:p>
-      <w:r>
-        <w:t>Lesson and workbook; paper and pencil</w:t>
+      <w:pPr>
+        <w:spacing w:line="336" w:lineRule="auto" w:after="180"/>
+      </w:pPr>
+      <w:r>
+        <w:rPr>
+          <w:b w:val="0"/>
+        </w:rPr>
+        <w:t xml:space="preserve">Two 45-minute sessions. </w:t>
+      </w:r>
+      <w:r>
+        <w:rPr>
+          <w:b/>
+        </w:rPr>
+        <w:t>Plan</w:t>
+      </w:r>
+      <w:r>
+        <w:rPr>
+          <w:b w:val="0"/>
+        </w:rPr>
+        <w:t xml:space="preserve">ning proposes steps; execution must still validate permissions and </w:t>
+      </w:r>
+      <w:r>
+        <w:rPr>
+          <w:b/>
+        </w:rPr>
+        <w:t>prerequisite</w:t>
+      </w:r>
+      <w:r>
+        <w:rPr>
+          <w:b w:val="0"/>
+        </w:rPr>
+        <w:t>s for each step. Re</w:t>
+      </w:r>
+      <w:r>
+        <w:rPr>
+          <w:b/>
+        </w:rPr>
+        <w:t>plan</w:t>
+      </w:r>
+      <w:r>
+        <w:rPr>
+          <w:b w:val="0"/>
+        </w:rPr>
+        <w:t>ning cannot invent authority.</w:t>
       </w:r>
     </w:p>
     <w:p>
-      <w:r>
-        <w:t>Calculator and optional local Python 3 for arithmetic; no live API or private data</w:t>
+      <w:pPr>
+        <w:spacing w:line="336" w:lineRule="auto" w:after="180"/>
+      </w:pPr>
+      <w:r>
+        <w:rPr>
+          <w:b w:val="0"/>
+        </w:rPr>
+        <w:t xml:space="preserve">Use the supplied constructed scenarios to make the </w:t>
+      </w:r>
+      <w:r>
+        <w:rPr>
+          <w:b/>
+        </w:rPr>
+        <w:t>mechanism</w:t>
+      </w:r>
+      <w:r>
+        <w:rPr>
+          <w:b w:val="0"/>
+        </w:rPr>
+        <w:t xml:space="preserve"> inspectable. Collect W4 before sharing solutions.</w:t>
       </w:r>
     </w:p>
     <w:p>
-      <w:r>
-        <w:t>Prepare the fresh retry separately and withhold its solution until after collection</w:t>
+      <w:pPr>
+        <w:spacing w:line="336" w:lineRule="auto" w:after="180"/>
+      </w:pPr>
+      <w:r>
+        <w:rPr>
+          <w:b w:val="0"/>
+        </w:rPr>
+        <w:t xml:space="preserve">Students should name intermediate </w:t>
+      </w:r>
+      <w:r>
+        <w:rPr>
+          <w:b/>
+        </w:rPr>
+        <w:t>evidence</w:t>
+      </w:r>
+      <w:r>
+        <w:rPr>
+          <w:b w:val="0"/>
+        </w:rPr>
+        <w:t xml:space="preserve"> and limitations; classroom pacing and learning effectiveness remain unvalidated.</w:t>
       </w:r>
     </w:p>
     <w:p>
@@ -322,58 +639,404 @@
         <w:pStyle w:val="Heading3"/>
       </w:pPr>
       <w:r>
-        <w:t>Prerequisite answer</w:t>
+        <w:t>Outcomes</w:t>
       </w:r>
     </w:p>
     <w:p>
-      <w:r>
-        <w:t>A result depends on the inputs, procedure and conditions that produced it. Preserve data roles and distinguish observed outcomes from predictions or unmeasured conditions. If the prior concept cannot be explained, use a short retrieval activity before this chapter.</w:t>
+      <w:pPr>
+        <w:spacing w:line="336" w:lineRule="auto" w:after="180"/>
+      </w:pPr>
+      <w:r>
+        <w:rPr>
+          <w:b w:val="0"/>
+        </w:rPr>
+        <w:t xml:space="preserve">Explain the </w:t>
+      </w:r>
+      <w:r>
+        <w:rPr>
+          <w:b/>
+        </w:rPr>
+        <w:t>mechanism</w:t>
+      </w:r>
+      <w:r>
+        <w:rPr>
+          <w:b w:val="0"/>
+        </w:rPr>
+        <w:t xml:space="preserve"> and terminology of </w:t>
+      </w:r>
+      <w:r>
+        <w:rPr>
+          <w:b/>
+        </w:rPr>
+        <w:t>plan</w:t>
+      </w:r>
+      <w:r>
+        <w:rPr>
+          <w:b w:val="0"/>
+        </w:rPr>
+        <w:t xml:space="preserve">ning and </w:t>
+      </w:r>
+      <w:r>
+        <w:rPr>
+          <w:b/>
+        </w:rPr>
+        <w:t>action selection</w:t>
       </w:r>
     </w:p>
     <w:p>
       <w:pPr>
-        <w:pStyle w:val="Heading3"/>
-      </w:pPr>
-      <w:r>
-        <w:t>End goal for the pictorial case</w:t>
+        <w:spacing w:line="336" w:lineRule="auto" w:after="180"/>
+      </w:pPr>
+      <w:r>
+        <w:rPr>
+          <w:b w:val="0"/>
+        </w:rPr>
+        <w:t>Apply the stated procedure to a new case with a traceable result</w:t>
       </w:r>
     </w:p>
     <w:p>
-      <w:r>
-        <w:t>Explain planning and action selection using the deciding step in this fictional service.</w:t>
+      <w:pPr>
+        <w:spacing w:line="336" w:lineRule="auto" w:after="180"/>
+      </w:pPr>
+      <w:r>
+        <w:rPr>
+          <w:b w:val="0"/>
+        </w:rPr>
+        <w:t>Identify an assumption or limitation and design a revealing follow-up</w:t>
       </w:r>
     </w:p>
     <w:p>
-      <w:r>
-        <w:t>This added worked case illustrates the week’s main idea. Retain all original and connected topics; schedule its practice within the teaching cycle.</w:t>
+      <w:pPr>
+        <w:pStyle w:val="Heading3"/>
+      </w:pPr>
+      <w:r>
+        <w:t>Preparation</w:t>
       </w:r>
     </w:p>
     <w:p>
       <w:pPr>
-        <w:pStyle w:val="Heading1"/>
-      </w:pPr>
-      <w:r>
-        <w:t>02. Explain and model the mechanism</w:t>
+        <w:spacing w:line="336" w:lineRule="auto" w:after="180"/>
+      </w:pPr>
+      <w:r>
+        <w:rPr>
+          <w:b w:val="0"/>
+        </w:rPr>
+        <w:t>Lesson and workbook; paper and pencil</w:t>
       </w:r>
     </w:p>
     <w:p>
-      <w:r>
-        <w:t>Planning proposes steps; execution must still validate permissions and prerequisites for each step. Replanning cannot invent authority.</w:t>
+      <w:pPr>
+        <w:spacing w:line="336" w:lineRule="auto" w:after="180"/>
+      </w:pPr>
+      <w:r>
+        <w:rPr>
+          <w:b w:val="0"/>
+        </w:rPr>
+        <w:t>Calculator and optional local Python 3 for arithmetic; no live API or private data</w:t>
       </w:r>
     </w:p>
     <w:p>
-      <w:r>
-        <w:t>Begin by writing the question the procedure is intended to answer. Identify the information already supplied, the information it will produce and the information still missing. These are constructed classroom examples; they do not require live accounts, private records or an external service. Do not treat a plausible explanation as a measured outcome.</w:t>
+      <w:pPr>
+        <w:spacing w:line="336" w:lineRule="auto" w:after="180"/>
+      </w:pPr>
+      <w:r>
+        <w:rPr>
+          <w:b w:val="0"/>
+        </w:rPr>
+        <w:t>Prepare the fresh retry separately and withhold its solution until after collection</w:t>
       </w:r>
     </w:p>
     <w:p>
-      <w:r>
-        <w:t>For read-only reporting, allowed plan is validate -&gt; retrieve -&gt; verify -&gt; answer. If retrieval lacks evidence, route to review. Reject write or send steps before they run.</w:t>
+      <w:pPr>
+        <w:pStyle w:val="Heading3"/>
+      </w:pPr>
+      <w:r>
+        <w:t>Prerequisite answer</w:t>
       </w:r>
     </w:p>
     <w:p>
-      <w:r>
-        <w:t>Before applying the procedure, write its units, denominator or decision boundary where relevant. A partner should be able to repeat each step using the same inputs. If a required input is absent or violates the stated contract, record that condition explicitly instead of quietly replacing it with a convenient value.</w:t>
+      <w:pPr>
+        <w:spacing w:line="336" w:lineRule="auto" w:after="180"/>
+      </w:pPr>
+      <w:r>
+        <w:rPr>
+          <w:b w:val="0"/>
+        </w:rPr>
+        <w:t xml:space="preserve">A result depends on the </w:t>
+      </w:r>
+      <w:r>
+        <w:rPr>
+          <w:b/>
+        </w:rPr>
+        <w:t>input</w:t>
+      </w:r>
+      <w:r>
+        <w:rPr>
+          <w:b w:val="0"/>
+        </w:rPr>
+        <w:t xml:space="preserve">s, procedure and conditions that produced it. Preserve data roles and distinguish observed outcomes from </w:t>
+      </w:r>
+      <w:r>
+        <w:rPr>
+          <w:b/>
+        </w:rPr>
+        <w:t>prediction</w:t>
+      </w:r>
+      <w:r>
+        <w:rPr>
+          <w:b w:val="0"/>
+        </w:rPr>
+        <w:t>s or unmeasured conditions.</w:t>
+      </w:r>
+    </w:p>
+    <w:p>
+      <w:pPr>
+        <w:spacing w:line="336" w:lineRule="auto" w:after="180"/>
+      </w:pPr>
+      <w:r>
+        <w:rPr>
+          <w:b w:val="0"/>
+        </w:rPr>
+        <w:t>If the prior concept cannot be explained, use a short retrieval activity before this chapter.</w:t>
+      </w:r>
+    </w:p>
+    <w:p>
+      <w:pPr>
+        <w:pStyle w:val="Heading3"/>
+      </w:pPr>
+      <w:r>
+        <w:t>End goal for the pictorial case</w:t>
+      </w:r>
+    </w:p>
+    <w:p>
+      <w:pPr>
+        <w:spacing w:line="336" w:lineRule="auto" w:after="180"/>
+      </w:pPr>
+      <w:r>
+        <w:rPr>
+          <w:b w:val="0"/>
+        </w:rPr>
+        <w:t xml:space="preserve">Explain </w:t>
+      </w:r>
+      <w:r>
+        <w:rPr>
+          <w:b/>
+        </w:rPr>
+        <w:t>plan</w:t>
+      </w:r>
+      <w:r>
+        <w:rPr>
+          <w:b w:val="0"/>
+        </w:rPr>
+        <w:t xml:space="preserve">ning and </w:t>
+      </w:r>
+      <w:r>
+        <w:rPr>
+          <w:b/>
+        </w:rPr>
+        <w:t>action selection</w:t>
+      </w:r>
+      <w:r>
+        <w:rPr>
+          <w:b w:val="0"/>
+        </w:rPr>
+        <w:t xml:space="preserve"> using the deciding step in this fictional service.</w:t>
+      </w:r>
+    </w:p>
+    <w:p>
+      <w:pPr>
+        <w:spacing w:line="336" w:lineRule="auto" w:after="180"/>
+      </w:pPr>
+      <w:r>
+        <w:rPr>
+          <w:b w:val="0"/>
+        </w:rPr>
+        <w:t>This added worked case illustrates the week’s main idea. Retain all original and connected topics; schedule its practice within the teaching cycle.</w:t>
+      </w:r>
+    </w:p>
+    <w:p>
+      <w:pPr>
+        <w:pStyle w:val="Heading1"/>
+      </w:pPr>
+      <w:r>
+        <w:t>02. Explain and model the mechanism</w:t>
+      </w:r>
+    </w:p>
+    <w:p>
+      <w:r>
+        <w:t>Model Planning and action selection using the supplied case, labelled mechanism and reasoning. Make the scope of each conclusion explicit.</w:t>
+      </w:r>
+    </w:p>
+    <w:p>
+      <w:pPr>
+        <w:spacing w:line="336" w:lineRule="auto" w:after="180"/>
+      </w:pPr>
+      <w:r>
+        <w:rPr>
+          <w:b/>
+        </w:rPr>
+        <w:t>Plan</w:t>
+      </w:r>
+      <w:r>
+        <w:rPr>
+          <w:b w:val="0"/>
+        </w:rPr>
+        <w:t xml:space="preserve">ning proposes steps; execution must still validate permissions and </w:t>
+      </w:r>
+      <w:r>
+        <w:rPr>
+          <w:b/>
+        </w:rPr>
+        <w:t>prerequisite</w:t>
+      </w:r>
+      <w:r>
+        <w:rPr>
+          <w:b w:val="0"/>
+        </w:rPr>
+        <w:t>s for each step. Re</w:t>
+      </w:r>
+      <w:r>
+        <w:rPr>
+          <w:b/>
+        </w:rPr>
+        <w:t>plan</w:t>
+      </w:r>
+      <w:r>
+        <w:rPr>
+          <w:b w:val="0"/>
+        </w:rPr>
+        <w:t>ning cannot invent authority.</w:t>
+      </w:r>
+    </w:p>
+    <w:p>
+      <w:pPr>
+        <w:pStyle w:val="Heading3"/>
+      </w:pPr>
+      <w:r>
+        <w:t>Explain Planning and action selection · 1</w:t>
+      </w:r>
+    </w:p>
+    <w:p>
+      <w:pPr>
+        <w:spacing w:line="336" w:lineRule="auto" w:after="180"/>
+      </w:pPr>
+      <w:r>
+        <w:rPr>
+          <w:b w:val="0"/>
+        </w:rPr>
+        <w:t>Begin by writing the question the procedure is intended to answer. Identify the information already supplied, the information it will produce and the information still missing.</w:t>
+      </w:r>
+    </w:p>
+    <w:p>
+      <w:pPr>
+        <w:spacing w:line="336" w:lineRule="auto" w:after="180"/>
+      </w:pPr>
+      <w:r>
+        <w:rPr>
+          <w:b w:val="0"/>
+        </w:rPr>
+        <w:t>These are constructed classroom examples; they do not require live accounts, private records or an external service. Do not treat a plausible ex</w:t>
+      </w:r>
+      <w:r>
+        <w:rPr>
+          <w:b/>
+        </w:rPr>
+        <w:t>plan</w:t>
+      </w:r>
+      <w:r>
+        <w:rPr>
+          <w:b w:val="0"/>
+        </w:rPr>
+        <w:t>ation as a measured outcome.</w:t>
+      </w:r>
+    </w:p>
+    <w:p>
+      <w:pPr>
+        <w:spacing w:line="336" w:lineRule="auto" w:after="180"/>
+      </w:pPr>
+      <w:r>
+        <w:rPr>
+          <w:b w:val="0"/>
+        </w:rPr>
+        <w:t xml:space="preserve">For read-only reporting, allowed </w:t>
+      </w:r>
+      <w:r>
+        <w:rPr>
+          <w:b/>
+        </w:rPr>
+        <w:t>plan</w:t>
+      </w:r>
+      <w:r>
+        <w:rPr>
+          <w:b w:val="0"/>
+        </w:rPr>
+        <w:t xml:space="preserve"> is validate -&gt; retrieve -&gt; verify -&gt; answer. If retrieval lacks </w:t>
+      </w:r>
+      <w:r>
+        <w:rPr>
+          <w:b/>
+        </w:rPr>
+        <w:t>evidence</w:t>
+      </w:r>
+      <w:r>
+        <w:rPr>
+          <w:b w:val="0"/>
+        </w:rPr>
+        <w:t>, route to review. Reject write or send steps before they run.</w:t>
+      </w:r>
+    </w:p>
+    <w:p>
+      <w:pPr>
+        <w:pStyle w:val="Heading3"/>
+      </w:pPr>
+      <w:r>
+        <w:t>Explain Planning and action selection · 2</w:t>
+      </w:r>
+    </w:p>
+    <w:p>
+      <w:pPr>
+        <w:spacing w:line="336" w:lineRule="auto" w:after="180"/>
+      </w:pPr>
+      <w:r>
+        <w:rPr>
+          <w:b w:val="0"/>
+        </w:rPr>
+        <w:t xml:space="preserve">Before applying the procedure, write its units, denominator or decision boundary where relevant. A partner should be able to repeat each step using the same </w:t>
+      </w:r>
+      <w:r>
+        <w:rPr>
+          <w:b/>
+        </w:rPr>
+        <w:t>input</w:t>
+      </w:r>
+      <w:r>
+        <w:rPr>
+          <w:b w:val="0"/>
+        </w:rPr>
+        <w:t>s.</w:t>
+      </w:r>
+    </w:p>
+    <w:p>
+      <w:pPr>
+        <w:spacing w:line="336" w:lineRule="auto" w:after="180"/>
+      </w:pPr>
+      <w:r>
+        <w:rPr>
+          <w:b w:val="0"/>
+        </w:rPr>
+        <w:t xml:space="preserve">If a required </w:t>
+      </w:r>
+      <w:r>
+        <w:rPr>
+          <w:b/>
+        </w:rPr>
+        <w:t>input</w:t>
+      </w:r>
+      <w:r>
+        <w:rPr>
+          <w:b w:val="0"/>
+        </w:rPr>
+        <w:t xml:space="preserve"> is absent or violates the stated contract, record that condition explicitly instead of quietly replacing it with a convenient value.</w:t>
       </w:r>
     </w:p>
     <w:tbl>
@@ -571,36 +1234,247 @@
       </w:r>
     </w:p>
     <w:p>
-      <w:r>
-        <w:t>Guided: Booking is outside the task boundary. Execute only permitted reporting steps, with a fallback if evidence is insufficient. Qualification: A plausible plan is not an approval or proof that its prerequisites hold. Exit: accept a concrete variation with its predicted outcome and a stated condition that would challenge the mechanism; reject a claim resting on unmeasured evidence.</w:t>
+      <w:pPr>
+        <w:pStyle w:val="Heading3"/>
+      </w:pPr>
+      <w:r>
+        <w:t>Explain Planning and action selection · 3</w:t>
       </w:r>
     </w:p>
     <w:p>
       <w:pPr>
-        <w:pStyle w:val="Heading3"/>
-      </w:pPr>
-      <w:r>
-        <w:t>Model the reasoning aloud</w:t>
+        <w:spacing w:line="336" w:lineRule="auto" w:after="180"/>
+      </w:pPr>
+      <w:r>
+        <w:rPr>
+          <w:b w:val="0"/>
+        </w:rPr>
+        <w:t xml:space="preserve">Guided: Booking is outside the task boundary. Execute only permitted reporting steps, with a fallback if </w:t>
+      </w:r>
+      <w:r>
+        <w:rPr>
+          <w:b/>
+        </w:rPr>
+        <w:t>evidence</w:t>
+      </w:r>
+      <w:r>
+        <w:rPr>
+          <w:b w:val="0"/>
+        </w:rPr>
+        <w:t xml:space="preserve"> is insufficient. Qualification: A plausible </w:t>
+      </w:r>
+      <w:r>
+        <w:rPr>
+          <w:b/>
+        </w:rPr>
+        <w:t>plan</w:t>
+      </w:r>
+      <w:r>
+        <w:rPr>
+          <w:b w:val="0"/>
+        </w:rPr>
+        <w:t xml:space="preserve"> is not an approval or proof that its </w:t>
+      </w:r>
+      <w:r>
+        <w:rPr>
+          <w:b/>
+        </w:rPr>
+        <w:t>prerequisite</w:t>
+      </w:r>
+      <w:r>
+        <w:rPr>
+          <w:b w:val="0"/>
+        </w:rPr>
+        <w:t>s hold.</w:t>
       </w:r>
     </w:p>
     <w:p>
-      <w:r>
-        <w:t>Use the complete worked example below before asking learners to complete W2. Reveal a small part, invite a prediction, then explain the deciding step. These teacher notes contain solutions; do not reveal the independent case answer during modelling.</w:t>
+      <w:pPr>
+        <w:spacing w:line="336" w:lineRule="auto" w:after="180"/>
+      </w:pPr>
+      <w:r>
+        <w:rPr>
+          <w:b w:val="0"/>
+        </w:rPr>
+        <w:t xml:space="preserve">Exit: accept a concrete variation with its predicted outcome and a stated condition that would challenge the </w:t>
+      </w:r>
+      <w:r>
+        <w:rPr>
+          <w:b/>
+        </w:rPr>
+        <w:t>mechanism</w:t>
+      </w:r>
+      <w:r>
+        <w:rPr>
+          <w:b w:val="0"/>
+        </w:rPr>
+        <w:t xml:space="preserve">; reject a claim resting on unmeasured </w:t>
+      </w:r>
+      <w:r>
+        <w:rPr>
+          <w:b/>
+        </w:rPr>
+        <w:t>evidence</w:t>
+      </w:r>
+      <w:r>
+        <w:rPr>
+          <w:b w:val="0"/>
+        </w:rPr>
+        <w:t>.</w:t>
       </w:r>
     </w:p>
     <w:p>
-      <w:r>
-        <w:t>Generated plan retrieves a room, books it and then answers. It calls booking necessary for helpfulness.</w:t>
+      <w:pPr>
+        <w:pStyle w:val="Heading3"/>
+      </w:pPr>
+      <w:r>
+        <w:t>Model the reasoning aloud</w:t>
       </w:r>
     </w:p>
     <w:p>
-      <w:r>
-        <w:t>Booking is outside the task boundary. Execute only permitted reporting steps, with a fallback if evidence is insufficient.</w:t>
+      <w:pPr>
+        <w:spacing w:line="336" w:lineRule="auto" w:after="180"/>
+      </w:pPr>
+      <w:r>
+        <w:rPr>
+          <w:b w:val="0"/>
+        </w:rPr>
+        <w:t xml:space="preserve">Use the complete worked example below before asking learners to complete W2. Reveal a small part, invite a </w:t>
+      </w:r>
+      <w:r>
+        <w:rPr>
+          <w:b/>
+        </w:rPr>
+        <w:t>prediction</w:t>
+      </w:r>
+      <w:r>
+        <w:rPr>
+          <w:b w:val="0"/>
+        </w:rPr>
+        <w:t>, then explain the deciding step.</w:t>
       </w:r>
     </w:p>
     <w:p>
-      <w:r>
-        <w:t>Compare the intermediate evidence with the final statement. Explain why each number or decision follows from the stated inputs. The conclusion belongs to this scenario and procedure; changing the inputs, evaluation population or authority can change what it establishes. Retain the raw record so a later revision can be compared honestly.</w:t>
+      <w:pPr>
+        <w:spacing w:line="336" w:lineRule="auto" w:after="180"/>
+      </w:pPr>
+      <w:r>
+        <w:rPr>
+          <w:b w:val="0"/>
+        </w:rPr>
+        <w:t>These teacher notes contain solutions; do not reveal the independent case answer during modelling.</w:t>
+      </w:r>
+    </w:p>
+    <w:p>
+      <w:pPr>
+        <w:spacing w:line="336" w:lineRule="auto" w:after="180"/>
+      </w:pPr>
+      <w:r>
+        <w:rPr>
+          <w:b w:val="0"/>
+        </w:rPr>
+        <w:t xml:space="preserve">Generated </w:t>
+      </w:r>
+      <w:r>
+        <w:rPr>
+          <w:b/>
+        </w:rPr>
+        <w:t>plan</w:t>
+      </w:r>
+      <w:r>
+        <w:rPr>
+          <w:b w:val="0"/>
+        </w:rPr>
+        <w:t xml:space="preserve"> retrieves a room, books it and then answers. It calls booking necessary for helpfulness.</w:t>
+      </w:r>
+    </w:p>
+    <w:p>
+      <w:pPr>
+        <w:spacing w:line="336" w:lineRule="auto" w:after="180"/>
+      </w:pPr>
+      <w:r>
+        <w:rPr>
+          <w:b w:val="0"/>
+        </w:rPr>
+        <w:t xml:space="preserve">Booking is outside the task boundary. Execute only permitted reporting steps, with a fallback if </w:t>
+      </w:r>
+      <w:r>
+        <w:rPr>
+          <w:b/>
+        </w:rPr>
+        <w:t>evidence</w:t>
+      </w:r>
+      <w:r>
+        <w:rPr>
+          <w:b w:val="0"/>
+        </w:rPr>
+        <w:t xml:space="preserve"> is insufficient.</w:t>
+      </w:r>
+    </w:p>
+    <w:p>
+      <w:pPr>
+        <w:pStyle w:val="Heading3"/>
+      </w:pPr>
+      <w:r>
+        <w:t>Model the reasoning aloud · 4</w:t>
+      </w:r>
+    </w:p>
+    <w:p>
+      <w:pPr>
+        <w:spacing w:line="336" w:lineRule="auto" w:after="180"/>
+      </w:pPr>
+      <w:r>
+        <w:rPr>
+          <w:b w:val="0"/>
+        </w:rPr>
+        <w:t xml:space="preserve">Compare the intermediate </w:t>
+      </w:r>
+      <w:r>
+        <w:rPr>
+          <w:b/>
+        </w:rPr>
+        <w:t>evidence</w:t>
+      </w:r>
+      <w:r>
+        <w:rPr>
+          <w:b w:val="0"/>
+        </w:rPr>
+        <w:t xml:space="preserve"> with the final statement. Explain why each number or decision follows from the stated </w:t>
+      </w:r>
+      <w:r>
+        <w:rPr>
+          <w:b/>
+        </w:rPr>
+        <w:t>input</w:t>
+      </w:r>
+      <w:r>
+        <w:rPr>
+          <w:b w:val="0"/>
+        </w:rPr>
+        <w:t>s.</w:t>
+      </w:r>
+    </w:p>
+    <w:p>
+      <w:pPr>
+        <w:spacing w:line="336" w:lineRule="auto" w:after="180"/>
+      </w:pPr>
+      <w:r>
+        <w:rPr>
+          <w:b w:val="0"/>
+        </w:rPr>
+        <w:t xml:space="preserve">The conclusion belongs to this scenario and procedure; changing the </w:t>
+      </w:r>
+      <w:r>
+        <w:rPr>
+          <w:b/>
+        </w:rPr>
+        <w:t>input</w:t>
+      </w:r>
+      <w:r>
+        <w:rPr>
+          <w:b w:val="0"/>
+        </w:rPr>
+        <w:t>s, evaluation population or authority can change what it establishes. Retain the raw record so a later revision can be compared honestly.</w:t>
       </w:r>
     </w:p>
     <w:tbl>
@@ -706,8 +1580,26 @@
       </w:tr>
     </w:tbl>
     <w:p>
-      <w:r>
-        <w:t>Use the diagram and verbal explanation together. Ask learners to match a sentence to a specific visual step; do not assign learners fixed visual or auditory learning styles.</w:t>
+      <w:pPr>
+        <w:spacing w:line="336" w:lineRule="auto" w:after="180"/>
+      </w:pPr>
+      <w:r>
+        <w:rPr>
+          <w:b w:val="0"/>
+        </w:rPr>
+        <w:t>Use the diagram and verbal ex</w:t>
+      </w:r>
+      <w:r>
+        <w:rPr>
+          <w:b/>
+        </w:rPr>
+        <w:t>plan</w:t>
+      </w:r>
+      <w:r>
+        <w:rPr>
+          <w:b w:val="0"/>
+        </w:rPr>
+        <w:t>ation together. Ask learners to match a sentence to a specific visual step; do not assign learners fixed visual or auditory learning styles.</w:t>
       </w:r>
     </w:p>
     <w:p>
@@ -719,8 +1611,32 @@
       </w:r>
     </w:p>
     <w:p>
-      <w:r>
-        <w:t>Plan around missing evidence. A bot must answer a tower-height question using approved cards only.</w:t>
+      <w:pPr>
+        <w:spacing w:line="336" w:lineRule="auto" w:after="180"/>
+      </w:pPr>
+      <w:r>
+        <w:rPr>
+          <w:b/>
+        </w:rPr>
+        <w:t>Plan</w:t>
+      </w:r>
+      <w:r>
+        <w:rPr>
+          <w:b w:val="0"/>
+        </w:rPr>
+        <w:t xml:space="preserve"> around missing </w:t>
+      </w:r>
+      <w:r>
+        <w:rPr>
+          <w:b/>
+        </w:rPr>
+        <w:t>evidence</w:t>
+      </w:r>
+      <w:r>
+        <w:rPr>
+          <w:b w:val="0"/>
+        </w:rPr>
+        <w:t>. A bot must answer a tower-height question using approved cards only.</w:t>
       </w:r>
     </w:p>
     <w:p>
@@ -732,7 +1648,22 @@
       </w:r>
     </w:p>
     <w:p>
-      <w:r>
+      <w:pPr>
+        <w:pStyle w:val="Heading3"/>
+      </w:pPr>
+      <w:r>
+        <w:t>Supplied facts</w:t>
+      </w:r>
+    </w:p>
+    <w:p>
+      <w:pPr>
+        <w:spacing w:line="336" w:lineRule="auto" w:after="180"/>
+        <w:shd w:fill="F1F6FC"/>
+      </w:pPr>
+      <w:r>
+        <w:rPr>
+          <w:b w:val="0"/>
+        </w:rPr>
         <w:t>Search finds no height card. Allowed actions: search, clarify, return unsupported. Unapproved web access is excluded.</w:t>
       </w:r>
     </w:p>
@@ -896,21 +1827,49 @@
       </w:r>
     </w:p>
     <w:p>
-      <w:r>
-        <w:t>Planning selects useful actions within available evidence and authority. More steps cannot create permission to access an excluded source.</w:t>
+      <w:pPr>
+        <w:pStyle w:val="Heading3"/>
+      </w:pPr>
+      <w:r>
+        <w:t>Why the result follows</w:t>
       </w:r>
     </w:p>
     <w:p>
       <w:pPr>
-        <w:pStyle w:val="Heading3"/>
-      </w:pPr>
-      <w:r>
-        <w:t>What this example does not establish</w:t>
+        <w:spacing w:line="336" w:lineRule="auto" w:after="180"/>
+        <w:shd w:fill="F1F6FC"/>
+      </w:pPr>
+      <w:r>
+        <w:rPr>
+          <w:b/>
+        </w:rPr>
+        <w:t>Plan</w:t>
+      </w:r>
+      <w:r>
+        <w:rPr>
+          <w:b w:val="0"/>
+        </w:rPr>
+        <w:t xml:space="preserve">ning selects useful actions within available </w:t>
+      </w:r>
+      <w:r>
+        <w:rPr>
+          <w:b/>
+        </w:rPr>
+        <w:t>evidence</w:t>
+      </w:r>
+      <w:r>
+        <w:rPr>
+          <w:b w:val="0"/>
+        </w:rPr>
+        <w:t xml:space="preserve"> and authority. More steps cannot create permission to access an excluded source.</w:t>
       </w:r>
     </w:p>
     <w:p>
-      <w:r>
-        <w:t>Source validity still matters; the presence of a card does not independently verify its accuracy.</w:t>
+      <w:pPr>
+        <w:pStyle w:val="Heading3"/>
+      </w:pPr>
+      <w:r>
+        <w:t>What this example does not establish</w:t>
       </w:r>
     </w:p>
     <w:p>
@@ -918,43 +1877,180 @@
         <w:pStyle w:val="Heading3"/>
       </w:pPr>
       <w:r>
-        <w:t>Change one thing in the pictured case</w:t>
+        <w:t>Keep the stated limit</w:t>
       </w:r>
     </w:p>
     <w:p>
-      <w:r>
-        <w:t>Change: Supply an approved card giving height 24 metres.</w:t>
+      <w:pPr>
+        <w:spacing w:line="336" w:lineRule="auto" w:after="180"/>
+        <w:shd w:fill="FFF5E6"/>
+      </w:pPr>
+      <w:r>
+        <w:rPr>
+          <w:b w:val="0"/>
+        </w:rPr>
+        <w:t>Source validity still matters; the presence of a card does not independently verify its accuracy.</w:t>
       </w:r>
     </w:p>
     <w:p>
-      <w:r>
-        <w:t>Prediction: The bot can retrieve it and answer 24 metres with attribution.</w:t>
+      <w:pPr>
+        <w:pStyle w:val="Heading3"/>
+      </w:pPr>
+      <w:r>
+        <w:t>Change one thing in the pictured case</w:t>
       </w:r>
     </w:p>
     <w:p>
-      <w:r>
-        <w:t>Reason: The missing factual input is now available within the allowed collection.</w:t>
+      <w:pPr>
+        <w:pStyle w:val="Heading3"/>
+      </w:pPr>
+      <w:r>
+        <w:t>Change one thing</w:t>
       </w:r>
     </w:p>
     <w:p>
       <w:pPr>
-        <w:pStyle w:val="Heading3"/>
-      </w:pPr>
-      <w:r>
-        <w:t>Ask while showing the picture</w:t>
+        <w:spacing w:line="336" w:lineRule="auto" w:after="180"/>
+        <w:shd w:fill="F5F1FB"/>
+      </w:pPr>
+      <w:r>
+        <w:rPr>
+          <w:b w:val="0"/>
+        </w:rPr>
+        <w:t>Change: Supply an approved card giving height 24 metres.</w:t>
       </w:r>
     </w:p>
     <w:p>
-      <w:r>
-        <w:t>Cover the result. Ask learners to name the inputs and predict the next step. Uncover one step, connect the icon to the actual procedure, and explain its evidence. Then change the supplied condition and compare. The picture is a representation; it does not document execution of a real AI model.</w:t>
+      <w:pPr>
+        <w:pStyle w:val="Heading3"/>
+      </w:pPr>
+      <w:r>
+        <w:t>Predicted result</w:t>
       </w:r>
     </w:p>
     <w:p>
       <w:pPr>
+        <w:spacing w:line="336" w:lineRule="auto" w:after="180"/>
+        <w:shd w:fill="F1F6FC"/>
+      </w:pPr>
+      <w:r>
+        <w:rPr>
+          <w:b/>
+        </w:rPr>
+        <w:t>Prediction</w:t>
+      </w:r>
+      <w:r>
+        <w:rPr>
+          <w:b w:val="0"/>
+        </w:rPr>
+        <w:t>: The bot can retrieve it and answer 24 metres with attribution.</w:t>
+      </w:r>
+    </w:p>
+    <w:p>
+      <w:pPr>
+        <w:pStyle w:val="Heading3"/>
+      </w:pPr>
+      <w:r>
+        <w:t>Why the result follows</w:t>
+      </w:r>
+    </w:p>
+    <w:p>
+      <w:pPr>
+        <w:spacing w:line="336" w:lineRule="auto" w:after="180"/>
+        <w:shd w:fill="F1F6FC"/>
+      </w:pPr>
+      <w:r>
+        <w:rPr>
+          <w:b w:val="0"/>
+        </w:rPr>
+        <w:t xml:space="preserve">Reason: The missing factual </w:t>
+      </w:r>
+      <w:r>
+        <w:rPr>
+          <w:b/>
+        </w:rPr>
+        <w:t>input</w:t>
+      </w:r>
+      <w:r>
+        <w:rPr>
+          <w:b w:val="0"/>
+        </w:rPr>
+        <w:t xml:space="preserve"> is now available within the allowed collection.</w:t>
+      </w:r>
+    </w:p>
+    <w:p>
+      <w:pPr>
+        <w:pStyle w:val="Heading3"/>
+      </w:pPr>
+      <w:r>
+        <w:t>Ask while showing the picture</w:t>
+      </w:r>
+    </w:p>
+    <w:p>
+      <w:pPr>
+        <w:pStyle w:val="Heading3"/>
+      </w:pPr>
+      <w:r>
+        <w:t>Ask while showing the picture · 5</w:t>
+      </w:r>
+    </w:p>
+    <w:p>
+      <w:pPr>
+        <w:spacing w:line="336" w:lineRule="auto" w:after="180"/>
+      </w:pPr>
+      <w:r>
+        <w:rPr>
+          <w:b w:val="0"/>
+        </w:rPr>
+        <w:t xml:space="preserve">Cover the result. Ask learners to name the </w:t>
+      </w:r>
+      <w:r>
+        <w:rPr>
+          <w:b/>
+        </w:rPr>
+        <w:t>input</w:t>
+      </w:r>
+      <w:r>
+        <w:rPr>
+          <w:b w:val="0"/>
+        </w:rPr>
+        <w:t xml:space="preserve">s and predict the next step. Uncover one step, connect the icon to the actual procedure, and explain its </w:t>
+      </w:r>
+      <w:r>
+        <w:rPr>
+          <w:b/>
+        </w:rPr>
+        <w:t>evidence</w:t>
+      </w:r>
+      <w:r>
+        <w:rPr>
+          <w:b w:val="0"/>
+        </w:rPr>
+        <w:t>. Then change the supplied condition and compare.</w:t>
+      </w:r>
+    </w:p>
+    <w:p>
+      <w:pPr>
+        <w:spacing w:line="336" w:lineRule="auto" w:after="180"/>
+      </w:pPr>
+      <w:r>
+        <w:rPr>
+          <w:b w:val="0"/>
+        </w:rPr>
+        <w:t>The picture is a representation; it does not document execution of a real AI model.</w:t>
+      </w:r>
+    </w:p>
+    <w:p>
+      <w:pPr>
         <w:pStyle w:val="Heading1"/>
       </w:pPr>
       <w:r>
         <w:t>03. Demonstrate and guide practice</w:t>
+      </w:r>
+    </w:p>
+    <w:p>
+      <w:r>
+        <w:t>Demonstrate Planning and action selection, reduce support deliberately and check individual reasoning before discussing answers.</w:t>
       </w:r>
     </w:p>
     <w:tbl>
@@ -1170,36 +2266,112 @@
       </w:tr>
     </w:tbl>
     <w:p>
-      <w:r>
-        <w:t>Use the worked example in Sections 3 and 6. Collect a prediction before revealing its result; ask the learner to point to each intermediate fact.</w:t>
+      <w:pPr>
+        <w:spacing w:line="336" w:lineRule="auto" w:after="180"/>
+      </w:pPr>
+      <w:r>
+        <w:rPr>
+          <w:b w:val="0"/>
+        </w:rPr>
+        <w:t xml:space="preserve">Use the worked example in Sections 3 and 6. Collect a </w:t>
+      </w:r>
+      <w:r>
+        <w:rPr>
+          <w:b/>
+        </w:rPr>
+        <w:t>prediction</w:t>
+      </w:r>
+      <w:r>
+        <w:rPr>
+          <w:b w:val="0"/>
+        </w:rPr>
+        <w:t xml:space="preserve"> before revealing its result; ask the learner to point to each intermediate fact.</w:t>
       </w:r>
     </w:p>
     <w:p>
-      <w:r>
-        <w:t>Provide an input/procedure/result/limit frame and a calculator when needed. Ask students to identify the first step before completing the whole trace. Extension: compare two concrete variants of this mechanism while holding unrelated conditions fixed; report both successful and unsuccessful outcomes.</w:t>
+      <w:pPr>
+        <w:spacing w:line="336" w:lineRule="auto" w:after="180"/>
+      </w:pPr>
+      <w:r>
+        <w:rPr>
+          <w:b w:val="0"/>
+        </w:rPr>
+        <w:t xml:space="preserve">Provide an </w:t>
+      </w:r>
+      <w:r>
+        <w:rPr>
+          <w:b/>
+        </w:rPr>
+        <w:t>input</w:t>
+      </w:r>
+      <w:r>
+        <w:rPr>
+          <w:b w:val="0"/>
+        </w:rPr>
+        <w:t>/procedure/result/limit frame and a calculator when needed. Ask students to identify the first step before completing the whole trace.</w:t>
       </w:r>
     </w:p>
     <w:p>
       <w:pPr>
-        <w:pStyle w:val="Heading3"/>
-      </w:pPr>
-      <w:r>
-        <w:t>Reduce help deliberately</w:t>
+        <w:spacing w:line="336" w:lineRule="auto" w:after="180"/>
+      </w:pPr>
+      <w:r>
+        <w:rPr>
+          <w:b w:val="0"/>
+        </w:rPr>
+        <w:t xml:space="preserve">Extension: compare two concrete variants of this </w:t>
+      </w:r>
+      <w:r>
+        <w:rPr>
+          <w:b/>
+        </w:rPr>
+        <w:t>mechanism</w:t>
+      </w:r>
+      <w:r>
+        <w:rPr>
+          <w:b w:val="0"/>
+        </w:rPr>
+        <w:t xml:space="preserve"> while holding unrelated conditions fixed; report both successful and unsuccessful outcomes.</w:t>
       </w:r>
     </w:p>
     <w:p>
-      <w:r>
-        <w:t>Completion task: Generated plan retrieves a room, books it and then answers. It calls booking necessary for helpfulness. Show the intermediate steps and give the conclusion with its scope.</w:t>
+      <w:pPr>
+        <w:pStyle w:val="Heading3"/>
+      </w:pPr>
+      <w:r>
+        <w:t>Reduce help deliberately</w:t>
       </w:r>
     </w:p>
     <w:p>
-      <w:r>
-        <w:t>Teacher check: Teacher explanation: Booking is outside the task boundary. Execute only permitted reporting steps, with a fallback if evidence is insufficient.</w:t>
+      <w:pPr>
+        <w:pStyle w:val="Heading3"/>
+      </w:pPr>
+      <w:r>
+        <w:t>Completion practice</w:t>
       </w:r>
     </w:p>
     <w:p>
-      <w:r>
-        <w:t>Start by identifying the given inputs together. Leave the intermediate steps blank. If needed, model one step, then withdraw that help on the next step. Move to a full trace only when the partial trace is understood. For partners, alternate explainer and checker; collect a response from every learner before discussion.</w:t>
+      <w:pPr>
+        <w:spacing w:line="336" w:lineRule="auto" w:after="180"/>
+        <w:shd w:fill="F5F1FB"/>
+      </w:pPr>
+      <w:r>
+        <w:rPr>
+          <w:b w:val="0"/>
+        </w:rPr>
+        <w:t xml:space="preserve">Completion task: Generated </w:t>
+      </w:r>
+      <w:r>
+        <w:rPr>
+          <w:b/>
+        </w:rPr>
+        <w:t>plan</w:t>
+      </w:r>
+      <w:r>
+        <w:rPr>
+          <w:b w:val="0"/>
+        </w:rPr>
+        <w:t xml:space="preserve"> retrieves a room, books it and then answers. It calls booking necessary for helpfulness. Show the intermediate steps and give the conclusion with its scope.</w:t>
       </w:r>
     </w:p>
     <w:p>
@@ -1207,22 +2379,77 @@
         <w:pStyle w:val="Heading3"/>
       </w:pPr>
       <w:r>
-        <w:t>Individual reasoning check</w:t>
+        <w:t>Reasoning to listen for</w:t>
       </w:r>
     </w:p>
     <w:p>
-      <w:r>
-        <w:t>Use the worked case for Planning and action selection. Proposed explanation: “The worked result establishes every future case”. Decide whether this explanation is supported. Point to the step or supplied fact that decides; explain your repair if needed.</w:t>
+      <w:pPr>
+        <w:spacing w:line="336" w:lineRule="auto" w:after="180"/>
+        <w:shd w:fill="F1F6FC"/>
+      </w:pPr>
+      <w:r>
+        <w:rPr>
+          <w:b w:val="0"/>
+        </w:rPr>
+        <w:t>Teacher check: Teacher ex</w:t>
+      </w:r>
+      <w:r>
+        <w:rPr>
+          <w:b/>
+        </w:rPr>
+        <w:t>plan</w:t>
+      </w:r>
+      <w:r>
+        <w:rPr>
+          <w:b w:val="0"/>
+        </w:rPr>
+        <w:t xml:space="preserve">ation: Booking is outside the task boundary. Execute only permitted reporting steps, with a fallback if </w:t>
+      </w:r>
+      <w:r>
+        <w:rPr>
+          <w:b/>
+        </w:rPr>
+        <w:t>evidence</w:t>
+      </w:r>
+      <w:r>
+        <w:rPr>
+          <w:b w:val="0"/>
+        </w:rPr>
+        <w:t xml:space="preserve"> is insufficient.</w:t>
       </w:r>
     </w:p>
     <w:p>
-      <w:r>
-        <w:t>Expected correction: A plausible plan is not an approval or proof that its prerequisites hold.</w:t>
+      <w:pPr>
+        <w:spacing w:line="336" w:lineRule="auto" w:after="180"/>
+      </w:pPr>
+      <w:r>
+        <w:rPr>
+          <w:b w:val="0"/>
+        </w:rPr>
+        <w:t xml:space="preserve">Start by identifying the given </w:t>
+      </w:r>
+      <w:r>
+        <w:rPr>
+          <w:b/>
+        </w:rPr>
+        <w:t>input</w:t>
+      </w:r>
+      <w:r>
+        <w:rPr>
+          <w:b w:val="0"/>
+        </w:rPr>
+        <w:t>s together. Leave the intermediate steps blank. If needed, model one step, then withdraw that help on the next step. Move to a full trace only when the partial trace is understood.</w:t>
       </w:r>
     </w:p>
     <w:p>
-      <w:r>
-        <w:t>Collect explanations, not only yes/no votes. If a misunderstanding is common, re-model the relevant step for the class. If it affects a few learners, give a short targeted group explanation while others solve a more demanding variation.</w:t>
+      <w:pPr>
+        <w:spacing w:line="336" w:lineRule="auto" w:after="180"/>
+      </w:pPr>
+      <w:r>
+        <w:rPr>
+          <w:b w:val="0"/>
+        </w:rPr>
+        <w:t>For partners, alternate explainer and checker; collect a response from every learner before discussion.</w:t>
       </w:r>
     </w:p>
     <w:p>
@@ -1230,63 +2457,452 @@
         <w:pStyle w:val="Heading3"/>
       </w:pPr>
       <w:r>
-        <w:t>Pictorial practice question</w:t>
+        <w:t>Individual reasoning check</w:t>
       </w:r>
     </w:p>
     <w:p>
-      <w:r>
-        <w:t>Choose a permitted plan when no approved tower-height card exists. What new answer becomes supported after a card records 24 metres, and why could the bot not invent it earlier?</w:t>
+      <w:pPr>
+        <w:spacing w:line="336" w:lineRule="auto" w:after="180"/>
+      </w:pPr>
+      <w:r>
+        <w:rPr>
+          <w:b w:val="0"/>
+        </w:rPr>
+        <w:t xml:space="preserve">Use the worked case for </w:t>
+      </w:r>
+      <w:r>
+        <w:rPr>
+          <w:b/>
+        </w:rPr>
+        <w:t>Plan</w:t>
+      </w:r>
+      <w:r>
+        <w:rPr>
+          <w:b w:val="0"/>
+        </w:rPr>
+        <w:t xml:space="preserve">ning and </w:t>
+      </w:r>
+      <w:r>
+        <w:rPr>
+          <w:b/>
+        </w:rPr>
+        <w:t>action selection</w:t>
+      </w:r>
+      <w:r>
+        <w:rPr>
+          <w:b w:val="0"/>
+        </w:rPr>
+        <w:t>. Proposed ex</w:t>
+      </w:r>
+      <w:r>
+        <w:rPr>
+          <w:b/>
+        </w:rPr>
+        <w:t>plan</w:t>
+      </w:r>
+      <w:r>
+        <w:rPr>
+          <w:b w:val="0"/>
+        </w:rPr>
+        <w:t>ation: “The worked result establishes every future case”. Decide whether this ex</w:t>
+      </w:r>
+      <w:r>
+        <w:rPr>
+          <w:b/>
+        </w:rPr>
+        <w:t>plan</w:t>
+      </w:r>
+      <w:r>
+        <w:rPr>
+          <w:b w:val="0"/>
+        </w:rPr>
+        <w:t>ation is supported.</w:t>
       </w:r>
     </w:p>
     <w:p>
       <w:pPr>
-        <w:pStyle w:val="Heading3"/>
-      </w:pPr>
-      <w:r>
-        <w:t>Reasoned teacher answer</w:t>
+        <w:spacing w:line="336" w:lineRule="auto" w:after="180"/>
+      </w:pPr>
+      <w:r>
+        <w:rPr>
+          <w:b w:val="0"/>
+        </w:rPr>
+        <w:t>Point to the step or supplied fact that decides; explain your repair if needed.</w:t>
       </w:r>
     </w:p>
     <w:p>
-      <w:r>
-        <w:t>A supported height answer needs an approved height record. After the empty search, return unsupported rather than inventing a number. Ask for an approved source card if the question should be answered. Changed case: The bot can retrieve it and answer 24 metres with attribution. The missing factual input is now available within the allowed collection.</w:t>
+      <w:pPr>
+        <w:pStyle w:val="Heading3"/>
+      </w:pPr>
+      <w:r>
+        <w:t>Expected repair</w:t>
       </w:r>
     </w:p>
     <w:p>
-      <w:r>
-        <w:t>Changed-case reasoning: The bot can retrieve it and answer 24 metres with attribution. The missing factual input is now available within the allowed collection.</w:t>
+      <w:pPr>
+        <w:spacing w:line="336" w:lineRule="auto" w:after="180"/>
+        <w:shd w:fill="F1F6FC"/>
+      </w:pPr>
+      <w:r>
+        <w:rPr>
+          <w:b w:val="0"/>
+        </w:rPr>
+        <w:t xml:space="preserve">Expected correction: A plausible </w:t>
+      </w:r>
+      <w:r>
+        <w:rPr>
+          <w:b/>
+        </w:rPr>
+        <w:t>plan</w:t>
+      </w:r>
+      <w:r>
+        <w:rPr>
+          <w:b w:val="0"/>
+        </w:rPr>
+        <w:t xml:space="preserve"> is not an approval or proof that its </w:t>
+      </w:r>
+      <w:r>
+        <w:rPr>
+          <w:b/>
+        </w:rPr>
+        <w:t>prerequisite</w:t>
+      </w:r>
+      <w:r>
+        <w:rPr>
+          <w:b w:val="0"/>
+        </w:rPr>
+        <w:t>s hold.</w:t>
       </w:r>
     </w:p>
     <w:p>
-      <w:r>
-        <w:t>Collect each learner’s explanation before discussion. Use the first missing connection between input, deciding step and result to choose support. This question is worked-case practice, not fresh mastery evidence.</w:t>
+      <w:pPr>
+        <w:spacing w:line="336" w:lineRule="auto" w:after="180"/>
+      </w:pPr>
+      <w:r>
+        <w:rPr>
+          <w:b w:val="0"/>
+        </w:rPr>
+        <w:t>Collect ex</w:t>
+      </w:r>
+      <w:r>
+        <w:rPr>
+          <w:b/>
+        </w:rPr>
+        <w:t>plan</w:t>
+      </w:r>
+      <w:r>
+        <w:rPr>
+          <w:b w:val="0"/>
+        </w:rPr>
+        <w:t>ations, not only yes/no votes. If a misunderstanding is common, re-model the relevant step for the class.</w:t>
       </w:r>
     </w:p>
     <w:p>
       <w:pPr>
-        <w:pStyle w:val="Heading1"/>
-      </w:pPr>
-      <w:r>
-        <w:t>04. Run the investigation and diagnose misconceptions</w:t>
+        <w:spacing w:line="336" w:lineRule="auto" w:after="180"/>
+      </w:pPr>
+      <w:r>
+        <w:rPr>
+          <w:b w:val="0"/>
+        </w:rPr>
+        <w:t>If it affects a few learners, give a short targeted group ex</w:t>
+      </w:r>
+      <w:r>
+        <w:rPr>
+          <w:b/>
+        </w:rPr>
+        <w:t>plan</w:t>
+      </w:r>
+      <w:r>
+        <w:rPr>
+          <w:b w:val="0"/>
+        </w:rPr>
+        <w:t>ation while others solve a more demanding variation.</w:t>
       </w:r>
     </w:p>
     <w:p>
-      <w:r>
-        <w:t>The worked result establishes every future case: A plausible plan is not an approval or proof that its prerequisites hold.</w:t>
+      <w:pPr>
+        <w:pStyle w:val="Heading3"/>
+      </w:pPr>
+      <w:r>
+        <w:t>Pictorial practice question</w:t>
       </w:r>
     </w:p>
     <w:p>
-      <w:r>
-        <w:t>A missing input may be replaced without recording the change: A replacement changes the evidence or contract. Record the change and its justification; do not silently turn unknown into a measured value.</w:t>
+      <w:pPr>
+        <w:spacing w:line="336" w:lineRule="auto" w:after="180"/>
+        <w:shd w:fill="F5F1FB"/>
+      </w:pPr>
+      <w:r>
+        <w:rPr>
+          <w:b w:val="0"/>
+        </w:rPr>
+        <w:t xml:space="preserve">Choose a permitted </w:t>
+      </w:r>
+      <w:r>
+        <w:rPr>
+          <w:b/>
+        </w:rPr>
+        <w:t>plan</w:t>
+      </w:r>
+      <w:r>
+        <w:rPr>
+          <w:b w:val="0"/>
+        </w:rPr>
+        <w:t xml:space="preserve"> when no approved tower-height card exists. What new answer becomes supported after a card records 24 metres, and why could the bot not invent it earlier?</w:t>
       </w:r>
     </w:p>
     <w:p>
-      <w:r>
-        <w:t>Repeating an assessed case is new independent evidence: A replay checks consistency. An example used for feedback or revision cannot later be described as untouched final evaluation.</w:t>
+      <w:pPr>
+        <w:pStyle w:val="Heading3"/>
+      </w:pPr>
+      <w:r>
+        <w:t>Reasoned teacher answer</w:t>
       </w:r>
     </w:p>
     <w:p>
-      <w:r>
-        <w:t>Use Section 9 for the evidence ledger. Add a boundary or missing-input case and record the expected response before checking. More successful repeats of one case do not establish wider coverage.</w:t>
+      <w:pPr>
+        <w:spacing w:line="336" w:lineRule="auto" w:after="180"/>
+      </w:pPr>
+      <w:r>
+        <w:rPr>
+          <w:b w:val="0"/>
+        </w:rPr>
+        <w:t>A supported height answer needs an approved height record. After the empty search, return unsupported rather than inventing a number. Ask for an approved source card if the question should be answered.</w:t>
+      </w:r>
+    </w:p>
+    <w:p>
+      <w:pPr>
+        <w:spacing w:line="336" w:lineRule="auto" w:after="180"/>
+      </w:pPr>
+      <w:r>
+        <w:rPr>
+          <w:b w:val="0"/>
+        </w:rPr>
+        <w:t xml:space="preserve">Changed case: The bot can retrieve it and answer 24 metres with attribution. The missing factual </w:t>
+      </w:r>
+      <w:r>
+        <w:rPr>
+          <w:b/>
+        </w:rPr>
+        <w:t>input</w:t>
+      </w:r>
+      <w:r>
+        <w:rPr>
+          <w:b w:val="0"/>
+        </w:rPr>
+        <w:t xml:space="preserve"> is now available within the allowed collection.</w:t>
+      </w:r>
+    </w:p>
+    <w:p>
+      <w:pPr>
+        <w:spacing w:line="336" w:lineRule="auto" w:after="180"/>
+      </w:pPr>
+      <w:r>
+        <w:rPr>
+          <w:b w:val="0"/>
+        </w:rPr>
+        <w:t xml:space="preserve">Changed-case reasoning: The bot can retrieve it and answer 24 metres with attribution. The missing factual </w:t>
+      </w:r>
+      <w:r>
+        <w:rPr>
+          <w:b/>
+        </w:rPr>
+        <w:t>input</w:t>
+      </w:r>
+      <w:r>
+        <w:rPr>
+          <w:b w:val="0"/>
+        </w:rPr>
+        <w:t xml:space="preserve"> is now available within the allowed collection.</w:t>
+      </w:r>
+    </w:p>
+    <w:p>
+      <w:pPr>
+        <w:spacing w:line="336" w:lineRule="auto" w:after="180"/>
+      </w:pPr>
+      <w:r>
+        <w:rPr>
+          <w:b w:val="0"/>
+        </w:rPr>
+        <w:t>Collect each learner’s ex</w:t>
+      </w:r>
+      <w:r>
+        <w:rPr>
+          <w:b/>
+        </w:rPr>
+        <w:t>plan</w:t>
+      </w:r>
+      <w:r>
+        <w:rPr>
+          <w:b w:val="0"/>
+        </w:rPr>
+        <w:t xml:space="preserve">ation before discussion. Use the first missing connection between </w:t>
+      </w:r>
+      <w:r>
+        <w:rPr>
+          <w:b/>
+        </w:rPr>
+        <w:t>input</w:t>
+      </w:r>
+      <w:r>
+        <w:rPr>
+          <w:b w:val="0"/>
+        </w:rPr>
+        <w:t xml:space="preserve">, deciding step and result to choose support. This question is worked-case practice, not fresh mastery </w:t>
+      </w:r>
+      <w:r>
+        <w:rPr>
+          <w:b/>
+        </w:rPr>
+        <w:t>evidence</w:t>
+      </w:r>
+      <w:r>
+        <w:rPr>
+          <w:b w:val="0"/>
+        </w:rPr>
+        <w:t>.</w:t>
+      </w:r>
+    </w:p>
+    <w:p>
+      <w:pPr>
+        <w:pStyle w:val="Heading1"/>
+      </w:pPr>
+      <w:r>
+        <w:t>04. Run the investigation and diagnose misconceptions</w:t>
+      </w:r>
+    </w:p>
+    <w:p>
+      <w:r>
+        <w:t>Run the Planning and action selection investigation and use the first unsupported step to choose a teaching response.</w:t>
+      </w:r>
+    </w:p>
+    <w:p>
+      <w:pPr>
+        <w:spacing w:line="336" w:lineRule="auto" w:after="180"/>
+      </w:pPr>
+      <w:r>
+        <w:rPr>
+          <w:b w:val="0"/>
+        </w:rPr>
+        <w:t xml:space="preserve">The worked result establishes every future case: A plausible </w:t>
+      </w:r>
+      <w:r>
+        <w:rPr>
+          <w:b/>
+        </w:rPr>
+        <w:t>plan</w:t>
+      </w:r>
+      <w:r>
+        <w:rPr>
+          <w:b w:val="0"/>
+        </w:rPr>
+        <w:t xml:space="preserve"> is not an approval or proof that its </w:t>
+      </w:r>
+      <w:r>
+        <w:rPr>
+          <w:b/>
+        </w:rPr>
+        <w:t>prerequisite</w:t>
+      </w:r>
+      <w:r>
+        <w:rPr>
+          <w:b w:val="0"/>
+        </w:rPr>
+        <w:t>s hold.</w:t>
+      </w:r>
+    </w:p>
+    <w:p>
+      <w:pPr>
+        <w:spacing w:line="336" w:lineRule="auto" w:after="180"/>
+      </w:pPr>
+      <w:r>
+        <w:rPr>
+          <w:b w:val="0"/>
+        </w:rPr>
+        <w:t xml:space="preserve">A missing </w:t>
+      </w:r>
+      <w:r>
+        <w:rPr>
+          <w:b/>
+        </w:rPr>
+        <w:t>input</w:t>
+      </w:r>
+      <w:r>
+        <w:rPr>
+          <w:b w:val="0"/>
+        </w:rPr>
+        <w:t xml:space="preserve"> may be replaced without recording the change: A replacement changes the </w:t>
+      </w:r>
+      <w:r>
+        <w:rPr>
+          <w:b/>
+        </w:rPr>
+        <w:t>evidence</w:t>
+      </w:r>
+      <w:r>
+        <w:rPr>
+          <w:b w:val="0"/>
+        </w:rPr>
+        <w:t xml:space="preserve"> or contract. Record the change and its justification; do not silently turn unknown into a measured value.</w:t>
+      </w:r>
+    </w:p>
+    <w:p>
+      <w:pPr>
+        <w:spacing w:line="336" w:lineRule="auto" w:after="180"/>
+      </w:pPr>
+      <w:r>
+        <w:rPr>
+          <w:b w:val="0"/>
+        </w:rPr>
+        <w:t xml:space="preserve">Repeating an assessed case is new independent </w:t>
+      </w:r>
+      <w:r>
+        <w:rPr>
+          <w:b/>
+        </w:rPr>
+        <w:t>evidence</w:t>
+      </w:r>
+      <w:r>
+        <w:rPr>
+          <w:b w:val="0"/>
+        </w:rPr>
+        <w:t>: A replay checks consistency. An example used for feedback or revision cannot later be described as untouched final evaluation.</w:t>
+      </w:r>
+    </w:p>
+    <w:p>
+      <w:pPr>
+        <w:spacing w:line="336" w:lineRule="auto" w:after="180"/>
+      </w:pPr>
+      <w:r>
+        <w:rPr>
+          <w:b w:val="0"/>
+        </w:rPr>
+        <w:t xml:space="preserve">Use Section 9 for the </w:t>
+      </w:r>
+      <w:r>
+        <w:rPr>
+          <w:b/>
+        </w:rPr>
+        <w:t>evidence</w:t>
+      </w:r>
+      <w:r>
+        <w:rPr>
+          <w:b w:val="0"/>
+        </w:rPr>
+        <w:t xml:space="preserve"> ledger. Add a boundary or missing-</w:t>
+      </w:r>
+      <w:r>
+        <w:rPr>
+          <w:b/>
+        </w:rPr>
+        <w:t>input</w:t>
+      </w:r>
+      <w:r>
+        <w:rPr>
+          <w:b w:val="0"/>
+        </w:rPr>
+        <w:t xml:space="preserve"> case and record the expected response before checking. More successful repeats of one case do not establish wider coverage.</w:t>
       </w:r>
     </w:p>
     <w:p>
@@ -1444,29 +3060,50 @@
       </w:tr>
     </w:tbl>
     <w:p>
-      <w:r>
-        <w:t>Offer an oral explanation, drawing, enlarged visual or fewer examples when that removes a reading/writing barrier. Keep the same reasoning goal. Stretch secure learners by changing a boundary or assumption and asking them to defend the effect, not simply by assigning more of the same questions.</w:t>
+      <w:pPr>
+        <w:spacing w:line="336" w:lineRule="auto" w:after="180"/>
+      </w:pPr>
+      <w:r>
+        <w:rPr>
+          <w:b w:val="0"/>
+        </w:rPr>
+        <w:t>Offer an oral ex</w:t>
+      </w:r>
+      <w:r>
+        <w:rPr>
+          <w:b/>
+        </w:rPr>
+        <w:t>plan</w:t>
+      </w:r>
+      <w:r>
+        <w:rPr>
+          <w:b w:val="0"/>
+        </w:rPr>
+        <w:t>ation, drawing, enlarged visual or fewer examples when that removes a reading/writing barrier. Keep the same reasoning goal.</w:t>
       </w:r>
     </w:p>
     <w:p>
       <w:pPr>
-        <w:pStyle w:val="Heading1"/>
-      </w:pPr>
-      <w:r>
-        <w:t>05. Assess and explain the answers</w:t>
+        <w:spacing w:line="336" w:lineRule="auto" w:after="180"/>
+      </w:pPr>
+      <w:r>
+        <w:rPr>
+          <w:b w:val="0"/>
+        </w:rPr>
+        <w:t>Stretch secure learners by changing a boundary or assumption and asking them to defend the effect, not simply by assigning more of the same questions.</w:t>
       </w:r>
     </w:p>
     <w:p>
       <w:pPr>
-        <w:pStyle w:val="Heading3"/>
-      </w:pPr>
-      <w:r>
-        <w:t>Guided and exit questions</w:t>
+        <w:pStyle w:val="Heading1"/>
+      </w:pPr>
+      <w:r>
+        <w:t>05. Assess and explain the answers</w:t>
       </w:r>
     </w:p>
     <w:p>
       <w:r>
-        <w:t>Guided: Booking is outside the task boundary. Execute only permitted reporting steps, with a fallback if evidence is insufficient. Qualification: A plausible plan is not an approval or proof that its prerequisites hold. Exit: accept a concrete variation with its predicted outcome and a stated condition that would challenge the mechanism; reject a claim resting on unmeasured evidence.</w:t>
+        <w:t>Use the Planning and action selection questions, teacher keys and criteria after the relevant attempts. Previously discussed cases are practice; protect the separately selected independent task.</w:t>
       </w:r>
     </w:p>
     <w:p>
@@ -1474,17 +3111,89 @@
         <w:pStyle w:val="Heading3"/>
       </w:pPr>
       <w:r>
-        <w:t>W1 Explain the mechanism</w:t>
+        <w:t>Guided and exit questions</w:t>
       </w:r>
     </w:p>
     <w:p>
-      <w:r>
-        <w:t>Explain the weekly mechanism in your own words. Use the worked scenario to name its input, decision rule and output.</w:t>
+      <w:pPr>
+        <w:spacing w:line="336" w:lineRule="auto" w:after="180"/>
+      </w:pPr>
+      <w:r>
+        <w:rPr>
+          <w:b w:val="0"/>
+        </w:rPr>
+        <w:t xml:space="preserve">Guided: Booking is outside the task boundary. Execute only permitted reporting steps, with a fallback if </w:t>
+      </w:r>
+      <w:r>
+        <w:rPr>
+          <w:b/>
+        </w:rPr>
+        <w:t>evidence</w:t>
+      </w:r>
+      <w:r>
+        <w:rPr>
+          <w:b w:val="0"/>
+        </w:rPr>
+        <w:t xml:space="preserve"> is insufficient. Qualification: A plausible </w:t>
+      </w:r>
+      <w:r>
+        <w:rPr>
+          <w:b/>
+        </w:rPr>
+        <w:t>plan</w:t>
+      </w:r>
+      <w:r>
+        <w:rPr>
+          <w:b w:val="0"/>
+        </w:rPr>
+        <w:t xml:space="preserve"> is not an approval or proof that its </w:t>
+      </w:r>
+      <w:r>
+        <w:rPr>
+          <w:b/>
+        </w:rPr>
+        <w:t>prerequisite</w:t>
+      </w:r>
+      <w:r>
+        <w:rPr>
+          <w:b w:val="0"/>
+        </w:rPr>
+        <w:t>s hold.</w:t>
       </w:r>
     </w:p>
     <w:p>
-      <w:r>
-        <w:t>Teacher explanation: Planning proposes steps; execution must still validate permissions and prerequisites for each step. Replanning cannot invent authority. For read-only reporting, allowed plan is validate -&gt; retrieve -&gt; verify -&gt; answer. If retrieval lacks evidence, route to review. Reject write or send steps before they run.</w:t>
+      <w:pPr>
+        <w:spacing w:line="336" w:lineRule="auto" w:after="180"/>
+      </w:pPr>
+      <w:r>
+        <w:rPr>
+          <w:b w:val="0"/>
+        </w:rPr>
+        <w:t xml:space="preserve">Exit: accept a concrete variation with its predicted outcome and a stated condition that would challenge the </w:t>
+      </w:r>
+      <w:r>
+        <w:rPr>
+          <w:b/>
+        </w:rPr>
+        <w:t>mechanism</w:t>
+      </w:r>
+      <w:r>
+        <w:rPr>
+          <w:b w:val="0"/>
+        </w:rPr>
+        <w:t xml:space="preserve">; reject a claim resting on unmeasured </w:t>
+      </w:r>
+      <w:r>
+        <w:rPr>
+          <w:b/>
+        </w:rPr>
+        <w:t>evidence</w:t>
+      </w:r>
+      <w:r>
+        <w:rPr>
+          <w:b w:val="0"/>
+        </w:rPr>
+        <w:t>.</w:t>
       </w:r>
     </w:p>
     <w:p>
@@ -1492,17 +3201,63 @@
         <w:pStyle w:val="Heading3"/>
       </w:pPr>
       <w:r>
-        <w:t>W2 Trace the worked case</w:t>
+        <w:t>W1 Explain the mechanism</w:t>
       </w:r>
     </w:p>
     <w:p>
-      <w:r>
-        <w:t>Generated plan retrieves a room, books it and then answers. It calls booking necessary for helpfulness. Show the intermediate steps and give the conclusion with its scope.</w:t>
+      <w:pPr>
+        <w:pStyle w:val="Heading3"/>
+      </w:pPr>
+      <w:r>
+        <w:t>Workbook question · W1</w:t>
       </w:r>
     </w:p>
     <w:p>
-      <w:r>
-        <w:t>Teacher explanation: Booking is outside the task boundary. Execute only permitted reporting steps, with a fallback if evidence is insufficient.</w:t>
+      <w:pPr>
+        <w:spacing w:line="336" w:lineRule="auto" w:after="180"/>
+        <w:shd w:fill="F5F1FB"/>
+      </w:pPr>
+      <w:r>
+        <w:rPr>
+          <w:b w:val="0"/>
+        </w:rPr>
+        <w:t xml:space="preserve">Explain the weekly </w:t>
+      </w:r>
+      <w:r>
+        <w:rPr>
+          <w:b/>
+        </w:rPr>
+        <w:t>mechanism</w:t>
+      </w:r>
+      <w:r>
+        <w:rPr>
+          <w:b w:val="0"/>
+        </w:rPr>
+        <w:t xml:space="preserve"> in your own words. Use the worked scenario to name its </w:t>
+      </w:r>
+      <w:r>
+        <w:rPr>
+          <w:b/>
+        </w:rPr>
+        <w:t>input</w:t>
+      </w:r>
+      <w:r>
+        <w:rPr>
+          <w:b w:val="0"/>
+        </w:rPr>
+        <w:t xml:space="preserve">, decision rule and </w:t>
+      </w:r>
+      <w:r>
+        <w:rPr>
+          <w:b/>
+        </w:rPr>
+        <w:t>output</w:t>
+      </w:r>
+      <w:r>
+        <w:rPr>
+          <w:b w:val="0"/>
+        </w:rPr>
+        <w:t>.</w:t>
       </w:r>
     </w:p>
     <w:p>
@@ -1510,17 +3265,103 @@
         <w:pStyle w:val="Heading3"/>
       </w:pPr>
       <w:r>
-        <w:t>W3 Audit the limit</w:t>
+        <w:t>Teacher reasoning · W1</w:t>
       </w:r>
     </w:p>
     <w:p>
-      <w:r>
-        <w:t>A report omits this qualification: A plausible plan is not an approval or proof that its prerequisites hold. Explain how omitting it could change a reader's interpretation, and write an accurate replacement.</w:t>
+      <w:pPr>
+        <w:spacing w:line="336" w:lineRule="auto" w:after="180"/>
+        <w:shd w:fill="F1F6FC"/>
+      </w:pPr>
+      <w:r>
+        <w:rPr>
+          <w:b w:val="0"/>
+        </w:rPr>
+        <w:t>Teacher ex</w:t>
+      </w:r>
+      <w:r>
+        <w:rPr>
+          <w:b/>
+        </w:rPr>
+        <w:t>plan</w:t>
+      </w:r>
+      <w:r>
+        <w:rPr>
+          <w:b w:val="0"/>
+        </w:rPr>
+        <w:t xml:space="preserve">ation: </w:t>
+      </w:r>
+      <w:r>
+        <w:rPr>
+          <w:b/>
+        </w:rPr>
+        <w:t>Plan</w:t>
+      </w:r>
+      <w:r>
+        <w:rPr>
+          <w:b w:val="0"/>
+        </w:rPr>
+        <w:t xml:space="preserve">ning proposes steps; execution must still validate permissions and </w:t>
+      </w:r>
+      <w:r>
+        <w:rPr>
+          <w:b/>
+        </w:rPr>
+        <w:t>prerequisite</w:t>
+      </w:r>
+      <w:r>
+        <w:rPr>
+          <w:b w:val="0"/>
+        </w:rPr>
+        <w:t>s for each step. Re</w:t>
+      </w:r>
+      <w:r>
+        <w:rPr>
+          <w:b/>
+        </w:rPr>
+        <w:t>plan</w:t>
+      </w:r>
+      <w:r>
+        <w:rPr>
+          <w:b w:val="0"/>
+        </w:rPr>
+        <w:t>ning cannot invent authority.</w:t>
       </w:r>
     </w:p>
     <w:p>
-      <w:r>
-        <w:t>Teacher explanation: A plausible plan is not an approval or proof that its prerequisites hold. State the observed result separately from the unverified or out-of-scope claim; preserve the original evidence rather than inventing a missing fact.</w:t>
+      <w:pPr>
+        <w:spacing w:line="336" w:lineRule="auto" w:after="180"/>
+        <w:shd w:fill="F1F6FC"/>
+      </w:pPr>
+      <w:r>
+        <w:rPr>
+          <w:b w:val="0"/>
+        </w:rPr>
+        <w:t xml:space="preserve">For read-only reporting, allowed </w:t>
+      </w:r>
+      <w:r>
+        <w:rPr>
+          <w:b/>
+        </w:rPr>
+        <w:t>plan</w:t>
+      </w:r>
+      <w:r>
+        <w:rPr>
+          <w:b w:val="0"/>
+        </w:rPr>
+        <w:t xml:space="preserve"> is validate -&gt; retrieve -&gt; verify -&gt; answer. If retrieval lacks </w:t>
+      </w:r>
+      <w:r>
+        <w:rPr>
+          <w:b/>
+        </w:rPr>
+        <w:t>evidence</w:t>
+      </w:r>
+      <w:r>
+        <w:rPr>
+          <w:b w:val="0"/>
+        </w:rPr>
+        <w:t>, route to review. Reject write or send steps before they run.</w:t>
       </w:r>
     </w:p>
     <w:p>
@@ -1528,17 +3369,39 @@
         <w:pStyle w:val="Heading3"/>
       </w:pPr>
       <w:r>
-        <w:t>W4 Apply a new case independently</w:t>
+        <w:t>W2 Trace the worked case</w:t>
       </w:r>
     </w:p>
     <w:p>
-      <w:r>
-        <w:t>Plan validates input then sends a message before checking recipient approval. The task authorises drafting only. Locate violation.</w:t>
+      <w:pPr>
+        <w:pStyle w:val="Heading3"/>
+      </w:pPr>
+      <w:r>
+        <w:t>Workbook question · W2</w:t>
       </w:r>
     </w:p>
     <w:p>
-      <w:r>
-        <w:t>Teacher explanation: The send is unauthorised and must not execute; drafting scope cannot be extended by a plan.</w:t>
+      <w:pPr>
+        <w:spacing w:line="336" w:lineRule="auto" w:after="180"/>
+        <w:shd w:fill="F5F1FB"/>
+      </w:pPr>
+      <w:r>
+        <w:rPr>
+          <w:b w:val="0"/>
+        </w:rPr>
+        <w:t xml:space="preserve">Generated </w:t>
+      </w:r>
+      <w:r>
+        <w:rPr>
+          <w:b/>
+        </w:rPr>
+        <w:t>plan</w:t>
+      </w:r>
+      <w:r>
+        <w:rPr>
+          <w:b w:val="0"/>
+        </w:rPr>
+        <w:t xml:space="preserve"> retrieves a room, books it and then answers. It calls booking necessary for helpfulness. Show the intermediate steps and give the conclusion with its scope.</w:t>
       </w:r>
     </w:p>
     <w:p>
@@ -1546,17 +3409,51 @@
         <w:pStyle w:val="Heading3"/>
       </w:pPr>
       <w:r>
-        <w:t>W5 Design a revealing follow-up</w:t>
+        <w:t>Teacher reasoning · W2</w:t>
       </w:r>
     </w:p>
     <w:p>
-      <w:r>
-        <w:t>For the worked scenario, propose one additional case that could reveal a failure, describe its expected outcome before running it, and explain what would need to remain fixed for a fair comparison. Do not reuse W4 as a new final test after receiving feedback.</w:t>
+      <w:pPr>
+        <w:spacing w:line="336" w:lineRule="auto" w:after="180"/>
+        <w:shd w:fill="F1F6FC"/>
+      </w:pPr>
+      <w:r>
+        <w:rPr>
+          <w:b w:val="0"/>
+        </w:rPr>
+        <w:t>Teacher ex</w:t>
+      </w:r>
+      <w:r>
+        <w:rPr>
+          <w:b/>
+        </w:rPr>
+        <w:t>plan</w:t>
+      </w:r>
+      <w:r>
+        <w:rPr>
+          <w:b w:val="0"/>
+        </w:rPr>
+        <w:t xml:space="preserve">ation: Booking is outside the task boundary. Execute only permitted reporting steps, with a fallback if </w:t>
+      </w:r>
+      <w:r>
+        <w:rPr>
+          <w:b/>
+        </w:rPr>
+        <w:t>evidence</w:t>
+      </w:r>
+      <w:r>
+        <w:rPr>
+          <w:b w:val="0"/>
+        </w:rPr>
+        <w:t xml:space="preserve"> is insufficient.</w:t>
       </w:r>
     </w:p>
     <w:p>
-      <w:r>
-        <w:t>Teacher explanation: Accept a concrete variant of the worked input or a missing/conflicting/boundary condition, with an expectation derived from the declared procedure. Require preserved settings, original outputs and data roles. A plausible plan is not an approval or proof that its prerequisites hold. The new case should test this particular mechanism rather than merely restate the original result.</w:t>
+      <w:pPr>
+        <w:pStyle w:val="Heading3"/>
+      </w:pPr>
+      <w:r>
+        <w:t>W3 Audit the limit</w:t>
       </w:r>
     </w:p>
     <w:p>
@@ -1564,12 +3461,43 @@
         <w:pStyle w:val="Heading3"/>
       </w:pPr>
       <w:r>
-        <w:t>Independent assessment and fresh retry</w:t>
+        <w:t>Workbook question · W3</w:t>
       </w:r>
     </w:p>
     <w:p>
-      <w:r>
-        <w:t>W4: The send is unauthorised and must not execute; drafting scope cannot be extended by a plan. Require intermediate reasoning and the stated scope. Fresh retry: Read-only plan adds delete-stale-source before retrieval. Expected reasoning: Deletion lacks permission. Stale evidence requires review/refresh through an authorised process, not agent-granted deletion. If students need support, record it and reassess with another new case rather than awarding independence to a copied answer.</w:t>
+      <w:pPr>
+        <w:spacing w:line="336" w:lineRule="auto" w:after="180"/>
+        <w:shd w:fill="F5F1FB"/>
+      </w:pPr>
+      <w:r>
+        <w:rPr>
+          <w:b w:val="0"/>
+        </w:rPr>
+        <w:t xml:space="preserve">A report omits this qualification: A plausible </w:t>
+      </w:r>
+      <w:r>
+        <w:rPr>
+          <w:b/>
+        </w:rPr>
+        <w:t>plan</w:t>
+      </w:r>
+      <w:r>
+        <w:rPr>
+          <w:b w:val="0"/>
+        </w:rPr>
+        <w:t xml:space="preserve"> is not an approval or proof that its </w:t>
+      </w:r>
+      <w:r>
+        <w:rPr>
+          <w:b/>
+        </w:rPr>
+        <w:t>prerequisite</w:t>
+      </w:r>
+      <w:r>
+        <w:rPr>
+          <w:b w:val="0"/>
+        </w:rPr>
+        <w:t>s hold. Explain how omitting it could change a reader's interpretation, and write an accurate replacement.</w:t>
       </w:r>
     </w:p>
     <w:p>
@@ -1577,25 +3505,529 @@
         <w:pStyle w:val="Heading3"/>
       </w:pPr>
       <w:r>
-        <w:t>Assess independent transfer</w:t>
+        <w:t>Teacher reasoning · W3</w:t>
       </w:r>
     </w:p>
     <w:p>
-      <w:r>
-        <w:t>Selected case: Plan validates input then sends a message before checking recipient approval. The task authorises drafting only. Locate violation.</w:t>
+      <w:pPr>
+        <w:spacing w:line="336" w:lineRule="auto" w:after="180"/>
+        <w:shd w:fill="F1F6FC"/>
+      </w:pPr>
+      <w:r>
+        <w:rPr>
+          <w:b w:val="0"/>
+        </w:rPr>
+        <w:t>Teacher ex</w:t>
+      </w:r>
+      <w:r>
+        <w:rPr>
+          <w:b/>
+        </w:rPr>
+        <w:t>plan</w:t>
+      </w:r>
+      <w:r>
+        <w:rPr>
+          <w:b w:val="0"/>
+        </w:rPr>
+        <w:t xml:space="preserve">ation: A plausible </w:t>
+      </w:r>
+      <w:r>
+        <w:rPr>
+          <w:b/>
+        </w:rPr>
+        <w:t>plan</w:t>
+      </w:r>
+      <w:r>
+        <w:rPr>
+          <w:b w:val="0"/>
+        </w:rPr>
+        <w:t xml:space="preserve"> is not an approval or proof that its </w:t>
+      </w:r>
+      <w:r>
+        <w:rPr>
+          <w:b/>
+        </w:rPr>
+        <w:t>prerequisite</w:t>
+      </w:r>
+      <w:r>
+        <w:rPr>
+          <w:b w:val="0"/>
+        </w:rPr>
+        <w:t>s hold.</w:t>
       </w:r>
     </w:p>
     <w:p>
       <w:pPr>
-        <w:pStyle w:val="Heading3"/>
-      </w:pPr>
-      <w:r>
-        <w:t>Selected case answer</w:t>
+        <w:spacing w:line="336" w:lineRule="auto" w:after="180"/>
+        <w:shd w:fill="F1F6FC"/>
+      </w:pPr>
+      <w:r>
+        <w:rPr>
+          <w:b w:val="0"/>
+        </w:rPr>
+        <w:t xml:space="preserve">State the observed result separately from the unverified or out-of-scope claim; preserve the original </w:t>
+      </w:r>
+      <w:r>
+        <w:rPr>
+          <w:b/>
+        </w:rPr>
+        <w:t>evidence</w:t>
+      </w:r>
+      <w:r>
+        <w:rPr>
+          <w:b w:val="0"/>
+        </w:rPr>
+        <w:t xml:space="preserve"> rather than inventing a missing fact.</w:t>
       </w:r>
     </w:p>
     <w:p>
-      <w:r>
-        <w:t>Teacher explanation: The send is unauthorised and must not execute; drafting scope cannot be extended by a plan.</w:t>
+      <w:pPr>
+        <w:pStyle w:val="Heading3"/>
+      </w:pPr>
+      <w:r>
+        <w:t>W4 Apply a new case independently</w:t>
+      </w:r>
+    </w:p>
+    <w:p>
+      <w:pPr>
+        <w:pStyle w:val="Heading3"/>
+      </w:pPr>
+      <w:r>
+        <w:t>Workbook question · W4</w:t>
+      </w:r>
+    </w:p>
+    <w:p>
+      <w:pPr>
+        <w:spacing w:line="336" w:lineRule="auto" w:after="180"/>
+        <w:shd w:fill="F5F1FB"/>
+      </w:pPr>
+      <w:r>
+        <w:rPr>
+          <w:b/>
+        </w:rPr>
+        <w:t>Plan</w:t>
+      </w:r>
+      <w:r>
+        <w:rPr>
+          <w:b w:val="0"/>
+        </w:rPr>
+        <w:t xml:space="preserve"> validates </w:t>
+      </w:r>
+      <w:r>
+        <w:rPr>
+          <w:b/>
+        </w:rPr>
+        <w:t>input</w:t>
+      </w:r>
+      <w:r>
+        <w:rPr>
+          <w:b w:val="0"/>
+        </w:rPr>
+        <w:t xml:space="preserve"> then sends a message before checking recipient approval. The task authorises drafting only. Locate violation.</w:t>
+      </w:r>
+    </w:p>
+    <w:p>
+      <w:pPr>
+        <w:pStyle w:val="Heading3"/>
+      </w:pPr>
+      <w:r>
+        <w:t>Teacher reasoning · W4</w:t>
+      </w:r>
+    </w:p>
+    <w:p>
+      <w:pPr>
+        <w:spacing w:line="336" w:lineRule="auto" w:after="180"/>
+        <w:shd w:fill="F1F6FC"/>
+      </w:pPr>
+      <w:r>
+        <w:rPr>
+          <w:b w:val="0"/>
+        </w:rPr>
+        <w:t>Teacher ex</w:t>
+      </w:r>
+      <w:r>
+        <w:rPr>
+          <w:b/>
+        </w:rPr>
+        <w:t>plan</w:t>
+      </w:r>
+      <w:r>
+        <w:rPr>
+          <w:b w:val="0"/>
+        </w:rPr>
+        <w:t xml:space="preserve">ation: The send is unauthorised and must not execute; drafting scope cannot be extended by a </w:t>
+      </w:r>
+      <w:r>
+        <w:rPr>
+          <w:b/>
+        </w:rPr>
+        <w:t>plan</w:t>
+      </w:r>
+      <w:r>
+        <w:rPr>
+          <w:b w:val="0"/>
+        </w:rPr>
+        <w:t>.</w:t>
+      </w:r>
+    </w:p>
+    <w:p>
+      <w:pPr>
+        <w:pStyle w:val="Heading3"/>
+      </w:pPr>
+      <w:r>
+        <w:t>W5 Design a revealing follow-up</w:t>
+      </w:r>
+    </w:p>
+    <w:p>
+      <w:pPr>
+        <w:pStyle w:val="Heading3"/>
+      </w:pPr>
+      <w:r>
+        <w:t>Workbook question · W5</w:t>
+      </w:r>
+    </w:p>
+    <w:p>
+      <w:pPr>
+        <w:spacing w:line="336" w:lineRule="auto" w:after="180"/>
+        <w:shd w:fill="F5F1FB"/>
+      </w:pPr>
+      <w:r>
+        <w:rPr>
+          <w:b w:val="0"/>
+        </w:rPr>
+        <w:t>For the worked scenario, propose one additional case that could reveal a failure, describe its expected outcome before running it, and explain what would need to remain fixed for a fair comparison.</w:t>
+      </w:r>
+    </w:p>
+    <w:p>
+      <w:pPr>
+        <w:spacing w:line="336" w:lineRule="auto" w:after="180"/>
+        <w:shd w:fill="F5F1FB"/>
+      </w:pPr>
+      <w:r>
+        <w:rPr>
+          <w:b w:val="0"/>
+        </w:rPr>
+        <w:t>Do not reuse W4 as a new final test after receiving feedback.</w:t>
+      </w:r>
+    </w:p>
+    <w:p>
+      <w:pPr>
+        <w:pStyle w:val="Heading3"/>
+      </w:pPr>
+      <w:r>
+        <w:t>Teacher reasoning · W5</w:t>
+      </w:r>
+    </w:p>
+    <w:p>
+      <w:pPr>
+        <w:spacing w:line="336" w:lineRule="auto" w:after="180"/>
+        <w:shd w:fill="F1F6FC"/>
+      </w:pPr>
+      <w:r>
+        <w:rPr>
+          <w:b w:val="0"/>
+        </w:rPr>
+        <w:t>Teacher ex</w:t>
+      </w:r>
+      <w:r>
+        <w:rPr>
+          <w:b/>
+        </w:rPr>
+        <w:t>plan</w:t>
+      </w:r>
+      <w:r>
+        <w:rPr>
+          <w:b w:val="0"/>
+        </w:rPr>
+        <w:t xml:space="preserve">ation: Accept a concrete variant of the worked </w:t>
+      </w:r>
+      <w:r>
+        <w:rPr>
+          <w:b/>
+        </w:rPr>
+        <w:t>input</w:t>
+      </w:r>
+      <w:r>
+        <w:rPr>
+          <w:b w:val="0"/>
+        </w:rPr>
+        <w:t xml:space="preserve"> or a missing/conflicting/boundary condition, with an expectation derived from the declared procedure.</w:t>
+      </w:r>
+    </w:p>
+    <w:p>
+      <w:pPr>
+        <w:spacing w:line="336" w:lineRule="auto" w:after="180"/>
+        <w:shd w:fill="F1F6FC"/>
+      </w:pPr>
+      <w:r>
+        <w:rPr>
+          <w:b w:val="0"/>
+        </w:rPr>
+        <w:t xml:space="preserve">Require preserved settings, original </w:t>
+      </w:r>
+      <w:r>
+        <w:rPr>
+          <w:b/>
+        </w:rPr>
+        <w:t>output</w:t>
+      </w:r>
+      <w:r>
+        <w:rPr>
+          <w:b w:val="0"/>
+        </w:rPr>
+        <w:t xml:space="preserve">s and data roles. A plausible </w:t>
+      </w:r>
+      <w:r>
+        <w:rPr>
+          <w:b/>
+        </w:rPr>
+        <w:t>plan</w:t>
+      </w:r>
+      <w:r>
+        <w:rPr>
+          <w:b w:val="0"/>
+        </w:rPr>
+        <w:t xml:space="preserve"> is not an approval or proof that its </w:t>
+      </w:r>
+      <w:r>
+        <w:rPr>
+          <w:b/>
+        </w:rPr>
+        <w:t>prerequisite</w:t>
+      </w:r>
+      <w:r>
+        <w:rPr>
+          <w:b w:val="0"/>
+        </w:rPr>
+        <w:t>s hold.</w:t>
+      </w:r>
+    </w:p>
+    <w:p>
+      <w:pPr>
+        <w:spacing w:line="336" w:lineRule="auto" w:after="180"/>
+        <w:shd w:fill="F1F6FC"/>
+      </w:pPr>
+      <w:r>
+        <w:rPr>
+          <w:b w:val="0"/>
+        </w:rPr>
+        <w:t xml:space="preserve">The new case should test this particular </w:t>
+      </w:r>
+      <w:r>
+        <w:rPr>
+          <w:b/>
+        </w:rPr>
+        <w:t>mechanism</w:t>
+      </w:r>
+      <w:r>
+        <w:rPr>
+          <w:b w:val="0"/>
+        </w:rPr>
+        <w:t xml:space="preserve"> rather than merely restate the original result.</w:t>
+      </w:r>
+    </w:p>
+    <w:p>
+      <w:pPr>
+        <w:pStyle w:val="Heading3"/>
+      </w:pPr>
+      <w:r>
+        <w:t>Independent assessment and fresh retry</w:t>
+      </w:r>
+    </w:p>
+    <w:p>
+      <w:pPr>
+        <w:pStyle w:val="Heading3"/>
+      </w:pPr>
+      <w:r>
+        <w:t>Teacher key · Independent assessment and fresh retry</w:t>
+      </w:r>
+    </w:p>
+    <w:p>
+      <w:pPr>
+        <w:spacing w:line="336" w:lineRule="auto" w:after="180"/>
+        <w:shd w:fill="F1F6FC"/>
+      </w:pPr>
+      <w:r>
+        <w:rPr>
+          <w:b w:val="0"/>
+        </w:rPr>
+        <w:t xml:space="preserve">W4: The send is unauthorised and must not execute; drafting scope cannot be extended by a </w:t>
+      </w:r>
+      <w:r>
+        <w:rPr>
+          <w:b/>
+        </w:rPr>
+        <w:t>plan</w:t>
+      </w:r>
+      <w:r>
+        <w:rPr>
+          <w:b w:val="0"/>
+        </w:rPr>
+        <w:t xml:space="preserve">. Require intermediate reasoning and the stated scope. Fresh retry: Read-only </w:t>
+      </w:r>
+      <w:r>
+        <w:rPr>
+          <w:b/>
+        </w:rPr>
+        <w:t>plan</w:t>
+      </w:r>
+      <w:r>
+        <w:rPr>
+          <w:b w:val="0"/>
+        </w:rPr>
+        <w:t xml:space="preserve"> adds delete-stale-source before retrieval.</w:t>
+      </w:r>
+    </w:p>
+    <w:p>
+      <w:pPr>
+        <w:spacing w:line="336" w:lineRule="auto" w:after="180"/>
+        <w:shd w:fill="F1F6FC"/>
+      </w:pPr>
+      <w:r>
+        <w:rPr>
+          <w:b w:val="0"/>
+        </w:rPr>
+        <w:t xml:space="preserve">Expected reasoning: Deletion lacks permission. Stale </w:t>
+      </w:r>
+      <w:r>
+        <w:rPr>
+          <w:b/>
+        </w:rPr>
+        <w:t>evidence</w:t>
+      </w:r>
+      <w:r>
+        <w:rPr>
+          <w:b w:val="0"/>
+        </w:rPr>
+        <w:t xml:space="preserve"> requires review/refresh through an authorised </w:t>
+      </w:r>
+      <w:r>
+        <w:rPr>
+          <w:b/>
+        </w:rPr>
+        <w:t>process</w:t>
+      </w:r>
+      <w:r>
+        <w:rPr>
+          <w:b w:val="0"/>
+        </w:rPr>
+        <w:t>, not agent-granted deletion.</w:t>
+      </w:r>
+    </w:p>
+    <w:p>
+      <w:pPr>
+        <w:spacing w:line="336" w:lineRule="auto" w:after="180"/>
+        <w:shd w:fill="F1F6FC"/>
+      </w:pPr>
+      <w:r>
+        <w:rPr>
+          <w:b w:val="0"/>
+        </w:rPr>
+        <w:t>If students need support, record it and reassess with another new case rather than awarding independence to a copied answer.</w:t>
+      </w:r>
+    </w:p>
+    <w:p>
+      <w:pPr>
+        <w:pStyle w:val="Heading3"/>
+      </w:pPr>
+      <w:r>
+        <w:t>Assess independent transfer</w:t>
+      </w:r>
+    </w:p>
+    <w:p>
+      <w:pPr>
+        <w:pStyle w:val="Heading3"/>
+      </w:pPr>
+      <w:r>
+        <w:t>Independent question · withhold the key</w:t>
+      </w:r>
+    </w:p>
+    <w:p>
+      <w:pPr>
+        <w:spacing w:line="336" w:lineRule="auto" w:after="180"/>
+        <w:shd w:fill="F5F1FB"/>
+      </w:pPr>
+      <w:r>
+        <w:rPr>
+          <w:b w:val="0"/>
+        </w:rPr>
+        <w:t xml:space="preserve">Selected case: </w:t>
+      </w:r>
+      <w:r>
+        <w:rPr>
+          <w:b/>
+        </w:rPr>
+        <w:t>Plan</w:t>
+      </w:r>
+      <w:r>
+        <w:rPr>
+          <w:b w:val="0"/>
+        </w:rPr>
+        <w:t xml:space="preserve"> validates </w:t>
+      </w:r>
+      <w:r>
+        <w:rPr>
+          <w:b/>
+        </w:rPr>
+        <w:t>input</w:t>
+      </w:r>
+      <w:r>
+        <w:rPr>
+          <w:b w:val="0"/>
+        </w:rPr>
+        <w:t xml:space="preserve"> then sends a message before checking recipient approval. The task authorises drafting only. Locate violation.</w:t>
+      </w:r>
+    </w:p>
+    <w:p>
+      <w:pPr>
+        <w:pStyle w:val="Heading3"/>
+      </w:pPr>
+      <w:r>
+        <w:t>Selected case answer</w:t>
+      </w:r>
+    </w:p>
+    <w:p>
+      <w:pPr>
+        <w:pStyle w:val="Heading3"/>
+      </w:pPr>
+      <w:r>
+        <w:t>Teacher key · Selected case answer</w:t>
+      </w:r>
+    </w:p>
+    <w:p>
+      <w:pPr>
+        <w:spacing w:line="336" w:lineRule="auto" w:after="180"/>
+        <w:shd w:fill="F1F6FC"/>
+      </w:pPr>
+      <w:r>
+        <w:rPr>
+          <w:b w:val="0"/>
+        </w:rPr>
+        <w:t>Teacher ex</w:t>
+      </w:r>
+      <w:r>
+        <w:rPr>
+          <w:b/>
+        </w:rPr>
+        <w:t>plan</w:t>
+      </w:r>
+      <w:r>
+        <w:rPr>
+          <w:b w:val="0"/>
+        </w:rPr>
+        <w:t xml:space="preserve">ation: The send is unauthorised and must not execute; drafting scope cannot be extended by a </w:t>
+      </w:r>
+      <w:r>
+        <w:rPr>
+          <w:b/>
+        </w:rPr>
+        <w:t>plan</w:t>
+      </w:r>
+      <w:r>
+        <w:rPr>
+          <w:b w:val="0"/>
+        </w:rPr>
+        <w:t>.</w:t>
       </w:r>
     </w:p>
     <w:tbl>
@@ -1701,67 +4133,353 @@
       </w:tr>
     </w:tbl>
     <w:p>
-      <w:r>
-        <w:t>Record each dimension as not yet, with support, or independent. Accept a valid alternative procedure with a defensible trace. Do not penalise an honestly recorded model failure if the learner correctly explains its evidence and limits.</w:t>
+      <w:pPr>
+        <w:pStyle w:val="Heading3"/>
+      </w:pPr>
+      <w:r>
+        <w:t>Teacher key · Selected case answer</w:t>
       </w:r>
     </w:p>
     <w:p>
       <w:pPr>
-        <w:pStyle w:val="Heading3"/>
-      </w:pPr>
-      <w:r>
-        <w:t>Feedback that the learner uses</w:t>
+        <w:spacing w:line="336" w:lineRule="auto" w:after="180"/>
+        <w:shd w:fill="F1F6FC"/>
+      </w:pPr>
+      <w:r>
+        <w:rPr>
+          <w:b w:val="0"/>
+        </w:rPr>
+        <w:t>Record each dimension as not yet, with support, or independent. Accept a valid alternative procedure with a defensible trace.</w:t>
       </w:r>
     </w:p>
     <w:p>
-      <w:r>
-        <w:t>Name the earliest unsupported step and give one action to repair it. Have the learner make that repair now and explain why. Then assess the relevant skill on a fresh, fully specified case. Confirm it was not previously practised with feedback; solve and check the new case before assigning it. A follow-up design prompt is a starting brief, not automatically an equivalent test.</w:t>
+      <w:pPr>
+        <w:spacing w:line="336" w:lineRule="auto" w:after="180"/>
+        <w:shd w:fill="F1F6FC"/>
+      </w:pPr>
+      <w:r>
+        <w:rPr>
+          <w:b w:val="0"/>
+        </w:rPr>
+        <w:t xml:space="preserve">Do not penalise an honestly recorded model failure if the learner correctly explains its </w:t>
+      </w:r>
+      <w:r>
+        <w:rPr>
+          <w:b/>
+        </w:rPr>
+        <w:t>evidence</w:t>
+      </w:r>
+      <w:r>
+        <w:rPr>
+          <w:b w:val="0"/>
+        </w:rPr>
+        <w:t xml:space="preserve"> and limits.</w:t>
       </w:r>
     </w:p>
     <w:p>
       <w:pPr>
-        <w:pStyle w:val="Heading1"/>
-      </w:pPr>
-      <w:r>
-        <w:t>06. Connect the project, support and next lesson</w:t>
+        <w:pStyle w:val="Heading3"/>
+      </w:pPr>
+      <w:r>
+        <w:t>Feedback that the learner uses</w:t>
       </w:r>
     </w:p>
     <w:p>
-      <w:r>
-        <w:t>Add a labelled planning and action selection evidence sheet to Grounded Learning Service. Show how you can explain the mechanism and terminology of planning and action selection. Use the supplied fictional case and keep its inputs, intermediate steps, calculation or prediction, and limitation. Connect this record to last week’s record; a matching answer without a trace is insufficient.</w:t>
+      <w:pPr>
+        <w:spacing w:line="336" w:lineRule="auto" w:after="180"/>
+      </w:pPr>
+      <w:r>
+        <w:rPr>
+          <w:b w:val="0"/>
+        </w:rPr>
+        <w:t>Name the earliest unsupported step and give one action to repair it. Have the learner make that repair now and explain why. Then assess the relevant skill on a fresh, fully specified case.</w:t>
       </w:r>
     </w:p>
     <w:p>
-      <w:r>
-        <w:t>Provide an input/procedure/result/limit frame and a calculator when needed. Ask students to identify the first step before completing the whole trace. Extension: compare two concrete variants of this mechanism while holding unrelated conditions fixed; report both successful and unsuccessful outcomes.</w:t>
+      <w:pPr>
+        <w:spacing w:line="336" w:lineRule="auto" w:after="180"/>
+      </w:pPr>
+      <w:r>
+        <w:rPr>
+          <w:b w:val="0"/>
+        </w:rPr>
+        <w:t>Confirm it was not previously practised with feedback; solve and check the new case before assigning it. A follow-up design prompt is a starting brief, not automatically an equivalent test.</w:t>
       </w:r>
     </w:p>
     <w:p>
-      <w:r>
-        <w:t>Next connection: Approval gates and idempotency. Preserve the current case record and retrieve its evidence boundary before moving on.</w:t>
+      <w:pPr>
+        <w:pStyle w:val="Heading1"/>
+      </w:pPr>
+      <w:r>
+        <w:t>06. Connect the project, support and next lesson</w:t>
       </w:r>
     </w:p>
     <w:p>
       <w:r>
-        <w:t>Retain the project ledger and assess a changed case after support. Check the relevant prerequisite before carrying this component forward.</w:t>
+        <w:t>Connect Planning and action selection to Grounded Learning Service, adapt support and plan a later changed-case check.</w:t>
       </w:r>
     </w:p>
     <w:p>
       <w:pPr>
-        <w:pStyle w:val="Heading3"/>
-      </w:pPr>
-      <w:r>
-        <w:t>Plan the delayed return</w:t>
+        <w:spacing w:line="336" w:lineRule="auto" w:after="180"/>
+      </w:pPr>
+      <w:r>
+        <w:rPr>
+          <w:b w:val="0"/>
+        </w:rPr>
+        <w:t xml:space="preserve">Add a labelled </w:t>
+      </w:r>
+      <w:r>
+        <w:rPr>
+          <w:b/>
+        </w:rPr>
+        <w:t>plan</w:t>
+      </w:r>
+      <w:r>
+        <w:rPr>
+          <w:b w:val="0"/>
+        </w:rPr>
+        <w:t xml:space="preserve">ning and </w:t>
+      </w:r>
+      <w:r>
+        <w:rPr>
+          <w:b/>
+        </w:rPr>
+        <w:t>action selection</w:t>
+      </w:r>
+      <w:r>
+        <w:rPr>
+          <w:b w:val="0"/>
+        </w:rPr>
+        <w:t xml:space="preserve"> </w:t>
+      </w:r>
+      <w:r>
+        <w:rPr>
+          <w:b/>
+        </w:rPr>
+        <w:t>evidence</w:t>
+      </w:r>
+      <w:r>
+        <w:rPr>
+          <w:b w:val="0"/>
+        </w:rPr>
+        <w:t xml:space="preserve"> sheet to Grounded Learning Service. Show how you can explain the </w:t>
+      </w:r>
+      <w:r>
+        <w:rPr>
+          <w:b/>
+        </w:rPr>
+        <w:t>mechanism</w:t>
+      </w:r>
+      <w:r>
+        <w:rPr>
+          <w:b w:val="0"/>
+        </w:rPr>
+        <w:t xml:space="preserve"> and terminology of </w:t>
+      </w:r>
+      <w:r>
+        <w:rPr>
+          <w:b/>
+        </w:rPr>
+        <w:t>plan</w:t>
+      </w:r>
+      <w:r>
+        <w:rPr>
+          <w:b w:val="0"/>
+        </w:rPr>
+        <w:t xml:space="preserve">ning and </w:t>
+      </w:r>
+      <w:r>
+        <w:rPr>
+          <w:b/>
+        </w:rPr>
+        <w:t>action selection</w:t>
+      </w:r>
+      <w:r>
+        <w:rPr>
+          <w:b w:val="0"/>
+        </w:rPr>
+        <w:t>.</w:t>
       </w:r>
     </w:p>
     <w:p>
-      <w:r>
-        <w:t>Suggested return points in this level: ai-6/15, ai-6/17, ai-6/20. Use actual classroom dates, adjusting for holidays and gaps. One, three and six teaching weeks are scheduling choices, not a claimed optimal spacing.</w:t>
+      <w:pPr>
+        <w:spacing w:line="336" w:lineRule="auto" w:after="180"/>
+      </w:pPr>
+      <w:r>
+        <w:rPr>
+          <w:b w:val="0"/>
+        </w:rPr>
+        <w:t xml:space="preserve">Use the supplied fictional case and keep its </w:t>
+      </w:r>
+      <w:r>
+        <w:rPr>
+          <w:b/>
+        </w:rPr>
+        <w:t>input</w:t>
+      </w:r>
+      <w:r>
+        <w:rPr>
+          <w:b w:val="0"/>
+        </w:rPr>
+        <w:t xml:space="preserve">s, intermediate steps, calculation or </w:t>
+      </w:r>
+      <w:r>
+        <w:rPr>
+          <w:b/>
+        </w:rPr>
+        <w:t>prediction</w:t>
+      </w:r>
+      <w:r>
+        <w:rPr>
+          <w:b w:val="0"/>
+        </w:rPr>
+        <w:t>, and limitation. Connect this record to last week’s record; a matching answer without a trace is insufficient.</w:t>
       </w:r>
     </w:p>
     <w:p>
-      <w:r>
-        <w:t>At a delayed check, ask for the idea from memory and a changed application. Compare with the earlier independent response and record support used. For a new level, revisit the previous capstone before checking the new prerequisites.</w:t>
+      <w:pPr>
+        <w:spacing w:line="336" w:lineRule="auto" w:after="180"/>
+      </w:pPr>
+      <w:r>
+        <w:rPr>
+          <w:b w:val="0"/>
+        </w:rPr>
+        <w:t xml:space="preserve">Provide an </w:t>
+      </w:r>
+      <w:r>
+        <w:rPr>
+          <w:b/>
+        </w:rPr>
+        <w:t>input</w:t>
+      </w:r>
+      <w:r>
+        <w:rPr>
+          <w:b w:val="0"/>
+        </w:rPr>
+        <w:t>/procedure/result/limit frame and a calculator when needed. Ask students to identify the first step before completing the whole trace.</w:t>
+      </w:r>
+    </w:p>
+    <w:p>
+      <w:pPr>
+        <w:spacing w:line="336" w:lineRule="auto" w:after="180"/>
+      </w:pPr>
+      <w:r>
+        <w:rPr>
+          <w:b w:val="0"/>
+        </w:rPr>
+        <w:t xml:space="preserve">Extension: compare two concrete variants of this </w:t>
+      </w:r>
+      <w:r>
+        <w:rPr>
+          <w:b/>
+        </w:rPr>
+        <w:t>mechanism</w:t>
+      </w:r>
+      <w:r>
+        <w:rPr>
+          <w:b w:val="0"/>
+        </w:rPr>
+        <w:t xml:space="preserve"> while holding unrelated conditions fixed; report both successful and unsuccessful outcomes.</w:t>
+      </w:r>
+    </w:p>
+    <w:p>
+      <w:pPr>
+        <w:spacing w:line="336" w:lineRule="auto" w:after="180"/>
+      </w:pPr>
+      <w:r>
+        <w:rPr>
+          <w:b w:val="0"/>
+        </w:rPr>
+        <w:t xml:space="preserve">Next connection: Approval gates and idempotency. Preserve the current case record and retrieve its </w:t>
+      </w:r>
+      <w:r>
+        <w:rPr>
+          <w:b/>
+        </w:rPr>
+        <w:t>evidence</w:t>
+      </w:r>
+      <w:r>
+        <w:rPr>
+          <w:b w:val="0"/>
+        </w:rPr>
+        <w:t xml:space="preserve"> boundary before moving on.</w:t>
+      </w:r>
+    </w:p>
+    <w:p>
+      <w:pPr>
+        <w:spacing w:line="336" w:lineRule="auto" w:after="180"/>
+      </w:pPr>
+      <w:r>
+        <w:rPr>
+          <w:b w:val="0"/>
+        </w:rPr>
+        <w:t xml:space="preserve">Retain the project ledger and assess a changed case after support. Check the relevant </w:t>
+      </w:r>
+      <w:r>
+        <w:rPr>
+          <w:b/>
+        </w:rPr>
+        <w:t>prerequisite</w:t>
+      </w:r>
+      <w:r>
+        <w:rPr>
+          <w:b w:val="0"/>
+        </w:rPr>
+        <w:t xml:space="preserve"> before carrying this component forward.</w:t>
+      </w:r>
+    </w:p>
+    <w:p>
+      <w:pPr>
+        <w:pStyle w:val="Heading3"/>
+      </w:pPr>
+      <w:r>
+        <w:t>Plan the delayed return</w:t>
+      </w:r>
+    </w:p>
+    <w:p>
+      <w:pPr>
+        <w:spacing w:line="336" w:lineRule="auto" w:after="180"/>
+      </w:pPr>
+      <w:r>
+        <w:rPr>
+          <w:b w:val="0"/>
+        </w:rPr>
+        <w:t>Suggested return points in this level: ai-6/15, ai-6/17, ai-6/20. Use actual classroom dates, adjusting for holidays and gaps. One, three and six teaching weeks are scheduling choices, not a claimed optimal spacing.</w:t>
+      </w:r>
+    </w:p>
+    <w:p>
+      <w:pPr>
+        <w:spacing w:line="336" w:lineRule="auto" w:after="180"/>
+      </w:pPr>
+      <w:r>
+        <w:rPr>
+          <w:b w:val="0"/>
+        </w:rPr>
+        <w:t>At a delayed check, ask for the idea from memory and a changed application. Compare with the earlier independent response and record support used.</w:t>
+      </w:r>
+    </w:p>
+    <w:p>
+      <w:pPr>
+        <w:spacing w:line="336" w:lineRule="auto" w:after="180"/>
+      </w:pPr>
+      <w:r>
+        <w:rPr>
+          <w:b w:val="0"/>
+        </w:rPr>
+        <w:t xml:space="preserve">For a new level, revisit the previous capstone before checking the new </w:t>
+      </w:r>
+      <w:r>
+        <w:rPr>
+          <w:b/>
+        </w:rPr>
+        <w:t>prerequisite</w:t>
+      </w:r>
+      <w:r>
+        <w:rPr>
+          <w:b w:val="0"/>
+        </w:rPr>
+        <w:t>s.</w:t>
       </w:r>
     </w:p>
     <w:tbl>
@@ -1921,8 +4639,26 @@
       </w:tr>
     </w:tbl>
     <w:p>
-      <w:r>
-        <w:t>Use the evidence to choose reteaching or the next step. A completed page, confidence rating or attractive project does not by itself demonstrate understanding.</w:t>
+      <w:pPr>
+        <w:spacing w:line="336" w:lineRule="auto" w:after="180"/>
+      </w:pPr>
+      <w:r>
+        <w:rPr>
+          <w:b w:val="0"/>
+        </w:rPr>
+        <w:t xml:space="preserve">Use the </w:t>
+      </w:r>
+      <w:r>
+        <w:rPr>
+          <w:b/>
+        </w:rPr>
+        <w:t>evidence</w:t>
+      </w:r>
+      <w:r>
+        <w:rPr>
+          <w:b w:val="0"/>
+        </w:rPr>
+        <w:t xml:space="preserve"> to choose reteaching or the next step. A completed page, confidence rating or attractive project does not by itself demonstrate understanding.</w:t>
       </w:r>
     </w:p>
     <w:p>
@@ -1934,8 +4670,26 @@
       </w:r>
     </w:p>
     <w:p>
-      <w:r>
-        <w:t>For the Grounded Learning Service, retain an annotated trace and the changed-case result. Name the contract or evidence that makes the deciding step valid, so another team can review it.</w:t>
+      <w:pPr>
+        <w:spacing w:line="336" w:lineRule="auto" w:after="180"/>
+      </w:pPr>
+      <w:r>
+        <w:rPr>
+          <w:b w:val="0"/>
+        </w:rPr>
+        <w:t xml:space="preserve">For the Grounded Learning Service, retain an annotated trace and the changed-case result. Name the contract or </w:t>
+      </w:r>
+      <w:r>
+        <w:rPr>
+          <w:b/>
+        </w:rPr>
+        <w:t>evidence</w:t>
+      </w:r>
+      <w:r>
+        <w:rPr>
+          <w:b w:val="0"/>
+        </w:rPr>
+        <w:t xml:space="preserve"> that makes the deciding step valid, so another team can review it.</w:t>
       </w:r>
     </w:p>
     <w:p>
@@ -1948,12 +4702,80 @@
     </w:p>
     <w:p>
       <w:r>
-        <w:t>Teaching target: Explain the mechanism and terminology of planning and action selection</w:t>
+        <w:t>Use this preparation summary alongside the detailed Planning and action selection lesson; it is a checklist rather than a replacement for the full sequence.</w:t>
       </w:r>
     </w:p>
     <w:p>
-      <w:r>
-        <w:t>Prepare the labelled worked-case picture, the matching workbook, fictional input cards and a place for individual responses. Check a local Python 3 environment before class; have a paper-trace version ready.</w:t>
+      <w:pPr>
+        <w:pStyle w:val="Heading3"/>
+      </w:pPr>
+      <w:r>
+        <w:t>Teaching target</w:t>
+      </w:r>
+    </w:p>
+    <w:p>
+      <w:pPr>
+        <w:spacing w:line="336" w:lineRule="auto" w:after="180"/>
+        <w:shd w:fill="EDF7F3"/>
+      </w:pPr>
+      <w:r>
+        <w:rPr>
+          <w:b w:val="0"/>
+        </w:rPr>
+        <w:t xml:space="preserve">Teaching target: Explain the </w:t>
+      </w:r>
+      <w:r>
+        <w:rPr>
+          <w:b/>
+        </w:rPr>
+        <w:t>mechanism</w:t>
+      </w:r>
+      <w:r>
+        <w:rPr>
+          <w:b w:val="0"/>
+        </w:rPr>
+        <w:t xml:space="preserve"> and terminology of </w:t>
+      </w:r>
+      <w:r>
+        <w:rPr>
+          <w:b/>
+        </w:rPr>
+        <w:t>plan</w:t>
+      </w:r>
+      <w:r>
+        <w:rPr>
+          <w:b w:val="0"/>
+        </w:rPr>
+        <w:t xml:space="preserve">ning and </w:t>
+      </w:r>
+      <w:r>
+        <w:rPr>
+          <w:b/>
+        </w:rPr>
+        <w:t>action selection</w:t>
+      </w:r>
+    </w:p>
+    <w:p>
+      <w:pPr>
+        <w:spacing w:line="336" w:lineRule="auto" w:after="180"/>
+      </w:pPr>
+      <w:r>
+        <w:rPr>
+          <w:b w:val="0"/>
+        </w:rPr>
+        <w:t xml:space="preserve">Prepare the labelled worked-case picture, the matching workbook, fictional </w:t>
+      </w:r>
+      <w:r>
+        <w:rPr>
+          <w:b/>
+        </w:rPr>
+        <w:t>input</w:t>
+      </w:r>
+      <w:r>
+        <w:rPr>
+          <w:b w:val="0"/>
+        </w:rPr>
+        <w:t xml:space="preserve"> cards and a place for individual responses. Check a local Python 3 environment before class; have a paper-trace version ready.</w:t>
       </w:r>
     </w:p>
     <w:tbl>
@@ -2100,37 +4922,303 @@
       </w:tr>
     </w:tbl>
     <w:p>
-      <w:r>
-        <w:t>Before class, solve the supported practice: Generated plan retrieves a room, books it and then answers. It calls booking necessary for helpfulness. Show the intermediate steps and give the conclusion with its scope.</w:t>
+      <w:pPr>
+        <w:spacing w:line="336" w:lineRule="auto" w:after="180"/>
+      </w:pPr>
+      <w:r>
+        <w:rPr>
+          <w:b w:val="0"/>
+        </w:rPr>
+        <w:t xml:space="preserve">Before class, solve the supported practice: Generated </w:t>
+      </w:r>
+      <w:r>
+        <w:rPr>
+          <w:b/>
+        </w:rPr>
+        <w:t>plan</w:t>
+      </w:r>
+      <w:r>
+        <w:rPr>
+          <w:b w:val="0"/>
+        </w:rPr>
+        <w:t xml:space="preserve"> retrieves a room, books it and then answers. It calls booking necessary for helpfulness. Show the intermediate steps and give the conclusion with its scope.</w:t>
       </w:r>
     </w:p>
     <w:p>
-      <w:r>
-        <w:t>Reasoned practice answer: Teacher explanation: Booking is outside the task boundary. Execute only permitted reporting steps, with a fallback if evidence is insufficient.</w:t>
+      <w:pPr>
+        <w:pStyle w:val="Heading3"/>
+      </w:pPr>
+      <w:r>
+        <w:t>Supported practice answer</w:t>
       </w:r>
     </w:p>
     <w:p>
-      <w:r>
-        <w:t>Check every learner before discussion: Use the worked case for Planning and action selection. Proposed explanation: “The worked result establishes every future case”. Decide whether this explanation is supported. Point to the step or supplied fact that decides; explain your repair if needed.</w:t>
+      <w:pPr>
+        <w:spacing w:line="336" w:lineRule="auto" w:after="180"/>
+        <w:shd w:fill="F1F6FC"/>
+      </w:pPr>
+      <w:r>
+        <w:rPr>
+          <w:b w:val="0"/>
+        </w:rPr>
+        <w:t>Reasoned practice answer: Teacher ex</w:t>
+      </w:r>
+      <w:r>
+        <w:rPr>
+          <w:b/>
+        </w:rPr>
+        <w:t>plan</w:t>
+      </w:r>
+      <w:r>
+        <w:rPr>
+          <w:b w:val="0"/>
+        </w:rPr>
+        <w:t xml:space="preserve">ation: Booking is outside the task boundary. Execute only permitted reporting steps, with a fallback if </w:t>
+      </w:r>
+      <w:r>
+        <w:rPr>
+          <w:b/>
+        </w:rPr>
+        <w:t>evidence</w:t>
+      </w:r>
+      <w:r>
+        <w:rPr>
+          <w:b w:val="0"/>
+        </w:rPr>
+        <w:t xml:space="preserve"> is insufficient.</w:t>
       </w:r>
     </w:p>
     <w:p>
-      <w:r>
-        <w:t>Misconception repair: A plausible plan is not an approval or proof that its prerequisites hold.</w:t>
+      <w:pPr>
+        <w:spacing w:line="336" w:lineRule="auto" w:after="180"/>
+      </w:pPr>
+      <w:r>
+        <w:rPr>
+          <w:b w:val="0"/>
+        </w:rPr>
+        <w:t xml:space="preserve">Check every learner before discussion: Use the worked case for </w:t>
+      </w:r>
+      <w:r>
+        <w:rPr>
+          <w:b/>
+        </w:rPr>
+        <w:t>Plan</w:t>
+      </w:r>
+      <w:r>
+        <w:rPr>
+          <w:b w:val="0"/>
+        </w:rPr>
+        <w:t xml:space="preserve">ning and </w:t>
+      </w:r>
+      <w:r>
+        <w:rPr>
+          <w:b/>
+        </w:rPr>
+        <w:t>action selection</w:t>
+      </w:r>
+      <w:r>
+        <w:rPr>
+          <w:b w:val="0"/>
+        </w:rPr>
+        <w:t>. Proposed ex</w:t>
+      </w:r>
+      <w:r>
+        <w:rPr>
+          <w:b/>
+        </w:rPr>
+        <w:t>plan</w:t>
+      </w:r>
+      <w:r>
+        <w:rPr>
+          <w:b w:val="0"/>
+        </w:rPr>
+        <w:t>ation: “The worked result establishes every future case”. Decide whether this ex</w:t>
+      </w:r>
+      <w:r>
+        <w:rPr>
+          <w:b/>
+        </w:rPr>
+        <w:t>plan</w:t>
+      </w:r>
+      <w:r>
+        <w:rPr>
+          <w:b w:val="0"/>
+        </w:rPr>
+        <w:t>ation is supported.</w:t>
       </w:r>
     </w:p>
     <w:p>
-      <w:r>
-        <w:t>Support: read the exact case aloud, enlarge the labelled picture, supply input cards and model only the first deciding step. Accept a spoken explanation or drawing; retain the reasoning goal.</w:t>
+      <w:pPr>
+        <w:spacing w:line="336" w:lineRule="auto" w:after="180"/>
+      </w:pPr>
+      <w:r>
+        <w:rPr>
+          <w:b w:val="0"/>
+        </w:rPr>
+        <w:t>Point to the step or supplied fact that decides; explain your repair if needed.</w:t>
       </w:r>
     </w:p>
     <w:p>
-      <w:r>
-        <w:t>Extension: Supply an approved card giving height 24 metres. Require a prediction and a reason before comparing. Expected result: The bot can retrieve it and answer 24 metres with attribution. Reason: The missing factual input is now available within the allowed collection.</w:t>
+      <w:pPr>
+        <w:pStyle w:val="Heading3"/>
+      </w:pPr>
+      <w:r>
+        <w:t>Repair the misconception</w:t>
       </w:r>
     </w:p>
     <w:p>
-      <w:r>
+      <w:pPr>
+        <w:spacing w:line="336" w:lineRule="auto" w:after="180"/>
+        <w:shd w:fill="FFF5E6"/>
+      </w:pPr>
+      <w:r>
+        <w:rPr>
+          <w:b w:val="0"/>
+        </w:rPr>
+        <w:t xml:space="preserve">Misconception repair: A plausible </w:t>
+      </w:r>
+      <w:r>
+        <w:rPr>
+          <w:b/>
+        </w:rPr>
+        <w:t>plan</w:t>
+      </w:r>
+      <w:r>
+        <w:rPr>
+          <w:b w:val="0"/>
+        </w:rPr>
+        <w:t xml:space="preserve"> is not an approval or proof that its </w:t>
+      </w:r>
+      <w:r>
+        <w:rPr>
+          <w:b/>
+        </w:rPr>
+        <w:t>prerequisite</w:t>
+      </w:r>
+      <w:r>
+        <w:rPr>
+          <w:b w:val="0"/>
+        </w:rPr>
+        <w:t>s hold.</w:t>
+      </w:r>
+    </w:p>
+    <w:p>
+      <w:pPr>
+        <w:pStyle w:val="Heading3"/>
+      </w:pPr>
+      <w:r>
+        <w:t>Support without giving away the answer</w:t>
+      </w:r>
+    </w:p>
+    <w:p>
+      <w:pPr>
+        <w:spacing w:line="336" w:lineRule="auto" w:after="180"/>
+        <w:shd w:fill="F1F6F8"/>
+      </w:pPr>
+      <w:r>
+        <w:rPr>
+          <w:b w:val="0"/>
+        </w:rPr>
+        <w:t xml:space="preserve">Support: read the exact case aloud, enlarge the labelled picture, supply </w:t>
+      </w:r>
+      <w:r>
+        <w:rPr>
+          <w:b/>
+        </w:rPr>
+        <w:t>input</w:t>
+      </w:r>
+      <w:r>
+        <w:rPr>
+          <w:b w:val="0"/>
+        </w:rPr>
+        <w:t xml:space="preserve"> cards and model only the first deciding step. Accept a spoken ex</w:t>
+      </w:r>
+      <w:r>
+        <w:rPr>
+          <w:b/>
+        </w:rPr>
+        <w:t>plan</w:t>
+      </w:r>
+      <w:r>
+        <w:rPr>
+          <w:b w:val="0"/>
+        </w:rPr>
+        <w:t>ation or drawing; retain the reasoning goal.</w:t>
+      </w:r>
+    </w:p>
+    <w:p>
+      <w:pPr>
+        <w:pStyle w:val="Heading3"/>
+      </w:pPr>
+      <w:r>
+        <w:t>Extend the reasoning</w:t>
+      </w:r>
+    </w:p>
+    <w:p>
+      <w:pPr>
+        <w:spacing w:line="336" w:lineRule="auto" w:after="180"/>
+        <w:shd w:fill="F5F1FB"/>
+      </w:pPr>
+      <w:r>
+        <w:rPr>
+          <w:b w:val="0"/>
+        </w:rPr>
+        <w:t xml:space="preserve">Extension: Supply an approved card giving height 24 metres. Require a </w:t>
+      </w:r>
+      <w:r>
+        <w:rPr>
+          <w:b/>
+        </w:rPr>
+        <w:t>prediction</w:t>
+      </w:r>
+      <w:r>
+        <w:rPr>
+          <w:b w:val="0"/>
+        </w:rPr>
+        <w:t xml:space="preserve"> and a reason before comparing. Expected result: The bot can retrieve it and answer 24 metres with attribution.</w:t>
+      </w:r>
+    </w:p>
+    <w:p>
+      <w:pPr>
+        <w:spacing w:line="336" w:lineRule="auto" w:after="180"/>
+        <w:shd w:fill="F5F1FB"/>
+      </w:pPr>
+      <w:r>
+        <w:rPr>
+          <w:b w:val="0"/>
+        </w:rPr>
+        <w:t xml:space="preserve">Reason: The missing factual </w:t>
+      </w:r>
+      <w:r>
+        <w:rPr>
+          <w:b/>
+        </w:rPr>
+        <w:t>input</w:t>
+      </w:r>
+      <w:r>
+        <w:rPr>
+          <w:b w:val="0"/>
+        </w:rPr>
+        <w:t xml:space="preserve"> is now available within the allowed collection.</w:t>
+      </w:r>
+    </w:p>
+    <w:p>
+      <w:pPr>
+        <w:pStyle w:val="Heading3"/>
+      </w:pPr>
+      <w:r>
+        <w:t>Protect the independent attempt</w:t>
+      </w:r>
+    </w:p>
+    <w:p>
+      <w:pPr>
+        <w:spacing w:line="336" w:lineRule="auto" w:after="180"/>
+        <w:shd w:fill="FFF5E6"/>
+      </w:pPr>
+      <w:r>
+        <w:rPr>
+          <w:b w:val="0"/>
+        </w:rPr>
         <w:t>Independent assessment: withhold the reserved answer until the learner has attempted the new case. Record support separately from correctness.</w:t>
       </w:r>
     </w:p>
@@ -2319,46 +5407,1141 @@
       </w:tr>
     </w:tbl>
     <w:p>
-      <w:r>
-        <w:t>Project checkpoint: Test changed cases. Keep normal, boundary and failure cases; compare expected and observed results.</w:t>
+      <w:pPr>
+        <w:pStyle w:val="Heading3"/>
+      </w:pPr>
+      <w:r>
+        <w:t>Project checkpoint</w:t>
       </w:r>
     </w:p>
     <w:p>
-      <w:r>
-        <w:t>Use the weekly teacher answer for topic-specific reasoning. A saved progress tick is an activity record; judge mastery from the learner’s explanation and evidence.</w:t>
+      <w:pPr>
+        <w:spacing w:line="336" w:lineRule="auto" w:after="180"/>
+        <w:shd w:fill="EDF7F3"/>
+      </w:pPr>
+      <w:r>
+        <w:rPr>
+          <w:b w:val="0"/>
+        </w:rPr>
+        <w:t>Project checkpoint: Test changed cases. Keep normal, boundary and failure cases; compare expected and observed results.</w:t>
       </w:r>
     </w:p>
     <w:p>
       <w:pPr>
-        <w:pStyle w:val="Heading1"/>
-      </w:pPr>
-      <w:r>
-        <w:t>08. Use feedback, labs and repair paths</w:t>
+        <w:spacing w:line="336" w:lineRule="auto" w:after="180"/>
+      </w:pPr>
+      <w:r>
+        <w:rPr>
+          <w:b w:val="0"/>
+        </w:rPr>
+        <w:t>Use the weekly teacher answer for topic-specific reasoning. A saved progress tick is an activity record; judge mastery from the learner’s ex</w:t>
+      </w:r>
+      <w:r>
+        <w:rPr>
+          <w:b/>
+        </w:rPr>
+        <w:t>plan</w:t>
+      </w:r>
+      <w:r>
+        <w:rPr>
+          <w:b w:val="0"/>
+        </w:rPr>
+        <w:t xml:space="preserve">ation and </w:t>
+      </w:r>
+      <w:r>
+        <w:rPr>
+          <w:b/>
+        </w:rPr>
+        <w:t>evidence</w:t>
+      </w:r>
+      <w:r>
+        <w:rPr>
+          <w:b w:val="0"/>
+        </w:rPr>
+        <w:t>.</w:t>
       </w:r>
     </w:p>
     <w:p>
-      <w:r>
-        <w:t>Use the two formative questions as supported practice, not as independent mastery scores. Discuss the deciding evidence rather than accepting a guessed selection.</w:t>
+      <w:pPr>
+        <w:pStyle w:val="Heading1"/>
+      </w:pPr>
+      <w:r>
+        <w:t>08. Use feedback, labs and repair paths</w:t>
       </w:r>
     </w:p>
     <w:p>
       <w:r>
-        <w:t>The feedback comes from the reviewed public worked case. Do not reveal the separately reserved independent teacher answer until the learner has attempted that case.</w:t>
+        <w:t>Use feedback, earlier review and portfolios purposefully. Apply the coding routine only when this lesson has an executable lab.</w:t>
       </w:r>
     </w:p>
     <w:p>
-      <w:r>
-        <w:t>Ask students to predict before running code. Preserve errors and actual outputs; collect a changed test and an explanation. The branch-boundary and indexing lessons deliberately include failure cases.</w:t>
+      <w:pPr>
+        <w:spacing w:line="336" w:lineRule="auto" w:after="180"/>
+      </w:pPr>
+      <w:r>
+        <w:rPr>
+          <w:b w:val="0"/>
+        </w:rPr>
+        <w:t xml:space="preserve">Use the two formative questions as supported practice, not as independent mastery scores. Discuss the deciding </w:t>
+      </w:r>
+      <w:r>
+        <w:rPr>
+          <w:b/>
+        </w:rPr>
+        <w:t>evidence</w:t>
+      </w:r>
+      <w:r>
+        <w:rPr>
+          <w:b w:val="0"/>
+        </w:rPr>
+        <w:t xml:space="preserve"> rather than accepting a guessed selection.</w:t>
       </w:r>
     </w:p>
     <w:p>
-      <w:r>
-        <w:t>Use the earlier worked-explanation links to address a specific missing building block, then return to the current question. Adapt this suggestion after observing the learner; it is not an automatic diagnosis.</w:t>
+      <w:pPr>
+        <w:spacing w:line="336" w:lineRule="auto" w:after="180"/>
+      </w:pPr>
+      <w:r>
+        <w:rPr>
+          <w:b w:val="0"/>
+        </w:rPr>
+        <w:t>The feedback comes from the reviewed public worked case. Do not reveal the separately reserved independent teacher answer until the learner has attempted that case.</w:t>
       </w:r>
     </w:p>
     <w:p>
-      <w:r>
-        <w:t>Collect the completed-work portfolio as evidence. Record support separately from correctness, and assess explanation, trace/test and limitations. Progress ticks and quiz selections alone do not establish mastery.</w:t>
+      <w:pPr>
+        <w:pStyle w:val="Heading3"/>
+      </w:pPr>
+      <w:r>
+        <w:t>For later coding lessons</w:t>
+      </w:r>
+    </w:p>
+    <w:p>
+      <w:r>
+        <w:t>This week has no code block. Use this routine when a later lesson includes an executable lab.</w:t>
+      </w:r>
+    </w:p>
+    <w:p>
+      <w:pPr>
+        <w:spacing w:line="336" w:lineRule="auto" w:after="180"/>
+        <w:shd w:fill="F1F6F8"/>
+      </w:pPr>
+      <w:r>
+        <w:rPr>
+          <w:b w:val="0"/>
+        </w:rPr>
+        <w:t xml:space="preserve">Ask students to predict before running code. Preserve errors and actual </w:t>
+      </w:r>
+      <w:r>
+        <w:rPr>
+          <w:b/>
+        </w:rPr>
+        <w:t>output</w:t>
+      </w:r>
+      <w:r>
+        <w:rPr>
+          <w:b w:val="0"/>
+        </w:rPr>
+        <w:t>s; collect a changed test and an ex</w:t>
+      </w:r>
+      <w:r>
+        <w:rPr>
+          <w:b/>
+        </w:rPr>
+        <w:t>plan</w:t>
+      </w:r>
+      <w:r>
+        <w:rPr>
+          <w:b w:val="0"/>
+        </w:rPr>
+        <w:t>ation. The branch-boundary and indexing lessons deliberately include failure cases.</w:t>
+      </w:r>
+    </w:p>
+    <w:p>
+      <w:pPr>
+        <w:spacing w:line="336" w:lineRule="auto" w:after="180"/>
+      </w:pPr>
+      <w:r>
+        <w:rPr>
+          <w:b w:val="0"/>
+        </w:rPr>
+        <w:t>Use the earlier worked-ex</w:t>
+      </w:r>
+      <w:r>
+        <w:rPr>
+          <w:b/>
+        </w:rPr>
+        <w:t>plan</w:t>
+      </w:r>
+      <w:r>
+        <w:rPr>
+          <w:b w:val="0"/>
+        </w:rPr>
+        <w:t>ation links to address a specific missing building block, then return to the current question. Adapt this suggestion after observing the learner; it is not an automatic diagnosis.</w:t>
+      </w:r>
+    </w:p>
+    <w:p>
+      <w:pPr>
+        <w:spacing w:line="336" w:lineRule="auto" w:after="180"/>
+      </w:pPr>
+      <w:r>
+        <w:rPr>
+          <w:b w:val="0"/>
+        </w:rPr>
+        <w:t xml:space="preserve">Collect the completed-work portfolio as </w:t>
+      </w:r>
+      <w:r>
+        <w:rPr>
+          <w:b/>
+        </w:rPr>
+        <w:t>evidence</w:t>
+      </w:r>
+      <w:r>
+        <w:rPr>
+          <w:b w:val="0"/>
+        </w:rPr>
+        <w:t>. Record support separately from correctness, and assess ex</w:t>
+      </w:r>
+      <w:r>
+        <w:rPr>
+          <w:b/>
+        </w:rPr>
+        <w:t>plan</w:t>
+      </w:r>
+      <w:r>
+        <w:rPr>
+          <w:b w:val="0"/>
+        </w:rPr>
+        <w:t>ation, trace/test and limitations. Progress ticks and quiz selections alone do not establish mastery.</w:t>
+      </w:r>
+    </w:p>
+    <w:p>
+      <w:pPr>
+        <w:pStyle w:val="Heading1"/>
+      </w:pPr>
+      <w:r>
+        <w:t>09. Visual concept journey</w:t>
+      </w:r>
+    </w:p>
+    <w:p>
+      <w:r>
+        <w:t>Show one Planning and action selection graphic at a time, request a prediction and discuss its trace before the independent assessment.</w:t>
+      </w:r>
+    </w:p>
+    <w:p>
+      <w:pPr>
+        <w:spacing w:line="336" w:lineRule="auto" w:after="180"/>
+      </w:pPr>
+      <w:r>
+        <w:rPr>
+          <w:b w:val="0"/>
+        </w:rPr>
+        <w:t xml:space="preserve">Use one picture at a time. Hide a worked result before asking for a </w:t>
+      </w:r>
+      <w:r>
+        <w:rPr>
+          <w:b/>
+        </w:rPr>
+        <w:t>prediction</w:t>
+      </w:r>
+      <w:r>
+        <w:rPr>
+          <w:b w:val="0"/>
+        </w:rPr>
+        <w:t>, then reveal it for feedback. These are supported teaching cases; retain the separate independent assessment for a fresh first attempt.</w:t>
+      </w:r>
+    </w:p>
+    <w:p>
+      <w:pPr>
+        <w:pStyle w:val="Heading3"/>
+      </w:pPr>
+      <w:r>
+        <w:t>01. Planning and action selection: the case</w:t>
+      </w:r>
+    </w:p>
+    <w:p>
+      <w:r>
+        <w:drawing>
+          <wp:inline xmlns:a="http://schemas.openxmlformats.org/drawingml/2006/main" xmlns:pic="http://schemas.openxmlformats.org/drawingml/2006/picture">
+            <wp:extent cx="5486400" cy="2834640"/>
+            <wp:docPr id="2" name="Picture 2" descr="Plan around missing evidence. A bot must answer a tower-height question using approved cards only. Supplied facts: Search finds no height card. Allowed actions: search, clarify, return unsupported. Unapproved web access is excluded."/>
+            <wp:cNvGraphicFramePr>
+              <a:graphicFrameLocks noChangeAspect="1"/>
+            </wp:cNvGraphicFramePr>
+            <a:graphic>
+              <a:graphicData uri="http://schemas.openxmlformats.org/drawingml/2006/picture">
+                <pic:pic>
+                  <pic:nvPicPr>
+                    <pic:cNvPr id="0" name="academy-story-ai-6-14-01.png"/>
+                    <pic:cNvPicPr/>
+                  </pic:nvPicPr>
+                  <pic:blipFill>
+                    <a:blip r:embed="rId10"/>
+                    <a:stretch>
+                      <a:fillRect/>
+                    </a:stretch>
+                  </pic:blipFill>
+                  <pic:spPr>
+                    <a:xfrm>
+                      <a:off x="0" y="0"/>
+                      <a:ext cx="5486400" cy="2834640"/>
+                    </a:xfrm>
+                    <a:prstGeom prst="rect"/>
+                  </pic:spPr>
+                </pic:pic>
+              </a:graphicData>
+            </a:graphic>
+          </wp:inline>
+        </w:drawing>
+      </w:r>
+    </w:p>
+    <w:p>
+      <w:pPr>
+        <w:spacing w:line="336" w:lineRule="auto" w:after="180"/>
+      </w:pPr>
+      <w:r>
+        <w:rPr>
+          <w:b/>
+        </w:rPr>
+        <w:t>Plan</w:t>
+      </w:r>
+      <w:r>
+        <w:rPr>
+          <w:b w:val="0"/>
+        </w:rPr>
+        <w:t xml:space="preserve"> around missing </w:t>
+      </w:r>
+      <w:r>
+        <w:rPr>
+          <w:b/>
+        </w:rPr>
+        <w:t>evidence</w:t>
+      </w:r>
+      <w:r>
+        <w:rPr>
+          <w:b w:val="0"/>
+        </w:rPr>
+        <w:t>. A bot must answer a tower-height question using approved cards only. Supplied facts: Search finds no height card. Allowed actions: search, clarify, return unsupported.</w:t>
+      </w:r>
+    </w:p>
+    <w:p>
+      <w:pPr>
+        <w:spacing w:line="336" w:lineRule="auto" w:after="180"/>
+      </w:pPr>
+      <w:r>
+        <w:rPr>
+          <w:b w:val="0"/>
+        </w:rPr>
+        <w:t>Unapproved web access is excluded.</w:t>
+      </w:r>
+    </w:p>
+    <w:p>
+      <w:pPr>
+        <w:spacing w:line="336" w:lineRule="auto" w:after="180"/>
+        <w:shd w:fill="F5F1FB"/>
+      </w:pPr>
+      <w:r>
+        <w:rPr>
+          <w:b w:val="0"/>
+        </w:rPr>
+        <w:t>Point to the given fact that matters most. Explain why it matters.</w:t>
+      </w:r>
+    </w:p>
+    <w:p>
+      <w:pPr>
+        <w:pStyle w:val="Heading3"/>
+      </w:pPr>
+      <w:r>
+        <w:t>Discuss while showing the picture</w:t>
+      </w:r>
+    </w:p>
+    <w:p>
+      <w:pPr>
+        <w:spacing w:line="336" w:lineRule="auto" w:after="180"/>
+        <w:shd w:fill="F1F6F8"/>
+      </w:pPr>
+      <w:r>
+        <w:rPr>
+          <w:b w:val="0"/>
+        </w:rPr>
+        <w:t>Teacher prompt: Point to the given fact that matters most. Explain why it matters. Ask learners to describe one label or arrow in ordinary words. Use the adjacent transcript if the image is difficult to see.</w:t>
+      </w:r>
+    </w:p>
+    <w:p>
+      <w:pPr>
+        <w:pStyle w:val="Heading3"/>
+      </w:pPr>
+      <w:r>
+        <w:t>02. Follow the deciding steps</w:t>
+      </w:r>
+    </w:p>
+    <w:p>
+      <w:r>
+        <w:drawing>
+          <wp:inline xmlns:a="http://schemas.openxmlformats.org/drawingml/2006/main" xmlns:pic="http://schemas.openxmlformats.org/drawingml/2006/picture">
+            <wp:extent cx="5486400" cy="3182112"/>
+            <wp:docPr id="3" name="Picture 3" descr="Name missing input: A supported height answer needs an approved height record. → Select allowed action: After the empty search, return unsupported rather than inventing a number. → Explain next step: Ask for an approved source card if the question should be answered."/>
+            <wp:cNvGraphicFramePr>
+              <a:graphicFrameLocks noChangeAspect="1"/>
+            </wp:cNvGraphicFramePr>
+            <a:graphic>
+              <a:graphicData uri="http://schemas.openxmlformats.org/drawingml/2006/picture">
+                <pic:pic>
+                  <pic:nvPicPr>
+                    <pic:cNvPr id="0" name="academy-story-ai-6-14-02.png"/>
+                    <pic:cNvPicPr/>
+                  </pic:nvPicPr>
+                  <pic:blipFill>
+                    <a:blip r:embed="rId11"/>
+                    <a:stretch>
+                      <a:fillRect/>
+                    </a:stretch>
+                  </pic:blipFill>
+                  <pic:spPr>
+                    <a:xfrm>
+                      <a:off x="0" y="0"/>
+                      <a:ext cx="5486400" cy="3182112"/>
+                    </a:xfrm>
+                    <a:prstGeom prst="rect"/>
+                  </pic:spPr>
+                </pic:pic>
+              </a:graphicData>
+            </a:graphic>
+          </wp:inline>
+        </w:drawing>
+      </w:r>
+    </w:p>
+    <w:p>
+      <w:pPr>
+        <w:spacing w:line="336" w:lineRule="auto" w:after="180"/>
+      </w:pPr>
+      <w:r>
+        <w:rPr>
+          <w:b w:val="0"/>
+        </w:rPr>
+        <w:t xml:space="preserve">Name missing </w:t>
+      </w:r>
+      <w:r>
+        <w:rPr>
+          <w:b/>
+        </w:rPr>
+        <w:t>input</w:t>
+      </w:r>
+      <w:r>
+        <w:rPr>
+          <w:b w:val="0"/>
+        </w:rPr>
+        <w:t>: A supported height answer needs an approved height record. → Select allowed action: After the empty search, return unsupported rather than inventing a number. → Explain next step: Ask for an approved source card if the question should be answered.</w:t>
+      </w:r>
+    </w:p>
+    <w:p>
+      <w:pPr>
+        <w:spacing w:line="336" w:lineRule="auto" w:after="180"/>
+        <w:shd w:fill="F5F1FB"/>
+      </w:pPr>
+      <w:r>
+        <w:rPr>
+          <w:b w:val="0"/>
+        </w:rPr>
+        <w:t xml:space="preserve">Point to each numbered stage and explain which recorded </w:t>
+      </w:r>
+      <w:r>
+        <w:rPr>
+          <w:b/>
+        </w:rPr>
+        <w:t>input</w:t>
+      </w:r>
+      <w:r>
+        <w:rPr>
+          <w:b w:val="0"/>
+        </w:rPr>
+        <w:t xml:space="preserve"> it uses.</w:t>
+      </w:r>
+    </w:p>
+    <w:p>
+      <w:pPr>
+        <w:pStyle w:val="Heading3"/>
+      </w:pPr>
+      <w:r>
+        <w:t>Discuss while showing the picture</w:t>
+      </w:r>
+    </w:p>
+    <w:p>
+      <w:pPr>
+        <w:spacing w:line="336" w:lineRule="auto" w:after="180"/>
+        <w:shd w:fill="F1F6F8"/>
+      </w:pPr>
+      <w:r>
+        <w:rPr>
+          <w:b w:val="0"/>
+        </w:rPr>
+        <w:t xml:space="preserve">Teacher prompt: Point to each numbered stage and explain which recorded </w:t>
+      </w:r>
+      <w:r>
+        <w:rPr>
+          <w:b/>
+        </w:rPr>
+        <w:t>input</w:t>
+      </w:r>
+      <w:r>
+        <w:rPr>
+          <w:b w:val="0"/>
+        </w:rPr>
+        <w:t xml:space="preserve"> it uses. Ask learners to describe one label or arrow in ordinary words. Use the adjacent transcript if the image is difficult to see.</w:t>
+      </w:r>
+    </w:p>
+    <w:p>
+      <w:pPr>
+        <w:pStyle w:val="Heading3"/>
+      </w:pPr>
+      <w:r>
+        <w:t>03. Planning and action selection — evidence trace</w:t>
+      </w:r>
+    </w:p>
+    <w:p>
+      <w:r>
+        <w:drawing>
+          <wp:inline xmlns:a="http://schemas.openxmlformats.org/drawingml/2006/main" xmlns:pic="http://schemas.openxmlformats.org/drawingml/2006/picture">
+            <wp:extent cx="5486400" cy="2843784"/>
+            <wp:docPr id="4" name="Picture 4" descr="Planning and action selection — evidence trace. Generated plan retrieves a room, books it and then answers. It calls booking necessary for helpfulness. | For read-only reporting, allowed plan is validate -&gt; retrieve -&gt; verify -&gt; answer. If retrieval lacks evidence, route to review. Reject write or send steps before they run. | Booking is outside the task boundary. Execute only permitted reporting steps, with a fallback if evidence is insufficient."/>
+            <wp:cNvGraphicFramePr>
+              <a:graphicFrameLocks noChangeAspect="1"/>
+            </wp:cNvGraphicFramePr>
+            <a:graphic>
+              <a:graphicData uri="http://schemas.openxmlformats.org/drawingml/2006/picture">
+                <pic:pic>
+                  <pic:nvPicPr>
+                    <pic:cNvPr id="0" name="academy-story-ai-6-14-03.png"/>
+                    <pic:cNvPicPr/>
+                  </pic:nvPicPr>
+                  <pic:blipFill>
+                    <a:blip r:embed="rId12"/>
+                    <a:stretch>
+                      <a:fillRect/>
+                    </a:stretch>
+                  </pic:blipFill>
+                  <pic:spPr>
+                    <a:xfrm>
+                      <a:off x="0" y="0"/>
+                      <a:ext cx="5486400" cy="2843784"/>
+                    </a:xfrm>
+                    <a:prstGeom prst="rect"/>
+                  </pic:spPr>
+                </pic:pic>
+              </a:graphicData>
+            </a:graphic>
+          </wp:inline>
+        </w:drawing>
+      </w:r>
+    </w:p>
+    <w:p>
+      <w:pPr>
+        <w:spacing w:line="336" w:lineRule="auto" w:after="180"/>
+      </w:pPr>
+      <w:r>
+        <w:rPr>
+          <w:b/>
+        </w:rPr>
+        <w:t>Plan</w:t>
+      </w:r>
+      <w:r>
+        <w:rPr>
+          <w:b w:val="0"/>
+        </w:rPr>
+        <w:t xml:space="preserve">ning and </w:t>
+      </w:r>
+      <w:r>
+        <w:rPr>
+          <w:b/>
+        </w:rPr>
+        <w:t>action selection</w:t>
+      </w:r>
+      <w:r>
+        <w:rPr>
+          <w:b w:val="0"/>
+        </w:rPr>
+        <w:t xml:space="preserve"> — </w:t>
+      </w:r>
+      <w:r>
+        <w:rPr>
+          <w:b/>
+        </w:rPr>
+        <w:t>evidence</w:t>
+      </w:r>
+      <w:r>
+        <w:rPr>
+          <w:b w:val="0"/>
+        </w:rPr>
+        <w:t xml:space="preserve"> trace. Generated </w:t>
+      </w:r>
+      <w:r>
+        <w:rPr>
+          <w:b/>
+        </w:rPr>
+        <w:t>plan</w:t>
+      </w:r>
+      <w:r>
+        <w:rPr>
+          <w:b w:val="0"/>
+        </w:rPr>
+        <w:t xml:space="preserve"> retrieves a room, books it and then answers.</w:t>
+      </w:r>
+    </w:p>
+    <w:p>
+      <w:pPr>
+        <w:spacing w:line="336" w:lineRule="auto" w:after="180"/>
+      </w:pPr>
+      <w:r>
+        <w:rPr>
+          <w:b w:val="0"/>
+        </w:rPr>
+        <w:t xml:space="preserve">It calls booking necessary for helpfulness. | For read-only reporting, allowed </w:t>
+      </w:r>
+      <w:r>
+        <w:rPr>
+          <w:b/>
+        </w:rPr>
+        <w:t>plan</w:t>
+      </w:r>
+      <w:r>
+        <w:rPr>
+          <w:b w:val="0"/>
+        </w:rPr>
+        <w:t xml:space="preserve"> is validate -&gt; retrieve -&gt; verify -&gt; answer. If retrieval lacks </w:t>
+      </w:r>
+      <w:r>
+        <w:rPr>
+          <w:b/>
+        </w:rPr>
+        <w:t>evidence</w:t>
+      </w:r>
+      <w:r>
+        <w:rPr>
+          <w:b w:val="0"/>
+        </w:rPr>
+        <w:t>, route to review.</w:t>
+      </w:r>
+    </w:p>
+    <w:p>
+      <w:pPr>
+        <w:spacing w:line="336" w:lineRule="auto" w:after="180"/>
+      </w:pPr>
+      <w:r>
+        <w:rPr>
+          <w:b w:val="0"/>
+        </w:rPr>
+        <w:t xml:space="preserve">Reject write or send steps before they run. | Booking is outside the task boundary. Execute only permitted reporting steps, with a fallback if </w:t>
+      </w:r>
+      <w:r>
+        <w:rPr>
+          <w:b/>
+        </w:rPr>
+        <w:t>evidence</w:t>
+      </w:r>
+      <w:r>
+        <w:rPr>
+          <w:b w:val="0"/>
+        </w:rPr>
+        <w:t xml:space="preserve"> is insufficient.</w:t>
+      </w:r>
+    </w:p>
+    <w:p>
+      <w:pPr>
+        <w:spacing w:line="336" w:lineRule="auto" w:after="180"/>
+        <w:shd w:fill="F5F1FB"/>
+      </w:pPr>
+      <w:r>
+        <w:rPr>
+          <w:b w:val="0"/>
+        </w:rPr>
+        <w:t>Read the labels and values. Explain the relationship the model shows.</w:t>
+      </w:r>
+    </w:p>
+    <w:p>
+      <w:pPr>
+        <w:pStyle w:val="Heading3"/>
+      </w:pPr>
+      <w:r>
+        <w:t>Discuss while showing the picture</w:t>
+      </w:r>
+    </w:p>
+    <w:p>
+      <w:pPr>
+        <w:spacing w:line="336" w:lineRule="auto" w:after="180"/>
+        <w:shd w:fill="F1F6F8"/>
+      </w:pPr>
+      <w:r>
+        <w:rPr>
+          <w:b w:val="0"/>
+        </w:rPr>
+        <w:t>Teacher prompt: Read the labels and values. Explain the relationship the model shows. Ask learners to describe one label or arrow in ordinary words. Use the adjacent transcript if the image is difficult to see.</w:t>
+      </w:r>
+    </w:p>
+    <w:p>
+      <w:pPr>
+        <w:pStyle w:val="Heading3"/>
+      </w:pPr>
+      <w:r>
+        <w:t>04. Change one thing. Trace what follows.</w:t>
+      </w:r>
+    </w:p>
+    <w:p>
+      <w:r>
+        <w:drawing>
+          <wp:inline xmlns:a="http://schemas.openxmlformats.org/drawingml/2006/main" xmlns:pic="http://schemas.openxmlformats.org/drawingml/2006/picture">
+            <wp:extent cx="5486400" cy="3026664"/>
+            <wp:docPr id="5" name="Picture 5" descr="Original case: Ask for an approved source card if the question should be answered. Changed condition: Supply an approved card giving height 24 metres. Expected result: The bot can retrieve it and answer 24 metres with attribution. Reason: The missing factual input is now available within the allowed collection."/>
+            <wp:cNvGraphicFramePr>
+              <a:graphicFrameLocks noChangeAspect="1"/>
+            </wp:cNvGraphicFramePr>
+            <a:graphic>
+              <a:graphicData uri="http://schemas.openxmlformats.org/drawingml/2006/picture">
+                <pic:pic>
+                  <pic:nvPicPr>
+                    <pic:cNvPr id="0" name="academy-story-ai-6-14-04.png"/>
+                    <pic:cNvPicPr/>
+                  </pic:nvPicPr>
+                  <pic:blipFill>
+                    <a:blip r:embed="rId13"/>
+                    <a:stretch>
+                      <a:fillRect/>
+                    </a:stretch>
+                  </pic:blipFill>
+                  <pic:spPr>
+                    <a:xfrm>
+                      <a:off x="0" y="0"/>
+                      <a:ext cx="5486400" cy="3026664"/>
+                    </a:xfrm>
+                    <a:prstGeom prst="rect"/>
+                  </pic:spPr>
+                </pic:pic>
+              </a:graphicData>
+            </a:graphic>
+          </wp:inline>
+        </w:drawing>
+      </w:r>
+    </w:p>
+    <w:p>
+      <w:pPr>
+        <w:spacing w:line="336" w:lineRule="auto" w:after="180"/>
+      </w:pPr>
+      <w:r>
+        <w:rPr>
+          <w:b w:val="0"/>
+        </w:rPr>
+        <w:t>Original case: Ask for an approved source card if the question should be answered. Changed condition: Supply an approved card giving height 24 metres.</w:t>
+      </w:r>
+    </w:p>
+    <w:p>
+      <w:pPr>
+        <w:spacing w:line="336" w:lineRule="auto" w:after="180"/>
+      </w:pPr>
+      <w:r>
+        <w:rPr>
+          <w:b w:val="0"/>
+        </w:rPr>
+        <w:t xml:space="preserve">Expected result: The bot can retrieve it and answer 24 metres with attribution. Reason: The missing factual </w:t>
+      </w:r>
+      <w:r>
+        <w:rPr>
+          <w:b/>
+        </w:rPr>
+        <w:t>input</w:t>
+      </w:r>
+      <w:r>
+        <w:rPr>
+          <w:b w:val="0"/>
+        </w:rPr>
+        <w:t xml:space="preserve"> is now available within the allowed collection.</w:t>
+      </w:r>
+    </w:p>
+    <w:p>
+      <w:pPr>
+        <w:spacing w:line="336" w:lineRule="auto" w:after="180"/>
+        <w:shd w:fill="F5F1FB"/>
+      </w:pPr>
+      <w:r>
+        <w:rPr>
+          <w:b w:val="0"/>
+        </w:rPr>
+        <w:t>Predict before checking the worked changed-case result. Name what changed and what the supplied facts allow you to conclude.</w:t>
+      </w:r>
+    </w:p>
+    <w:p>
+      <w:pPr>
+        <w:pStyle w:val="Heading3"/>
+      </w:pPr>
+      <w:r>
+        <w:t>Discuss while showing the picture</w:t>
+      </w:r>
+    </w:p>
+    <w:p>
+      <w:pPr>
+        <w:spacing w:line="336" w:lineRule="auto" w:after="180"/>
+        <w:shd w:fill="F1F6F8"/>
+      </w:pPr>
+      <w:r>
+        <w:rPr>
+          <w:b w:val="0"/>
+        </w:rPr>
+        <w:t>Teacher prompt: Predict before checking the worked changed-case result. Name what changed and what the supplied facts allow you to conclude. Ask learners to describe one label or arrow in ordinary words.</w:t>
+      </w:r>
+    </w:p>
+    <w:p>
+      <w:pPr>
+        <w:spacing w:line="336" w:lineRule="auto" w:after="180"/>
+        <w:shd w:fill="F1F6F8"/>
+      </w:pPr>
+      <w:r>
+        <w:rPr>
+          <w:b w:val="0"/>
+        </w:rPr>
+        <w:t xml:space="preserve">Use the adjacent transcript if the image is difficult to see. Changed-case reasoning: The missing factual </w:t>
+      </w:r>
+      <w:r>
+        <w:rPr>
+          <w:b/>
+        </w:rPr>
+        <w:t>input</w:t>
+      </w:r>
+      <w:r>
+        <w:rPr>
+          <w:b w:val="0"/>
+        </w:rPr>
+        <w:t xml:space="preserve"> is now available within the allowed collection.</w:t>
+      </w:r>
+    </w:p>
+    <w:p>
+      <w:pPr>
+        <w:pStyle w:val="Heading3"/>
+      </w:pPr>
+      <w:r>
+        <w:t>05. Connect the explanation to its limit</w:t>
+      </w:r>
+    </w:p>
+    <w:p>
+      <w:r>
+        <w:drawing>
+          <wp:inline xmlns:a="http://schemas.openxmlformats.org/drawingml/2006/main" xmlns:pic="http://schemas.openxmlformats.org/drawingml/2006/picture">
+            <wp:extent cx="5486400" cy="2834640"/>
+            <wp:docPr id="6" name="Picture 6" descr="Planning selects useful actions within available evidence and authority. More steps cannot create permission to access an excluded source. Limit: Source validity still matters; the presence of a card does not independently verify its accuracy."/>
+            <wp:cNvGraphicFramePr>
+              <a:graphicFrameLocks noChangeAspect="1"/>
+            </wp:cNvGraphicFramePr>
+            <a:graphic>
+              <a:graphicData uri="http://schemas.openxmlformats.org/drawingml/2006/picture">
+                <pic:pic>
+                  <pic:nvPicPr>
+                    <pic:cNvPr id="0" name="academy-story-ai-6-14-05.png"/>
+                    <pic:cNvPicPr/>
+                  </pic:nvPicPr>
+                  <pic:blipFill>
+                    <a:blip r:embed="rId14"/>
+                    <a:stretch>
+                      <a:fillRect/>
+                    </a:stretch>
+                  </pic:blipFill>
+                  <pic:spPr>
+                    <a:xfrm>
+                      <a:off x="0" y="0"/>
+                      <a:ext cx="5486400" cy="2834640"/>
+                    </a:xfrm>
+                    <a:prstGeom prst="rect"/>
+                  </pic:spPr>
+                </pic:pic>
+              </a:graphicData>
+            </a:graphic>
+          </wp:inline>
+        </w:drawing>
+      </w:r>
+    </w:p>
+    <w:p>
+      <w:pPr>
+        <w:spacing w:line="336" w:lineRule="auto" w:after="180"/>
+      </w:pPr>
+      <w:r>
+        <w:rPr>
+          <w:b/>
+        </w:rPr>
+        <w:t>Plan</w:t>
+      </w:r>
+      <w:r>
+        <w:rPr>
+          <w:b w:val="0"/>
+        </w:rPr>
+        <w:t xml:space="preserve">ning selects useful actions within available </w:t>
+      </w:r>
+      <w:r>
+        <w:rPr>
+          <w:b/>
+        </w:rPr>
+        <w:t>evidence</w:t>
+      </w:r>
+      <w:r>
+        <w:rPr>
+          <w:b w:val="0"/>
+        </w:rPr>
+        <w:t xml:space="preserve"> and authority. More steps cannot create permission to access an excluded source.</w:t>
+      </w:r>
+    </w:p>
+    <w:p>
+      <w:pPr>
+        <w:spacing w:line="336" w:lineRule="auto" w:after="180"/>
+      </w:pPr>
+      <w:r>
+        <w:rPr>
+          <w:b w:val="0"/>
+        </w:rPr>
+        <w:t>Limit: Source validity still matters; the presence of a card does not independently verify its accuracy.</w:t>
+      </w:r>
+    </w:p>
+    <w:p>
+      <w:pPr>
+        <w:spacing w:line="336" w:lineRule="auto" w:after="180"/>
+        <w:shd w:fill="F5F1FB"/>
+      </w:pPr>
+      <w:r>
+        <w:rPr>
+          <w:b w:val="0"/>
+        </w:rPr>
+        <w:t>Explain the case, then point to a limit on the claim.</w:t>
+      </w:r>
+    </w:p>
+    <w:p>
+      <w:pPr>
+        <w:pStyle w:val="Heading3"/>
+      </w:pPr>
+      <w:r>
+        <w:t>Discuss while showing the picture</w:t>
+      </w:r>
+    </w:p>
+    <w:p>
+      <w:pPr>
+        <w:spacing w:line="336" w:lineRule="auto" w:after="180"/>
+        <w:shd w:fill="F1F6F8"/>
+      </w:pPr>
+      <w:r>
+        <w:rPr>
+          <w:b w:val="0"/>
+        </w:rPr>
+        <w:t>Teacher prompt: Explain the case, then point to a limit on the claim. Ask learners to describe one label or arrow in ordinary words. Use the adjacent transcript if the image is difficult to see.</w:t>
+      </w:r>
+    </w:p>
+    <w:p>
+      <w:pPr>
+        <w:spacing w:line="336" w:lineRule="auto" w:after="180"/>
+        <w:shd w:fill="F1F6F8"/>
+      </w:pPr>
+      <w:r>
+        <w:rPr>
+          <w:b w:val="0"/>
+        </w:rPr>
+        <w:t>Keep the stated scope: Source validity still matters; the presence of a card does not independently verify its accuracy.</w:t>
+      </w:r>
+    </w:p>
+    <w:p>
+      <w:pPr>
+        <w:pStyle w:val="Heading3"/>
+      </w:pPr>
+      <w:r>
+        <w:t>06. Make the idea visible in your project</w:t>
+      </w:r>
+    </w:p>
+    <w:p>
+      <w:r>
+        <w:drawing>
+          <wp:inline xmlns:a="http://schemas.openxmlformats.org/drawingml/2006/main" xmlns:pic="http://schemas.openxmlformats.org/drawingml/2006/picture">
+            <wp:extent cx="5486400" cy="3529584"/>
+            <wp:docPr id="7" name="Picture 7" descr="For the Grounded Learning Service, retain an annotated trace and the changed-case result. Name the contract or evidence that makes the deciding step valid, so another team can review it. Draw your input, deciding step, result and limit. Supported question: Choose a permitted plan when no approved tower-height card exists. What new answer becomes supported after a card records 24 metres, and why could the bot not invent it earlier?"/>
+            <wp:cNvGraphicFramePr>
+              <a:graphicFrameLocks noChangeAspect="1"/>
+            </wp:cNvGraphicFramePr>
+            <a:graphic>
+              <a:graphicData uri="http://schemas.openxmlformats.org/drawingml/2006/picture">
+                <pic:pic>
+                  <pic:nvPicPr>
+                    <pic:cNvPr id="0" name="academy-story-ai-6-14-06.png"/>
+                    <pic:cNvPicPr/>
+                  </pic:nvPicPr>
+                  <pic:blipFill>
+                    <a:blip r:embed="rId15"/>
+                    <a:stretch>
+                      <a:fillRect/>
+                    </a:stretch>
+                  </pic:blipFill>
+                  <pic:spPr>
+                    <a:xfrm>
+                      <a:off x="0" y="0"/>
+                      <a:ext cx="5486400" cy="3529584"/>
+                    </a:xfrm>
+                    <a:prstGeom prst="rect"/>
+                  </pic:spPr>
+                </pic:pic>
+              </a:graphicData>
+            </a:graphic>
+          </wp:inline>
+        </w:drawing>
+      </w:r>
+    </w:p>
+    <w:p>
+      <w:pPr>
+        <w:spacing w:line="336" w:lineRule="auto" w:after="180"/>
+      </w:pPr>
+      <w:r>
+        <w:rPr>
+          <w:b w:val="0"/>
+        </w:rPr>
+        <w:t xml:space="preserve">For the Grounded Learning Service, retain an annotated trace and the changed-case result. Name the contract or </w:t>
+      </w:r>
+      <w:r>
+        <w:rPr>
+          <w:b/>
+        </w:rPr>
+        <w:t>evidence</w:t>
+      </w:r>
+      <w:r>
+        <w:rPr>
+          <w:b w:val="0"/>
+        </w:rPr>
+        <w:t xml:space="preserve"> that makes the deciding step valid, so another team can review it.</w:t>
+      </w:r>
+    </w:p>
+    <w:p>
+      <w:pPr>
+        <w:spacing w:line="336" w:lineRule="auto" w:after="180"/>
+      </w:pPr>
+      <w:r>
+        <w:rPr>
+          <w:b w:val="0"/>
+        </w:rPr>
+        <w:t xml:space="preserve">Draw your </w:t>
+      </w:r>
+      <w:r>
+        <w:rPr>
+          <w:b/>
+        </w:rPr>
+        <w:t>input</w:t>
+      </w:r>
+      <w:r>
+        <w:rPr>
+          <w:b w:val="0"/>
+        </w:rPr>
+        <w:t xml:space="preserve">, deciding step, result and limit. Supported question: Choose a permitted </w:t>
+      </w:r>
+      <w:r>
+        <w:rPr>
+          <w:b/>
+        </w:rPr>
+        <w:t>plan</w:t>
+      </w:r>
+      <w:r>
+        <w:rPr>
+          <w:b w:val="0"/>
+        </w:rPr>
+        <w:t xml:space="preserve"> when no approved tower-height card exists.</w:t>
+      </w:r>
+    </w:p>
+    <w:p>
+      <w:pPr>
+        <w:spacing w:line="336" w:lineRule="auto" w:after="180"/>
+      </w:pPr>
+      <w:r>
+        <w:rPr>
+          <w:b w:val="0"/>
+        </w:rPr>
+        <w:t>What new answer becomes supported after a card records 24 metres, and why could the bot not invent it earlier?</w:t>
+      </w:r>
+    </w:p>
+    <w:p>
+      <w:pPr>
+        <w:spacing w:line="336" w:lineRule="auto" w:after="180"/>
+        <w:shd w:fill="F5F1FB"/>
+      </w:pPr>
+      <w:r>
+        <w:rPr>
+          <w:b w:val="0"/>
+        </w:rPr>
+        <w:t xml:space="preserve">Draw your project trace and justify the deciding step using </w:t>
+      </w:r>
+      <w:r>
+        <w:rPr>
+          <w:b/>
+        </w:rPr>
+        <w:t>evidence</w:t>
+      </w:r>
+      <w:r>
+        <w:rPr>
+          <w:b w:val="0"/>
+        </w:rPr>
+        <w:t>.</w:t>
+      </w:r>
+    </w:p>
+    <w:p>
+      <w:pPr>
+        <w:pStyle w:val="Heading3"/>
+      </w:pPr>
+      <w:r>
+        <w:t>Discuss while showing the picture</w:t>
+      </w:r>
+    </w:p>
+    <w:p>
+      <w:pPr>
+        <w:spacing w:line="336" w:lineRule="auto" w:after="180"/>
+        <w:shd w:fill="F1F6F8"/>
+      </w:pPr>
+      <w:r>
+        <w:rPr>
+          <w:b w:val="0"/>
+        </w:rPr>
+        <w:t xml:space="preserve">Teacher prompt: Draw your project trace and justify the deciding step using </w:t>
+      </w:r>
+      <w:r>
+        <w:rPr>
+          <w:b/>
+        </w:rPr>
+        <w:t>evidence</w:t>
+      </w:r>
+      <w:r>
+        <w:rPr>
+          <w:b w:val="0"/>
+        </w:rPr>
+        <w:t>. Ask learners to describe one label or arrow in ordinary words. Use the adjacent transcript if the image is difficult to see.</w:t>
+      </w:r>
+    </w:p>
+    <w:p>
+      <w:pPr>
+        <w:spacing w:line="336" w:lineRule="auto" w:after="180"/>
+        <w:shd w:fill="F1F6F8"/>
+      </w:pPr>
+      <w:r>
+        <w:rPr>
+          <w:b w:val="0"/>
+        </w:rPr>
+        <w:t>Supported practice key: A supported height answer needs an approved height record. After the empty search, return unsupported rather than inventing a number. Ask for an approved source card if the question should be answered.</w:t>
+      </w:r>
+    </w:p>
+    <w:p>
+      <w:pPr>
+        <w:spacing w:line="336" w:lineRule="auto" w:after="180"/>
+        <w:shd w:fill="F1F6F8"/>
+      </w:pPr>
+      <w:r>
+        <w:rPr>
+          <w:b w:val="0"/>
+        </w:rPr>
+        <w:t xml:space="preserve">Changed case: The bot can retrieve it and answer 24 metres with attribution. The missing factual </w:t>
+      </w:r>
+      <w:r>
+        <w:rPr>
+          <w:b/>
+        </w:rPr>
+        <w:t>input</w:t>
+      </w:r>
+      <w:r>
+        <w:rPr>
+          <w:b w:val="0"/>
+        </w:rPr>
+        <w:t xml:space="preserve"> is now available within the allowed collection.</w:t>
       </w:r>
     </w:p>
     <w:sectPr>

--- a/downloads/teacher/ai-6-week-14.docx
+++ b/downloads/teacher/ai-6-week-14.docx
@@ -155,7 +155,7 @@
           </w:tcPr>
           <w:p>
             <w:r>
-              <w:t>Sections 1–6; record the brief recall in the workbook.</w:t>
+              <w:t>Use Your mission, Notice the evidence, See how it works, Words that unlock the idea and Follow a worked example; record recall in the workbook.</w:t>
             </w:r>
           </w:p>
         </w:tc>
@@ -187,7 +187,7 @@
           </w:tcPr>
           <w:p>
             <w:r>
-              <w:t>Sections 7–10; use the matching workbook W2 and misconception check.</w:t>
+              <w:t>Use Find and repair a mistake, Practise together and Build your understanding; use the matching workbook W2 and Individual reasoning check.</w:t>
             </w:r>
           </w:p>
         </w:tc>
@@ -219,7 +219,7 @@
           </w:tcPr>
           <w:p>
             <w:r>
-              <w:t>Sections 9 and 11–14. Give extra time to finish the full task set; use Section 15 when the week includes a coding lab.</w:t>
+              <w:t>Use Run the investigation, Connect your project and Try a new case independently. Allow extra time for the full task set. When code is supplied, use the examples in See how it works or Follow a worked example and the browser lab in Supported practice, repair and portfolio.</w:t>
             </w:r>
           </w:p>
         </w:tc>
@@ -2273,7 +2273,7 @@
         <w:rPr>
           <w:b w:val="0"/>
         </w:rPr>
-        <w:t xml:space="preserve">Use the worked example in Sections 3 and 6. Collect a </w:t>
+        <w:t xml:space="preserve">Use See how it works and Follow a worked example. Collect a </w:t>
       </w:r>
       <w:r>
         <w:rPr>
@@ -2878,7 +2878,7 @@
         <w:rPr>
           <w:b w:val="0"/>
         </w:rPr>
-        <w:t xml:space="preserve">Use Section 9 for the </w:t>
+        <w:t xml:space="preserve">Use Run the investigation for the </w:t>
       </w:r>
       <w:r>
         <w:rPr>
@@ -4851,7 +4851,7 @@
           </w:tcPr>
           <w:p>
             <w:r>
-              <w:t>Sections 1–6; record the brief recall in the workbook.</w:t>
+              <w:t>Use Your mission, Notice the evidence, See how it works, Words that unlock the idea and Follow a worked example; record recall in the workbook.</w:t>
             </w:r>
           </w:p>
         </w:tc>
@@ -4883,7 +4883,7 @@
           </w:tcPr>
           <w:p>
             <w:r>
-              <w:t>Sections 7–10; use the matching workbook W2 and misconception check.</w:t>
+              <w:t>Use Find and repair a mistake, Practise together and Build your understanding; use the matching workbook W2 and Individual reasoning check.</w:t>
             </w:r>
           </w:p>
         </w:tc>
@@ -4915,7 +4915,7 @@
           </w:tcPr>
           <w:p>
             <w:r>
-              <w:t>Sections 9 and 11–14. Give extra time to finish the full task set; use Section 15 when the week includes a coding lab.</w:t>
+              <w:t>Use Run the investigation, Connect your project and Try a new case independently. Allow extra time for the full task set. When code is supplied, use the examples in See how it works or Follow a worked example and the browser lab in Supported practice, repair and portfolio.</w:t>
             </w:r>
           </w:p>
         </w:tc>

--- a/downloads/teacher/ai-6-week-14.docx
+++ b/downloads/teacher/ai-6-week-14.docx
@@ -25,20 +25,38 @@
         <w:pStyle w:val="Heading1"/>
       </w:pPr>
       <w:r>
-        <w:t>01. Prepare the purpose, prerequisites and materials</w:t>
+        <w:t>Ask what authorizes the action and what evidence lets it proceed.</w:t>
       </w:r>
     </w:p>
     <w:p>
       <w:r>
-        <w:t>Prepare Planning and action selection: check the target, prerequisites, resources and adaptable teaching schedule.</w:t>
+        <w:t>Use a rejected booking proposal, a separately safe reporting plan and an explicitly conditional tower-answer policy.</w:t>
       </w:r>
     </w:p>
     <w:p>
-      <w:pPr>
-        <w:pStyle w:val="Heading3"/>
-      </w:pPr>
-      <w:r>
-        <w:t>Teach the learning cycle</w:t>
+      <w:r>
+        <w:t>Model plan checks → inspect runtime fallbacks → distinguish evidence from authority → assess fresh drafting-only reasoning → preserve rejected proposals.</w:t>
+      </w:r>
+    </w:p>
+    <w:p>
+      <w:pPr>
+        <w:pStyle w:val="Heading1"/>
+      </w:pPr>
+      <w:r>
+        <w:t>01. Prepare the connected service investigation</w:t>
+      </w:r>
+    </w:p>
+    <w:p>
+      <w:r>
+        <w:t>Keep modelling, shared practice and independent evidence distinct.</w:t>
+      </w:r>
+    </w:p>
+    <w:p>
+      <w:pPr>
+        <w:pStyle w:val="Heading2"/>
+      </w:pPr>
+      <w:r>
+        <w:t>Target and main teaching plan</w:t>
       </w:r>
     </w:p>
     <w:p>
@@ -261,18 +279,21 @@
     </w:p>
     <w:p>
       <w:pPr>
-        <w:pStyle w:val="Heading3"/>
-      </w:pPr>
-      <w:r>
-        <w:t>Retrieval answer guidance</w:t>
+        <w:pStyle w:val="Heading2"/>
+      </w:pPr>
+      <w:r>
+        <w:t>Preparation and prerequisite</w:t>
       </w:r>
     </w:p>
     <w:p>
       <w:pPr>
-        <w:pStyle w:val="Heading3"/>
-      </w:pPr>
-      <w:r>
-        <w:t>State machines for bounded agents</w:t>
+        <w:spacing w:line="336" w:lineRule="auto" w:after="180"/>
+      </w:pPr>
+      <w:r>
+        <w:rPr>
+          <w:b w:val="0"/>
+        </w:rPr>
+        <w:t>Lesson and workbook; paper and pencil</w:t>
       </w:r>
     </w:p>
     <w:p>
@@ -283,7 +304,7 @@
         <w:rPr>
           <w:b w:val="0"/>
         </w:rPr>
-        <w:t>Without opening the old lesson, explain one key idea from State machines for bounded agents. Give an example and a mistake that the idea helps you avoid.</w:t>
+        <w:t>Calculator and optional local Python 3 for arithmetic; no live API or private data</w:t>
       </w:r>
     </w:p>
     <w:p>
@@ -294,19 +315,7 @@
         <w:rPr>
           <w:b w:val="0"/>
         </w:rPr>
-        <w:t xml:space="preserve">Look for: Explain the </w:t>
-      </w:r>
-      <w:r>
-        <w:rPr>
-          <w:b/>
-        </w:rPr>
-        <w:t>mechanism</w:t>
-      </w:r>
-      <w:r>
-        <w:rPr>
-          <w:b w:val="0"/>
-        </w:rPr>
-        <w:t xml:space="preserve"> and terminology of state machines for bounded agents</w:t>
+        <w:t>Prepare the fresh retry separately and withhold its solution until after collection</w:t>
       </w:r>
     </w:p>
     <w:p>
@@ -317,19 +326,31 @@
         <w:rPr>
           <w:b w:val="0"/>
         </w:rPr>
-        <w:t>Reference example, not the only acceptable wording: Teacher ex</w:t>
+        <w:t xml:space="preserve">A result depends on the </w:t>
       </w:r>
       <w:r>
         <w:rPr>
           <w:b/>
         </w:rPr>
-        <w:t>plan</w:t>
-      </w:r>
-      <w:r>
-        <w:rPr>
-          <w:b w:val="0"/>
-        </w:rPr>
-        <w:t>ation: A bounded agent uses explicit states and finite action limits. A state machine makes invalid transitions visible.</w:t>
+        <w:t>input</w:t>
+      </w:r>
+      <w:r>
+        <w:rPr>
+          <w:b w:val="0"/>
+        </w:rPr>
+        <w:t xml:space="preserve">s, procedure and conditions that produced it. Preserve data roles and distinguish observed outcomes from </w:t>
+      </w:r>
+      <w:r>
+        <w:rPr>
+          <w:b/>
+        </w:rPr>
+        <w:t>prediction</w:t>
+      </w:r>
+      <w:r>
+        <w:rPr>
+          <w:b w:val="0"/>
+        </w:rPr>
+        <w:t>s or unmeasured conditions.</w:t>
       </w:r>
     </w:p>
     <w:p>
@@ -340,27 +361,15 @@
         <w:rPr>
           <w:b w:val="0"/>
         </w:rPr>
-        <w:t xml:space="preserve">States are ready, looking_up, review, done. ready may start lookup; lookup may finish done or request review; review may finish done after authorised </w:t>
-      </w:r>
-      <w:r>
-        <w:rPr>
-          <w:b/>
-        </w:rPr>
-        <w:t>evidence</w:t>
-      </w:r>
-      <w:r>
-        <w:rPr>
-          <w:b w:val="0"/>
-        </w:rPr>
-        <w:t>. done is terminal. Maximum two lookup attempts.</w:t>
+        <w:t>If the prior concept cannot be explained, use a short retrieval activity before this chapter.</w:t>
       </w:r>
     </w:p>
     <w:p>
       <w:pPr>
-        <w:pStyle w:val="Heading3"/>
-      </w:pPr>
-      <w:r>
-        <w:t>Failure budgets and service objectives</w:t>
+        <w:pStyle w:val="Heading2"/>
+      </w:pPr>
+      <w:r>
+        <w:t>Opening retrieval</w:t>
       </w:r>
     </w:p>
     <w:p>
@@ -371,7 +380,7 @@
         <w:rPr>
           <w:b w:val="0"/>
         </w:rPr>
-        <w:t>Without opening the old lesson, explain one key idea from Failure budgets and service objectives. Give an example and a mistake that the idea helps you avoid.</w:t>
+        <w:t>Without opening the old lesson, explain one key idea from State machines for bounded agents. Give an example and a mistake that the idea helps you avoid.</w:t>
       </w:r>
     </w:p>
     <w:p>
@@ -394,7 +403,7 @@
         <w:rPr>
           <w:b w:val="0"/>
         </w:rPr>
-        <w:t xml:space="preserve"> and terminology of failure budgets and service objectives</w:t>
+        <w:t xml:space="preserve"> and terminology of state machines for bounded agents</w:t>
       </w:r>
     </w:p>
     <w:p>
@@ -417,7 +426,7 @@
         <w:rPr>
           <w:b w:val="0"/>
         </w:rPr>
-        <w:t>ation: Service objectives define measured reliability over a stated interval.</w:t>
+        <w:t>ation: A bounded agent uses explicit states and finite action limits. A state machine makes invalid transitions visible.</w:t>
       </w:r>
     </w:p>
     <w:p>
@@ -428,7 +437,19 @@
         <w:rPr>
           <w:b w:val="0"/>
         </w:rPr>
-        <w:t>A failure budget is meaningful only after success and eligible requests are defined. For a fictional objective at least 98% of 200 eligible requests must pass all contract checks. Allowed failures are 2%*200=4.</w:t>
+        <w:t xml:space="preserve">States are ready, looking_up, review, done. ready may start lookup; lookup may finish done or request review; review may finish done after authorised </w:t>
+      </w:r>
+      <w:r>
+        <w:rPr>
+          <w:b/>
+        </w:rPr>
+        <w:t>evidence</w:t>
+      </w:r>
+      <w:r>
+        <w:rPr>
+          <w:b w:val="0"/>
+        </w:rPr>
+        <w:t>. done is terminal. Maximum two lookup attempts.</w:t>
       </w:r>
     </w:p>
     <w:p>
@@ -439,15 +460,30 @@
         <w:rPr>
           <w:b w:val="0"/>
         </w:rPr>
-        <w:t>Count every eligible failure once; report excluded requests separately.</w:t>
+        <w:t>Without opening the old lesson, explain one key idea from Failure budgets and service objectives. Give an example and a mistake that the idea helps you avoid.</w:t>
       </w:r>
     </w:p>
     <w:p>
       <w:pPr>
-        <w:pStyle w:val="Heading3"/>
-      </w:pPr>
-      <w:r>
-        <w:t>Testing model-dependent behaviour</w:t>
+        <w:spacing w:line="336" w:lineRule="auto" w:after="180"/>
+      </w:pPr>
+      <w:r>
+        <w:rPr>
+          <w:b w:val="0"/>
+        </w:rPr>
+        <w:t xml:space="preserve">Look for: Explain the </w:t>
+      </w:r>
+      <w:r>
+        <w:rPr>
+          <w:b/>
+        </w:rPr>
+        <w:t>mechanism</w:t>
+      </w:r>
+      <w:r>
+        <w:rPr>
+          <w:b w:val="0"/>
+        </w:rPr>
+        <w:t xml:space="preserve"> and terminology of failure budgets and service objectives</w:t>
       </w:r>
     </w:p>
     <w:p>
@@ -458,7 +494,19 @@
         <w:rPr>
           <w:b w:val="0"/>
         </w:rPr>
-        <w:t>Without opening the old lesson, explain one key idea from Testing model-dependent behaviour. Give an example and a mistake that the idea helps you avoid.</w:t>
+        <w:t>Reference example, not the only acceptable wording: Teacher ex</w:t>
+      </w:r>
+      <w:r>
+        <w:rPr>
+          <w:b/>
+        </w:rPr>
+        <w:t>plan</w:t>
+      </w:r>
+      <w:r>
+        <w:rPr>
+          <w:b w:val="0"/>
+        </w:rPr>
+        <w:t>ation: Service objectives define measured reliability over a stated interval.</w:t>
       </w:r>
     </w:p>
     <w:p>
@@ -469,19 +517,7 @@
         <w:rPr>
           <w:b w:val="0"/>
         </w:rPr>
-        <w:t xml:space="preserve">Look for: Explain the </w:t>
-      </w:r>
-      <w:r>
-        <w:rPr>
-          <w:b/>
-        </w:rPr>
-        <w:t>mechanism</w:t>
-      </w:r>
-      <w:r>
-        <w:rPr>
-          <w:b w:val="0"/>
-        </w:rPr>
-        <w:t xml:space="preserve"> and terminology of testing model-dependent behaviour</w:t>
+        <w:t>A failure budget is meaningful only after success and eligible requests are defined. For a fictional objective at least 98% of 200 eligible requests must pass all contract checks. Allowed failures are 2%*200=4.</w:t>
       </w:r>
     </w:p>
     <w:p>
@@ -492,19 +528,7 @@
         <w:rPr>
           <w:b w:val="0"/>
         </w:rPr>
-        <w:t>Reference example, not the only acceptable wording: Teacher ex</w:t>
-      </w:r>
-      <w:r>
-        <w:rPr>
-          <w:b/>
-        </w:rPr>
-        <w:t>plan</w:t>
-      </w:r>
-      <w:r>
-        <w:rPr>
-          <w:b w:val="0"/>
-        </w:rPr>
-        <w:t>ation: Model-dependent behaviour may vary between runs.</w:t>
+        <w:t>Count every eligible failure once; report excluded requests separately.</w:t>
       </w:r>
     </w:p>
     <w:p>
@@ -515,19 +539,7 @@
         <w:rPr>
           <w:b w:val="0"/>
         </w:rPr>
-        <w:t xml:space="preserve">Evaluate defined semantic criteria and report repeated outcomes rather than requiring one exact sentence. Use fixed </w:t>
-      </w:r>
-      <w:r>
-        <w:rPr>
-          <w:b/>
-        </w:rPr>
-        <w:t>evidence</w:t>
-      </w:r>
-      <w:r>
-        <w:rPr>
-          <w:b w:val="0"/>
-        </w:rPr>
-        <w:t xml:space="preserve"> and rubric per case. Require supported room/capacity, valid schema and no actions.</w:t>
+        <w:t>Without opening the old lesson, explain one key idea from Testing model-dependent behaviour. Give an example and a mistake that the idea helps you avoid.</w:t>
       </w:r>
     </w:p>
     <w:p>
@@ -538,7 +550,19 @@
         <w:rPr>
           <w:b w:val="0"/>
         </w:rPr>
-        <w:t>Repeats estimate observed variation for this case; they are not additional independent users.</w:t>
+        <w:t xml:space="preserve">Look for: Explain the </w:t>
+      </w:r>
+      <w:r>
+        <w:rPr>
+          <w:b/>
+        </w:rPr>
+        <w:t>mechanism</w:t>
+      </w:r>
+      <w:r>
+        <w:rPr>
+          <w:b w:val="0"/>
+        </w:rPr>
+        <w:t xml:space="preserve"> and terminology of testing model-dependent behaviour</w:t>
       </w:r>
     </w:p>
     <w:p>
@@ -549,43 +573,19 @@
         <w:rPr>
           <w:b w:val="0"/>
         </w:rPr>
-        <w:t xml:space="preserve">Two 45-minute sessions. </w:t>
+        <w:t>Reference example, not the only acceptable wording: Teacher ex</w:t>
       </w:r>
       <w:r>
         <w:rPr>
           <w:b/>
         </w:rPr>
-        <w:t>Plan</w:t>
-      </w:r>
-      <w:r>
-        <w:rPr>
-          <w:b w:val="0"/>
-        </w:rPr>
-        <w:t xml:space="preserve">ning proposes steps; execution must still validate permissions and </w:t>
-      </w:r>
-      <w:r>
-        <w:rPr>
-          <w:b/>
-        </w:rPr>
-        <w:t>prerequisite</w:t>
-      </w:r>
-      <w:r>
-        <w:rPr>
-          <w:b w:val="0"/>
-        </w:rPr>
-        <w:t>s for each step. Re</w:t>
-      </w:r>
-      <w:r>
-        <w:rPr>
-          <w:b/>
-        </w:rPr>
         <w:t>plan</w:t>
       </w:r>
       <w:r>
         <w:rPr>
           <w:b w:val="0"/>
         </w:rPr>
-        <w:t>ning cannot invent authority.</w:t>
+        <w:t>ation: Model-dependent behaviour may vary between runs.</w:t>
       </w:r>
     </w:p>
     <w:p>
@@ -596,19 +596,19 @@
         <w:rPr>
           <w:b w:val="0"/>
         </w:rPr>
-        <w:t xml:space="preserve">Use the supplied constructed scenarios to make the </w:t>
+        <w:t xml:space="preserve">Evaluate defined semantic criteria and report repeated outcomes rather than requiring one exact sentence. Use fixed </w:t>
       </w:r>
       <w:r>
         <w:rPr>
           <w:b/>
         </w:rPr>
-        <w:t>mechanism</w:t>
-      </w:r>
-      <w:r>
-        <w:rPr>
-          <w:b w:val="0"/>
-        </w:rPr>
-        <w:t xml:space="preserve"> inspectable. Collect W4 before sharing solutions.</w:t>
+        <w:t>evidence</w:t>
+      </w:r>
+      <w:r>
+        <w:rPr>
+          <w:b w:val="0"/>
+        </w:rPr>
+        <w:t xml:space="preserve"> and rubric per case. Require supported room/capacity, valid schema and no actions.</w:t>
       </w:r>
     </w:p>
     <w:p>
@@ -619,27 +619,15 @@
         <w:rPr>
           <w:b w:val="0"/>
         </w:rPr>
-        <w:t xml:space="preserve">Students should name intermediate </w:t>
-      </w:r>
-      <w:r>
-        <w:rPr>
-          <w:b/>
-        </w:rPr>
-        <w:t>evidence</w:t>
-      </w:r>
-      <w:r>
-        <w:rPr>
-          <w:b w:val="0"/>
-        </w:rPr>
-        <w:t xml:space="preserve"> and limitations; classroom pacing and learning effectiveness remain unvalidated.</w:t>
+        <w:t>Repeats estimate observed variation for this case; they are not additional independent users.</w:t>
       </w:r>
     </w:p>
     <w:p>
       <w:pPr>
-        <w:pStyle w:val="Heading3"/>
-      </w:pPr>
-      <w:r>
-        <w:t>Outcomes</w:t>
+        <w:pStyle w:val="Heading2"/>
+      </w:pPr>
+      <w:r>
+        <w:t>Pictured end goal</w:t>
       </w:r>
     </w:p>
     <w:p>
@@ -650,59 +638,47 @@
         <w:rPr>
           <w:b w:val="0"/>
         </w:rPr>
-        <w:t xml:space="preserve">Explain the </w:t>
+        <w:t xml:space="preserve">Explain </w:t>
       </w:r>
       <w:r>
         <w:rPr>
           <w:b/>
         </w:rPr>
-        <w:t>mechanism</w:t>
-      </w:r>
-      <w:r>
-        <w:rPr>
-          <w:b w:val="0"/>
-        </w:rPr>
-        <w:t xml:space="preserve"> and terminology of </w:t>
+        <w:t>plan</w:t>
+      </w:r>
+      <w:r>
+        <w:rPr>
+          <w:b w:val="0"/>
+        </w:rPr>
+        <w:t xml:space="preserve">ning and </w:t>
       </w:r>
       <w:r>
         <w:rPr>
           <w:b/>
         </w:rPr>
-        <w:t>plan</w:t>
-      </w:r>
-      <w:r>
-        <w:rPr>
-          <w:b w:val="0"/>
-        </w:rPr>
-        <w:t xml:space="preserve">ning and </w:t>
-      </w:r>
-      <w:r>
-        <w:rPr>
-          <w:b/>
-        </w:rPr>
         <w:t>action selection</w:t>
+      </w:r>
+      <w:r>
+        <w:rPr>
+          <w:b w:val="0"/>
+        </w:rPr>
+        <w:t xml:space="preserve"> using the deciding step in this fictional service.</w:t>
       </w:r>
     </w:p>
     <w:p>
       <w:pPr>
-        <w:spacing w:line="336" w:lineRule="auto" w:after="180"/>
-      </w:pPr>
-      <w:r>
-        <w:rPr>
-          <w:b w:val="0"/>
-        </w:rPr>
-        <w:t>Apply the stated procedure to a new case with a traceable result</w:t>
+        <w:pStyle w:val="Heading2"/>
+      </w:pPr>
+      <w:r>
+        <w:t>Earlier wording, alternatives and picture transcripts · reference / check after trying</w:t>
       </w:r>
     </w:p>
     <w:p>
       <w:pPr>
-        <w:spacing w:line="336" w:lineRule="auto" w:after="180"/>
-      </w:pPr>
-      <w:r>
-        <w:rPr>
-          <w:b w:val="0"/>
-        </w:rPr>
-        <w:t>Identify an assumption or limitation and design a revealing follow-up</w:t>
+        <w:pStyle w:val="Heading3"/>
+      </w:pPr>
+      <w:r>
+        <w:t>Teach the learning cycle</w:t>
       </w:r>
     </w:p>
     <w:p>
@@ -710,83 +686,110 @@
         <w:pStyle w:val="Heading3"/>
       </w:pPr>
       <w:r>
-        <w:t>Preparation</w:t>
+        <w:t>Retrieval answer guidance</w:t>
       </w:r>
     </w:p>
     <w:p>
       <w:pPr>
-        <w:spacing w:line="336" w:lineRule="auto" w:after="180"/>
-      </w:pPr>
-      <w:r>
-        <w:rPr>
-          <w:b w:val="0"/>
-        </w:rPr>
-        <w:t>Lesson and workbook; paper and pencil</w:t>
+        <w:pStyle w:val="Heading3"/>
+      </w:pPr>
+      <w:r>
+        <w:t>State machines for bounded agents</w:t>
       </w:r>
     </w:p>
     <w:p>
       <w:pPr>
-        <w:spacing w:line="336" w:lineRule="auto" w:after="180"/>
-      </w:pPr>
-      <w:r>
-        <w:rPr>
-          <w:b w:val="0"/>
-        </w:rPr>
-        <w:t>Calculator and optional local Python 3 for arithmetic; no live API or private data</w:t>
+        <w:pStyle w:val="Heading3"/>
+      </w:pPr>
+      <w:r>
+        <w:t>Failure budgets and service objectives</w:t>
       </w:r>
     </w:p>
     <w:p>
       <w:pPr>
-        <w:spacing w:line="336" w:lineRule="auto" w:after="180"/>
-      </w:pPr>
-      <w:r>
-        <w:rPr>
-          <w:b w:val="0"/>
-        </w:rPr>
-        <w:t>Prepare the fresh retry separately and withhold its solution until after collection</w:t>
+        <w:pStyle w:val="Heading3"/>
+      </w:pPr>
+      <w:r>
+        <w:t>Testing model-dependent behaviour</w:t>
       </w:r>
     </w:p>
     <w:p>
       <w:pPr>
-        <w:pStyle w:val="Heading3"/>
-      </w:pPr>
-      <w:r>
-        <w:t>Prerequisite answer</w:t>
+        <w:spacing w:line="336" w:lineRule="auto" w:after="180"/>
+      </w:pPr>
+      <w:r>
+        <w:rPr>
+          <w:b w:val="0"/>
+        </w:rPr>
+        <w:t xml:space="preserve">Use the three-session teaching cycle above, with extra time as needed. </w:t>
+      </w:r>
+      <w:r>
+        <w:rPr>
+          <w:b/>
+        </w:rPr>
+        <w:t>Plan</w:t>
+      </w:r>
+      <w:r>
+        <w:rPr>
+          <w:b w:val="0"/>
+        </w:rPr>
+        <w:t xml:space="preserve">ning proposes steps; execution must still validate permissions and </w:t>
+      </w:r>
+      <w:r>
+        <w:rPr>
+          <w:b/>
+        </w:rPr>
+        <w:t>prerequisite</w:t>
+      </w:r>
+      <w:r>
+        <w:rPr>
+          <w:b w:val="0"/>
+        </w:rPr>
+        <w:t>s for each step. Re</w:t>
+      </w:r>
+      <w:r>
+        <w:rPr>
+          <w:b/>
+        </w:rPr>
+        <w:t>plan</w:t>
+      </w:r>
+      <w:r>
+        <w:rPr>
+          <w:b w:val="0"/>
+        </w:rPr>
+        <w:t xml:space="preserve">ning cannot invent authority. Use the supplied constructed scenarios to make the </w:t>
+      </w:r>
+      <w:r>
+        <w:rPr>
+          <w:b/>
+        </w:rPr>
+        <w:t>mechanism</w:t>
+      </w:r>
+      <w:r>
+        <w:rPr>
+          <w:b w:val="0"/>
+        </w:rPr>
+        <w:t xml:space="preserve"> inspectable. Collect W4 before sharing solutions. Students should name intermediate </w:t>
+      </w:r>
+      <w:r>
+        <w:rPr>
+          <w:b/>
+        </w:rPr>
+        <w:t>evidence</w:t>
+      </w:r>
+      <w:r>
+        <w:rPr>
+          <w:b w:val="0"/>
+        </w:rPr>
+        <w:t xml:space="preserve"> and limitations; classroom pacing and learning effectiveness remain unvalidated.</w:t>
       </w:r>
     </w:p>
     <w:p>
       <w:pPr>
-        <w:spacing w:line="336" w:lineRule="auto" w:after="180"/>
-      </w:pPr>
-      <w:r>
-        <w:rPr>
-          <w:b w:val="0"/>
-        </w:rPr>
-        <w:t xml:space="preserve">A result depends on the </w:t>
-      </w:r>
-      <w:r>
-        <w:rPr>
-          <w:b/>
-        </w:rPr>
-        <w:t>input</w:t>
-      </w:r>
-      <w:r>
-        <w:rPr>
-          <w:b w:val="0"/>
-        </w:rPr>
-        <w:t xml:space="preserve">s, procedure and conditions that produced it. Preserve data roles and distinguish observed outcomes from </w:t>
-      </w:r>
-      <w:r>
-        <w:rPr>
-          <w:b/>
-        </w:rPr>
-        <w:t>prediction</w:t>
-      </w:r>
-      <w:r>
-        <w:rPr>
-          <w:b w:val="0"/>
-        </w:rPr>
-        <w:t>s or unmeasured conditions.</w:t>
+        <w:pStyle w:val="Heading3"/>
+      </w:pPr>
+      <w:r>
+        <w:t>Outcomes</w:t>
       </w:r>
     </w:p>
     <w:p>
@@ -797,15 +800,48 @@
         <w:rPr>
           <w:b w:val="0"/>
         </w:rPr>
-        <w:t>If the prior concept cannot be explained, use a short retrieval activity before this chapter.</w:t>
+        <w:t xml:space="preserve">Explain the </w:t>
+      </w:r>
+      <w:r>
+        <w:rPr>
+          <w:b/>
+        </w:rPr>
+        <w:t>mechanism</w:t>
+      </w:r>
+      <w:r>
+        <w:rPr>
+          <w:b w:val="0"/>
+        </w:rPr>
+        <w:t xml:space="preserve"> and terminology of </w:t>
+      </w:r>
+      <w:r>
+        <w:rPr>
+          <w:b/>
+        </w:rPr>
+        <w:t>plan</w:t>
+      </w:r>
+      <w:r>
+        <w:rPr>
+          <w:b w:val="0"/>
+        </w:rPr>
+        <w:t xml:space="preserve">ning and </w:t>
+      </w:r>
+      <w:r>
+        <w:rPr>
+          <w:b/>
+        </w:rPr>
+        <w:t>action selection</w:t>
       </w:r>
     </w:p>
     <w:p>
       <w:pPr>
-        <w:pStyle w:val="Heading3"/>
-      </w:pPr>
-      <w:r>
-        <w:t>End goal for the pictorial case</w:t>
+        <w:spacing w:line="336" w:lineRule="auto" w:after="180"/>
+      </w:pPr>
+      <w:r>
+        <w:rPr>
+          <w:b w:val="0"/>
+        </w:rPr>
+        <w:t>Apply the stated procedure to a new case with a traceable result</w:t>
       </w:r>
     </w:p>
     <w:p>
@@ -816,55 +852,31 @@
         <w:rPr>
           <w:b w:val="0"/>
         </w:rPr>
-        <w:t xml:space="preserve">Explain </w:t>
-      </w:r>
-      <w:r>
-        <w:rPr>
-          <w:b/>
-        </w:rPr>
-        <w:t>plan</w:t>
-      </w:r>
-      <w:r>
-        <w:rPr>
-          <w:b w:val="0"/>
-        </w:rPr>
-        <w:t xml:space="preserve">ning and </w:t>
-      </w:r>
-      <w:r>
-        <w:rPr>
-          <w:b/>
-        </w:rPr>
-        <w:t>action selection</w:t>
-      </w:r>
-      <w:r>
-        <w:rPr>
-          <w:b w:val="0"/>
-        </w:rPr>
-        <w:t xml:space="preserve"> using the deciding step in this fictional service.</w:t>
+        <w:t>Identify an assumption or limitation and design a revealing follow-up</w:t>
       </w:r>
     </w:p>
     <w:p>
       <w:pPr>
-        <w:spacing w:line="336" w:lineRule="auto" w:after="180"/>
-      </w:pPr>
-      <w:r>
-        <w:rPr>
-          <w:b w:val="0"/>
-        </w:rPr>
-        <w:t>This added worked case illustrates the week’s main idea. Retain all original and connected topics; schedule its practice within the teaching cycle.</w:t>
+        <w:pStyle w:val="Heading3"/>
+      </w:pPr>
+      <w:r>
+        <w:t>Preparation</w:t>
       </w:r>
     </w:p>
     <w:p>
       <w:pPr>
-        <w:pStyle w:val="Heading1"/>
-      </w:pPr>
-      <w:r>
-        <w:t>02. Explain and model the mechanism</w:t>
+        <w:pStyle w:val="Heading3"/>
+      </w:pPr>
+      <w:r>
+        <w:t>Prerequisite answer</w:t>
       </w:r>
     </w:p>
     <w:p>
-      <w:r>
-        <w:t>Model Planning and action selection using the supplied case, labelled mechanism and reasoning. Make the scope of each conclusion explicit.</w:t>
+      <w:pPr>
+        <w:pStyle w:val="Heading3"/>
+      </w:pPr>
+      <w:r>
+        <w:t>End goal for the pictorial case</w:t>
       </w:r>
     </w:p>
     <w:p>
@@ -873,81 +885,30 @@
       </w:pPr>
       <w:r>
         <w:rPr>
-          <w:b/>
-        </w:rPr>
-        <w:t>Plan</w:t>
-      </w:r>
-      <w:r>
-        <w:rPr>
-          <w:b w:val="0"/>
-        </w:rPr>
-        <w:t xml:space="preserve">ning proposes steps; execution must still validate permissions and </w:t>
-      </w:r>
-      <w:r>
-        <w:rPr>
-          <w:b/>
-        </w:rPr>
-        <w:t>prerequisite</w:t>
-      </w:r>
-      <w:r>
-        <w:rPr>
-          <w:b w:val="0"/>
-        </w:rPr>
-        <w:t>s for each step. Re</w:t>
-      </w:r>
-      <w:r>
-        <w:rPr>
-          <w:b/>
-        </w:rPr>
-        <w:t>plan</w:t>
-      </w:r>
-      <w:r>
-        <w:rPr>
-          <w:b w:val="0"/>
-        </w:rPr>
-        <w:t>ning cannot invent authority.</w:t>
+          <w:b w:val="0"/>
+        </w:rPr>
+        <w:t>This added worked case illustrates the week’s main idea. Retain all original and connected topics; schedule its practice within the teaching cycle.</w:t>
       </w:r>
     </w:p>
     <w:p>
       <w:pPr>
-        <w:pStyle w:val="Heading3"/>
-      </w:pPr>
-      <w:r>
-        <w:t>Explain Planning and action selection · 1</w:t>
+        <w:pStyle w:val="Heading1"/>
+      </w:pPr>
+      <w:r>
+        <w:t>02. Teach proposal rejection, evidence fallback and conditional permission together</w:t>
       </w:r>
     </w:p>
     <w:p>
-      <w:pPr>
-        <w:spacing w:line="336" w:lineRule="auto" w:after="180"/>
-      </w:pPr>
-      <w:r>
-        <w:rPr>
-          <w:b w:val="0"/>
-        </w:rPr>
-        <w:t>Begin by writing the question the procedure is intended to answer. Identify the information already supplied, the information it will produce and the information still missing.</w:t>
+      <w:r>
+        <w:t>Keep room and tower policies distinct and explicitly complete.</w:t>
       </w:r>
     </w:p>
     <w:p>
       <w:pPr>
-        <w:spacing w:line="336" w:lineRule="auto" w:after="180"/>
-      </w:pPr>
-      <w:r>
-        <w:rPr>
-          <w:b w:val="0"/>
-        </w:rPr>
-        <w:t>These are constructed classroom examples; they do not require live accounts, private records or an external service. Do not treat a plausible ex</w:t>
-      </w:r>
-      <w:r>
-        <w:rPr>
-          <w:b/>
-        </w:rPr>
-        <w:t>plan</w:t>
-      </w:r>
-      <w:r>
-        <w:rPr>
-          <w:b w:val="0"/>
-        </w:rPr>
-        <w:t>ation as a measured outcome.</w:t>
+        <w:pStyle w:val="Heading2"/>
+      </w:pPr>
+      <w:r>
+        <w:t>Definitions and complete local planning contract</w:t>
       </w:r>
     </w:p>
     <w:p>
@@ -956,41 +917,1408 @@
       </w:pPr>
       <w:r>
         <w:rPr>
-          <w:b w:val="0"/>
-        </w:rPr>
-        <w:t xml:space="preserve">For read-only reporting, allowed </w:t>
-      </w:r>
-      <w:r>
-        <w:rPr>
           <w:b/>
         </w:rPr>
+        <w:t>Plan</w:t>
+      </w:r>
+      <w:r>
+        <w:rPr>
+          <w:b w:val="0"/>
+        </w:rPr>
+        <w:t xml:space="preserve">ning proposes steps; execution must still validate permissions and </w:t>
+      </w:r>
+      <w:r>
+        <w:rPr>
+          <w:b/>
+        </w:rPr>
+        <w:t>prerequisite</w:t>
+      </w:r>
+      <w:r>
+        <w:rPr>
+          <w:b w:val="0"/>
+        </w:rPr>
+        <w:t>s for each step. Re</w:t>
+      </w:r>
+      <w:r>
+        <w:rPr>
+          <w:b/>
+        </w:rPr>
         <w:t>plan</w:t>
       </w:r>
       <w:r>
         <w:rPr>
           <w:b w:val="0"/>
         </w:rPr>
-        <w:t xml:space="preserve"> is validate -&gt; retrieve -&gt; verify -&gt; answer. If retrieval lacks </w:t>
-      </w:r>
-      <w:r>
-        <w:rPr>
-          <w:b/>
-        </w:rPr>
-        <w:t>evidence</w:t>
-      </w:r>
-      <w:r>
-        <w:rPr>
-          <w:b w:val="0"/>
-        </w:rPr>
-        <w:t>, route to review. Reject write or send steps before they run.</w:t>
+        <w:t>ning cannot invent authority.</w:t>
       </w:r>
     </w:p>
     <w:p>
       <w:pPr>
+        <w:spacing w:line="336" w:lineRule="auto" w:after="180"/>
+      </w:pPr>
+      <w:r>
+        <w:rPr>
+          <w:b w:val="0"/>
+        </w:rPr>
+        <w:t xml:space="preserve">For read-only reporting, allowed </w:t>
+      </w:r>
+      <w:r>
+        <w:rPr>
+          <w:b/>
+        </w:rPr>
+        <w:t>plan</w:t>
+      </w:r>
+      <w:r>
+        <w:rPr>
+          <w:b w:val="0"/>
+        </w:rPr>
+        <w:t xml:space="preserve"> is validate -&gt; retrieve -&gt; verify -&gt; answer. If retrieval lacks </w:t>
+      </w:r>
+      <w:r>
+        <w:rPr>
+          <w:b/>
+        </w:rPr>
+        <w:t>evidence</w:t>
+      </w:r>
+      <w:r>
+        <w:rPr>
+          <w:b w:val="0"/>
+        </w:rPr>
+        <w:t>, route to review. Reject write or send steps before they run.</w:t>
+      </w:r>
+    </w:p>
+    <w:tbl>
+      <w:tblPr>
+        <w:tblStyle w:val="LightShading-Accent1"/>
+        <w:tblW w:type="auto" w:w="0"/>
+        <w:tblLook w:firstColumn="1" w:firstRow="1" w:lastColumn="0" w:lastRow="0" w:noHBand="0" w:noVBand="1" w:val="04A0"/>
+      </w:tblPr>
+      <w:tblGrid>
+        <w:gridCol w:w="5112"/>
+        <w:gridCol w:w="5112"/>
+      </w:tblGrid>
+      <w:tr>
+        <w:trPr>
+          <w:tblHeader/>
+        </w:trPr>
+        <w:tc>
+          <w:tcPr>
+            <w:tcW w:type="dxa" w:w="5112"/>
+          </w:tcPr>
+          <w:p>
+            <w:r>
+              <w:t>Main local planning contract</w:t>
+            </w:r>
+          </w:p>
+        </w:tc>
+        <w:tc>
+          <w:tcPr>
+            <w:tcW w:type="dxa" w:w="5112"/>
+          </w:tcPr>
+          <w:p>
+            <w:r>
+              <w:t>Complete declared rule</w:t>
+            </w:r>
+          </w:p>
+        </w:tc>
+      </w:tr>
+      <w:tr>
+        <w:tc>
+          <w:tcPr>
+            <w:tcW w:type="dxa" w:w="5112"/>
+          </w:tcPr>
+          <w:p>
+            <w:r>
+              <w:t>Task</w:t>
+            </w:r>
+          </w:p>
+        </w:tc>
+        <w:tc>
+          <w:tcPr>
+            <w:tcW w:type="dxa" w:w="5112"/>
+          </w:tcPr>
+          <w:p>
+            <w:r>
+              <w:t>Read-only room reporting</w:t>
+            </w:r>
+          </w:p>
+        </w:tc>
+      </w:tr>
+      <w:tr>
+        <w:tc>
+          <w:tcPr>
+            <w:tcW w:type="dxa" w:w="5112"/>
+          </w:tcPr>
+          <w:p>
+            <w:r>
+              <w:t>Accepted local order</w:t>
+            </w:r>
+          </w:p>
+        </w:tc>
+        <w:tc>
+          <w:tcPr>
+            <w:tcW w:type="dxa" w:w="5112"/>
+          </w:tcPr>
+          <w:p>
+            <w:r>
+              <w:t>validate → retrieve → verify → answer</w:t>
+            </w:r>
+          </w:p>
+        </w:tc>
+      </w:tr>
+      <w:tr>
+        <w:tc>
+          <w:tcPr>
+            <w:tcW w:type="dxa" w:w="5112"/>
+          </w:tcPr>
+          <w:p>
+            <w:r>
+              <w:t>Excluded operations</w:t>
+            </w:r>
+          </w:p>
+        </w:tc>
+        <w:tc>
+          <w:tcPr>
+            <w:tcW w:type="dxa" w:w="5112"/>
+          </w:tcPr>
+          <w:p>
+            <w:r>
+              <w:t>Booking, writing records, sending messages and other undeclared actions</w:t>
+            </w:r>
+          </w:p>
+        </w:tc>
+      </w:tr>
+      <w:tr>
+        <w:tc>
+          <w:tcPr>
+            <w:tcW w:type="dxa" w:w="5112"/>
+          </w:tcPr>
+          <w:p>
+            <w:r>
+              <w:t>Input fixture</w:t>
+            </w:r>
+          </w:p>
+        </w:tc>
+        <w:tc>
+          <w:tcPr>
+            <w:tcW w:type="dxa" w:w="5112"/>
+          </w:tcPr>
+          <w:p>
+            <w:r>
+              <w:t>room_id B</w:t>
+            </w:r>
+          </w:p>
+        </w:tc>
+      </w:tr>
+      <w:tr>
+        <w:tc>
+          <w:tcPr>
+            <w:tcW w:type="dxa" w:w="5112"/>
+          </w:tcPr>
+          <w:p>
+            <w:r>
+              <w:t>Approved evidence fixture</w:t>
+            </w:r>
+          </w:p>
+        </w:tc>
+        <w:tc>
+          <w:tcPr>
+            <w:tcW w:type="dxa" w:w="5112"/>
+          </w:tcPr>
+          <w:p>
+            <w:r>
+              <w:t>ROOM-R: room B, capacity 12, approved flag supplied</w:t>
+            </w:r>
+          </w:p>
+        </w:tc>
+      </w:tr>
+      <w:tr>
+        <w:tc>
+          <w:tcPr>
+            <w:tcW w:type="dxa" w:w="5112"/>
+          </w:tcPr>
+          <w:p>
+            <w:r>
+              <w:t>Missing evidence</w:t>
+            </w:r>
+          </w:p>
+        </w:tc>
+        <w:tc>
+          <w:tcPr>
+            <w:tcW w:type="dxa" w:w="5112"/>
+          </w:tcPr>
+          <w:p>
+            <w:r>
+              <w:t>Return review before verification/answering; do not invent a capacity</w:t>
+            </w:r>
+          </w:p>
+        </w:tc>
+      </w:tr>
+      <w:tr>
+        <w:tc>
+          <w:tcPr>
+            <w:tcW w:type="dxa" w:w="5112"/>
+          </w:tcPr>
+          <w:p>
+            <w:r>
+              <w:t>Whole-plan preflight</w:t>
+            </w:r>
+          </w:p>
+        </w:tc>
+        <w:tc>
+          <w:tcPr>
+            <w:tcW w:type="dxa" w:w="5112"/>
+          </w:tcPr>
+          <w:p>
+            <w:r>
+              <w:t>Reject forbidden actions or a missing/wrong order before simulated work</w:t>
+            </w:r>
+          </w:p>
+        </w:tc>
+      </w:tr>
+      <w:tr>
+        <w:tc>
+          <w:tcPr>
+            <w:tcW w:type="dxa" w:w="5112"/>
+          </w:tcPr>
+          <w:p>
+            <w:r>
+              <w:t>Runtime checks</w:t>
+            </w:r>
+          </w:p>
+        </w:tc>
+        <w:tc>
+          <w:tcPr>
+            <w:tcW w:type="dxa" w:w="5112"/>
+          </w:tcPr>
+          <w:p>
+            <w:r>
+              <w:t>Each permitted step still needs its input/evidence prerequisites</w:t>
+            </w:r>
+          </w:p>
+        </w:tc>
+      </w:tr>
+      <w:tr>
+        <w:tc>
+          <w:tcPr>
+            <w:tcW w:type="dxa" w:w="5112"/>
+          </w:tcPr>
+          <w:p>
+            <w:r>
+              <w:t>Scope</w:t>
+            </w:r>
+          </w:p>
+        </w:tc>
+        <w:tc>
+          <w:tcPr>
+            <w:tcW w:type="dxa" w:w="5112"/>
+          </w:tcPr>
+          <w:p>
+            <w:r>
+              <w:t>One deliberately fixed local protocol, not a universal planner or real external execution</w:t>
+            </w:r>
+          </w:p>
+        </w:tc>
+      </w:tr>
+    </w:tbl>
+    <w:p>
+      <w:pPr>
+        <w:pStyle w:val="Heading2"/>
+      </w:pPr>
+      <w:r>
+        <w:t>Main proposal comparisons and checked reasoning</w:t>
+      </w:r>
+    </w:p>
+    <w:p>
+      <w:pPr>
         <w:pStyle w:val="Heading3"/>
       </w:pPr>
       <w:r>
-        <w:t>Explain Planning and action selection · 2</w:t>
+        <w:t>Reject the unsafe proposal, then audit a separately safe plan</w:t>
+      </w:r>
+    </w:p>
+    <w:tbl>
+      <w:tblPr>
+        <w:tblStyle w:val="LightShading-Accent1"/>
+        <w:tblW w:type="auto" w:w="0"/>
+        <w:tblLook w:firstColumn="1" w:firstRow="1" w:lastColumn="0" w:lastRow="0" w:noHBand="0" w:noVBand="1" w:val="04A0"/>
+      </w:tblPr>
+      <w:tblGrid>
+        <w:gridCol w:w="3408"/>
+        <w:gridCol w:w="3408"/>
+        <w:gridCol w:w="3408"/>
+      </w:tblGrid>
+      <w:tr>
+        <w:trPr>
+          <w:tblHeader/>
+        </w:trPr>
+        <w:tc>
+          <w:tcPr>
+            <w:tcW w:type="dxa" w:w="3408"/>
+          </w:tcPr>
+          <w:p>
+            <w:r>
+              <w:t>Proposal or path</w:t>
+            </w:r>
+          </w:p>
+        </w:tc>
+        <w:tc>
+          <w:tcPr>
+            <w:tcW w:type="dxa" w:w="3408"/>
+          </w:tcPr>
+          <w:p>
+            <w:r>
+              <w:t>Check</w:t>
+            </w:r>
+          </w:p>
+        </w:tc>
+        <w:tc>
+          <w:tcPr>
+            <w:tcW w:type="dxa" w:w="3408"/>
+          </w:tcPr>
+          <w:p>
+            <w:r>
+              <w:t>Outcome</w:t>
+            </w:r>
+          </w:p>
+        </w:tc>
+      </w:tr>
+      <w:tr>
+        <w:tc>
+          <w:tcPr>
+            <w:tcW w:type="dxa" w:w="3408"/>
+          </w:tcPr>
+          <w:p>
+            <w:r>
+              <w:t>validate → retrieve → book → verify → answer</w:t>
+            </w:r>
+          </w:p>
+        </w:tc>
+        <w:tc>
+          <w:tcPr>
+            <w:tcW w:type="dxa" w:w="3408"/>
+          </w:tcPr>
+          <w:p>
+            <w:r>
+              <w:t>book is outside read-only scope</w:t>
+            </w:r>
+          </w:p>
+        </w:tc>
+        <w:tc>
+          <w:tcPr>
+            <w:tcW w:type="dxa" w:w="3408"/>
+          </w:tcPr>
+          <w:p>
+            <w:r>
+              <w:t>Reject entire proposed plan; no simulated stages run</w:t>
+            </w:r>
+          </w:p>
+        </w:tc>
+      </w:tr>
+      <w:tr>
+        <w:tc>
+          <w:tcPr>
+            <w:tcW w:type="dxa" w:w="3408"/>
+          </w:tcPr>
+          <w:p>
+            <w:r>
+              <w:t>validate → retrieve → verify → answer</w:t>
+            </w:r>
+          </w:p>
+        </w:tc>
+        <w:tc>
+          <w:tcPr>
+            <w:tcW w:type="dxa" w:w="3408"/>
+          </w:tcPr>
+          <w:p>
+            <w:r>
+              <w:t>Allowed order, valid input, matching approved fixture</w:t>
+            </w:r>
+          </w:p>
+        </w:tc>
+        <w:tc>
+          <w:tcPr>
+            <w:tcW w:type="dxa" w:w="3408"/>
+          </w:tcPr>
+          <w:p>
+            <w:r>
+              <w:t>Answer B/capacity12 with source ROOM-R</w:t>
+            </w:r>
+          </w:p>
+        </w:tc>
+      </w:tr>
+      <w:tr>
+        <w:tc>
+          <w:tcPr>
+            <w:tcW w:type="dxa" w:w="3408"/>
+          </w:tcPr>
+          <w:p>
+            <w:r>
+              <w:t>Same safe plan, source absent</w:t>
+            </w:r>
+          </w:p>
+        </w:tc>
+        <w:tc>
+          <w:tcPr>
+            <w:tcW w:type="dxa" w:w="3408"/>
+          </w:tcPr>
+          <w:p>
+            <w:r>
+              <w:t>Retrieve has no approved evidence</w:t>
+            </w:r>
+          </w:p>
+        </w:tc>
+        <w:tc>
+          <w:tcPr>
+            <w:tcW w:type="dxa" w:w="3408"/>
+          </w:tcPr>
+          <w:p>
+            <w:r>
+              <w:t>Review after retrieve; no verify or answer</w:t>
+            </w:r>
+          </w:p>
+        </w:tc>
+      </w:tr>
+      <w:tr>
+        <w:tc>
+          <w:tcPr>
+            <w:tcW w:type="dxa" w:w="3408"/>
+          </w:tcPr>
+          <w:p>
+            <w:r>
+              <w:t>validate → retrieve → answer → verify</w:t>
+            </w:r>
+          </w:p>
+        </w:tc>
+        <w:tc>
+          <w:tcPr>
+            <w:tcW w:type="dxa" w:w="3408"/>
+          </w:tcPr>
+          <w:p>
+            <w:r>
+              <w:t>Answer precedes required evidence verification</w:t>
+            </w:r>
+          </w:p>
+        </w:tc>
+        <w:tc>
+          <w:tcPr>
+            <w:tcW w:type="dxa" w:w="3408"/>
+          </w:tcPr>
+          <w:p>
+            <w:r>
+              <w:t>Reject wrong order before work</w:t>
+            </w:r>
+          </w:p>
+        </w:tc>
+      </w:tr>
+    </w:tbl>
+    <w:p>
+      <w:r>
+        <w:t>The first proposal is not silently repaired by deleting an action. The safe reporting plan is a separate plan checked under the same task authority.</w:t>
+      </w:r>
+    </w:p>
+    <w:p>
+      <w:pPr>
+        <w:spacing w:line="336" w:lineRule="auto" w:after="180"/>
+      </w:pPr>
+      <w:r>
+        <w:rPr>
+          <w:b w:val="0"/>
+        </w:rPr>
+        <w:t>Main booking step is outside read-only authority. The full audit fixture includes validate/retrieve/book/verify/answer; reject it before work, then inspect a separate safe plan rather than silently deleting a dependency. Missing source reviews before answering; wrong-room source cannot support B.</w:t>
+      </w:r>
+    </w:p>
+    <w:p>
+      <w:pPr>
+        <w:spacing w:line="336" w:lineRule="auto" w:after="180"/>
+      </w:pPr>
+      <w:r>
+        <w:rPr>
+          <w:b w:val="0"/>
+        </w:rPr>
+        <w:t>The tower policy now explicitly includes conditional answering from an approved card, so adding a card satisfies a prerequisite without expanding authority. In the independent drafting-only task, recipient approval alone would not grant send permission: sending is outside the task regardless, and checking a prerequisite after it runs is also too late.</w:t>
+      </w:r>
+    </w:p>
+    <w:p>
+      <w:pPr>
+        <w:pStyle w:val="Heading3"/>
+      </w:pPr>
+      <w:r>
+        <w:t>Planning and action selection — evidence trace</w:t>
+      </w:r>
+    </w:p>
+    <w:tbl>
+      <w:tblPr>
+        <w:tblStyle w:val="LightShading-Accent1"/>
+        <w:tblW w:type="auto" w:w="0"/>
+        <w:tblLook w:firstColumn="1" w:firstRow="1" w:lastColumn="0" w:lastRow="0" w:noHBand="0" w:noVBand="1" w:val="04A0"/>
+      </w:tblPr>
+      <w:tblGrid>
+        <w:gridCol w:w="3408"/>
+        <w:gridCol w:w="3408"/>
+        <w:gridCol w:w="3408"/>
+      </w:tblGrid>
+      <w:tr>
+        <w:trPr>
+          <w:tblHeader/>
+        </w:trPr>
+        <w:tc>
+          <w:tcPr>
+            <w:tcW w:type="dxa" w:w="3408"/>
+          </w:tcPr>
+          <w:p>
+            <w:r>
+              <w:t>Input and scope</w:t>
+            </w:r>
+          </w:p>
+        </w:tc>
+        <w:tc>
+          <w:tcPr>
+            <w:tcW w:type="dxa" w:w="3408"/>
+          </w:tcPr>
+          <w:p>
+            <w:r>
+              <w:t>Check or calculation</w:t>
+            </w:r>
+          </w:p>
+        </w:tc>
+        <w:tc>
+          <w:tcPr>
+            <w:tcW w:type="dxa" w:w="3408"/>
+          </w:tcPr>
+          <w:p>
+            <w:r>
+              <w:t>Conclusion and limit</w:t>
+            </w:r>
+          </w:p>
+        </w:tc>
+      </w:tr>
+      <w:tr>
+        <w:tc>
+          <w:tcPr>
+            <w:tcW w:type="dxa" w:w="3408"/>
+          </w:tcPr>
+          <w:p>
+            <w:r>
+              <w:t>Generated plan retrieves a room, books it and then answers. It calls booking necessary for helpfulness.</w:t>
+            </w:r>
+          </w:p>
+        </w:tc>
+        <w:tc>
+          <w:tcPr>
+            <w:tcW w:type="dxa" w:w="3408"/>
+          </w:tcPr>
+          <w:p>
+            <w:r>
+              <w:t>For read-only reporting, allowed plan is validate -&gt; retrieve -&gt; verify -&gt; answer. If retrieval lacks evidence, route to review. Reject write or send steps before they run.</w:t>
+            </w:r>
+          </w:p>
+        </w:tc>
+        <w:tc>
+          <w:tcPr>
+            <w:tcW w:type="dxa" w:w="3408"/>
+          </w:tcPr>
+          <w:p>
+            <w:r>
+              <w:t>Booking is outside the task boundary. Execute only permitted reporting steps, with a fallback if evidence is insufficient.</w:t>
+            </w:r>
+          </w:p>
+        </w:tc>
+      </w:tr>
+    </w:tbl>
+    <w:p>
+      <w:r>
+        <w:t>The figure connects this chapter's worked input, declared procedure and result. Read the complete worked reasoning for qualifiers and intermediate steps; the abbreviated labels do not replace that reasoning.</w:t>
+      </w:r>
+    </w:p>
+    <w:p>
+      <w:pPr>
+        <w:spacing w:line="336" w:lineRule="auto" w:after="180"/>
+      </w:pPr>
+      <w:r>
+        <w:rPr>
+          <w:b w:val="0"/>
+        </w:rPr>
+        <w:t xml:space="preserve">Guided: Booking is outside the task boundary. Execute only permitted reporting steps, with a fallback if </w:t>
+      </w:r>
+      <w:r>
+        <w:rPr>
+          <w:b/>
+        </w:rPr>
+        <w:t>evidence</w:t>
+      </w:r>
+      <w:r>
+        <w:rPr>
+          <w:b w:val="0"/>
+        </w:rPr>
+        <w:t xml:space="preserve"> is insufficient. Qualification: A plausible </w:t>
+      </w:r>
+      <w:r>
+        <w:rPr>
+          <w:b/>
+        </w:rPr>
+        <w:t>plan</w:t>
+      </w:r>
+      <w:r>
+        <w:rPr>
+          <w:b w:val="0"/>
+        </w:rPr>
+        <w:t xml:space="preserve"> is not an approval or proof that its </w:t>
+      </w:r>
+      <w:r>
+        <w:rPr>
+          <w:b/>
+        </w:rPr>
+        <w:t>prerequisite</w:t>
+      </w:r>
+      <w:r>
+        <w:rPr>
+          <w:b w:val="0"/>
+        </w:rPr>
+        <w:t>s hold.</w:t>
+      </w:r>
+    </w:p>
+    <w:p>
+      <w:pPr>
+        <w:spacing w:line="336" w:lineRule="auto" w:after="180"/>
+      </w:pPr>
+      <w:r>
+        <w:rPr>
+          <w:b w:val="0"/>
+        </w:rPr>
+        <w:t xml:space="preserve">Exit: accept a concrete variation with its predicted outcome and a stated condition that would challenge the </w:t>
+      </w:r>
+      <w:r>
+        <w:rPr>
+          <w:b/>
+        </w:rPr>
+        <w:t>mechanism</w:t>
+      </w:r>
+      <w:r>
+        <w:rPr>
+          <w:b w:val="0"/>
+        </w:rPr>
+        <w:t xml:space="preserve">; reject a claim resting on unmeasured </w:t>
+      </w:r>
+      <w:r>
+        <w:rPr>
+          <w:b/>
+        </w:rPr>
+        <w:t>evidence</w:t>
+      </w:r>
+      <w:r>
+        <w:rPr>
+          <w:b w:val="0"/>
+        </w:rPr>
+        <w:t>.</w:t>
+      </w:r>
+    </w:p>
+    <w:p>
+      <w:pPr>
+        <w:spacing w:line="336" w:lineRule="auto" w:after="180"/>
+      </w:pPr>
+      <w:r>
+        <w:rPr>
+          <w:b w:val="0"/>
+        </w:rPr>
+        <w:t xml:space="preserve">Generated </w:t>
+      </w:r>
+      <w:r>
+        <w:rPr>
+          <w:b/>
+        </w:rPr>
+        <w:t>plan</w:t>
+      </w:r>
+      <w:r>
+        <w:rPr>
+          <w:b w:val="0"/>
+        </w:rPr>
+        <w:t xml:space="preserve"> retrieves a room, books it and then answers. It calls booking necessary for helpfulness.</w:t>
+      </w:r>
+    </w:p>
+    <w:p>
+      <w:pPr>
+        <w:spacing w:line="336" w:lineRule="auto" w:after="180"/>
+      </w:pPr>
+      <w:r>
+        <w:rPr>
+          <w:b w:val="0"/>
+        </w:rPr>
+        <w:t xml:space="preserve">Booking is outside the task boundary. Execute only permitted reporting steps, with a fallback if </w:t>
+      </w:r>
+      <w:r>
+        <w:rPr>
+          <w:b/>
+        </w:rPr>
+        <w:t>evidence</w:t>
+      </w:r>
+      <w:r>
+        <w:rPr>
+          <w:b w:val="0"/>
+        </w:rPr>
+        <w:t xml:space="preserve"> is insufficient.</w:t>
+      </w:r>
+    </w:p>
+    <w:p>
+      <w:pPr>
+        <w:spacing w:line="336" w:lineRule="auto" w:after="180"/>
+      </w:pPr>
+      <w:r>
+        <w:rPr>
+          <w:b w:val="0"/>
+        </w:rPr>
+        <w:t xml:space="preserve">Compare the intermediate </w:t>
+      </w:r>
+      <w:r>
+        <w:rPr>
+          <w:b/>
+        </w:rPr>
+        <w:t>evidence</w:t>
+      </w:r>
+      <w:r>
+        <w:rPr>
+          <w:b w:val="0"/>
+        </w:rPr>
+        <w:t xml:space="preserve"> with the final statement. Explain why each number or decision follows from the stated </w:t>
+      </w:r>
+      <w:r>
+        <w:rPr>
+          <w:b/>
+        </w:rPr>
+        <w:t>input</w:t>
+      </w:r>
+      <w:r>
+        <w:rPr>
+          <w:b w:val="0"/>
+        </w:rPr>
+        <w:t>s.</w:t>
+      </w:r>
+    </w:p>
+    <w:p>
+      <w:pPr>
+        <w:spacing w:line="336" w:lineRule="auto" w:after="180"/>
+      </w:pPr>
+      <w:r>
+        <w:rPr>
+          <w:b w:val="0"/>
+        </w:rPr>
+        <w:t xml:space="preserve">The conclusion belongs to this scenario and procedure; changing the </w:t>
+      </w:r>
+      <w:r>
+        <w:rPr>
+          <w:b/>
+        </w:rPr>
+        <w:t>input</w:t>
+      </w:r>
+      <w:r>
+        <w:rPr>
+          <w:b w:val="0"/>
+        </w:rPr>
+        <w:t>s, evaluation population or authority can change what it establishes. Retain the raw record so a later revision can be compared honestly.</w:t>
+      </w:r>
+    </w:p>
+    <w:p>
+      <w:pPr>
+        <w:pStyle w:val="Heading2"/>
+      </w:pPr>
+      <w:r>
+        <w:t>Authority, ordering and evidence probes</w:t>
+      </w:r>
+    </w:p>
+    <w:tbl>
+      <w:tblPr>
+        <w:tblStyle w:val="LightShading-Accent1"/>
+        <w:tblW w:type="auto" w:w="0"/>
+        <w:tblLook w:firstColumn="1" w:firstRow="1" w:lastColumn="0" w:lastRow="0" w:noHBand="0" w:noVBand="1" w:val="04A0"/>
+      </w:tblPr>
+      <w:tblGrid>
+        <w:gridCol w:w="5112"/>
+        <w:gridCol w:w="5112"/>
+      </w:tblGrid>
+      <w:tr>
+        <w:trPr>
+          <w:tblHeader/>
+        </w:trPr>
+        <w:tc>
+          <w:tcPr>
+            <w:tcW w:type="dxa" w:w="5112"/>
+          </w:tcPr>
+          <w:p>
+            <w:r>
+              <w:t>Plan or prerequisite probe</w:t>
+            </w:r>
+          </w:p>
+        </w:tc>
+        <w:tc>
+          <w:tcPr>
+            <w:tcW w:type="dxa" w:w="5112"/>
+          </w:tcPr>
+          <w:p>
+            <w:r>
+              <w:t>Expected decision</w:t>
+            </w:r>
+          </w:p>
+        </w:tc>
+      </w:tr>
+      <w:tr>
+        <w:tc>
+          <w:tcPr>
+            <w:tcW w:type="dxa" w:w="5112"/>
+          </w:tcPr>
+          <w:p>
+            <w:r>
+              <w:t>Room proposal includes book</w:t>
+            </w:r>
+          </w:p>
+        </w:tc>
+        <w:tc>
+          <w:tcPr>
+            <w:tcW w:type="dxa" w:w="5112"/>
+          </w:tcPr>
+          <w:p>
+            <w:r>
+              <w:t>Reject outside task authority, regardless of helpfulness rationale</w:t>
+            </w:r>
+          </w:p>
+        </w:tc>
+      </w:tr>
+      <w:tr>
+        <w:tc>
+          <w:tcPr>
+            <w:tcW w:type="dxa" w:w="5112"/>
+          </w:tcPr>
+          <w:p>
+            <w:r>
+              <w:t>Safe reporting plan with B/12/ROOM-R evidence</w:t>
+            </w:r>
+          </w:p>
+        </w:tc>
+        <w:tc>
+          <w:tcPr>
+            <w:tcW w:type="dxa" w:w="5112"/>
+          </w:tcPr>
+          <w:p>
+            <w:r>
+              <w:t>May produce attributed report under the local contract</w:t>
+            </w:r>
+          </w:p>
+        </w:tc>
+      </w:tr>
+      <w:tr>
+        <w:tc>
+          <w:tcPr>
+            <w:tcW w:type="dxa" w:w="5112"/>
+          </w:tcPr>
+          <w:p>
+            <w:r>
+              <w:t>Safe plan with no source</w:t>
+            </w:r>
+          </w:p>
+        </w:tc>
+        <w:tc>
+          <w:tcPr>
+            <w:tcW w:type="dxa" w:w="5112"/>
+          </w:tcPr>
+          <w:p>
+            <w:r>
+              <w:t>Review before unsupported answering</w:t>
+            </w:r>
+          </w:p>
+        </w:tc>
+      </w:tr>
+      <w:tr>
+        <w:tc>
+          <w:tcPr>
+            <w:tcW w:type="dxa" w:w="5112"/>
+          </w:tcPr>
+          <w:p>
+            <w:r>
+              <w:t>Answer placed before verify</w:t>
+            </w:r>
+          </w:p>
+        </w:tc>
+        <w:tc>
+          <w:tcPr>
+            <w:tcW w:type="dxa" w:w="5112"/>
+          </w:tcPr>
+          <w:p>
+            <w:r>
+              <w:t>Reject wrong order; plausible final wording cannot fix it</w:t>
+            </w:r>
+          </w:p>
+        </w:tc>
+      </w:tr>
+      <w:tr>
+        <w:tc>
+          <w:tcPr>
+            <w:tcW w:type="dxa" w:w="5112"/>
+          </w:tcPr>
+          <w:p>
+            <w:r>
+              <w:t>Input evidence exists but belongs to a different room</w:t>
+            </w:r>
+          </w:p>
+        </w:tc>
+        <w:tc>
+          <w:tcPr>
+            <w:tcW w:type="dxa" w:w="5112"/>
+          </w:tcPr>
+          <w:p>
+            <w:r>
+              <w:t>Review; source presence alone does not establish support</w:t>
+            </w:r>
+          </w:p>
+        </w:tc>
+      </w:tr>
+      <w:tr>
+        <w:tc>
+          <w:tcPr>
+            <w:tcW w:type="dxa" w:w="5112"/>
+          </w:tcPr>
+          <w:p>
+            <w:r>
+              <w:t>Tower search lacks an approved card</w:t>
+            </w:r>
+          </w:p>
+        </w:tc>
+        <w:tc>
+          <w:tcPr>
+            <w:tcW w:type="dxa" w:w="5112"/>
+          </w:tcPr>
+          <w:p>
+            <w:r>
+              <w:t>Unsupported/clarify under the picture policy; no excluded web access</w:t>
+            </w:r>
+          </w:p>
+        </w:tc>
+      </w:tr>
+      <w:tr>
+        <w:tc>
+          <w:tcPr>
+            <w:tcW w:type="dxa" w:w="5112"/>
+          </w:tcPr>
+          <w:p>
+            <w:r>
+              <w:t>Approved tower card states 24 metres</w:t>
+            </w:r>
+          </w:p>
+        </w:tc>
+        <w:tc>
+          <w:tcPr>
+            <w:tcW w:type="dxa" w:w="5112"/>
+          </w:tcPr>
+          <w:p>
+            <w:r>
+              <w:t>Conditional permitted answer becomes evidence-supported, not new authority</w:t>
+            </w:r>
+          </w:p>
+        </w:tc>
+      </w:tr>
+      <w:tr>
+        <w:tc>
+          <w:tcPr>
+            <w:tcW w:type="dxa" w:w="5112"/>
+          </w:tcPr>
+          <w:p>
+            <w:r>
+              <w:t>A prerequisite is satisfied</w:t>
+            </w:r>
+          </w:p>
+        </w:tc>
+        <w:tc>
+          <w:tcPr>
+            <w:tcW w:type="dxa" w:w="5112"/>
+          </w:tcPr>
+          <w:p>
+            <w:r>
+              <w:t>Still check action permission; prerequisites do not expand scope</w:t>
+            </w:r>
+          </w:p>
+        </w:tc>
+      </w:tr>
+      <w:tr>
+        <w:tc>
+          <w:tcPr>
+            <w:tcW w:type="dxa" w:w="5112"/>
+          </w:tcPr>
+          <w:p>
+            <w:r>
+              <w:t>Local execution ledger contains steps</w:t>
+            </w:r>
+          </w:p>
+        </w:tc>
+        <w:tc>
+          <w:tcPr>
+            <w:tcW w:type="dxa" w:w="5112"/>
+          </w:tcPr>
+          <w:p>
+            <w:r>
+              <w:t>Shows simulated control flow, not a real booking, message or model plan</w:t>
+            </w:r>
+          </w:p>
+        </w:tc>
+      </w:tr>
+    </w:tbl>
+    <w:p>
+      <w:pPr>
+        <w:pStyle w:val="Heading2"/>
+      </w:pPr>
+      <w:r>
+        <w:t>Separate tower givens and conditional-answer scope</w:t>
+      </w:r>
+    </w:p>
+    <w:p>
+      <w:pPr>
+        <w:spacing w:line="336" w:lineRule="auto" w:after="180"/>
+      </w:pPr>
+      <w:r>
+        <w:rPr>
+          <w:b/>
+        </w:rPr>
+        <w:t>Plan</w:t>
+      </w:r>
+      <w:r>
+        <w:rPr>
+          <w:b w:val="0"/>
+        </w:rPr>
+        <w:t xml:space="preserve"> around missing </w:t>
+      </w:r>
+      <w:r>
+        <w:rPr>
+          <w:b/>
+        </w:rPr>
+        <w:t>evidence</w:t>
+      </w:r>
+      <w:r>
+        <w:rPr>
+          <w:b w:val="0"/>
+        </w:rPr>
+        <w:t>. A bot must answer a tower-height question using approved cards only.</w:t>
+      </w:r>
+    </w:p>
+    <w:p>
+      <w:pPr>
+        <w:spacing w:line="336" w:lineRule="auto" w:after="180"/>
+      </w:pPr>
+      <w:r>
+        <w:rPr>
+          <w:b w:val="0"/>
+        </w:rPr>
+        <w:t>Search finds no height card. Allowed actions: search, clarify, return unsupported, or answer from an approved card when its supporting record is present. Unapproved web access is excluded.</w:t>
+      </w:r>
+    </w:p>
+    <w:p>
+      <w:pPr>
+        <w:spacing w:line="336" w:lineRule="auto" w:after="180"/>
+      </w:pPr>
+      <w:r>
+        <w:rPr>
+          <w:b w:val="0"/>
+        </w:rPr>
+        <w:t>The main case is read-only room reporting; the picture is a separate tower-height task. Its declared actions include search, clarify, return unsupported, and conditionally answer from an approved supporting card. With no height card, return unsupported and ask for an approved card; unapproved web access stays excluded.</w:t>
+      </w:r>
+    </w:p>
+    <w:p>
+      <w:pPr>
+        <w:spacing w:line="336" w:lineRule="auto" w:after="180"/>
+      </w:pPr>
+      <w:r>
+        <w:rPr>
+          <w:b w:val="0"/>
+        </w:rPr>
+        <w:t>Supplying an approved card that states 24 metres makes that pre-authorized answer possible with attribution. The new fact satisfies an evidence prerequisite; it does not grant an extra action. This is fictional card evidence, not independently verified tower history.</w:t>
+      </w:r>
+    </w:p>
+    <w:p>
+      <w:pPr>
+        <w:pStyle w:val="Heading2"/>
+      </w:pPr>
+      <w:r>
+        <w:t>Tower trace and newly supplied-card key</w:t>
+      </w:r>
+    </w:p>
+    <w:p>
+      <w:r>
+        <w:drawing>
+          <wp:inline xmlns:a="http://schemas.openxmlformats.org/drawingml/2006/main" xmlns:pic="http://schemas.openxmlformats.org/drawingml/2006/picture">
+            <wp:extent cx="5486400" cy="3182112"/>
+            <wp:docPr id="1" name="Picture 1" descr="Name missing input: A supported height answer needs an approved height record. → Select allowed action: After the empty search, return unsupported rather than inventing a number. → Explain next step: Ask for an approved source card if the question should be answered."/>
+            <wp:cNvGraphicFramePr>
+              <a:graphicFrameLocks noChangeAspect="1"/>
+            </wp:cNvGraphicFramePr>
+            <a:graphic>
+              <a:graphicData uri="http://schemas.openxmlformats.org/drawingml/2006/picture">
+                <pic:pic>
+                  <pic:nvPicPr>
+                    <pic:cNvPr id="0" name="academy-story-ai-6-14-02.png"/>
+                    <pic:cNvPicPr/>
+                  </pic:nvPicPr>
+                  <pic:blipFill>
+                    <a:blip r:embed="rId9"/>
+                    <a:stretch>
+                      <a:fillRect/>
+                    </a:stretch>
+                  </pic:blipFill>
+                  <pic:spPr>
+                    <a:xfrm>
+                      <a:off x="0" y="0"/>
+                      <a:ext cx="5486400" cy="3182112"/>
+                    </a:xfrm>
+                    <a:prstGeom prst="rect"/>
+                  </pic:spPr>
+                </pic:pic>
+              </a:graphicData>
+            </a:graphic>
+          </wp:inline>
+        </w:drawing>
+      </w:r>
+    </w:p>
+    <w:p>
+      <w:pPr>
+        <w:pStyle w:val="Heading3"/>
+      </w:pPr>
+      <w:r>
+        <w:t>Read the picture one step at a time</w:t>
+      </w:r>
+    </w:p>
+    <w:tbl>
+      <w:tblPr>
+        <w:tblStyle w:val="LightShading-Accent1"/>
+        <w:tblW w:type="auto" w:w="0"/>
+        <w:tblLook w:firstColumn="1" w:firstRow="1" w:lastColumn="0" w:lastRow="0" w:noHBand="0" w:noVBand="1" w:val="04A0"/>
+      </w:tblPr>
+      <w:tblGrid>
+        <w:gridCol w:w="5112"/>
+        <w:gridCol w:w="5112"/>
+      </w:tblGrid>
+      <w:tr>
+        <w:trPr>
+          <w:tblHeader/>
+        </w:trPr>
+        <w:tc>
+          <w:tcPr>
+            <w:tcW w:type="dxa" w:w="5112"/>
+          </w:tcPr>
+          <w:p>
+            <w:r>
+              <w:t>Step</w:t>
+            </w:r>
+          </w:p>
+        </w:tc>
+        <w:tc>
+          <w:tcPr>
+            <w:tcW w:type="dxa" w:w="5112"/>
+          </w:tcPr>
+          <w:p>
+            <w:r>
+              <w:t>What happens and why</w:t>
+            </w:r>
+          </w:p>
+        </w:tc>
+      </w:tr>
+      <w:tr>
+        <w:tc>
+          <w:tcPr>
+            <w:tcW w:type="dxa" w:w="5112"/>
+          </w:tcPr>
+          <w:p>
+            <w:r>
+              <w:t>1. Name missing input</w:t>
+            </w:r>
+          </w:p>
+        </w:tc>
+        <w:tc>
+          <w:tcPr>
+            <w:tcW w:type="dxa" w:w="5112"/>
+          </w:tcPr>
+          <w:p>
+            <w:r>
+              <w:t>A supported height answer needs an approved height record.</w:t>
+            </w:r>
+          </w:p>
+        </w:tc>
+      </w:tr>
+      <w:tr>
+        <w:tc>
+          <w:tcPr>
+            <w:tcW w:type="dxa" w:w="5112"/>
+          </w:tcPr>
+          <w:p>
+            <w:r>
+              <w:t>2. Select allowed action</w:t>
+            </w:r>
+          </w:p>
+        </w:tc>
+        <w:tc>
+          <w:tcPr>
+            <w:tcW w:type="dxa" w:w="5112"/>
+          </w:tcPr>
+          <w:p>
+            <w:r>
+              <w:t>After the empty search, return unsupported rather than inventing a number.</w:t>
+            </w:r>
+          </w:p>
+        </w:tc>
+      </w:tr>
+      <w:tr>
+        <w:tc>
+          <w:tcPr>
+            <w:tcW w:type="dxa" w:w="5112"/>
+          </w:tcPr>
+          <w:p>
+            <w:r>
+              <w:t>3. Explain next step</w:t>
+            </w:r>
+          </w:p>
+        </w:tc>
+        <w:tc>
+          <w:tcPr>
+            <w:tcW w:type="dxa" w:w="5112"/>
+          </w:tcPr>
+          <w:p>
+            <w:r>
+              <w:t>Ask for an approved source card if the question should be answered.</w:t>
+            </w:r>
+          </w:p>
+        </w:tc>
+      </w:tr>
+    </w:tbl>
+    <w:p>
+      <w:r>
+        <w:t>Match each pictured step to the supplied facts. This is a worked teaching case, not an independent assessment.</w:t>
+      </w:r>
+    </w:p>
+    <w:p>
+      <w:pPr>
+        <w:spacing w:line="336" w:lineRule="auto" w:after="180"/>
+      </w:pPr>
+      <w:r>
+        <w:rPr>
+          <w:b/>
+        </w:rPr>
+        <w:t>Plan</w:t>
+      </w:r>
+      <w:r>
+        <w:rPr>
+          <w:b w:val="0"/>
+        </w:rPr>
+        <w:t xml:space="preserve">ning selects useful actions within available </w:t>
+      </w:r>
+      <w:r>
+        <w:rPr>
+          <w:b/>
+        </w:rPr>
+        <w:t>evidence</w:t>
+      </w:r>
+      <w:r>
+        <w:rPr>
+          <w:b w:val="0"/>
+        </w:rPr>
+        <w:t xml:space="preserve"> and authority. More steps cannot create permission to access an excluded source.</w:t>
+      </w:r>
+    </w:p>
+    <w:p>
+      <w:pPr>
+        <w:spacing w:line="336" w:lineRule="auto" w:after="180"/>
+      </w:pPr>
+      <w:r>
+        <w:rPr>
+          <w:b w:val="0"/>
+        </w:rPr>
+        <w:t>Source validity still matters; the presence of a card does not independently verify its accuracy.</w:t>
+      </w:r>
+    </w:p>
+    <w:p>
+      <w:pPr>
+        <w:spacing w:line="336" w:lineRule="auto" w:after="180"/>
+      </w:pPr>
+      <w:r>
+        <w:rPr>
+          <w:b w:val="0"/>
+        </w:rPr>
+        <w:t>Change: Supply an approved card giving height 24 metres.</w:t>
+      </w:r>
+    </w:p>
+    <w:p>
+      <w:pPr>
+        <w:spacing w:line="336" w:lineRule="auto" w:after="180"/>
+      </w:pPr>
+      <w:r>
+        <w:rPr>
+          <w:b/>
+        </w:rPr>
+        <w:t>Prediction</w:t>
+      </w:r>
+      <w:r>
+        <w:rPr>
+          <w:b w:val="0"/>
+        </w:rPr>
+        <w:t>: The bot can retrieve it and answer 24 metres with attribution.</w:t>
+      </w:r>
+    </w:p>
+    <w:p>
+      <w:pPr>
+        <w:spacing w:line="336" w:lineRule="auto" w:after="180"/>
+      </w:pPr>
+      <w:r>
+        <w:rPr>
+          <w:b w:val="0"/>
+        </w:rPr>
+        <w:t xml:space="preserve">Reason: The missing factual </w:t>
+      </w:r>
+      <w:r>
+        <w:rPr>
+          <w:b/>
+        </w:rPr>
+        <w:t>input</w:t>
+      </w:r>
+      <w:r>
+        <w:rPr>
+          <w:b w:val="0"/>
+        </w:rPr>
+        <w:t xml:space="preserve"> is now available within the allowed collection.</w:t>
+      </w:r>
+    </w:p>
+    <w:p>
+      <w:pPr>
+        <w:pStyle w:val="Heading2"/>
+      </w:pPr>
+      <w:r>
+        <w:t>Earlier wording, alternatives and picture transcripts · reference / check after trying</w:t>
+      </w:r>
+    </w:p>
+    <w:p>
+      <w:pPr>
+        <w:spacing w:line="336" w:lineRule="auto" w:after="180"/>
+      </w:pPr>
+      <w:r>
+        <w:rPr>
+          <w:b w:val="0"/>
+        </w:rPr>
+        <w:t>Begin by writing the question the procedure is intended to answer. Identify the information already supplied, the information it will produce and the information still missing.</w:t>
+      </w:r>
+    </w:p>
+    <w:p>
+      <w:pPr>
+        <w:spacing w:line="336" w:lineRule="auto" w:after="180"/>
+      </w:pPr>
+      <w:r>
+        <w:rPr>
+          <w:b w:val="0"/>
+        </w:rPr>
+        <w:t>These are constructed classroom examples; they do not require live accounts, private records or an external service. Do not treat a plausible ex</w:t>
+      </w:r>
+      <w:r>
+        <w:rPr>
+          <w:b/>
+        </w:rPr>
+        <w:t>plan</w:t>
+      </w:r>
+      <w:r>
+        <w:rPr>
+          <w:b w:val="0"/>
+        </w:rPr>
+        <w:t>ation as a measured outcome.</w:t>
       </w:r>
     </w:p>
     <w:p>
@@ -1146,99 +2474,30 @@
         <w:pStyle w:val="Heading3"/>
       </w:pPr>
       <w:r>
-        <w:t>Planning and action selection — evidence trace</w:t>
-      </w:r>
-    </w:p>
-    <w:tbl>
-      <w:tblPr>
-        <w:tblStyle w:val="LightShading-Accent1"/>
-        <w:tblW w:type="auto" w:w="0"/>
-        <w:tblLook w:firstColumn="1" w:firstRow="1" w:lastColumn="0" w:lastRow="0" w:noHBand="0" w:noVBand="1" w:val="04A0"/>
-      </w:tblPr>
-      <w:tblGrid>
-        <w:gridCol w:w="3408"/>
-        <w:gridCol w:w="3408"/>
-        <w:gridCol w:w="3408"/>
-      </w:tblGrid>
-      <w:tr>
-        <w:trPr>
-          <w:tblHeader/>
-        </w:trPr>
-        <w:tc>
-          <w:tcPr>
-            <w:tcW w:type="dxa" w:w="3408"/>
-          </w:tcPr>
-          <w:p>
-            <w:r>
-              <w:t>Input and scope</w:t>
-            </w:r>
-          </w:p>
-        </w:tc>
-        <w:tc>
-          <w:tcPr>
-            <w:tcW w:type="dxa" w:w="3408"/>
-          </w:tcPr>
-          <w:p>
-            <w:r>
-              <w:t>Check or calculation</w:t>
-            </w:r>
-          </w:p>
-        </w:tc>
-        <w:tc>
-          <w:tcPr>
-            <w:tcW w:type="dxa" w:w="3408"/>
-          </w:tcPr>
-          <w:p>
-            <w:r>
-              <w:t>Conclusion and limit</w:t>
-            </w:r>
-          </w:p>
-        </w:tc>
-      </w:tr>
-      <w:tr>
-        <w:tc>
-          <w:tcPr>
-            <w:tcW w:type="dxa" w:w="3408"/>
-          </w:tcPr>
-          <w:p>
-            <w:r>
-              <w:t>Generated plan retrieves a room, books it and then answers. It calls booking necessary for helpfulness.</w:t>
-            </w:r>
-          </w:p>
-        </w:tc>
-        <w:tc>
-          <w:tcPr>
-            <w:tcW w:type="dxa" w:w="3408"/>
-          </w:tcPr>
-          <w:p>
-            <w:r>
-              <w:t>For read-only reporting, allowed plan is validate -&gt; retrieve -&gt; verify -&gt; answer. If retrieval lacks evidence, route to review. Reject write or send steps before they run.</w:t>
-            </w:r>
-          </w:p>
-        </w:tc>
-        <w:tc>
-          <w:tcPr>
-            <w:tcW w:type="dxa" w:w="3408"/>
-          </w:tcPr>
-          <w:p>
-            <w:r>
-              <w:t>Booking is outside the task boundary. Execute only permitted reporting steps, with a fallback if evidence is insufficient.</w:t>
-            </w:r>
-          </w:p>
-        </w:tc>
-      </w:tr>
-    </w:tbl>
-    <w:p>
-      <w:r>
-        <w:t>The figure connects this chapter's worked input, declared procedure and result. Read the complete worked reasoning for qualifiers and intermediate steps; the abbreviated labels do not replace that reasoning.</w:t>
+        <w:t>Model the reasoning aloud</w:t>
       </w:r>
     </w:p>
     <w:p>
       <w:pPr>
-        <w:pStyle w:val="Heading3"/>
-      </w:pPr>
-      <w:r>
-        <w:t>Explain Planning and action selection · 3</w:t>
+        <w:spacing w:line="336" w:lineRule="auto" w:after="180"/>
+      </w:pPr>
+      <w:r>
+        <w:rPr>
+          <w:b w:val="0"/>
+        </w:rPr>
+        <w:t xml:space="preserve">Use the complete worked example below before asking learners to complete W2. Reveal a small part, invite a </w:t>
+      </w:r>
+      <w:r>
+        <w:rPr>
+          <w:b/>
+        </w:rPr>
+        <w:t>prediction</w:t>
+      </w:r>
+      <w:r>
+        <w:rPr>
+          <w:b w:val="0"/>
+        </w:rPr>
+        <w:t>, then explain the deciding step.</w:t>
       </w:r>
     </w:p>
     <w:p>
@@ -1249,232 +2508,7 @@
         <w:rPr>
           <w:b w:val="0"/>
         </w:rPr>
-        <w:t xml:space="preserve">Guided: Booking is outside the task boundary. Execute only permitted reporting steps, with a fallback if </w:t>
-      </w:r>
-      <w:r>
-        <w:rPr>
-          <w:b/>
-        </w:rPr>
-        <w:t>evidence</w:t>
-      </w:r>
-      <w:r>
-        <w:rPr>
-          <w:b w:val="0"/>
-        </w:rPr>
-        <w:t xml:space="preserve"> is insufficient. Qualification: A plausible </w:t>
-      </w:r>
-      <w:r>
-        <w:rPr>
-          <w:b/>
-        </w:rPr>
-        <w:t>plan</w:t>
-      </w:r>
-      <w:r>
-        <w:rPr>
-          <w:b w:val="0"/>
-        </w:rPr>
-        <w:t xml:space="preserve"> is not an approval or proof that its </w:t>
-      </w:r>
-      <w:r>
-        <w:rPr>
-          <w:b/>
-        </w:rPr>
-        <w:t>prerequisite</w:t>
-      </w:r>
-      <w:r>
-        <w:rPr>
-          <w:b w:val="0"/>
-        </w:rPr>
-        <w:t>s hold.</w:t>
-      </w:r>
-    </w:p>
-    <w:p>
-      <w:pPr>
-        <w:spacing w:line="336" w:lineRule="auto" w:after="180"/>
-      </w:pPr>
-      <w:r>
-        <w:rPr>
-          <w:b w:val="0"/>
-        </w:rPr>
-        <w:t xml:space="preserve">Exit: accept a concrete variation with its predicted outcome and a stated condition that would challenge the </w:t>
-      </w:r>
-      <w:r>
-        <w:rPr>
-          <w:b/>
-        </w:rPr>
-        <w:t>mechanism</w:t>
-      </w:r>
-      <w:r>
-        <w:rPr>
-          <w:b w:val="0"/>
-        </w:rPr>
-        <w:t xml:space="preserve">; reject a claim resting on unmeasured </w:t>
-      </w:r>
-      <w:r>
-        <w:rPr>
-          <w:b/>
-        </w:rPr>
-        <w:t>evidence</w:t>
-      </w:r>
-      <w:r>
-        <w:rPr>
-          <w:b w:val="0"/>
-        </w:rPr>
-        <w:t>.</w:t>
-      </w:r>
-    </w:p>
-    <w:p>
-      <w:pPr>
-        <w:pStyle w:val="Heading3"/>
-      </w:pPr>
-      <w:r>
-        <w:t>Model the reasoning aloud</w:t>
-      </w:r>
-    </w:p>
-    <w:p>
-      <w:pPr>
-        <w:spacing w:line="336" w:lineRule="auto" w:after="180"/>
-      </w:pPr>
-      <w:r>
-        <w:rPr>
-          <w:b w:val="0"/>
-        </w:rPr>
-        <w:t xml:space="preserve">Use the complete worked example below before asking learners to complete W2. Reveal a small part, invite a </w:t>
-      </w:r>
-      <w:r>
-        <w:rPr>
-          <w:b/>
-        </w:rPr>
-        <w:t>prediction</w:t>
-      </w:r>
-      <w:r>
-        <w:rPr>
-          <w:b w:val="0"/>
-        </w:rPr>
-        <w:t>, then explain the deciding step.</w:t>
-      </w:r>
-    </w:p>
-    <w:p>
-      <w:pPr>
-        <w:spacing w:line="336" w:lineRule="auto" w:after="180"/>
-      </w:pPr>
-      <w:r>
-        <w:rPr>
-          <w:b w:val="0"/>
-        </w:rPr>
         <w:t>These teacher notes contain solutions; do not reveal the independent case answer during modelling.</w:t>
-      </w:r>
-    </w:p>
-    <w:p>
-      <w:pPr>
-        <w:spacing w:line="336" w:lineRule="auto" w:after="180"/>
-      </w:pPr>
-      <w:r>
-        <w:rPr>
-          <w:b w:val="0"/>
-        </w:rPr>
-        <w:t xml:space="preserve">Generated </w:t>
-      </w:r>
-      <w:r>
-        <w:rPr>
-          <w:b/>
-        </w:rPr>
-        <w:t>plan</w:t>
-      </w:r>
-      <w:r>
-        <w:rPr>
-          <w:b w:val="0"/>
-        </w:rPr>
-        <w:t xml:space="preserve"> retrieves a room, books it and then answers. It calls booking necessary for helpfulness.</w:t>
-      </w:r>
-    </w:p>
-    <w:p>
-      <w:pPr>
-        <w:spacing w:line="336" w:lineRule="auto" w:after="180"/>
-      </w:pPr>
-      <w:r>
-        <w:rPr>
-          <w:b w:val="0"/>
-        </w:rPr>
-        <w:t xml:space="preserve">Booking is outside the task boundary. Execute only permitted reporting steps, with a fallback if </w:t>
-      </w:r>
-      <w:r>
-        <w:rPr>
-          <w:b/>
-        </w:rPr>
-        <w:t>evidence</w:t>
-      </w:r>
-      <w:r>
-        <w:rPr>
-          <w:b w:val="0"/>
-        </w:rPr>
-        <w:t xml:space="preserve"> is insufficient.</w:t>
-      </w:r>
-    </w:p>
-    <w:p>
-      <w:pPr>
-        <w:pStyle w:val="Heading3"/>
-      </w:pPr>
-      <w:r>
-        <w:t>Model the reasoning aloud · 4</w:t>
-      </w:r>
-    </w:p>
-    <w:p>
-      <w:pPr>
-        <w:spacing w:line="336" w:lineRule="auto" w:after="180"/>
-      </w:pPr>
-      <w:r>
-        <w:rPr>
-          <w:b w:val="0"/>
-        </w:rPr>
-        <w:t xml:space="preserve">Compare the intermediate </w:t>
-      </w:r>
-      <w:r>
-        <w:rPr>
-          <w:b/>
-        </w:rPr>
-        <w:t>evidence</w:t>
-      </w:r>
-      <w:r>
-        <w:rPr>
-          <w:b w:val="0"/>
-        </w:rPr>
-        <w:t xml:space="preserve"> with the final statement. Explain why each number or decision follows from the stated </w:t>
-      </w:r>
-      <w:r>
-        <w:rPr>
-          <w:b/>
-        </w:rPr>
-        <w:t>input</w:t>
-      </w:r>
-      <w:r>
-        <w:rPr>
-          <w:b w:val="0"/>
-        </w:rPr>
-        <w:t>s.</w:t>
-      </w:r>
-    </w:p>
-    <w:p>
-      <w:pPr>
-        <w:spacing w:line="336" w:lineRule="auto" w:after="180"/>
-      </w:pPr>
-      <w:r>
-        <w:rPr>
-          <w:b w:val="0"/>
-        </w:rPr>
-        <w:t xml:space="preserve">The conclusion belongs to this scenario and procedure; changing the </w:t>
-      </w:r>
-      <w:r>
-        <w:rPr>
-          <w:b/>
-        </w:rPr>
-        <w:t>input</w:t>
-      </w:r>
-      <w:r>
-        <w:rPr>
-          <w:b w:val="0"/>
-        </w:rPr>
-        <w:t>s, evaluation population or authority can change what it establishes. Retain the raw record so a later revision can be compared honestly.</w:t>
       </w:r>
     </w:p>
     <w:tbl>
@@ -1612,59 +2646,10 @@
     </w:p>
     <w:p>
       <w:pPr>
-        <w:spacing w:line="336" w:lineRule="auto" w:after="180"/>
-      </w:pPr>
-      <w:r>
-        <w:rPr>
-          <w:b/>
-        </w:rPr>
-        <w:t>Plan</w:t>
-      </w:r>
-      <w:r>
-        <w:rPr>
-          <w:b w:val="0"/>
-        </w:rPr>
-        <w:t xml:space="preserve"> around missing </w:t>
-      </w:r>
-      <w:r>
-        <w:rPr>
-          <w:b/>
-        </w:rPr>
-        <w:t>evidence</w:t>
-      </w:r>
-      <w:r>
-        <w:rPr>
-          <w:b w:val="0"/>
-        </w:rPr>
-        <w:t>. A bot must answer a tower-height question using approved cards only.</w:t>
-      </w:r>
-    </w:p>
-    <w:p>
-      <w:pPr>
         <w:pStyle w:val="Heading3"/>
       </w:pPr>
       <w:r>
         <w:t>The facts we will use</w:t>
-      </w:r>
-    </w:p>
-    <w:p>
-      <w:pPr>
-        <w:pStyle w:val="Heading3"/>
-      </w:pPr>
-      <w:r>
-        <w:t>Supplied facts</w:t>
-      </w:r>
-    </w:p>
-    <w:p>
-      <w:pPr>
-        <w:spacing w:line="336" w:lineRule="auto" w:after="180"/>
-        <w:shd w:fill="F1F6FC"/>
-      </w:pPr>
-      <w:r>
-        <w:rPr>
-          <w:b w:val="0"/>
-        </w:rPr>
-        <w:t>Search finds no height card. Allowed actions: search, clarify, return unsupported. Unapproved web access is excluded.</w:t>
       </w:r>
     </w:p>
     <w:p>
@@ -1672,7 +2657,7 @@
         <w:drawing>
           <wp:inline xmlns:a="http://schemas.openxmlformats.org/drawingml/2006/main" xmlns:pic="http://schemas.openxmlformats.org/drawingml/2006/picture">
             <wp:extent cx="5486400" cy="5261429"/>
-            <wp:docPr id="1" name="Picture 1" descr="Planning and action selection. Name missing input: A supported height answer needs an approved height record.. Select allowed action: After the empty search, return unsupported rather than inventing a number.. Explain next step: Ask for an approved source card if the question should be answered."/>
+            <wp:docPr id="2" name="Picture 2" descr="Planning and action selection. Name missing input: A supported height answer needs an approved height record.. Select allowed action: After the empty search, return unsupported rather than inventing a number.. Explain next step: Ask for an approved source card if the question should be answered."/>
             <wp:cNvGraphicFramePr>
               <a:graphicFrameLocks noChangeAspect="1"/>
             </wp:cNvGraphicFramePr>
@@ -1684,7 +2669,7 @@
                     <pic:cNvPicPr/>
                   </pic:nvPicPr>
                   <pic:blipFill>
-                    <a:blip r:embed="rId9"/>
+                    <a:blip r:embed="rId10"/>
                     <a:stretch>
                       <a:fillRect/>
                     </a:stretch>
@@ -1708,114 +2693,7 @@
         <w:pStyle w:val="Heading3"/>
       </w:pPr>
       <w:r>
-        <w:t>Read the picture one step at a time</w:t>
-      </w:r>
-    </w:p>
-    <w:tbl>
-      <w:tblPr>
-        <w:tblStyle w:val="LightShading-Accent1"/>
-        <w:tblW w:type="auto" w:w="0"/>
-        <w:tblLook w:firstColumn="1" w:firstRow="1" w:lastColumn="0" w:lastRow="0" w:noHBand="0" w:noVBand="1" w:val="04A0"/>
-      </w:tblPr>
-      <w:tblGrid>
-        <w:gridCol w:w="5112"/>
-        <w:gridCol w:w="5112"/>
-      </w:tblGrid>
-      <w:tr>
-        <w:trPr>
-          <w:tblHeader/>
-        </w:trPr>
-        <w:tc>
-          <w:tcPr>
-            <w:tcW w:type="dxa" w:w="5112"/>
-          </w:tcPr>
-          <w:p>
-            <w:r>
-              <w:t>Step</w:t>
-            </w:r>
-          </w:p>
-        </w:tc>
-        <w:tc>
-          <w:tcPr>
-            <w:tcW w:type="dxa" w:w="5112"/>
-          </w:tcPr>
-          <w:p>
-            <w:r>
-              <w:t>What happens and why</w:t>
-            </w:r>
-          </w:p>
-        </w:tc>
-      </w:tr>
-      <w:tr>
-        <w:tc>
-          <w:tcPr>
-            <w:tcW w:type="dxa" w:w="5112"/>
-          </w:tcPr>
-          <w:p>
-            <w:r>
-              <w:t>1. Name missing input</w:t>
-            </w:r>
-          </w:p>
-        </w:tc>
-        <w:tc>
-          <w:tcPr>
-            <w:tcW w:type="dxa" w:w="5112"/>
-          </w:tcPr>
-          <w:p>
-            <w:r>
-              <w:t>A supported height answer needs an approved height record.</w:t>
-            </w:r>
-          </w:p>
-        </w:tc>
-      </w:tr>
-      <w:tr>
-        <w:tc>
-          <w:tcPr>
-            <w:tcW w:type="dxa" w:w="5112"/>
-          </w:tcPr>
-          <w:p>
-            <w:r>
-              <w:t>2. Select allowed action</w:t>
-            </w:r>
-          </w:p>
-        </w:tc>
-        <w:tc>
-          <w:tcPr>
-            <w:tcW w:type="dxa" w:w="5112"/>
-          </w:tcPr>
-          <w:p>
-            <w:r>
-              <w:t>After the empty search, return unsupported rather than inventing a number.</w:t>
-            </w:r>
-          </w:p>
-        </w:tc>
-      </w:tr>
-      <w:tr>
-        <w:tc>
-          <w:tcPr>
-            <w:tcW w:type="dxa" w:w="5112"/>
-          </w:tcPr>
-          <w:p>
-            <w:r>
-              <w:t>3. Explain next step</w:t>
-            </w:r>
-          </w:p>
-        </w:tc>
-        <w:tc>
-          <w:tcPr>
-            <w:tcW w:type="dxa" w:w="5112"/>
-          </w:tcPr>
-          <w:p>
-            <w:r>
-              <w:t>Ask for an approved source card if the question should be answered.</w:t>
-            </w:r>
-          </w:p>
-        </w:tc>
-      </w:tr>
-    </w:tbl>
-    <w:p>
-      <w:r>
-        <w:t>Match each pictured step to the supplied facts. This is a worked teaching case, not an independent assessment.</w:t>
+        <w:t>Why this result follows</w:t>
       </w:r>
     </w:p>
     <w:p>
@@ -1823,7 +2701,7 @@
         <w:pStyle w:val="Heading3"/>
       </w:pPr>
       <w:r>
-        <w:t>Why this result follows</w:t>
+        <w:t>What this example does not establish</w:t>
       </w:r>
     </w:p>
     <w:p>
@@ -1831,167 +2709,252 @@
         <w:pStyle w:val="Heading3"/>
       </w:pPr>
       <w:r>
-        <w:t>Why the result follows</w:t>
+        <w:t>Change one thing in the pictured case</w:t>
       </w:r>
     </w:p>
     <w:p>
       <w:pPr>
-        <w:spacing w:line="336" w:lineRule="auto" w:after="180"/>
-        <w:shd w:fill="F1F6FC"/>
-      </w:pPr>
-      <w:r>
-        <w:rPr>
-          <w:b/>
-        </w:rPr>
-        <w:t>Plan</w:t>
-      </w:r>
-      <w:r>
-        <w:rPr>
-          <w:b w:val="0"/>
-        </w:rPr>
-        <w:t xml:space="preserve">ning selects useful actions within available </w:t>
-      </w:r>
-      <w:r>
-        <w:rPr>
-          <w:b/>
-        </w:rPr>
-        <w:t>evidence</w:t>
-      </w:r>
-      <w:r>
-        <w:rPr>
-          <w:b w:val="0"/>
-        </w:rPr>
-        <w:t xml:space="preserve"> and authority. More steps cannot create permission to access an excluded source.</w:t>
+        <w:pStyle w:val="Heading3"/>
+      </w:pPr>
+      <w:r>
+        <w:t>Ask while showing the picture</w:t>
       </w:r>
     </w:p>
     <w:p>
       <w:pPr>
-        <w:pStyle w:val="Heading3"/>
-      </w:pPr>
-      <w:r>
-        <w:t>What this example does not establish</w:t>
+        <w:spacing w:line="336" w:lineRule="auto" w:after="180"/>
+      </w:pPr>
+      <w:r>
+        <w:rPr>
+          <w:b w:val="0"/>
+        </w:rPr>
+        <w:t xml:space="preserve">Cover the result. Ask learners to name the </w:t>
+      </w:r>
+      <w:r>
+        <w:rPr>
+          <w:b/>
+        </w:rPr>
+        <w:t>input</w:t>
+      </w:r>
+      <w:r>
+        <w:rPr>
+          <w:b w:val="0"/>
+        </w:rPr>
+        <w:t xml:space="preserve">s and predict the next step. Uncover one step, connect the icon to the actual procedure, and explain its </w:t>
+      </w:r>
+      <w:r>
+        <w:rPr>
+          <w:b/>
+        </w:rPr>
+        <w:t>evidence</w:t>
+      </w:r>
+      <w:r>
+        <w:rPr>
+          <w:b w:val="0"/>
+        </w:rPr>
+        <w:t>. Then change the supplied condition and compare.</w:t>
       </w:r>
     </w:p>
     <w:p>
       <w:pPr>
-        <w:pStyle w:val="Heading3"/>
-      </w:pPr>
-      <w:r>
-        <w:t>Keep the stated limit</w:t>
+        <w:spacing w:line="336" w:lineRule="auto" w:after="180"/>
+      </w:pPr>
+      <w:r>
+        <w:rPr>
+          <w:b w:val="0"/>
+        </w:rPr>
+        <w:t>The picture is a representation; it does not document execution of a real AI model.</w:t>
       </w:r>
     </w:p>
     <w:p>
       <w:pPr>
-        <w:spacing w:line="336" w:lineRule="auto" w:after="180"/>
-        <w:shd w:fill="FFF5E6"/>
-      </w:pPr>
-      <w:r>
-        <w:rPr>
-          <w:b w:val="0"/>
-        </w:rPr>
-        <w:t>Source validity still matters; the presence of a card does not independently verify its accuracy.</w:t>
+        <w:pStyle w:val="Heading1"/>
+      </w:pPr>
+      <w:r>
+        <w:t>03. Model a step,then remove help</w:t>
       </w:r>
     </w:p>
     <w:p>
-      <w:pPr>
-        <w:pStyle w:val="Heading3"/>
-      </w:pPr>
-      <w:r>
-        <w:t>Change one thing in the pictured case</w:t>
+      <w:r>
+        <w:t>Collect each learner’s reasoning before showing a key.</w:t>
       </w:r>
     </w:p>
     <w:p>
       <w:pPr>
-        <w:pStyle w:val="Heading3"/>
-      </w:pPr>
-      <w:r>
-        <w:t>Change one thing</w:t>
+        <w:pStyle w:val="Heading2"/>
+      </w:pPr>
+      <w:r>
+        <w:t>Current completion task and checked reasoning</w:t>
       </w:r>
     </w:p>
     <w:p>
       <w:pPr>
         <w:spacing w:line="336" w:lineRule="auto" w:after="180"/>
-        <w:shd w:fill="F5F1FB"/>
-      </w:pPr>
-      <w:r>
-        <w:rPr>
-          <w:b w:val="0"/>
-        </w:rPr>
-        <w:t>Change: Supply an approved card giving height 24 metres.</w:t>
+      </w:pPr>
+      <w:r>
+        <w:rPr>
+          <w:b w:val="0"/>
+        </w:rPr>
+        <w:t xml:space="preserve">Completion task: Generated </w:t>
+      </w:r>
+      <w:r>
+        <w:rPr>
+          <w:b/>
+        </w:rPr>
+        <w:t>plan</w:t>
+      </w:r>
+      <w:r>
+        <w:rPr>
+          <w:b w:val="0"/>
+        </w:rPr>
+        <w:t xml:space="preserve"> retrieves a room, books it and then answers. It calls booking necessary for helpfulness. Show the intermediate steps and give the conclusion with its scope.</w:t>
       </w:r>
     </w:p>
     <w:p>
       <w:pPr>
-        <w:pStyle w:val="Heading3"/>
-      </w:pPr>
-      <w:r>
-        <w:t>Predicted result</w:t>
+        <w:spacing w:line="336" w:lineRule="auto" w:after="180"/>
+      </w:pPr>
+      <w:r>
+        <w:rPr>
+          <w:b w:val="0"/>
+        </w:rPr>
+        <w:t>Teacher check: Teacher ex</w:t>
+      </w:r>
+      <w:r>
+        <w:rPr>
+          <w:b/>
+        </w:rPr>
+        <w:t>plan</w:t>
+      </w:r>
+      <w:r>
+        <w:rPr>
+          <w:b w:val="0"/>
+        </w:rPr>
+        <w:t xml:space="preserve">ation: Booking is outside the task boundary. Execute only permitted reporting steps, with a fallback if </w:t>
+      </w:r>
+      <w:r>
+        <w:rPr>
+          <w:b/>
+        </w:rPr>
+        <w:t>evidence</w:t>
+      </w:r>
+      <w:r>
+        <w:rPr>
+          <w:b w:val="0"/>
+        </w:rPr>
+        <w:t xml:space="preserve"> is insufficient.</w:t>
       </w:r>
     </w:p>
     <w:p>
       <w:pPr>
         <w:spacing w:line="336" w:lineRule="auto" w:after="180"/>
-        <w:shd w:fill="F1F6FC"/>
-      </w:pPr>
+      </w:pPr>
+      <w:r>
+        <w:rPr>
+          <w:b w:val="0"/>
+        </w:rPr>
+        <w:t xml:space="preserve">Start by identifying the given </w:t>
+      </w:r>
       <w:r>
         <w:rPr>
           <w:b/>
         </w:rPr>
-        <w:t>Prediction</w:t>
-      </w:r>
-      <w:r>
-        <w:rPr>
-          <w:b w:val="0"/>
-        </w:rPr>
-        <w:t>: The bot can retrieve it and answer 24 metres with attribution.</w:t>
+        <w:t>input</w:t>
+      </w:r>
+      <w:r>
+        <w:rPr>
+          <w:b w:val="0"/>
+        </w:rPr>
+        <w:t>s together. Leave the intermediate steps blank. If needed, model one step, then withdraw that help on the next step. Move to a full trace only when the partial trace is understood.</w:t>
       </w:r>
     </w:p>
     <w:p>
       <w:pPr>
-        <w:pStyle w:val="Heading3"/>
-      </w:pPr>
-      <w:r>
-        <w:t>Why the result follows</w:t>
+        <w:spacing w:line="336" w:lineRule="auto" w:after="180"/>
+      </w:pPr>
+      <w:r>
+        <w:rPr>
+          <w:b w:val="0"/>
+        </w:rPr>
+        <w:t>For partners, alternate explainer and checker; collect a response from every learner before discussion.</w:t>
       </w:r>
     </w:p>
     <w:p>
       <w:pPr>
-        <w:spacing w:line="336" w:lineRule="auto" w:after="180"/>
-        <w:shd w:fill="F1F6FC"/>
-      </w:pPr>
-      <w:r>
-        <w:rPr>
-          <w:b w:val="0"/>
-        </w:rPr>
-        <w:t xml:space="preserve">Reason: The missing factual </w:t>
-      </w:r>
-      <w:r>
-        <w:rPr>
-          <w:b/>
-        </w:rPr>
-        <w:t>input</w:t>
-      </w:r>
-      <w:r>
-        <w:rPr>
-          <w:b w:val="0"/>
-        </w:rPr>
-        <w:t xml:space="preserve"> is now available within the allowed collection.</w:t>
+        <w:pStyle w:val="Heading2"/>
+      </w:pPr>
+      <w:r>
+        <w:t>Individual misconception check</w:t>
       </w:r>
     </w:p>
     <w:p>
       <w:pPr>
-        <w:pStyle w:val="Heading3"/>
-      </w:pPr>
-      <w:r>
-        <w:t>Ask while showing the picture</w:t>
+        <w:spacing w:line="336" w:lineRule="auto" w:after="180"/>
+      </w:pPr>
+      <w:r>
+        <w:rPr>
+          <w:b w:val="0"/>
+        </w:rPr>
+        <w:t xml:space="preserve">Use the worked case for </w:t>
+      </w:r>
+      <w:r>
+        <w:rPr>
+          <w:b/>
+        </w:rPr>
+        <w:t>Plan</w:t>
+      </w:r>
+      <w:r>
+        <w:rPr>
+          <w:b w:val="0"/>
+        </w:rPr>
+        <w:t xml:space="preserve">ning and </w:t>
+      </w:r>
+      <w:r>
+        <w:rPr>
+          <w:b/>
+        </w:rPr>
+        <w:t>action selection</w:t>
+      </w:r>
+      <w:r>
+        <w:rPr>
+          <w:b w:val="0"/>
+        </w:rPr>
+        <w:t>. Proposed ex</w:t>
+      </w:r>
+      <w:r>
+        <w:rPr>
+          <w:b/>
+        </w:rPr>
+        <w:t>plan</w:t>
+      </w:r>
+      <w:r>
+        <w:rPr>
+          <w:b w:val="0"/>
+        </w:rPr>
+        <w:t>ation: “The worked result establishes every future case”. Decide whether this ex</w:t>
+      </w:r>
+      <w:r>
+        <w:rPr>
+          <w:b/>
+        </w:rPr>
+        <w:t>plan</w:t>
+      </w:r>
+      <w:r>
+        <w:rPr>
+          <w:b w:val="0"/>
+        </w:rPr>
+        <w:t>ation is supported.</w:t>
       </w:r>
     </w:p>
     <w:p>
       <w:pPr>
-        <w:pStyle w:val="Heading3"/>
-      </w:pPr>
-      <w:r>
-        <w:t>Ask while showing the picture · 5</w:t>
+        <w:spacing w:line="336" w:lineRule="auto" w:after="180"/>
+      </w:pPr>
+      <w:r>
+        <w:rPr>
+          <w:b w:val="0"/>
+        </w:rPr>
+        <w:t>Point to the step or supplied fact that decides; explain your repair if needed.</w:t>
       </w:r>
     </w:p>
     <w:p>
@@ -2002,31 +2965,31 @@
         <w:rPr>
           <w:b w:val="0"/>
         </w:rPr>
-        <w:t xml:space="preserve">Cover the result. Ask learners to name the </w:t>
+        <w:t xml:space="preserve">Expected correction: A plausible </w:t>
       </w:r>
       <w:r>
         <w:rPr>
           <w:b/>
         </w:rPr>
-        <w:t>input</w:t>
-      </w:r>
-      <w:r>
-        <w:rPr>
-          <w:b w:val="0"/>
-        </w:rPr>
-        <w:t xml:space="preserve">s and predict the next step. Uncover one step, connect the icon to the actual procedure, and explain its </w:t>
+        <w:t>plan</w:t>
+      </w:r>
+      <w:r>
+        <w:rPr>
+          <w:b w:val="0"/>
+        </w:rPr>
+        <w:t xml:space="preserve"> is not an approval or proof that its </w:t>
       </w:r>
       <w:r>
         <w:rPr>
           <w:b/>
         </w:rPr>
-        <w:t>evidence</w:t>
-      </w:r>
-      <w:r>
-        <w:rPr>
-          <w:b w:val="0"/>
-        </w:rPr>
-        <w:t>. Then change the supplied condition and compare.</w:t>
+        <w:t>prerequisite</w:t>
+      </w:r>
+      <w:r>
+        <w:rPr>
+          <w:b w:val="0"/>
+        </w:rPr>
+        <w:t>s hold.</w:t>
       </w:r>
     </w:p>
     <w:p>
@@ -2037,20 +3000,262 @@
         <w:rPr>
           <w:b w:val="0"/>
         </w:rPr>
-        <w:t>The picture is a representation; it does not document execution of a real AI model.</w:t>
+        <w:t>Collect ex</w:t>
+      </w:r>
+      <w:r>
+        <w:rPr>
+          <w:b/>
+        </w:rPr>
+        <w:t>plan</w:t>
+      </w:r>
+      <w:r>
+        <w:rPr>
+          <w:b w:val="0"/>
+        </w:rPr>
+        <w:t>ations, not only yes/no votes. If a misunderstanding is common, re-model the relevant step for the class.</w:t>
       </w:r>
     </w:p>
     <w:p>
       <w:pPr>
-        <w:pStyle w:val="Heading1"/>
-      </w:pPr>
-      <w:r>
-        <w:t>03. Demonstrate and guide practice</w:t>
+        <w:spacing w:line="336" w:lineRule="auto" w:after="180"/>
+      </w:pPr>
+      <w:r>
+        <w:rPr>
+          <w:b w:val="0"/>
+        </w:rPr>
+        <w:t>If it affects a few learners, give a short targeted group ex</w:t>
+      </w:r>
+      <w:r>
+        <w:rPr>
+          <w:b/>
+        </w:rPr>
+        <w:t>plan</w:t>
+      </w:r>
+      <w:r>
+        <w:rPr>
+          <w:b w:val="0"/>
+        </w:rPr>
+        <w:t>ation while others solve a more demanding variation.</w:t>
       </w:r>
     </w:p>
     <w:p>
-      <w:r>
-        <w:t>Demonstrate Planning and action selection, reduce support deliberately and check individual reasoning before discussing answers.</w:t>
+      <w:pPr>
+        <w:pStyle w:val="Heading2"/>
+      </w:pPr>
+      <w:r>
+        <w:t>Pictured reasoning and changed case</w:t>
+      </w:r>
+    </w:p>
+    <w:p>
+      <w:pPr>
+        <w:spacing w:line="336" w:lineRule="auto" w:after="180"/>
+      </w:pPr>
+      <w:r>
+        <w:rPr>
+          <w:b w:val="0"/>
+        </w:rPr>
+        <w:t xml:space="preserve">Choose a permitted </w:t>
+      </w:r>
+      <w:r>
+        <w:rPr>
+          <w:b/>
+        </w:rPr>
+        <w:t>plan</w:t>
+      </w:r>
+      <w:r>
+        <w:rPr>
+          <w:b w:val="0"/>
+        </w:rPr>
+        <w:t xml:space="preserve"> when no approved tower-height card exists. What new answer becomes supported after a card records 24 metres, and why could the bot not invent it earlier?</w:t>
+      </w:r>
+    </w:p>
+    <w:p>
+      <w:pPr>
+        <w:spacing w:line="336" w:lineRule="auto" w:after="180"/>
+      </w:pPr>
+      <w:r>
+        <w:rPr>
+          <w:b w:val="0"/>
+        </w:rPr>
+        <w:t>A supported height answer needs an approved height record. After the empty search, return unsupported rather than inventing a number. Ask for an approved source card if the question should be answered.</w:t>
+      </w:r>
+    </w:p>
+    <w:p>
+      <w:pPr>
+        <w:spacing w:line="336" w:lineRule="auto" w:after="180"/>
+      </w:pPr>
+      <w:r>
+        <w:rPr>
+          <w:b w:val="0"/>
+        </w:rPr>
+        <w:t xml:space="preserve">Changed case: The bot can retrieve it and answer 24 metres with attribution. The missing factual </w:t>
+      </w:r>
+      <w:r>
+        <w:rPr>
+          <w:b/>
+        </w:rPr>
+        <w:t>input</w:t>
+      </w:r>
+      <w:r>
+        <w:rPr>
+          <w:b w:val="0"/>
+        </w:rPr>
+        <w:t xml:space="preserve"> is now available within the allowed collection.</w:t>
+      </w:r>
+    </w:p>
+    <w:p>
+      <w:pPr>
+        <w:spacing w:line="336" w:lineRule="auto" w:after="180"/>
+      </w:pPr>
+      <w:r>
+        <w:rPr>
+          <w:b w:val="0"/>
+        </w:rPr>
+        <w:t xml:space="preserve">Changed-case reasoning: The bot can retrieve it and answer 24 metres with attribution. The missing factual </w:t>
+      </w:r>
+      <w:r>
+        <w:rPr>
+          <w:b/>
+        </w:rPr>
+        <w:t>input</w:t>
+      </w:r>
+      <w:r>
+        <w:rPr>
+          <w:b w:val="0"/>
+        </w:rPr>
+        <w:t xml:space="preserve"> is now available within the allowed collection.</w:t>
+      </w:r>
+    </w:p>
+    <w:p>
+      <w:pPr>
+        <w:spacing w:line="336" w:lineRule="auto" w:after="180"/>
+      </w:pPr>
+      <w:r>
+        <w:rPr>
+          <w:b w:val="0"/>
+        </w:rPr>
+        <w:t>Collect each learner’s ex</w:t>
+      </w:r>
+      <w:r>
+        <w:rPr>
+          <w:b/>
+        </w:rPr>
+        <w:t>plan</w:t>
+      </w:r>
+      <w:r>
+        <w:rPr>
+          <w:b w:val="0"/>
+        </w:rPr>
+        <w:t xml:space="preserve">ation before discussion. Use the first missing connection between </w:t>
+      </w:r>
+      <w:r>
+        <w:rPr>
+          <w:b/>
+        </w:rPr>
+        <w:t>input</w:t>
+      </w:r>
+      <w:r>
+        <w:rPr>
+          <w:b w:val="0"/>
+        </w:rPr>
+        <w:t xml:space="preserve">, deciding step and result to choose support. This question is worked-case practice, not fresh mastery </w:t>
+      </w:r>
+      <w:r>
+        <w:rPr>
+          <w:b/>
+        </w:rPr>
+        <w:t>evidence</w:t>
+      </w:r>
+      <w:r>
+        <w:rPr>
+          <w:b w:val="0"/>
+        </w:rPr>
+        <w:t>.</w:t>
+      </w:r>
+    </w:p>
+    <w:p>
+      <w:pPr>
+        <w:pStyle w:val="Heading2"/>
+      </w:pPr>
+      <w:r>
+        <w:t>Accessible support and extension</w:t>
+      </w:r>
+    </w:p>
+    <w:p>
+      <w:pPr>
+        <w:spacing w:line="336" w:lineRule="auto" w:after="180"/>
+      </w:pPr>
+      <w:r>
+        <w:rPr>
+          <w:b w:val="0"/>
+        </w:rPr>
+        <w:t xml:space="preserve">Use See how it works and Follow a worked example. Collect a </w:t>
+      </w:r>
+      <w:r>
+        <w:rPr>
+          <w:b/>
+        </w:rPr>
+        <w:t>prediction</w:t>
+      </w:r>
+      <w:r>
+        <w:rPr>
+          <w:b w:val="0"/>
+        </w:rPr>
+        <w:t xml:space="preserve"> before revealing its result; ask the learner to point to each intermediate fact.</w:t>
+      </w:r>
+    </w:p>
+    <w:p>
+      <w:pPr>
+        <w:spacing w:line="336" w:lineRule="auto" w:after="180"/>
+      </w:pPr>
+      <w:r>
+        <w:rPr>
+          <w:b w:val="0"/>
+        </w:rPr>
+        <w:t xml:space="preserve">Provide an </w:t>
+      </w:r>
+      <w:r>
+        <w:rPr>
+          <w:b/>
+        </w:rPr>
+        <w:t>input</w:t>
+      </w:r>
+      <w:r>
+        <w:rPr>
+          <w:b w:val="0"/>
+        </w:rPr>
+        <w:t>/procedure/result/limit frame and a calculator when needed. Ask students to identify the first step before completing the whole trace.</w:t>
+      </w:r>
+    </w:p>
+    <w:p>
+      <w:pPr>
+        <w:spacing w:line="336" w:lineRule="auto" w:after="180"/>
+      </w:pPr>
+      <w:r>
+        <w:rPr>
+          <w:b w:val="0"/>
+        </w:rPr>
+        <w:t xml:space="preserve">Extension: compare two concrete variants of this </w:t>
+      </w:r>
+      <w:r>
+        <w:rPr>
+          <w:b/>
+        </w:rPr>
+        <w:t>mechanism</w:t>
+      </w:r>
+      <w:r>
+        <w:rPr>
+          <w:b w:val="0"/>
+        </w:rPr>
+        <w:t xml:space="preserve"> while holding unrelated conditions fixed; report both successful and unsuccessful outcomes.</w:t>
+      </w:r>
+    </w:p>
+    <w:p>
+      <w:pPr>
+        <w:pStyle w:val="Heading2"/>
+      </w:pPr>
+      <w:r>
+        <w:t>Earlier wording, alternatives and picture transcripts · reference / check after trying</w:t>
       </w:r>
     </w:p>
     <w:tbl>
@@ -2267,71 +3472,26 @@
     </w:tbl>
     <w:p>
       <w:pPr>
-        <w:spacing w:line="336" w:lineRule="auto" w:after="180"/>
-      </w:pPr>
-      <w:r>
-        <w:rPr>
-          <w:b w:val="0"/>
-        </w:rPr>
-        <w:t xml:space="preserve">Use See how it works and Follow a worked example. Collect a </w:t>
-      </w:r>
-      <w:r>
-        <w:rPr>
-          <w:b/>
-        </w:rPr>
-        <w:t>prediction</w:t>
-      </w:r>
-      <w:r>
-        <w:rPr>
-          <w:b w:val="0"/>
-        </w:rPr>
-        <w:t xml:space="preserve"> before revealing its result; ask the learner to point to each intermediate fact.</w:t>
+        <w:pStyle w:val="Heading3"/>
+      </w:pPr>
+      <w:r>
+        <w:t>Reduce help deliberately</w:t>
       </w:r>
     </w:p>
     <w:p>
       <w:pPr>
-        <w:spacing w:line="336" w:lineRule="auto" w:after="180"/>
-      </w:pPr>
-      <w:r>
-        <w:rPr>
-          <w:b w:val="0"/>
-        </w:rPr>
-        <w:t xml:space="preserve">Provide an </w:t>
-      </w:r>
-      <w:r>
-        <w:rPr>
-          <w:b/>
-        </w:rPr>
-        <w:t>input</w:t>
-      </w:r>
-      <w:r>
-        <w:rPr>
-          <w:b w:val="0"/>
-        </w:rPr>
-        <w:t>/procedure/result/limit frame and a calculator when needed. Ask students to identify the first step before completing the whole trace.</w:t>
+        <w:pStyle w:val="Heading3"/>
+      </w:pPr>
+      <w:r>
+        <w:t>Individual reasoning check</w:t>
       </w:r>
     </w:p>
     <w:p>
       <w:pPr>
-        <w:spacing w:line="336" w:lineRule="auto" w:after="180"/>
-      </w:pPr>
-      <w:r>
-        <w:rPr>
-          <w:b w:val="0"/>
-        </w:rPr>
-        <w:t xml:space="preserve">Extension: compare two concrete variants of this </w:t>
-      </w:r>
-      <w:r>
-        <w:rPr>
-          <w:b/>
-        </w:rPr>
-        <w:t>mechanism</w:t>
-      </w:r>
-      <w:r>
-        <w:rPr>
-          <w:b w:val="0"/>
-        </w:rPr>
-        <w:t xml:space="preserve"> while holding unrelated conditions fixed; report both successful and unsuccessful outcomes.</w:t>
+        <w:pStyle w:val="Heading3"/>
+      </w:pPr>
+      <w:r>
+        <w:t>Pictorial practice question</w:t>
       </w:r>
     </w:p>
     <w:p>
@@ -2339,83 +3499,39 @@
         <w:pStyle w:val="Heading3"/>
       </w:pPr>
       <w:r>
-        <w:t>Reduce help deliberately</w:t>
+        <w:t>Reasoned teacher answer</w:t>
       </w:r>
     </w:p>
     <w:p>
       <w:pPr>
-        <w:pStyle w:val="Heading3"/>
-      </w:pPr>
-      <w:r>
-        <w:t>Completion practice</w:t>
+        <w:pStyle w:val="Heading1"/>
+      </w:pPr>
+      <w:r>
+        <w:t>04. Run the complete supplied investigation</w:t>
       </w:r>
     </w:p>
     <w:p>
-      <w:pPr>
-        <w:spacing w:line="336" w:lineRule="auto" w:after="180"/>
-        <w:shd w:fill="F5F1FB"/>
-      </w:pPr>
-      <w:r>
-        <w:rPr>
-          <w:b w:val="0"/>
-        </w:rPr>
-        <w:t xml:space="preserve">Completion task: Generated </w:t>
-      </w:r>
-      <w:r>
-        <w:rPr>
-          <w:b/>
-        </w:rPr>
-        <w:t>plan</w:t>
-      </w:r>
-      <w:r>
-        <w:rPr>
-          <w:b w:val="0"/>
-        </w:rPr>
-        <w:t xml:space="preserve"> retrieves a room, books it and then answers. It calls booking necessary for helpfulness. Show the intermediate steps and give the conclusion with its scope.</w:t>
+      <w:r>
+        <w:t>Separate predictions,actual runs and paper traces.</w:t>
       </w:r>
     </w:p>
     <w:p>
       <w:pPr>
-        <w:pStyle w:val="Heading3"/>
-      </w:pPr>
-      <w:r>
-        <w:t>Reasoning to listen for</w:t>
+        <w:pStyle w:val="Heading2"/>
+      </w:pPr>
+      <w:r>
+        <w:t>Complete inputs,expected results and limits</w:t>
       </w:r>
     </w:p>
     <w:p>
       <w:pPr>
         <w:spacing w:line="336" w:lineRule="auto" w:after="180"/>
-        <w:shd w:fill="F1F6FC"/>
-      </w:pPr>
-      <w:r>
-        <w:rPr>
-          <w:b w:val="0"/>
-        </w:rPr>
-        <w:t>Teacher check: Teacher ex</w:t>
-      </w:r>
-      <w:r>
-        <w:rPr>
-          <w:b/>
-        </w:rPr>
-        <w:t>plan</w:t>
-      </w:r>
-      <w:r>
-        <w:rPr>
-          <w:b w:val="0"/>
-        </w:rPr>
-        <w:t xml:space="preserve">ation: Booking is outside the task boundary. Execute only permitted reporting steps, with a fallback if </w:t>
-      </w:r>
-      <w:r>
-        <w:rPr>
-          <w:b/>
-        </w:rPr>
-        <w:t>evidence</w:t>
-      </w:r>
-      <w:r>
-        <w:rPr>
-          <w:b w:val="0"/>
-        </w:rPr>
-        <w:t xml:space="preserve"> is insufficient.</w:t>
+      </w:pPr>
+      <w:r>
+        <w:rPr>
+          <w:b w:val="0"/>
+        </w:rPr>
+        <w:t>Main booking rejects outside read-only scope before work; separately safe report needs matching verified evidence. Missing evidence reviews; no unsupported answer. Tower absent card unsupported; supplied approved 24-metre card permits conditional attributed answer under explicit original scope, not extra authority.</w:t>
       </w:r>
     </w:p>
     <w:p>
@@ -2426,38 +3542,50 @@
         <w:rPr>
           <w:b w:val="0"/>
         </w:rPr>
-        <w:t xml:space="preserve">Start by identifying the given </w:t>
-      </w:r>
-      <w:r>
-        <w:rPr>
-          <w:b/>
-        </w:rPr>
-        <w:t>input</w:t>
-      </w:r>
-      <w:r>
-        <w:rPr>
-          <w:b w:val="0"/>
-        </w:rPr>
-        <w:t>s together. Leave the intermediate steps blank. If needed, model one step, then withdraw that help on the next step. Move to a full trace only when the partial trace is understood.</w:t>
+        <w:t>Independent message plan violates drafting-only scope by sending; checking recipient approval afterward is also too late. Even prior recipient approval alone would not authorize sending under a drafting-only task. No actual messages or live actions occurred.</w:t>
       </w:r>
     </w:p>
     <w:p>
       <w:pPr>
-        <w:spacing w:line="336" w:lineRule="auto" w:after="180"/>
-      </w:pPr>
-      <w:r>
-        <w:rPr>
-          <w:b w:val="0"/>
-        </w:rPr>
-        <w:t>For partners, alternate explainer and checker; collect a response from every learner before discussion.</w:t>
+        <w:pStyle w:val="Heading2"/>
+      </w:pPr>
+      <w:r>
+        <w:t>Diagnose the current misconceptions</w:t>
       </w:r>
     </w:p>
     <w:p>
       <w:pPr>
-        <w:pStyle w:val="Heading3"/>
-      </w:pPr>
-      <w:r>
-        <w:t>Individual reasoning check</w:t>
+        <w:spacing w:line="336" w:lineRule="auto" w:after="180"/>
+      </w:pPr>
+      <w:r>
+        <w:rPr>
+          <w:b w:val="0"/>
+        </w:rPr>
+        <w:t xml:space="preserve">The worked result establishes every future case: A plausible </w:t>
+      </w:r>
+      <w:r>
+        <w:rPr>
+          <w:b/>
+        </w:rPr>
+        <w:t>plan</w:t>
+      </w:r>
+      <w:r>
+        <w:rPr>
+          <w:b w:val="0"/>
+        </w:rPr>
+        <w:t xml:space="preserve"> is not an approval or proof that its </w:t>
+      </w:r>
+      <w:r>
+        <w:rPr>
+          <w:b/>
+        </w:rPr>
+        <w:t>prerequisite</w:t>
+      </w:r>
+      <w:r>
+        <w:rPr>
+          <w:b w:val="0"/>
+        </w:rPr>
+        <w:t>s hold.</w:t>
       </w:r>
     </w:p>
     <w:p>
@@ -2468,55 +3596,31 @@
         <w:rPr>
           <w:b w:val="0"/>
         </w:rPr>
-        <w:t xml:space="preserve">Use the worked case for </w:t>
+        <w:t xml:space="preserve">A missing </w:t>
       </w:r>
       <w:r>
         <w:rPr>
           <w:b/>
         </w:rPr>
-        <w:t>Plan</w:t>
-      </w:r>
-      <w:r>
-        <w:rPr>
-          <w:b w:val="0"/>
-        </w:rPr>
-        <w:t xml:space="preserve">ning and </w:t>
+        <w:t>input</w:t>
+      </w:r>
+      <w:r>
+        <w:rPr>
+          <w:b w:val="0"/>
+        </w:rPr>
+        <w:t xml:space="preserve"> may be replaced without recording the change: A replacement changes the </w:t>
       </w:r>
       <w:r>
         <w:rPr>
           <w:b/>
         </w:rPr>
-        <w:t>action selection</w:t>
-      </w:r>
-      <w:r>
-        <w:rPr>
-          <w:b w:val="0"/>
-        </w:rPr>
-        <w:t>. Proposed ex</w:t>
-      </w:r>
-      <w:r>
-        <w:rPr>
-          <w:b/>
-        </w:rPr>
-        <w:t>plan</w:t>
-      </w:r>
-      <w:r>
-        <w:rPr>
-          <w:b w:val="0"/>
-        </w:rPr>
-        <w:t>ation: “The worked result establishes every future case”. Decide whether this ex</w:t>
-      </w:r>
-      <w:r>
-        <w:rPr>
-          <w:b/>
-        </w:rPr>
-        <w:t>plan</w:t>
-      </w:r>
-      <w:r>
-        <w:rPr>
-          <w:b w:val="0"/>
-        </w:rPr>
-        <w:t>ation is supported.</w:t>
+        <w:t>evidence</w:t>
+      </w:r>
+      <w:r>
+        <w:rPr>
+          <w:b w:val="0"/>
+        </w:rPr>
+        <w:t xml:space="preserve"> or contract. Record the change and its justification; do not silently turn unknown into a measured value.</w:t>
       </w:r>
     </w:p>
     <w:p>
@@ -2527,390 +3631,62 @@
         <w:rPr>
           <w:b w:val="0"/>
         </w:rPr>
-        <w:t>Point to the step or supplied fact that decides; explain your repair if needed.</w:t>
+        <w:t xml:space="preserve">Repeating an assessed case is new independent </w:t>
+      </w:r>
+      <w:r>
+        <w:rPr>
+          <w:b/>
+        </w:rPr>
+        <w:t>evidence</w:t>
+      </w:r>
+      <w:r>
+        <w:rPr>
+          <w:b w:val="0"/>
+        </w:rPr>
+        <w:t>: A replay checks consistency. An example used for feedback or revision cannot later be described as untouched final evaluation.</w:t>
       </w:r>
     </w:p>
     <w:p>
       <w:pPr>
-        <w:pStyle w:val="Heading3"/>
-      </w:pPr>
-      <w:r>
-        <w:t>Expected repair</w:t>
+        <w:spacing w:line="336" w:lineRule="auto" w:after="180"/>
+      </w:pPr>
+      <w:r>
+        <w:rPr>
+          <w:b w:val="0"/>
+        </w:rPr>
+        <w:t xml:space="preserve">Use Run the investigation for the </w:t>
+      </w:r>
+      <w:r>
+        <w:rPr>
+          <w:b/>
+        </w:rPr>
+        <w:t>evidence</w:t>
+      </w:r>
+      <w:r>
+        <w:rPr>
+          <w:b w:val="0"/>
+        </w:rPr>
+        <w:t xml:space="preserve"> ledger. Add a boundary or missing-</w:t>
+      </w:r>
+      <w:r>
+        <w:rPr>
+          <w:b/>
+        </w:rPr>
+        <w:t>input</w:t>
+      </w:r>
+      <w:r>
+        <w:rPr>
+          <w:b w:val="0"/>
+        </w:rPr>
+        <w:t xml:space="preserve"> case and record the expected response before checking. More successful repeats of one case do not establish wider coverage.</w:t>
       </w:r>
     </w:p>
     <w:p>
       <w:pPr>
-        <w:spacing w:line="336" w:lineRule="auto" w:after="180"/>
-        <w:shd w:fill="F1F6FC"/>
-      </w:pPr>
-      <w:r>
-        <w:rPr>
-          <w:b w:val="0"/>
-        </w:rPr>
-        <w:t xml:space="preserve">Expected correction: A plausible </w:t>
-      </w:r>
-      <w:r>
-        <w:rPr>
-          <w:b/>
-        </w:rPr>
-        <w:t>plan</w:t>
-      </w:r>
-      <w:r>
-        <w:rPr>
-          <w:b w:val="0"/>
-        </w:rPr>
-        <w:t xml:space="preserve"> is not an approval or proof that its </w:t>
-      </w:r>
-      <w:r>
-        <w:rPr>
-          <w:b/>
-        </w:rPr>
-        <w:t>prerequisite</w:t>
-      </w:r>
-      <w:r>
-        <w:rPr>
-          <w:b w:val="0"/>
-        </w:rPr>
-        <w:t>s hold.</w:t>
-      </w:r>
-    </w:p>
-    <w:p>
-      <w:pPr>
-        <w:spacing w:line="336" w:lineRule="auto" w:after="180"/>
-      </w:pPr>
-      <w:r>
-        <w:rPr>
-          <w:b w:val="0"/>
-        </w:rPr>
-        <w:t>Collect ex</w:t>
-      </w:r>
-      <w:r>
-        <w:rPr>
-          <w:b/>
-        </w:rPr>
-        <w:t>plan</w:t>
-      </w:r>
-      <w:r>
-        <w:rPr>
-          <w:b w:val="0"/>
-        </w:rPr>
-        <w:t>ations, not only yes/no votes. If a misunderstanding is common, re-model the relevant step for the class.</w:t>
-      </w:r>
-    </w:p>
-    <w:p>
-      <w:pPr>
-        <w:spacing w:line="336" w:lineRule="auto" w:after="180"/>
-      </w:pPr>
-      <w:r>
-        <w:rPr>
-          <w:b w:val="0"/>
-        </w:rPr>
-        <w:t>If it affects a few learners, give a short targeted group ex</w:t>
-      </w:r>
-      <w:r>
-        <w:rPr>
-          <w:b/>
-        </w:rPr>
-        <w:t>plan</w:t>
-      </w:r>
-      <w:r>
-        <w:rPr>
-          <w:b w:val="0"/>
-        </w:rPr>
-        <w:t>ation while others solve a more demanding variation.</w:t>
-      </w:r>
-    </w:p>
-    <w:p>
-      <w:pPr>
-        <w:pStyle w:val="Heading3"/>
-      </w:pPr>
-      <w:r>
-        <w:t>Pictorial practice question</w:t>
-      </w:r>
-    </w:p>
-    <w:p>
-      <w:pPr>
-        <w:spacing w:line="336" w:lineRule="auto" w:after="180"/>
-        <w:shd w:fill="F5F1FB"/>
-      </w:pPr>
-      <w:r>
-        <w:rPr>
-          <w:b w:val="0"/>
-        </w:rPr>
-        <w:t xml:space="preserve">Choose a permitted </w:t>
-      </w:r>
-      <w:r>
-        <w:rPr>
-          <w:b/>
-        </w:rPr>
-        <w:t>plan</w:t>
-      </w:r>
-      <w:r>
-        <w:rPr>
-          <w:b w:val="0"/>
-        </w:rPr>
-        <w:t xml:space="preserve"> when no approved tower-height card exists. What new answer becomes supported after a card records 24 metres, and why could the bot not invent it earlier?</w:t>
-      </w:r>
-    </w:p>
-    <w:p>
-      <w:pPr>
-        <w:pStyle w:val="Heading3"/>
-      </w:pPr>
-      <w:r>
-        <w:t>Reasoned teacher answer</w:t>
-      </w:r>
-    </w:p>
-    <w:p>
-      <w:pPr>
-        <w:spacing w:line="336" w:lineRule="auto" w:after="180"/>
-      </w:pPr>
-      <w:r>
-        <w:rPr>
-          <w:b w:val="0"/>
-        </w:rPr>
-        <w:t>A supported height answer needs an approved height record. After the empty search, return unsupported rather than inventing a number. Ask for an approved source card if the question should be answered.</w:t>
-      </w:r>
-    </w:p>
-    <w:p>
-      <w:pPr>
-        <w:spacing w:line="336" w:lineRule="auto" w:after="180"/>
-      </w:pPr>
-      <w:r>
-        <w:rPr>
-          <w:b w:val="0"/>
-        </w:rPr>
-        <w:t xml:space="preserve">Changed case: The bot can retrieve it and answer 24 metres with attribution. The missing factual </w:t>
-      </w:r>
-      <w:r>
-        <w:rPr>
-          <w:b/>
-        </w:rPr>
-        <w:t>input</w:t>
-      </w:r>
-      <w:r>
-        <w:rPr>
-          <w:b w:val="0"/>
-        </w:rPr>
-        <w:t xml:space="preserve"> is now available within the allowed collection.</w:t>
-      </w:r>
-    </w:p>
-    <w:p>
-      <w:pPr>
-        <w:spacing w:line="336" w:lineRule="auto" w:after="180"/>
-      </w:pPr>
-      <w:r>
-        <w:rPr>
-          <w:b w:val="0"/>
-        </w:rPr>
-        <w:t xml:space="preserve">Changed-case reasoning: The bot can retrieve it and answer 24 metres with attribution. The missing factual </w:t>
-      </w:r>
-      <w:r>
-        <w:rPr>
-          <w:b/>
-        </w:rPr>
-        <w:t>input</w:t>
-      </w:r>
-      <w:r>
-        <w:rPr>
-          <w:b w:val="0"/>
-        </w:rPr>
-        <w:t xml:space="preserve"> is now available within the allowed collection.</w:t>
-      </w:r>
-    </w:p>
-    <w:p>
-      <w:pPr>
-        <w:spacing w:line="336" w:lineRule="auto" w:after="180"/>
-      </w:pPr>
-      <w:r>
-        <w:rPr>
-          <w:b w:val="0"/>
-        </w:rPr>
-        <w:t>Collect each learner’s ex</w:t>
-      </w:r>
-      <w:r>
-        <w:rPr>
-          <w:b/>
-        </w:rPr>
-        <w:t>plan</w:t>
-      </w:r>
-      <w:r>
-        <w:rPr>
-          <w:b w:val="0"/>
-        </w:rPr>
-        <w:t xml:space="preserve">ation before discussion. Use the first missing connection between </w:t>
-      </w:r>
-      <w:r>
-        <w:rPr>
-          <w:b/>
-        </w:rPr>
-        <w:t>input</w:t>
-      </w:r>
-      <w:r>
-        <w:rPr>
-          <w:b w:val="0"/>
-        </w:rPr>
-        <w:t xml:space="preserve">, deciding step and result to choose support. This question is worked-case practice, not fresh mastery </w:t>
-      </w:r>
-      <w:r>
-        <w:rPr>
-          <w:b/>
-        </w:rPr>
-        <w:t>evidence</w:t>
-      </w:r>
-      <w:r>
-        <w:rPr>
-          <w:b w:val="0"/>
-        </w:rPr>
-        <w:t>.</w:t>
-      </w:r>
-    </w:p>
-    <w:p>
-      <w:pPr>
-        <w:pStyle w:val="Heading1"/>
-      </w:pPr>
-      <w:r>
-        <w:t>04. Run the investigation and diagnose misconceptions</w:t>
-      </w:r>
-    </w:p>
-    <w:p>
-      <w:r>
-        <w:t>Run the Planning and action selection investigation and use the first unsupported step to choose a teaching response.</w:t>
-      </w:r>
-    </w:p>
-    <w:p>
-      <w:pPr>
-        <w:spacing w:line="336" w:lineRule="auto" w:after="180"/>
-      </w:pPr>
-      <w:r>
-        <w:rPr>
-          <w:b w:val="0"/>
-        </w:rPr>
-        <w:t xml:space="preserve">The worked result establishes every future case: A plausible </w:t>
-      </w:r>
-      <w:r>
-        <w:rPr>
-          <w:b/>
-        </w:rPr>
-        <w:t>plan</w:t>
-      </w:r>
-      <w:r>
-        <w:rPr>
-          <w:b w:val="0"/>
-        </w:rPr>
-        <w:t xml:space="preserve"> is not an approval or proof that its </w:t>
-      </w:r>
-      <w:r>
-        <w:rPr>
-          <w:b/>
-        </w:rPr>
-        <w:t>prerequisite</w:t>
-      </w:r>
-      <w:r>
-        <w:rPr>
-          <w:b w:val="0"/>
-        </w:rPr>
-        <w:t>s hold.</w:t>
-      </w:r>
-    </w:p>
-    <w:p>
-      <w:pPr>
-        <w:spacing w:line="336" w:lineRule="auto" w:after="180"/>
-      </w:pPr>
-      <w:r>
-        <w:rPr>
-          <w:b w:val="0"/>
-        </w:rPr>
-        <w:t xml:space="preserve">A missing </w:t>
-      </w:r>
-      <w:r>
-        <w:rPr>
-          <w:b/>
-        </w:rPr>
-        <w:t>input</w:t>
-      </w:r>
-      <w:r>
-        <w:rPr>
-          <w:b w:val="0"/>
-        </w:rPr>
-        <w:t xml:space="preserve"> may be replaced without recording the change: A replacement changes the </w:t>
-      </w:r>
-      <w:r>
-        <w:rPr>
-          <w:b/>
-        </w:rPr>
-        <w:t>evidence</w:t>
-      </w:r>
-      <w:r>
-        <w:rPr>
-          <w:b w:val="0"/>
-        </w:rPr>
-        <w:t xml:space="preserve"> or contract. Record the change and its justification; do not silently turn unknown into a measured value.</w:t>
-      </w:r>
-    </w:p>
-    <w:p>
-      <w:pPr>
-        <w:spacing w:line="336" w:lineRule="auto" w:after="180"/>
-      </w:pPr>
-      <w:r>
-        <w:rPr>
-          <w:b w:val="0"/>
-        </w:rPr>
-        <w:t xml:space="preserve">Repeating an assessed case is new independent </w:t>
-      </w:r>
-      <w:r>
-        <w:rPr>
-          <w:b/>
-        </w:rPr>
-        <w:t>evidence</w:t>
-      </w:r>
-      <w:r>
-        <w:rPr>
-          <w:b w:val="0"/>
-        </w:rPr>
-        <w:t>: A replay checks consistency. An example used for feedback or revision cannot later be described as untouched final evaluation.</w:t>
-      </w:r>
-    </w:p>
-    <w:p>
-      <w:pPr>
-        <w:spacing w:line="336" w:lineRule="auto" w:after="180"/>
-      </w:pPr>
-      <w:r>
-        <w:rPr>
-          <w:b w:val="0"/>
-        </w:rPr>
-        <w:t xml:space="preserve">Use Run the investigation for the </w:t>
-      </w:r>
-      <w:r>
-        <w:rPr>
-          <w:b/>
-        </w:rPr>
-        <w:t>evidence</w:t>
-      </w:r>
-      <w:r>
-        <w:rPr>
-          <w:b w:val="0"/>
-        </w:rPr>
-        <w:t xml:space="preserve"> ledger. Add a boundary or missing-</w:t>
-      </w:r>
-      <w:r>
-        <w:rPr>
-          <w:b/>
-        </w:rPr>
-        <w:t>input</w:t>
-      </w:r>
-      <w:r>
-        <w:rPr>
-          <w:b w:val="0"/>
-        </w:rPr>
-        <w:t xml:space="preserve"> case and record the expected response before checking. More successful repeats of one case do not establish wider coverage.</w:t>
-      </w:r>
-    </w:p>
-    <w:p>
-      <w:pPr>
-        <w:pStyle w:val="Heading3"/>
-      </w:pPr>
-      <w:r>
-        <w:t>Match the support to the first error</w:t>
+        <w:pStyle w:val="Heading2"/>
+      </w:pPr>
+      <w:r>
+        <w:t>Choose accessible support</w:t>
       </w:r>
     </w:p>
     <w:tbl>
@@ -3095,939 +3871,117 @@
     </w:p>
     <w:p>
       <w:pPr>
-        <w:pStyle w:val="Heading1"/>
-      </w:pPr>
-      <w:r>
-        <w:t>05. Assess and explain the answers</w:t>
+        <w:pStyle w:val="Heading2"/>
+      </w:pPr>
+      <w:r>
+        <w:t>Earlier wording, alternatives and picture transcripts · reference / check after trying</w:t>
       </w:r>
     </w:p>
     <w:p>
-      <w:r>
-        <w:t>Use the Planning and action selection questions, teacher keys and criteria after the relevant attempts. Previously discussed cases are practice; protect the separately selected independent task.</w:t>
+      <w:pPr>
+        <w:pStyle w:val="Heading3"/>
+      </w:pPr>
+      <w:r>
+        <w:t>Match the support to the first error</w:t>
       </w:r>
     </w:p>
     <w:p>
       <w:pPr>
-        <w:pStyle w:val="Heading3"/>
-      </w:pPr>
-      <w:r>
-        <w:t>Guided and exit questions</w:t>
+        <w:pStyle w:val="Heading1"/>
+      </w:pPr>
+      <w:r>
+        <w:t>05. Assess the new service scenario</w:t>
       </w:r>
     </w:p>
     <w:p>
-      <w:pPr>
-        <w:spacing w:line="336" w:lineRule="auto" w:after="180"/>
-      </w:pPr>
-      <w:r>
-        <w:rPr>
-          <w:b w:val="0"/>
-        </w:rPr>
-        <w:t xml:space="preserve">Guided: Booking is outside the task boundary. Execute only permitted reporting steps, with a fallback if </w:t>
-      </w:r>
-      <w:r>
-        <w:rPr>
-          <w:b/>
-        </w:rPr>
-        <w:t>evidence</w:t>
-      </w:r>
-      <w:r>
-        <w:rPr>
-          <w:b w:val="0"/>
-        </w:rPr>
-        <w:t xml:space="preserve"> is insufficient. Qualification: A plausible </w:t>
-      </w:r>
-      <w:r>
-        <w:rPr>
-          <w:b/>
-        </w:rPr>
-        <w:t>plan</w:t>
-      </w:r>
-      <w:r>
-        <w:rPr>
-          <w:b w:val="0"/>
-        </w:rPr>
-        <w:t xml:space="preserve"> is not an approval or proof that its </w:t>
-      </w:r>
-      <w:r>
-        <w:rPr>
-          <w:b/>
-        </w:rPr>
-        <w:t>prerequisite</w:t>
-      </w:r>
-      <w:r>
-        <w:rPr>
-          <w:b w:val="0"/>
-        </w:rPr>
-        <w:t>s hold.</w:t>
+      <w:r>
+        <w:t>Keep the selected answer private until after a first attempt.</w:t>
       </w:r>
     </w:p>
     <w:p>
       <w:pPr>
-        <w:spacing w:line="336" w:lineRule="auto" w:after="180"/>
-      </w:pPr>
-      <w:r>
-        <w:rPr>
-          <w:b w:val="0"/>
-        </w:rPr>
-        <w:t xml:space="preserve">Exit: accept a concrete variation with its predicted outcome and a stated condition that would challenge the </w:t>
-      </w:r>
-      <w:r>
-        <w:rPr>
-          <w:b/>
-        </w:rPr>
-        <w:t>mechanism</w:t>
-      </w:r>
-      <w:r>
-        <w:rPr>
-          <w:b w:val="0"/>
-        </w:rPr>
-        <w:t xml:space="preserve">; reject a claim resting on unmeasured </w:t>
-      </w:r>
-      <w:r>
-        <w:rPr>
-          <w:b/>
-        </w:rPr>
-        <w:t>evidence</w:t>
-      </w:r>
-      <w:r>
-        <w:rPr>
-          <w:b w:val="0"/>
-        </w:rPr>
-        <w:t>.</w:t>
+        <w:pStyle w:val="Heading2"/>
+      </w:pPr>
+      <w:r>
+        <w:t>Selected independent task and checked answer</w:t>
       </w:r>
     </w:p>
     <w:p>
       <w:pPr>
-        <w:pStyle w:val="Heading3"/>
-      </w:pPr>
-      <w:r>
-        <w:t>W1 Explain the mechanism</w:t>
+        <w:spacing w:line="336" w:lineRule="auto" w:after="180"/>
+      </w:pPr>
+      <w:r>
+        <w:rPr>
+          <w:b w:val="0"/>
+        </w:rPr>
+        <w:t xml:space="preserve">Selected case: </w:t>
+      </w:r>
+      <w:r>
+        <w:rPr>
+          <w:b/>
+        </w:rPr>
+        <w:t>Plan</w:t>
+      </w:r>
+      <w:r>
+        <w:rPr>
+          <w:b w:val="0"/>
+        </w:rPr>
+        <w:t xml:space="preserve"> validates </w:t>
+      </w:r>
+      <w:r>
+        <w:rPr>
+          <w:b/>
+        </w:rPr>
+        <w:t>input</w:t>
+      </w:r>
+      <w:r>
+        <w:rPr>
+          <w:b w:val="0"/>
+        </w:rPr>
+        <w:t xml:space="preserve"> then sends a message before checking recipient approval. The task authorises drafting only. Locate violation.</w:t>
       </w:r>
     </w:p>
     <w:p>
       <w:pPr>
-        <w:pStyle w:val="Heading3"/>
-      </w:pPr>
-      <w:r>
-        <w:t>Workbook question · W1</w:t>
+        <w:spacing w:line="336" w:lineRule="auto" w:after="180"/>
+      </w:pPr>
+      <w:r>
+        <w:rPr>
+          <w:b w:val="0"/>
+        </w:rPr>
+        <w:t>Teacher ex</w:t>
+      </w:r>
+      <w:r>
+        <w:rPr>
+          <w:b/>
+        </w:rPr>
+        <w:t>plan</w:t>
+      </w:r>
+      <w:r>
+        <w:rPr>
+          <w:b w:val="0"/>
+        </w:rPr>
+        <w:t xml:space="preserve">ation: The send is unauthorised and must not execute; drafting scope cannot be extended by a </w:t>
+      </w:r>
+      <w:r>
+        <w:rPr>
+          <w:b/>
+        </w:rPr>
+        <w:t>plan</w:t>
+      </w:r>
+      <w:r>
+        <w:rPr>
+          <w:b w:val="0"/>
+        </w:rPr>
+        <w:t>.</w:t>
       </w:r>
     </w:p>
     <w:p>
       <w:pPr>
-        <w:spacing w:line="336" w:lineRule="auto" w:after="180"/>
-        <w:shd w:fill="F5F1FB"/>
-      </w:pPr>
-      <w:r>
-        <w:rPr>
-          <w:b w:val="0"/>
-        </w:rPr>
-        <w:t xml:space="preserve">Explain the weekly </w:t>
-      </w:r>
-      <w:r>
-        <w:rPr>
-          <w:b/>
-        </w:rPr>
-        <w:t>mechanism</w:t>
-      </w:r>
-      <w:r>
-        <w:rPr>
-          <w:b w:val="0"/>
-        </w:rPr>
-        <w:t xml:space="preserve"> in your own words. Use the worked scenario to name its </w:t>
-      </w:r>
-      <w:r>
-        <w:rPr>
-          <w:b/>
-        </w:rPr>
-        <w:t>input</w:t>
-      </w:r>
-      <w:r>
-        <w:rPr>
-          <w:b w:val="0"/>
-        </w:rPr>
-        <w:t xml:space="preserve">, decision rule and </w:t>
-      </w:r>
-      <w:r>
-        <w:rPr>
-          <w:b/>
-        </w:rPr>
-        <w:t>output</w:t>
-      </w:r>
-      <w:r>
-        <w:rPr>
-          <w:b w:val="0"/>
-        </w:rPr>
-        <w:t>.</w:t>
-      </w:r>
-    </w:p>
-    <w:p>
-      <w:pPr>
-        <w:pStyle w:val="Heading3"/>
-      </w:pPr>
-      <w:r>
-        <w:t>Teacher reasoning · W1</w:t>
-      </w:r>
-    </w:p>
-    <w:p>
-      <w:pPr>
-        <w:spacing w:line="336" w:lineRule="auto" w:after="180"/>
-        <w:shd w:fill="F1F6FC"/>
-      </w:pPr>
-      <w:r>
-        <w:rPr>
-          <w:b w:val="0"/>
-        </w:rPr>
-        <w:t>Teacher ex</w:t>
-      </w:r>
-      <w:r>
-        <w:rPr>
-          <w:b/>
-        </w:rPr>
-        <w:t>plan</w:t>
-      </w:r>
-      <w:r>
-        <w:rPr>
-          <w:b w:val="0"/>
-        </w:rPr>
-        <w:t xml:space="preserve">ation: </w:t>
-      </w:r>
-      <w:r>
-        <w:rPr>
-          <w:b/>
-        </w:rPr>
-        <w:t>Plan</w:t>
-      </w:r>
-      <w:r>
-        <w:rPr>
-          <w:b w:val="0"/>
-        </w:rPr>
-        <w:t xml:space="preserve">ning proposes steps; execution must still validate permissions and </w:t>
-      </w:r>
-      <w:r>
-        <w:rPr>
-          <w:b/>
-        </w:rPr>
-        <w:t>prerequisite</w:t>
-      </w:r>
-      <w:r>
-        <w:rPr>
-          <w:b w:val="0"/>
-        </w:rPr>
-        <w:t>s for each step. Re</w:t>
-      </w:r>
-      <w:r>
-        <w:rPr>
-          <w:b/>
-        </w:rPr>
-        <w:t>plan</w:t>
-      </w:r>
-      <w:r>
-        <w:rPr>
-          <w:b w:val="0"/>
-        </w:rPr>
-        <w:t>ning cannot invent authority.</w:t>
-      </w:r>
-    </w:p>
-    <w:p>
-      <w:pPr>
-        <w:spacing w:line="336" w:lineRule="auto" w:after="180"/>
-        <w:shd w:fill="F1F6FC"/>
-      </w:pPr>
-      <w:r>
-        <w:rPr>
-          <w:b w:val="0"/>
-        </w:rPr>
-        <w:t xml:space="preserve">For read-only reporting, allowed </w:t>
-      </w:r>
-      <w:r>
-        <w:rPr>
-          <w:b/>
-        </w:rPr>
-        <w:t>plan</w:t>
-      </w:r>
-      <w:r>
-        <w:rPr>
-          <w:b w:val="0"/>
-        </w:rPr>
-        <w:t xml:space="preserve"> is validate -&gt; retrieve -&gt; verify -&gt; answer. If retrieval lacks </w:t>
-      </w:r>
-      <w:r>
-        <w:rPr>
-          <w:b/>
-        </w:rPr>
-        <w:t>evidence</w:t>
-      </w:r>
-      <w:r>
-        <w:rPr>
-          <w:b w:val="0"/>
-        </w:rPr>
-        <w:t>, route to review. Reject write or send steps before they run.</w:t>
-      </w:r>
-    </w:p>
-    <w:p>
-      <w:pPr>
-        <w:pStyle w:val="Heading3"/>
-      </w:pPr>
-      <w:r>
-        <w:t>W2 Trace the worked case</w:t>
-      </w:r>
-    </w:p>
-    <w:p>
-      <w:pPr>
-        <w:pStyle w:val="Heading3"/>
-      </w:pPr>
-      <w:r>
-        <w:t>Workbook question · W2</w:t>
-      </w:r>
-    </w:p>
-    <w:p>
-      <w:pPr>
-        <w:spacing w:line="336" w:lineRule="auto" w:after="180"/>
-        <w:shd w:fill="F5F1FB"/>
-      </w:pPr>
-      <w:r>
-        <w:rPr>
-          <w:b w:val="0"/>
-        </w:rPr>
-        <w:t xml:space="preserve">Generated </w:t>
-      </w:r>
-      <w:r>
-        <w:rPr>
-          <w:b/>
-        </w:rPr>
-        <w:t>plan</w:t>
-      </w:r>
-      <w:r>
-        <w:rPr>
-          <w:b w:val="0"/>
-        </w:rPr>
-        <w:t xml:space="preserve"> retrieves a room, books it and then answers. It calls booking necessary for helpfulness. Show the intermediate steps and give the conclusion with its scope.</w:t>
-      </w:r>
-    </w:p>
-    <w:p>
-      <w:pPr>
-        <w:pStyle w:val="Heading3"/>
-      </w:pPr>
-      <w:r>
-        <w:t>Teacher reasoning · W2</w:t>
-      </w:r>
-    </w:p>
-    <w:p>
-      <w:pPr>
-        <w:spacing w:line="336" w:lineRule="auto" w:after="180"/>
-        <w:shd w:fill="F1F6FC"/>
-      </w:pPr>
-      <w:r>
-        <w:rPr>
-          <w:b w:val="0"/>
-        </w:rPr>
-        <w:t>Teacher ex</w:t>
-      </w:r>
-      <w:r>
-        <w:rPr>
-          <w:b/>
-        </w:rPr>
-        <w:t>plan</w:t>
-      </w:r>
-      <w:r>
-        <w:rPr>
-          <w:b w:val="0"/>
-        </w:rPr>
-        <w:t xml:space="preserve">ation: Booking is outside the task boundary. Execute only permitted reporting steps, with a fallback if </w:t>
-      </w:r>
-      <w:r>
-        <w:rPr>
-          <w:b/>
-        </w:rPr>
-        <w:t>evidence</w:t>
-      </w:r>
-      <w:r>
-        <w:rPr>
-          <w:b w:val="0"/>
-        </w:rPr>
-        <w:t xml:space="preserve"> is insufficient.</w:t>
-      </w:r>
-    </w:p>
-    <w:p>
-      <w:pPr>
-        <w:pStyle w:val="Heading3"/>
-      </w:pPr>
-      <w:r>
-        <w:t>W3 Audit the limit</w:t>
-      </w:r>
-    </w:p>
-    <w:p>
-      <w:pPr>
-        <w:pStyle w:val="Heading3"/>
-      </w:pPr>
-      <w:r>
-        <w:t>Workbook question · W3</w:t>
-      </w:r>
-    </w:p>
-    <w:p>
-      <w:pPr>
-        <w:spacing w:line="336" w:lineRule="auto" w:after="180"/>
-        <w:shd w:fill="F5F1FB"/>
-      </w:pPr>
-      <w:r>
-        <w:rPr>
-          <w:b w:val="0"/>
-        </w:rPr>
-        <w:t xml:space="preserve">A report omits this qualification: A plausible </w:t>
-      </w:r>
-      <w:r>
-        <w:rPr>
-          <w:b/>
-        </w:rPr>
-        <w:t>plan</w:t>
-      </w:r>
-      <w:r>
-        <w:rPr>
-          <w:b w:val="0"/>
-        </w:rPr>
-        <w:t xml:space="preserve"> is not an approval or proof that its </w:t>
-      </w:r>
-      <w:r>
-        <w:rPr>
-          <w:b/>
-        </w:rPr>
-        <w:t>prerequisite</w:t>
-      </w:r>
-      <w:r>
-        <w:rPr>
-          <w:b w:val="0"/>
-        </w:rPr>
-        <w:t>s hold. Explain how omitting it could change a reader's interpretation, and write an accurate replacement.</w:t>
-      </w:r>
-    </w:p>
-    <w:p>
-      <w:pPr>
-        <w:pStyle w:val="Heading3"/>
-      </w:pPr>
-      <w:r>
-        <w:t>Teacher reasoning · W3</w:t>
-      </w:r>
-    </w:p>
-    <w:p>
-      <w:pPr>
-        <w:spacing w:line="336" w:lineRule="auto" w:after="180"/>
-        <w:shd w:fill="F1F6FC"/>
-      </w:pPr>
-      <w:r>
-        <w:rPr>
-          <w:b w:val="0"/>
-        </w:rPr>
-        <w:t>Teacher ex</w:t>
-      </w:r>
-      <w:r>
-        <w:rPr>
-          <w:b/>
-        </w:rPr>
-        <w:t>plan</w:t>
-      </w:r>
-      <w:r>
-        <w:rPr>
-          <w:b w:val="0"/>
-        </w:rPr>
-        <w:t xml:space="preserve">ation: A plausible </w:t>
-      </w:r>
-      <w:r>
-        <w:rPr>
-          <w:b/>
-        </w:rPr>
-        <w:t>plan</w:t>
-      </w:r>
-      <w:r>
-        <w:rPr>
-          <w:b w:val="0"/>
-        </w:rPr>
-        <w:t xml:space="preserve"> is not an approval or proof that its </w:t>
-      </w:r>
-      <w:r>
-        <w:rPr>
-          <w:b/>
-        </w:rPr>
-        <w:t>prerequisite</w:t>
-      </w:r>
-      <w:r>
-        <w:rPr>
-          <w:b w:val="0"/>
-        </w:rPr>
-        <w:t>s hold.</w:t>
-      </w:r>
-    </w:p>
-    <w:p>
-      <w:pPr>
-        <w:spacing w:line="336" w:lineRule="auto" w:after="180"/>
-        <w:shd w:fill="F1F6FC"/>
-      </w:pPr>
-      <w:r>
-        <w:rPr>
-          <w:b w:val="0"/>
-        </w:rPr>
-        <w:t xml:space="preserve">State the observed result separately from the unverified or out-of-scope claim; preserve the original </w:t>
-      </w:r>
-      <w:r>
-        <w:rPr>
-          <w:b/>
-        </w:rPr>
-        <w:t>evidence</w:t>
-      </w:r>
-      <w:r>
-        <w:rPr>
-          <w:b w:val="0"/>
-        </w:rPr>
-        <w:t xml:space="preserve"> rather than inventing a missing fact.</w:t>
-      </w:r>
-    </w:p>
-    <w:p>
-      <w:pPr>
-        <w:pStyle w:val="Heading3"/>
-      </w:pPr>
-      <w:r>
-        <w:t>W4 Apply a new case independently</w:t>
-      </w:r>
-    </w:p>
-    <w:p>
-      <w:pPr>
-        <w:pStyle w:val="Heading3"/>
-      </w:pPr>
-      <w:r>
-        <w:t>Workbook question · W4</w:t>
-      </w:r>
-    </w:p>
-    <w:p>
-      <w:pPr>
-        <w:spacing w:line="336" w:lineRule="auto" w:after="180"/>
-        <w:shd w:fill="F5F1FB"/>
-      </w:pPr>
-      <w:r>
-        <w:rPr>
-          <w:b/>
-        </w:rPr>
-        <w:t>Plan</w:t>
-      </w:r>
-      <w:r>
-        <w:rPr>
-          <w:b w:val="0"/>
-        </w:rPr>
-        <w:t xml:space="preserve"> validates </w:t>
-      </w:r>
-      <w:r>
-        <w:rPr>
-          <w:b/>
-        </w:rPr>
-        <w:t>input</w:t>
-      </w:r>
-      <w:r>
-        <w:rPr>
-          <w:b w:val="0"/>
-        </w:rPr>
-        <w:t xml:space="preserve"> then sends a message before checking recipient approval. The task authorises drafting only. Locate violation.</w:t>
-      </w:r>
-    </w:p>
-    <w:p>
-      <w:pPr>
-        <w:pStyle w:val="Heading3"/>
-      </w:pPr>
-      <w:r>
-        <w:t>Teacher reasoning · W4</w:t>
-      </w:r>
-    </w:p>
-    <w:p>
-      <w:pPr>
-        <w:spacing w:line="336" w:lineRule="auto" w:after="180"/>
-        <w:shd w:fill="F1F6FC"/>
-      </w:pPr>
-      <w:r>
-        <w:rPr>
-          <w:b w:val="0"/>
-        </w:rPr>
-        <w:t>Teacher ex</w:t>
-      </w:r>
-      <w:r>
-        <w:rPr>
-          <w:b/>
-        </w:rPr>
-        <w:t>plan</w:t>
-      </w:r>
-      <w:r>
-        <w:rPr>
-          <w:b w:val="0"/>
-        </w:rPr>
-        <w:t xml:space="preserve">ation: The send is unauthorised and must not execute; drafting scope cannot be extended by a </w:t>
-      </w:r>
-      <w:r>
-        <w:rPr>
-          <w:b/>
-        </w:rPr>
-        <w:t>plan</w:t>
-      </w:r>
-      <w:r>
-        <w:rPr>
-          <w:b w:val="0"/>
-        </w:rPr>
-        <w:t>.</w:t>
-      </w:r>
-    </w:p>
-    <w:p>
-      <w:pPr>
-        <w:pStyle w:val="Heading3"/>
-      </w:pPr>
-      <w:r>
-        <w:t>W5 Design a revealing follow-up</w:t>
-      </w:r>
-    </w:p>
-    <w:p>
-      <w:pPr>
-        <w:pStyle w:val="Heading3"/>
-      </w:pPr>
-      <w:r>
-        <w:t>Workbook question · W5</w:t>
-      </w:r>
-    </w:p>
-    <w:p>
-      <w:pPr>
-        <w:spacing w:line="336" w:lineRule="auto" w:after="180"/>
-        <w:shd w:fill="F5F1FB"/>
-      </w:pPr>
-      <w:r>
-        <w:rPr>
-          <w:b w:val="0"/>
-        </w:rPr>
-        <w:t>For the worked scenario, propose one additional case that could reveal a failure, describe its expected outcome before running it, and explain what would need to remain fixed for a fair comparison.</w:t>
-      </w:r>
-    </w:p>
-    <w:p>
-      <w:pPr>
-        <w:spacing w:line="336" w:lineRule="auto" w:after="180"/>
-        <w:shd w:fill="F5F1FB"/>
-      </w:pPr>
-      <w:r>
-        <w:rPr>
-          <w:b w:val="0"/>
-        </w:rPr>
-        <w:t>Do not reuse W4 as a new final test after receiving feedback.</w:t>
-      </w:r>
-    </w:p>
-    <w:p>
-      <w:pPr>
-        <w:pStyle w:val="Heading3"/>
-      </w:pPr>
-      <w:r>
-        <w:t>Teacher reasoning · W5</w:t>
-      </w:r>
-    </w:p>
-    <w:p>
-      <w:pPr>
-        <w:spacing w:line="336" w:lineRule="auto" w:after="180"/>
-        <w:shd w:fill="F1F6FC"/>
-      </w:pPr>
-      <w:r>
-        <w:rPr>
-          <w:b w:val="0"/>
-        </w:rPr>
-        <w:t>Teacher ex</w:t>
-      </w:r>
-      <w:r>
-        <w:rPr>
-          <w:b/>
-        </w:rPr>
-        <w:t>plan</w:t>
-      </w:r>
-      <w:r>
-        <w:rPr>
-          <w:b w:val="0"/>
-        </w:rPr>
-        <w:t xml:space="preserve">ation: Accept a concrete variant of the worked </w:t>
-      </w:r>
-      <w:r>
-        <w:rPr>
-          <w:b/>
-        </w:rPr>
-        <w:t>input</w:t>
-      </w:r>
-      <w:r>
-        <w:rPr>
-          <w:b w:val="0"/>
-        </w:rPr>
-        <w:t xml:space="preserve"> or a missing/conflicting/boundary condition, with an expectation derived from the declared procedure.</w:t>
-      </w:r>
-    </w:p>
-    <w:p>
-      <w:pPr>
-        <w:spacing w:line="336" w:lineRule="auto" w:after="180"/>
-        <w:shd w:fill="F1F6FC"/>
-      </w:pPr>
-      <w:r>
-        <w:rPr>
-          <w:b w:val="0"/>
-        </w:rPr>
-        <w:t xml:space="preserve">Require preserved settings, original </w:t>
-      </w:r>
-      <w:r>
-        <w:rPr>
-          <w:b/>
-        </w:rPr>
-        <w:t>output</w:t>
-      </w:r>
-      <w:r>
-        <w:rPr>
-          <w:b w:val="0"/>
-        </w:rPr>
-        <w:t xml:space="preserve">s and data roles. A plausible </w:t>
-      </w:r>
-      <w:r>
-        <w:rPr>
-          <w:b/>
-        </w:rPr>
-        <w:t>plan</w:t>
-      </w:r>
-      <w:r>
-        <w:rPr>
-          <w:b w:val="0"/>
-        </w:rPr>
-        <w:t xml:space="preserve"> is not an approval or proof that its </w:t>
-      </w:r>
-      <w:r>
-        <w:rPr>
-          <w:b/>
-        </w:rPr>
-        <w:t>prerequisite</w:t>
-      </w:r>
-      <w:r>
-        <w:rPr>
-          <w:b w:val="0"/>
-        </w:rPr>
-        <w:t>s hold.</w:t>
-      </w:r>
-    </w:p>
-    <w:p>
-      <w:pPr>
-        <w:spacing w:line="336" w:lineRule="auto" w:after="180"/>
-        <w:shd w:fill="F1F6FC"/>
-      </w:pPr>
-      <w:r>
-        <w:rPr>
-          <w:b w:val="0"/>
-        </w:rPr>
-        <w:t xml:space="preserve">The new case should test this particular </w:t>
-      </w:r>
-      <w:r>
-        <w:rPr>
-          <w:b/>
-        </w:rPr>
-        <w:t>mechanism</w:t>
-      </w:r>
-      <w:r>
-        <w:rPr>
-          <w:b w:val="0"/>
-        </w:rPr>
-        <w:t xml:space="preserve"> rather than merely restate the original result.</w:t>
-      </w:r>
-    </w:p>
-    <w:p>
-      <w:pPr>
-        <w:pStyle w:val="Heading3"/>
-      </w:pPr>
-      <w:r>
-        <w:t>Independent assessment and fresh retry</w:t>
-      </w:r>
-    </w:p>
-    <w:p>
-      <w:pPr>
-        <w:pStyle w:val="Heading3"/>
-      </w:pPr>
-      <w:r>
-        <w:t>Teacher key · Independent assessment and fresh retry</w:t>
-      </w:r>
-    </w:p>
-    <w:p>
-      <w:pPr>
-        <w:spacing w:line="336" w:lineRule="auto" w:after="180"/>
-        <w:shd w:fill="F1F6FC"/>
-      </w:pPr>
-      <w:r>
-        <w:rPr>
-          <w:b w:val="0"/>
-        </w:rPr>
-        <w:t xml:space="preserve">W4: The send is unauthorised and must not execute; drafting scope cannot be extended by a </w:t>
-      </w:r>
-      <w:r>
-        <w:rPr>
-          <w:b/>
-        </w:rPr>
-        <w:t>plan</w:t>
-      </w:r>
-      <w:r>
-        <w:rPr>
-          <w:b w:val="0"/>
-        </w:rPr>
-        <w:t xml:space="preserve">. Require intermediate reasoning and the stated scope. Fresh retry: Read-only </w:t>
-      </w:r>
-      <w:r>
-        <w:rPr>
-          <w:b/>
-        </w:rPr>
-        <w:t>plan</w:t>
-      </w:r>
-      <w:r>
-        <w:rPr>
-          <w:b w:val="0"/>
-        </w:rPr>
-        <w:t xml:space="preserve"> adds delete-stale-source before retrieval.</w:t>
-      </w:r>
-    </w:p>
-    <w:p>
-      <w:pPr>
-        <w:spacing w:line="336" w:lineRule="auto" w:after="180"/>
-        <w:shd w:fill="F1F6FC"/>
-      </w:pPr>
-      <w:r>
-        <w:rPr>
-          <w:b w:val="0"/>
-        </w:rPr>
-        <w:t xml:space="preserve">Expected reasoning: Deletion lacks permission. Stale </w:t>
-      </w:r>
-      <w:r>
-        <w:rPr>
-          <w:b/>
-        </w:rPr>
-        <w:t>evidence</w:t>
-      </w:r>
-      <w:r>
-        <w:rPr>
-          <w:b w:val="0"/>
-        </w:rPr>
-        <w:t xml:space="preserve"> requires review/refresh through an authorised </w:t>
-      </w:r>
-      <w:r>
-        <w:rPr>
-          <w:b/>
-        </w:rPr>
-        <w:t>process</w:t>
-      </w:r>
-      <w:r>
-        <w:rPr>
-          <w:b w:val="0"/>
-        </w:rPr>
-        <w:t>, not agent-granted deletion.</w:t>
-      </w:r>
-    </w:p>
-    <w:p>
-      <w:pPr>
-        <w:spacing w:line="336" w:lineRule="auto" w:after="180"/>
-        <w:shd w:fill="F1F6FC"/>
-      </w:pPr>
-      <w:r>
-        <w:rPr>
-          <w:b w:val="0"/>
-        </w:rPr>
-        <w:t>If students need support, record it and reassess with another new case rather than awarding independence to a copied answer.</w:t>
-      </w:r>
-    </w:p>
-    <w:p>
-      <w:pPr>
-        <w:pStyle w:val="Heading3"/>
-      </w:pPr>
-      <w:r>
-        <w:t>Assess independent transfer</w:t>
-      </w:r>
-    </w:p>
-    <w:p>
-      <w:pPr>
-        <w:pStyle w:val="Heading3"/>
-      </w:pPr>
-      <w:r>
-        <w:t>Independent question · withhold the key</w:t>
-      </w:r>
-    </w:p>
-    <w:p>
-      <w:pPr>
-        <w:spacing w:line="336" w:lineRule="auto" w:after="180"/>
-        <w:shd w:fill="F5F1FB"/>
-      </w:pPr>
-      <w:r>
-        <w:rPr>
-          <w:b w:val="0"/>
-        </w:rPr>
-        <w:t xml:space="preserve">Selected case: </w:t>
-      </w:r>
-      <w:r>
-        <w:rPr>
-          <w:b/>
-        </w:rPr>
-        <w:t>Plan</w:t>
-      </w:r>
-      <w:r>
-        <w:rPr>
-          <w:b w:val="0"/>
-        </w:rPr>
-        <w:t xml:space="preserve"> validates </w:t>
-      </w:r>
-      <w:r>
-        <w:rPr>
-          <w:b/>
-        </w:rPr>
-        <w:t>input</w:t>
-      </w:r>
-      <w:r>
-        <w:rPr>
-          <w:b w:val="0"/>
-        </w:rPr>
-        <w:t xml:space="preserve"> then sends a message before checking recipient approval. The task authorises drafting only. Locate violation.</w:t>
-      </w:r>
-    </w:p>
-    <w:p>
-      <w:pPr>
-        <w:pStyle w:val="Heading3"/>
-      </w:pPr>
-      <w:r>
-        <w:t>Selected case answer</w:t>
-      </w:r>
-    </w:p>
-    <w:p>
-      <w:pPr>
-        <w:pStyle w:val="Heading3"/>
-      </w:pPr>
-      <w:r>
-        <w:t>Teacher key · Selected case answer</w:t>
-      </w:r>
-    </w:p>
-    <w:p>
-      <w:pPr>
-        <w:spacing w:line="336" w:lineRule="auto" w:after="180"/>
-        <w:shd w:fill="F1F6FC"/>
-      </w:pPr>
-      <w:r>
-        <w:rPr>
-          <w:b w:val="0"/>
-        </w:rPr>
-        <w:t>Teacher ex</w:t>
-      </w:r>
-      <w:r>
-        <w:rPr>
-          <w:b/>
-        </w:rPr>
-        <w:t>plan</w:t>
-      </w:r>
-      <w:r>
-        <w:rPr>
-          <w:b w:val="0"/>
-        </w:rPr>
-        <w:t xml:space="preserve">ation: The send is unauthorised and must not execute; drafting scope cannot be extended by a </w:t>
-      </w:r>
-      <w:r>
-        <w:rPr>
-          <w:b/>
-        </w:rPr>
-        <w:t>plan</w:t>
-      </w:r>
-      <w:r>
-        <w:rPr>
-          <w:b w:val="0"/>
-        </w:rPr>
-        <w:t>.</w:t>
+        <w:pStyle w:val="Heading2"/>
+      </w:pPr>
+      <w:r>
+        <w:t>Judge explanation,trace and limits</w:t>
       </w:r>
     </w:p>
     <w:tbl>
@@ -4134,54 +4088,55 @@
     </w:tbl>
     <w:p>
       <w:pPr>
-        <w:pStyle w:val="Heading3"/>
-      </w:pPr>
-      <w:r>
-        <w:t>Teacher key · Selected case answer</w:t>
+        <w:spacing w:line="336" w:lineRule="auto" w:after="180"/>
+      </w:pPr>
+      <w:r>
+        <w:rPr>
+          <w:b w:val="0"/>
+        </w:rPr>
+        <w:t>Record each dimension as not yet, with support, or independent. Accept a valid alternative procedure with a defensible trace.</w:t>
       </w:r>
     </w:p>
     <w:p>
       <w:pPr>
         <w:spacing w:line="336" w:lineRule="auto" w:after="180"/>
-        <w:shd w:fill="F1F6FC"/>
-      </w:pPr>
-      <w:r>
-        <w:rPr>
-          <w:b w:val="0"/>
-        </w:rPr>
-        <w:t>Record each dimension as not yet, with support, or independent. Accept a valid alternative procedure with a defensible trace.</w:t>
+      </w:pPr>
+      <w:r>
+        <w:rPr>
+          <w:b w:val="0"/>
+        </w:rPr>
+        <w:t xml:space="preserve">Do not penalise an honestly recorded model failure if the learner correctly explains its </w:t>
+      </w:r>
+      <w:r>
+        <w:rPr>
+          <w:b/>
+        </w:rPr>
+        <w:t>evidence</w:t>
+      </w:r>
+      <w:r>
+        <w:rPr>
+          <w:b w:val="0"/>
+        </w:rPr>
+        <w:t xml:space="preserve"> and limits.</w:t>
       </w:r>
     </w:p>
     <w:p>
       <w:pPr>
-        <w:spacing w:line="336" w:lineRule="auto" w:after="180"/>
-        <w:shd w:fill="F1F6FC"/>
-      </w:pPr>
-      <w:r>
-        <w:rPr>
-          <w:b w:val="0"/>
-        </w:rPr>
-        <w:t xml:space="preserve">Do not penalise an honestly recorded model failure if the learner correctly explains its </w:t>
-      </w:r>
-      <w:r>
-        <w:rPr>
-          <w:b/>
-        </w:rPr>
-        <w:t>evidence</w:t>
-      </w:r>
-      <w:r>
-        <w:rPr>
-          <w:b w:val="0"/>
-        </w:rPr>
-        <w:t xml:space="preserve"> and limits.</w:t>
+        <w:pStyle w:val="Heading2"/>
+      </w:pPr>
+      <w:r>
+        <w:t>Give one usable repair</w:t>
       </w:r>
     </w:p>
     <w:p>
       <w:pPr>
-        <w:pStyle w:val="Heading3"/>
-      </w:pPr>
-      <w:r>
-        <w:t>Feedback that the learner uses</w:t>
+        <w:spacing w:line="336" w:lineRule="auto" w:after="180"/>
+      </w:pPr>
+      <w:r>
+        <w:rPr>
+          <w:b w:val="0"/>
+        </w:rPr>
+        <w:t>Name the earliest unsupported step and give one action to repair it. Have the learner make that repair now and explain why. Then assess the relevant skill on a fresh, fully specified case.</w:t>
       </w:r>
     </w:p>
     <w:p>
@@ -4192,31 +4147,121 @@
         <w:rPr>
           <w:b w:val="0"/>
         </w:rPr>
-        <w:t>Name the earliest unsupported step and give one action to repair it. Have the learner make that repair now and explain why. Then assess the relevant skill on a fresh, fully specified case.</w:t>
+        <w:t>Confirm it was not previously practised with feedback; solve and check the new case before assigning it. A follow-up design prompt is a starting brief, not automatically an equivalent test.</w:t>
       </w:r>
     </w:p>
     <w:p>
       <w:pPr>
-        <w:spacing w:line="336" w:lineRule="auto" w:after="180"/>
-      </w:pPr>
-      <w:r>
-        <w:rPr>
-          <w:b w:val="0"/>
-        </w:rPr>
-        <w:t>Confirm it was not previously practised with feedback; solve and check the new case before assigning it. A follow-up design prompt is a starting brief, not automatically an equivalent test.</w:t>
+        <w:pStyle w:val="Heading2"/>
+      </w:pPr>
+      <w:r>
+        <w:t>W1 Explain the mechanism</w:t>
       </w:r>
     </w:p>
     <w:p>
       <w:pPr>
-        <w:pStyle w:val="Heading1"/>
-      </w:pPr>
-      <w:r>
-        <w:t>06. Connect the project, support and next lesson</w:t>
+        <w:spacing w:line="336" w:lineRule="auto" w:after="180"/>
+      </w:pPr>
+      <w:r>
+        <w:rPr>
+          <w:b w:val="0"/>
+        </w:rPr>
+        <w:t xml:space="preserve">Explain the weekly </w:t>
+      </w:r>
+      <w:r>
+        <w:rPr>
+          <w:b/>
+        </w:rPr>
+        <w:t>mechanism</w:t>
+      </w:r>
+      <w:r>
+        <w:rPr>
+          <w:b w:val="0"/>
+        </w:rPr>
+        <w:t xml:space="preserve"> in your own words. Use the worked scenario to name its </w:t>
+      </w:r>
+      <w:r>
+        <w:rPr>
+          <w:b/>
+        </w:rPr>
+        <w:t>input</w:t>
+      </w:r>
+      <w:r>
+        <w:rPr>
+          <w:b w:val="0"/>
+        </w:rPr>
+        <w:t xml:space="preserve">, decision rule and </w:t>
+      </w:r>
+      <w:r>
+        <w:rPr>
+          <w:b/>
+        </w:rPr>
+        <w:t>output</w:t>
+      </w:r>
+      <w:r>
+        <w:rPr>
+          <w:b w:val="0"/>
+        </w:rPr>
+        <w:t>.</w:t>
       </w:r>
     </w:p>
     <w:p>
-      <w:r>
-        <w:t>Connect Planning and action selection to Grounded Learning Service, adapt support and plan a later changed-case check.</w:t>
+      <w:pPr>
+        <w:spacing w:line="336" w:lineRule="auto" w:after="180"/>
+      </w:pPr>
+      <w:r>
+        <w:rPr>
+          <w:b w:val="0"/>
+        </w:rPr>
+        <w:t>Teacher ex</w:t>
+      </w:r>
+      <w:r>
+        <w:rPr>
+          <w:b/>
+        </w:rPr>
+        <w:t>plan</w:t>
+      </w:r>
+      <w:r>
+        <w:rPr>
+          <w:b w:val="0"/>
+        </w:rPr>
+        <w:t xml:space="preserve">ation: </w:t>
+      </w:r>
+      <w:r>
+        <w:rPr>
+          <w:b/>
+        </w:rPr>
+        <w:t>Plan</w:t>
+      </w:r>
+      <w:r>
+        <w:rPr>
+          <w:b w:val="0"/>
+        </w:rPr>
+        <w:t xml:space="preserve">ning proposes steps; execution must still validate permissions and </w:t>
+      </w:r>
+      <w:r>
+        <w:rPr>
+          <w:b/>
+        </w:rPr>
+        <w:t>prerequisite</w:t>
+      </w:r>
+      <w:r>
+        <w:rPr>
+          <w:b w:val="0"/>
+        </w:rPr>
+        <w:t>s for each step. Re</w:t>
+      </w:r>
+      <w:r>
+        <w:rPr>
+          <w:b/>
+        </w:rPr>
+        <w:t>plan</w:t>
+      </w:r>
+      <w:r>
+        <w:rPr>
+          <w:b w:val="0"/>
+        </w:rPr>
+        <w:t>ning cannot invent authority.</w:t>
       </w:r>
     </w:p>
     <w:p>
@@ -4227,7 +4272,7 @@
         <w:rPr>
           <w:b w:val="0"/>
         </w:rPr>
-        <w:t xml:space="preserve">Add a labelled </w:t>
+        <w:t xml:space="preserve">For read-only reporting, allowed </w:t>
       </w:r>
       <w:r>
         <w:rPr>
@@ -4239,102 +4284,27 @@
         <w:rPr>
           <w:b w:val="0"/>
         </w:rPr>
-        <w:t xml:space="preserve">ning and </w:t>
+        <w:t xml:space="preserve"> is validate -&gt; retrieve -&gt; verify -&gt; answer. If retrieval lacks </w:t>
       </w:r>
       <w:r>
         <w:rPr>
           <w:b/>
         </w:rPr>
-        <w:t>action selection</w:t>
-      </w:r>
-      <w:r>
-        <w:rPr>
-          <w:b w:val="0"/>
-        </w:rPr>
-        <w:t xml:space="preserve"> </w:t>
-      </w:r>
-      <w:r>
-        <w:rPr>
-          <w:b/>
-        </w:rPr>
         <w:t>evidence</w:t>
       </w:r>
       <w:r>
         <w:rPr>
           <w:b w:val="0"/>
         </w:rPr>
-        <w:t xml:space="preserve"> sheet to Grounded Learning Service. Show how you can explain the </w:t>
-      </w:r>
-      <w:r>
-        <w:rPr>
-          <w:b/>
-        </w:rPr>
-        <w:t>mechanism</w:t>
-      </w:r>
-      <w:r>
-        <w:rPr>
-          <w:b w:val="0"/>
-        </w:rPr>
-        <w:t xml:space="preserve"> and terminology of </w:t>
-      </w:r>
-      <w:r>
-        <w:rPr>
-          <w:b/>
-        </w:rPr>
-        <w:t>plan</w:t>
-      </w:r>
-      <w:r>
-        <w:rPr>
-          <w:b w:val="0"/>
-        </w:rPr>
-        <w:t xml:space="preserve">ning and </w:t>
-      </w:r>
-      <w:r>
-        <w:rPr>
-          <w:b/>
-        </w:rPr>
-        <w:t>action selection</w:t>
-      </w:r>
-      <w:r>
-        <w:rPr>
-          <w:b w:val="0"/>
-        </w:rPr>
-        <w:t>.</w:t>
+        <w:t>, route to review. Reject write or send steps before they run.</w:t>
       </w:r>
     </w:p>
     <w:p>
       <w:pPr>
-        <w:spacing w:line="336" w:lineRule="auto" w:after="180"/>
-      </w:pPr>
-      <w:r>
-        <w:rPr>
-          <w:b w:val="0"/>
-        </w:rPr>
-        <w:t xml:space="preserve">Use the supplied fictional case and keep its </w:t>
-      </w:r>
-      <w:r>
-        <w:rPr>
-          <w:b/>
-        </w:rPr>
-        <w:t>input</w:t>
-      </w:r>
-      <w:r>
-        <w:rPr>
-          <w:b w:val="0"/>
-        </w:rPr>
-        <w:t xml:space="preserve">s, intermediate steps, calculation or </w:t>
-      </w:r>
-      <w:r>
-        <w:rPr>
-          <w:b/>
-        </w:rPr>
-        <w:t>prediction</w:t>
-      </w:r>
-      <w:r>
-        <w:rPr>
-          <w:b w:val="0"/>
-        </w:rPr>
-        <w:t>, and limitation. Connect this record to last week’s record; a matching answer without a trace is insufficient.</w:t>
+        <w:pStyle w:val="Heading2"/>
+      </w:pPr>
+      <w:r>
+        <w:t>W2 Trace the worked case</w:t>
       </w:r>
     </w:p>
     <w:p>
@@ -4345,19 +4315,19 @@
         <w:rPr>
           <w:b w:val="0"/>
         </w:rPr>
-        <w:t xml:space="preserve">Provide an </w:t>
+        <w:t xml:space="preserve">Generated </w:t>
       </w:r>
       <w:r>
         <w:rPr>
           <w:b/>
         </w:rPr>
-        <w:t>input</w:t>
-      </w:r>
-      <w:r>
-        <w:rPr>
-          <w:b w:val="0"/>
-        </w:rPr>
-        <w:t>/procedure/result/limit frame and a calculator when needed. Ask students to identify the first step before completing the whole trace.</w:t>
+        <w:t>plan</w:t>
+      </w:r>
+      <w:r>
+        <w:rPr>
+          <w:b w:val="0"/>
+        </w:rPr>
+        <w:t xml:space="preserve"> retrieves a room, books it and then answers. It calls booking necessary for helpfulness. Show the intermediate steps and give the conclusion with its scope.</w:t>
       </w:r>
     </w:p>
     <w:p>
@@ -4368,42 +4338,39 @@
         <w:rPr>
           <w:b w:val="0"/>
         </w:rPr>
-        <w:t xml:space="preserve">Extension: compare two concrete variants of this </w:t>
+        <w:t>Teacher ex</w:t>
       </w:r>
       <w:r>
         <w:rPr>
           <w:b/>
         </w:rPr>
-        <w:t>mechanism</w:t>
-      </w:r>
-      <w:r>
-        <w:rPr>
-          <w:b w:val="0"/>
-        </w:rPr>
-        <w:t xml:space="preserve"> while holding unrelated conditions fixed; report both successful and unsuccessful outcomes.</w:t>
+        <w:t>plan</w:t>
+      </w:r>
+      <w:r>
+        <w:rPr>
+          <w:b w:val="0"/>
+        </w:rPr>
+        <w:t xml:space="preserve">ation: Booking is outside the task boundary. Execute only permitted reporting steps, with a fallback if </w:t>
+      </w:r>
+      <w:r>
+        <w:rPr>
+          <w:b/>
+        </w:rPr>
+        <w:t>evidence</w:t>
+      </w:r>
+      <w:r>
+        <w:rPr>
+          <w:b w:val="0"/>
+        </w:rPr>
+        <w:t xml:space="preserve"> is insufficient.</w:t>
       </w:r>
     </w:p>
     <w:p>
       <w:pPr>
-        <w:spacing w:line="336" w:lineRule="auto" w:after="180"/>
-      </w:pPr>
-      <w:r>
-        <w:rPr>
-          <w:b w:val="0"/>
-        </w:rPr>
-        <w:t xml:space="preserve">Next connection: Approval gates and idempotency. Preserve the current case record and retrieve its </w:t>
-      </w:r>
-      <w:r>
-        <w:rPr>
-          <w:b/>
-        </w:rPr>
-        <w:t>evidence</w:t>
-      </w:r>
-      <w:r>
-        <w:rPr>
-          <w:b w:val="0"/>
-        </w:rPr>
-        <w:t xml:space="preserve"> boundary before moving on.</w:t>
+        <w:pStyle w:val="Heading2"/>
+      </w:pPr>
+      <w:r>
+        <w:t>W3 Audit the limit</w:t>
       </w:r>
     </w:p>
     <w:p>
@@ -4414,27 +4381,813 @@
         <w:rPr>
           <w:b w:val="0"/>
         </w:rPr>
-        <w:t xml:space="preserve">Retain the project ledger and assess a changed case after support. Check the relevant </w:t>
+        <w:t xml:space="preserve">A report omits this qualification: A plausible </w:t>
       </w:r>
       <w:r>
         <w:rPr>
           <w:b/>
         </w:rPr>
+        <w:t>plan</w:t>
+      </w:r>
+      <w:r>
+        <w:rPr>
+          <w:b w:val="0"/>
+        </w:rPr>
+        <w:t xml:space="preserve"> is not an approval or proof that its </w:t>
+      </w:r>
+      <w:r>
+        <w:rPr>
+          <w:b/>
+        </w:rPr>
         <w:t>prerequisite</w:t>
       </w:r>
       <w:r>
         <w:rPr>
           <w:b w:val="0"/>
         </w:rPr>
-        <w:t xml:space="preserve"> before carrying this component forward.</w:t>
+        <w:t>s hold. Explain how omitting it could change a reader's interpretation, and write an accurate replacement.</w:t>
       </w:r>
     </w:p>
     <w:p>
       <w:pPr>
+        <w:spacing w:line="336" w:lineRule="auto" w:after="180"/>
+      </w:pPr>
+      <w:r>
+        <w:rPr>
+          <w:b w:val="0"/>
+        </w:rPr>
+        <w:t>Teacher ex</w:t>
+      </w:r>
+      <w:r>
+        <w:rPr>
+          <w:b/>
+        </w:rPr>
+        <w:t>plan</w:t>
+      </w:r>
+      <w:r>
+        <w:rPr>
+          <w:b w:val="0"/>
+        </w:rPr>
+        <w:t xml:space="preserve">ation: A plausible </w:t>
+      </w:r>
+      <w:r>
+        <w:rPr>
+          <w:b/>
+        </w:rPr>
+        <w:t>plan</w:t>
+      </w:r>
+      <w:r>
+        <w:rPr>
+          <w:b w:val="0"/>
+        </w:rPr>
+        <w:t xml:space="preserve"> is not an approval or proof that its </w:t>
+      </w:r>
+      <w:r>
+        <w:rPr>
+          <w:b/>
+        </w:rPr>
+        <w:t>prerequisite</w:t>
+      </w:r>
+      <w:r>
+        <w:rPr>
+          <w:b w:val="0"/>
+        </w:rPr>
+        <w:t>s hold.</w:t>
+      </w:r>
+    </w:p>
+    <w:p>
+      <w:pPr>
+        <w:spacing w:line="336" w:lineRule="auto" w:after="180"/>
+      </w:pPr>
+      <w:r>
+        <w:rPr>
+          <w:b w:val="0"/>
+        </w:rPr>
+        <w:t xml:space="preserve">State the observed result separately from the unverified or out-of-scope claim; preserve the original </w:t>
+      </w:r>
+      <w:r>
+        <w:rPr>
+          <w:b/>
+        </w:rPr>
+        <w:t>evidence</w:t>
+      </w:r>
+      <w:r>
+        <w:rPr>
+          <w:b w:val="0"/>
+        </w:rPr>
+        <w:t xml:space="preserve"> rather than inventing a missing fact.</w:t>
+      </w:r>
+    </w:p>
+    <w:p>
+      <w:pPr>
+        <w:pStyle w:val="Heading2"/>
+      </w:pPr>
+      <w:r>
+        <w:t>W5 Design a revealing follow-up</w:t>
+      </w:r>
+    </w:p>
+    <w:p>
+      <w:pPr>
+        <w:spacing w:line="336" w:lineRule="auto" w:after="180"/>
+      </w:pPr>
+      <w:r>
+        <w:rPr>
+          <w:b w:val="0"/>
+        </w:rPr>
+        <w:t>For the worked scenario, propose one additional case that could reveal a failure, describe its expected outcome before running it, and explain what would need to remain fixed for a fair comparison.</w:t>
+      </w:r>
+    </w:p>
+    <w:p>
+      <w:pPr>
+        <w:spacing w:line="336" w:lineRule="auto" w:after="180"/>
+      </w:pPr>
+      <w:r>
+        <w:rPr>
+          <w:b w:val="0"/>
+        </w:rPr>
+        <w:t>Do not reuse W4 as a new final test after receiving feedback.</w:t>
+      </w:r>
+    </w:p>
+    <w:p>
+      <w:pPr>
+        <w:spacing w:line="336" w:lineRule="auto" w:after="180"/>
+      </w:pPr>
+      <w:r>
+        <w:rPr>
+          <w:b w:val="0"/>
+        </w:rPr>
+        <w:t>Teacher ex</w:t>
+      </w:r>
+      <w:r>
+        <w:rPr>
+          <w:b/>
+        </w:rPr>
+        <w:t>plan</w:t>
+      </w:r>
+      <w:r>
+        <w:rPr>
+          <w:b w:val="0"/>
+        </w:rPr>
+        <w:t xml:space="preserve">ation: Accept a concrete variant of the worked </w:t>
+      </w:r>
+      <w:r>
+        <w:rPr>
+          <w:b/>
+        </w:rPr>
+        <w:t>input</w:t>
+      </w:r>
+      <w:r>
+        <w:rPr>
+          <w:b w:val="0"/>
+        </w:rPr>
+        <w:t xml:space="preserve"> or a missing/conflicting/boundary condition, with an expectation derived from the declared procedure.</w:t>
+      </w:r>
+    </w:p>
+    <w:p>
+      <w:pPr>
+        <w:spacing w:line="336" w:lineRule="auto" w:after="180"/>
+      </w:pPr>
+      <w:r>
+        <w:rPr>
+          <w:b w:val="0"/>
+        </w:rPr>
+        <w:t xml:space="preserve">Require preserved settings, original </w:t>
+      </w:r>
+      <w:r>
+        <w:rPr>
+          <w:b/>
+        </w:rPr>
+        <w:t>output</w:t>
+      </w:r>
+      <w:r>
+        <w:rPr>
+          <w:b w:val="0"/>
+        </w:rPr>
+        <w:t xml:space="preserve">s and data roles. A plausible </w:t>
+      </w:r>
+      <w:r>
+        <w:rPr>
+          <w:b/>
+        </w:rPr>
+        <w:t>plan</w:t>
+      </w:r>
+      <w:r>
+        <w:rPr>
+          <w:b w:val="0"/>
+        </w:rPr>
+        <w:t xml:space="preserve"> is not an approval or proof that its </w:t>
+      </w:r>
+      <w:r>
+        <w:rPr>
+          <w:b/>
+        </w:rPr>
+        <w:t>prerequisite</w:t>
+      </w:r>
+      <w:r>
+        <w:rPr>
+          <w:b w:val="0"/>
+        </w:rPr>
+        <w:t>s hold.</w:t>
+      </w:r>
+    </w:p>
+    <w:p>
+      <w:pPr>
+        <w:spacing w:line="336" w:lineRule="auto" w:after="180"/>
+      </w:pPr>
+      <w:r>
+        <w:rPr>
+          <w:b w:val="0"/>
+        </w:rPr>
+        <w:t xml:space="preserve">The new case should test this particular </w:t>
+      </w:r>
+      <w:r>
+        <w:rPr>
+          <w:b/>
+        </w:rPr>
+        <w:t>mechanism</w:t>
+      </w:r>
+      <w:r>
+        <w:rPr>
+          <w:b w:val="0"/>
+        </w:rPr>
+        <w:t xml:space="preserve"> rather than merely restate the original result.</w:t>
+      </w:r>
+    </w:p>
+    <w:p>
+      <w:pPr>
+        <w:pStyle w:val="Heading2"/>
+      </w:pPr>
+      <w:r>
+        <w:t>Earlier wording, alternatives and picture transcripts · reference / check after trying</w:t>
+      </w:r>
+    </w:p>
+    <w:p>
+      <w:pPr>
         <w:pStyle w:val="Heading3"/>
       </w:pPr>
       <w:r>
-        <w:t>Plan the delayed return</w:t>
+        <w:t>Guided and exit questions</w:t>
+      </w:r>
+    </w:p>
+    <w:p>
+      <w:pPr>
+        <w:spacing w:line="336" w:lineRule="auto" w:after="180"/>
+      </w:pPr>
+      <w:r>
+        <w:rPr>
+          <w:b w:val="0"/>
+        </w:rPr>
+        <w:t xml:space="preserve">Guided: Booking is outside the task boundary. Execute only permitted reporting steps, with a fallback if </w:t>
+      </w:r>
+      <w:r>
+        <w:rPr>
+          <w:b/>
+        </w:rPr>
+        <w:t>evidence</w:t>
+      </w:r>
+      <w:r>
+        <w:rPr>
+          <w:b w:val="0"/>
+        </w:rPr>
+        <w:t xml:space="preserve"> is insufficient. Qualification: A plausible </w:t>
+      </w:r>
+      <w:r>
+        <w:rPr>
+          <w:b/>
+        </w:rPr>
+        <w:t>plan</w:t>
+      </w:r>
+      <w:r>
+        <w:rPr>
+          <w:b w:val="0"/>
+        </w:rPr>
+        <w:t xml:space="preserve"> is not an approval or proof that its </w:t>
+      </w:r>
+      <w:r>
+        <w:rPr>
+          <w:b/>
+        </w:rPr>
+        <w:t>prerequisite</w:t>
+      </w:r>
+      <w:r>
+        <w:rPr>
+          <w:b w:val="0"/>
+        </w:rPr>
+        <w:t>s hold.</w:t>
+      </w:r>
+    </w:p>
+    <w:p>
+      <w:pPr>
+        <w:spacing w:line="336" w:lineRule="auto" w:after="180"/>
+      </w:pPr>
+      <w:r>
+        <w:rPr>
+          <w:b w:val="0"/>
+        </w:rPr>
+        <w:t xml:space="preserve">Exit: accept a concrete variation with its predicted outcome and a stated condition that would challenge the </w:t>
+      </w:r>
+      <w:r>
+        <w:rPr>
+          <w:b/>
+        </w:rPr>
+        <w:t>mechanism</w:t>
+      </w:r>
+      <w:r>
+        <w:rPr>
+          <w:b w:val="0"/>
+        </w:rPr>
+        <w:t xml:space="preserve">; reject a claim resting on unmeasured </w:t>
+      </w:r>
+      <w:r>
+        <w:rPr>
+          <w:b/>
+        </w:rPr>
+        <w:t>evidence</w:t>
+      </w:r>
+      <w:r>
+        <w:rPr>
+          <w:b w:val="0"/>
+        </w:rPr>
+        <w:t>.</w:t>
+      </w:r>
+    </w:p>
+    <w:p>
+      <w:pPr>
+        <w:pStyle w:val="Heading3"/>
+      </w:pPr>
+      <w:r>
+        <w:t>W1 Explain the mechanism</w:t>
+      </w:r>
+    </w:p>
+    <w:p>
+      <w:pPr>
+        <w:pStyle w:val="Heading3"/>
+      </w:pPr>
+      <w:r>
+        <w:t>W2 Trace the worked case</w:t>
+      </w:r>
+    </w:p>
+    <w:p>
+      <w:pPr>
+        <w:pStyle w:val="Heading3"/>
+      </w:pPr>
+      <w:r>
+        <w:t>W3 Audit the limit</w:t>
+      </w:r>
+    </w:p>
+    <w:p>
+      <w:pPr>
+        <w:pStyle w:val="Heading3"/>
+      </w:pPr>
+      <w:r>
+        <w:t>W4 Apply a new case independently</w:t>
+      </w:r>
+    </w:p>
+    <w:p>
+      <w:pPr>
+        <w:spacing w:line="336" w:lineRule="auto" w:after="180"/>
+      </w:pPr>
+      <w:r>
+        <w:rPr>
+          <w:b/>
+        </w:rPr>
+        <w:t>Plan</w:t>
+      </w:r>
+      <w:r>
+        <w:rPr>
+          <w:b w:val="0"/>
+        </w:rPr>
+        <w:t xml:space="preserve"> validates </w:t>
+      </w:r>
+      <w:r>
+        <w:rPr>
+          <w:b/>
+        </w:rPr>
+        <w:t>input</w:t>
+      </w:r>
+      <w:r>
+        <w:rPr>
+          <w:b w:val="0"/>
+        </w:rPr>
+        <w:t xml:space="preserve"> then sends a message before checking recipient approval. The task authorises drafting only. Locate violation.</w:t>
+      </w:r>
+    </w:p>
+    <w:p>
+      <w:pPr>
+        <w:spacing w:line="336" w:lineRule="auto" w:after="180"/>
+      </w:pPr>
+      <w:r>
+        <w:rPr>
+          <w:b w:val="0"/>
+        </w:rPr>
+        <w:t>Teacher ex</w:t>
+      </w:r>
+      <w:r>
+        <w:rPr>
+          <w:b/>
+        </w:rPr>
+        <w:t>plan</w:t>
+      </w:r>
+      <w:r>
+        <w:rPr>
+          <w:b w:val="0"/>
+        </w:rPr>
+        <w:t xml:space="preserve">ation: The send is unauthorised and must not execute; drafting scope cannot be extended by a </w:t>
+      </w:r>
+      <w:r>
+        <w:rPr>
+          <w:b/>
+        </w:rPr>
+        <w:t>plan</w:t>
+      </w:r>
+      <w:r>
+        <w:rPr>
+          <w:b w:val="0"/>
+        </w:rPr>
+        <w:t>.</w:t>
+      </w:r>
+    </w:p>
+    <w:p>
+      <w:pPr>
+        <w:pStyle w:val="Heading3"/>
+      </w:pPr>
+      <w:r>
+        <w:t>W5 Design a revealing follow-up</w:t>
+      </w:r>
+    </w:p>
+    <w:p>
+      <w:pPr>
+        <w:pStyle w:val="Heading3"/>
+      </w:pPr>
+      <w:r>
+        <w:t>Independent assessment and fresh retry</w:t>
+      </w:r>
+    </w:p>
+    <w:p>
+      <w:pPr>
+        <w:spacing w:line="336" w:lineRule="auto" w:after="180"/>
+      </w:pPr>
+      <w:r>
+        <w:rPr>
+          <w:b w:val="0"/>
+        </w:rPr>
+        <w:t xml:space="preserve">W4: The send is unauthorised and must not execute; drafting scope cannot be extended by a </w:t>
+      </w:r>
+      <w:r>
+        <w:rPr>
+          <w:b/>
+        </w:rPr>
+        <w:t>plan</w:t>
+      </w:r>
+      <w:r>
+        <w:rPr>
+          <w:b w:val="0"/>
+        </w:rPr>
+        <w:t xml:space="preserve">. Require intermediate reasoning and the stated scope. Fresh retry: Read-only </w:t>
+      </w:r>
+      <w:r>
+        <w:rPr>
+          <w:b/>
+        </w:rPr>
+        <w:t>plan</w:t>
+      </w:r>
+      <w:r>
+        <w:rPr>
+          <w:b w:val="0"/>
+        </w:rPr>
+        <w:t xml:space="preserve"> adds delete-stale-source before retrieval.</w:t>
+      </w:r>
+    </w:p>
+    <w:p>
+      <w:pPr>
+        <w:spacing w:line="336" w:lineRule="auto" w:after="180"/>
+      </w:pPr>
+      <w:r>
+        <w:rPr>
+          <w:b w:val="0"/>
+        </w:rPr>
+        <w:t xml:space="preserve">Expected reasoning: Deletion lacks permission. Stale </w:t>
+      </w:r>
+      <w:r>
+        <w:rPr>
+          <w:b/>
+        </w:rPr>
+        <w:t>evidence</w:t>
+      </w:r>
+      <w:r>
+        <w:rPr>
+          <w:b w:val="0"/>
+        </w:rPr>
+        <w:t xml:space="preserve"> requires review/refresh through an authorised </w:t>
+      </w:r>
+      <w:r>
+        <w:rPr>
+          <w:b/>
+        </w:rPr>
+        <w:t>process</w:t>
+      </w:r>
+      <w:r>
+        <w:rPr>
+          <w:b w:val="0"/>
+        </w:rPr>
+        <w:t>, not agent-granted deletion.</w:t>
+      </w:r>
+    </w:p>
+    <w:p>
+      <w:pPr>
+        <w:spacing w:line="336" w:lineRule="auto" w:after="180"/>
+      </w:pPr>
+      <w:r>
+        <w:rPr>
+          <w:b w:val="0"/>
+        </w:rPr>
+        <w:t>If students need support, record it and reassess with another new case rather than awarding independence to a copied answer.</w:t>
+      </w:r>
+    </w:p>
+    <w:p>
+      <w:pPr>
+        <w:pStyle w:val="Heading3"/>
+      </w:pPr>
+      <w:r>
+        <w:t>Assess independent transfer</w:t>
+      </w:r>
+    </w:p>
+    <w:p>
+      <w:pPr>
+        <w:pStyle w:val="Heading3"/>
+      </w:pPr>
+      <w:r>
+        <w:t>Selected case answer</w:t>
+      </w:r>
+    </w:p>
+    <w:p>
+      <w:pPr>
+        <w:pStyle w:val="Heading3"/>
+      </w:pPr>
+      <w:r>
+        <w:t>Feedback that the learner uses</w:t>
+      </w:r>
+    </w:p>
+    <w:p>
+      <w:pPr>
+        <w:pStyle w:val="Heading1"/>
+      </w:pPr>
+      <w:r>
+        <w:t>06. Connect, support and revisit service design</w:t>
+      </w:r>
+    </w:p>
+    <w:p>
+      <w:r>
+        <w:t>Use saved evidence and boundary decisions to choose the next step.</w:t>
+      </w:r>
+    </w:p>
+    <w:p>
+      <w:pPr>
+        <w:pStyle w:val="Heading2"/>
+      </w:pPr>
+      <w:r>
+        <w:t>Project and next-week bridge</w:t>
+      </w:r>
+    </w:p>
+    <w:p>
+      <w:pPr>
+        <w:spacing w:line="336" w:lineRule="auto" w:after="180"/>
+      </w:pPr>
+      <w:r>
+        <w:rPr>
+          <w:b w:val="0"/>
+        </w:rPr>
+        <w:t xml:space="preserve">Add a labelled </w:t>
+      </w:r>
+      <w:r>
+        <w:rPr>
+          <w:b/>
+        </w:rPr>
+        <w:t>plan</w:t>
+      </w:r>
+      <w:r>
+        <w:rPr>
+          <w:b w:val="0"/>
+        </w:rPr>
+        <w:t xml:space="preserve">ning and </w:t>
+      </w:r>
+      <w:r>
+        <w:rPr>
+          <w:b/>
+        </w:rPr>
+        <w:t>action selection</w:t>
+      </w:r>
+      <w:r>
+        <w:rPr>
+          <w:b w:val="0"/>
+        </w:rPr>
+        <w:t xml:space="preserve"> </w:t>
+      </w:r>
+      <w:r>
+        <w:rPr>
+          <w:b/>
+        </w:rPr>
+        <w:t>evidence</w:t>
+      </w:r>
+      <w:r>
+        <w:rPr>
+          <w:b w:val="0"/>
+        </w:rPr>
+        <w:t xml:space="preserve"> sheet to Grounded Learning Service. Show how you can explain the </w:t>
+      </w:r>
+      <w:r>
+        <w:rPr>
+          <w:b/>
+        </w:rPr>
+        <w:t>mechanism</w:t>
+      </w:r>
+      <w:r>
+        <w:rPr>
+          <w:b w:val="0"/>
+        </w:rPr>
+        <w:t xml:space="preserve"> and terminology of </w:t>
+      </w:r>
+      <w:r>
+        <w:rPr>
+          <w:b/>
+        </w:rPr>
+        <w:t>plan</w:t>
+      </w:r>
+      <w:r>
+        <w:rPr>
+          <w:b w:val="0"/>
+        </w:rPr>
+        <w:t xml:space="preserve">ning and </w:t>
+      </w:r>
+      <w:r>
+        <w:rPr>
+          <w:b/>
+        </w:rPr>
+        <w:t>action selection</w:t>
+      </w:r>
+      <w:r>
+        <w:rPr>
+          <w:b w:val="0"/>
+        </w:rPr>
+        <w:t>.</w:t>
+      </w:r>
+    </w:p>
+    <w:p>
+      <w:pPr>
+        <w:spacing w:line="336" w:lineRule="auto" w:after="180"/>
+      </w:pPr>
+      <w:r>
+        <w:rPr>
+          <w:b w:val="0"/>
+        </w:rPr>
+        <w:t xml:space="preserve">Use the supplied fictional case and keep its </w:t>
+      </w:r>
+      <w:r>
+        <w:rPr>
+          <w:b/>
+        </w:rPr>
+        <w:t>input</w:t>
+      </w:r>
+      <w:r>
+        <w:rPr>
+          <w:b w:val="0"/>
+        </w:rPr>
+        <w:t xml:space="preserve">s, intermediate steps, calculation or </w:t>
+      </w:r>
+      <w:r>
+        <w:rPr>
+          <w:b/>
+        </w:rPr>
+        <w:t>prediction</w:t>
+      </w:r>
+      <w:r>
+        <w:rPr>
+          <w:b w:val="0"/>
+        </w:rPr>
+        <w:t>, and limitation. Connect this record to last week’s record; a matching answer without a trace is insufficient.</w:t>
+      </w:r>
+    </w:p>
+    <w:p>
+      <w:pPr>
+        <w:spacing w:line="336" w:lineRule="auto" w:after="180"/>
+      </w:pPr>
+      <w:r>
+        <w:rPr>
+          <w:b w:val="0"/>
+        </w:rPr>
+        <w:t xml:space="preserve">Provide an </w:t>
+      </w:r>
+      <w:r>
+        <w:rPr>
+          <w:b/>
+        </w:rPr>
+        <w:t>input</w:t>
+      </w:r>
+      <w:r>
+        <w:rPr>
+          <w:b w:val="0"/>
+        </w:rPr>
+        <w:t>/procedure/result/limit frame and a calculator when needed. Ask students to identify the first step before completing the whole trace.</w:t>
+      </w:r>
+    </w:p>
+    <w:p>
+      <w:pPr>
+        <w:spacing w:line="336" w:lineRule="auto" w:after="180"/>
+      </w:pPr>
+      <w:r>
+        <w:rPr>
+          <w:b w:val="0"/>
+        </w:rPr>
+        <w:t xml:space="preserve">Extension: compare two concrete variants of this </w:t>
+      </w:r>
+      <w:r>
+        <w:rPr>
+          <w:b/>
+        </w:rPr>
+        <w:t>mechanism</w:t>
+      </w:r>
+      <w:r>
+        <w:rPr>
+          <w:b w:val="0"/>
+        </w:rPr>
+        <w:t xml:space="preserve"> while holding unrelated conditions fixed; report both successful and unsuccessful outcomes.</w:t>
+      </w:r>
+    </w:p>
+    <w:p>
+      <w:pPr>
+        <w:spacing w:line="336" w:lineRule="auto" w:after="180"/>
+      </w:pPr>
+      <w:r>
+        <w:rPr>
+          <w:b w:val="0"/>
+        </w:rPr>
+        <w:t xml:space="preserve">Next connection: Approval gates and idempotency. Preserve the current case record and retrieve its </w:t>
+      </w:r>
+      <w:r>
+        <w:rPr>
+          <w:b/>
+        </w:rPr>
+        <w:t>evidence</w:t>
+      </w:r>
+      <w:r>
+        <w:rPr>
+          <w:b w:val="0"/>
+        </w:rPr>
+        <w:t xml:space="preserve"> boundary before moving on.</w:t>
+      </w:r>
+    </w:p>
+    <w:p>
+      <w:pPr>
+        <w:spacing w:line="336" w:lineRule="auto" w:after="180"/>
+      </w:pPr>
+      <w:r>
+        <w:rPr>
+          <w:b w:val="0"/>
+        </w:rPr>
+        <w:t xml:space="preserve">Retain the project ledger and assess a changed case after support. Check the relevant </w:t>
+      </w:r>
+      <w:r>
+        <w:rPr>
+          <w:b/>
+        </w:rPr>
+        <w:t>prerequisite</w:t>
+      </w:r>
+      <w:r>
+        <w:rPr>
+          <w:b w:val="0"/>
+        </w:rPr>
+        <w:t xml:space="preserve"> before carrying this component forward.</w:t>
+      </w:r>
+    </w:p>
+    <w:p>
+      <w:pPr>
+        <w:spacing w:line="336" w:lineRule="auto" w:after="180"/>
+      </w:pPr>
+      <w:r>
+        <w:rPr>
+          <w:b w:val="0"/>
+        </w:rPr>
+        <w:t xml:space="preserve">For the Grounded Learning Service, retain an annotated trace and the changed-case result. Name the contract or </w:t>
+      </w:r>
+      <w:r>
+        <w:rPr>
+          <w:b/>
+        </w:rPr>
+        <w:t>evidence</w:t>
+      </w:r>
+      <w:r>
+        <w:rPr>
+          <w:b w:val="0"/>
+        </w:rPr>
+        <w:t xml:space="preserve"> that makes the deciding step valid, so another team can review it.</w:t>
+      </w:r>
+    </w:p>
+    <w:p>
+      <w:pPr>
+        <w:pStyle w:val="Heading2"/>
+      </w:pPr>
+      <w:r>
+        <w:t>Delayed return and support record</w:t>
       </w:r>
     </w:p>
     <w:p>
@@ -4663,60 +5416,60 @@
     </w:p>
     <w:p>
       <w:pPr>
-        <w:pStyle w:val="Heading3"/>
-      </w:pPr>
-      <w:r>
-        <w:t>Project evidence from this case</w:t>
+        <w:pStyle w:val="Heading2"/>
+      </w:pPr>
+      <w:r>
+        <w:t>Earlier wording, alternatives and picture transcripts · reference / check after trying</w:t>
       </w:r>
     </w:p>
     <w:p>
       <w:pPr>
-        <w:spacing w:line="336" w:lineRule="auto" w:after="180"/>
-      </w:pPr>
-      <w:r>
-        <w:rPr>
-          <w:b w:val="0"/>
-        </w:rPr>
-        <w:t xml:space="preserve">For the Grounded Learning Service, retain an annotated trace and the changed-case result. Name the contract or </w:t>
-      </w:r>
-      <w:r>
-        <w:rPr>
-          <w:b/>
-        </w:rPr>
-        <w:t>evidence</w:t>
-      </w:r>
-      <w:r>
-        <w:rPr>
-          <w:b w:val="0"/>
-        </w:rPr>
-        <w:t xml:space="preserve"> that makes the deciding step valid, so another team can review it.</w:t>
+        <w:pStyle w:val="Heading3"/>
+      </w:pPr>
+      <w:r>
+        <w:t>Plan the delayed return</w:t>
       </w:r>
     </w:p>
     <w:p>
       <w:pPr>
-        <w:pStyle w:val="Heading1"/>
-      </w:pPr>
-      <w:r>
-        <w:t>07. Prepare, teach and assess</w:t>
+        <w:pStyle w:val="Heading3"/>
+      </w:pPr>
+      <w:r>
+        <w:t>Project evidence from this case</w:t>
       </w:r>
     </w:p>
     <w:p>
-      <w:r>
-        <w:t>Use this preparation summary alongside the detailed Planning and action selection lesson; it is a checklist rather than a replacement for the full sequence.</w:t>
+      <w:pPr>
+        <w:pStyle w:val="Heading1"/>
+      </w:pPr>
+      <w:r>
+        <w:t>Reference bank and extra practice</w:t>
       </w:r>
     </w:p>
     <w:p>
       <w:pPr>
-        <w:pStyle w:val="Heading3"/>
-      </w:pPr>
-      <w:r>
-        <w:t>Teaching target</w:t>
+        <w:pStyle w:val="Heading1"/>
+      </w:pPr>
+      <w:r>
+        <w:t>07. Reference · Alternative planning checklist</w:t>
       </w:r>
     </w:p>
     <w:p>
+      <w:r>
+        <w:t>Use alongside the main route when helpful.</w:t>
+      </w:r>
+    </w:p>
+    <w:p>
+      <w:pPr>
+        <w:pStyle w:val="Heading2"/>
+      </w:pPr>
+      <w:r>
+        <w:t>Planning,assessment and project reminders</w:t>
+      </w:r>
+    </w:p>
+    <w:p>
       <w:pPr>
         <w:spacing w:line="336" w:lineRule="auto" w:after="180"/>
-        <w:shd w:fill="EDF7F3"/>
       </w:pPr>
       <w:r>
         <w:rPr>
@@ -4946,46 +5699,96 @@
     </w:p>
     <w:p>
       <w:pPr>
-        <w:pStyle w:val="Heading3"/>
-      </w:pPr>
-      <w:r>
-        <w:t>Supported practice answer</w:t>
+        <w:spacing w:line="336" w:lineRule="auto" w:after="180"/>
+      </w:pPr>
+      <w:r>
+        <w:rPr>
+          <w:b w:val="0"/>
+        </w:rPr>
+        <w:t>Reasoned practice answer: Teacher ex</w:t>
+      </w:r>
+      <w:r>
+        <w:rPr>
+          <w:b/>
+        </w:rPr>
+        <w:t>plan</w:t>
+      </w:r>
+      <w:r>
+        <w:rPr>
+          <w:b w:val="0"/>
+        </w:rPr>
+        <w:t xml:space="preserve">ation: Booking is outside the task boundary. Execute only permitted reporting steps, with a fallback if </w:t>
+      </w:r>
+      <w:r>
+        <w:rPr>
+          <w:b/>
+        </w:rPr>
+        <w:t>evidence</w:t>
+      </w:r>
+      <w:r>
+        <w:rPr>
+          <w:b w:val="0"/>
+        </w:rPr>
+        <w:t xml:space="preserve"> is insufficient.</w:t>
       </w:r>
     </w:p>
     <w:p>
       <w:pPr>
         <w:spacing w:line="336" w:lineRule="auto" w:after="180"/>
-        <w:shd w:fill="F1F6FC"/>
-      </w:pPr>
-      <w:r>
-        <w:rPr>
-          <w:b w:val="0"/>
-        </w:rPr>
-        <w:t>Reasoned practice answer: Teacher ex</w:t>
+      </w:pPr>
+      <w:r>
+        <w:rPr>
+          <w:b w:val="0"/>
+        </w:rPr>
+        <w:t xml:space="preserve">Check every learner before discussion: Use the worked case for </w:t>
       </w:r>
       <w:r>
         <w:rPr>
           <w:b/>
         </w:rPr>
+        <w:t>Plan</w:t>
+      </w:r>
+      <w:r>
+        <w:rPr>
+          <w:b w:val="0"/>
+        </w:rPr>
+        <w:t xml:space="preserve">ning and </w:t>
+      </w:r>
+      <w:r>
+        <w:rPr>
+          <w:b/>
+        </w:rPr>
+        <w:t>action selection</w:t>
+      </w:r>
+      <w:r>
+        <w:rPr>
+          <w:b w:val="0"/>
+        </w:rPr>
+        <w:t>. Proposed ex</w:t>
+      </w:r>
+      <w:r>
+        <w:rPr>
+          <w:b/>
+        </w:rPr>
         <w:t>plan</w:t>
       </w:r>
       <w:r>
         <w:rPr>
           <w:b w:val="0"/>
         </w:rPr>
-        <w:t xml:space="preserve">ation: Booking is outside the task boundary. Execute only permitted reporting steps, with a fallback if </w:t>
+        <w:t>ation: “The worked result establishes every future case”. Decide whether this ex</w:t>
       </w:r>
       <w:r>
         <w:rPr>
           <w:b/>
         </w:rPr>
-        <w:t>evidence</w:t>
-      </w:r>
-      <w:r>
-        <w:rPr>
-          <w:b w:val="0"/>
-        </w:rPr>
-        <w:t xml:space="preserve"> is insufficient.</w:t>
+        <w:t>plan</w:t>
+      </w:r>
+      <w:r>
+        <w:rPr>
+          <w:b w:val="0"/>
+        </w:rPr>
+        <w:t>ation is supported.</w:t>
       </w:r>
     </w:p>
     <w:p>
@@ -4996,55 +5799,7 @@
         <w:rPr>
           <w:b w:val="0"/>
         </w:rPr>
-        <w:t xml:space="preserve">Check every learner before discussion: Use the worked case for </w:t>
-      </w:r>
-      <w:r>
-        <w:rPr>
-          <w:b/>
-        </w:rPr>
-        <w:t>Plan</w:t>
-      </w:r>
-      <w:r>
-        <w:rPr>
-          <w:b w:val="0"/>
-        </w:rPr>
-        <w:t xml:space="preserve">ning and </w:t>
-      </w:r>
-      <w:r>
-        <w:rPr>
-          <w:b/>
-        </w:rPr>
-        <w:t>action selection</w:t>
-      </w:r>
-      <w:r>
-        <w:rPr>
-          <w:b w:val="0"/>
-        </w:rPr>
-        <w:t>. Proposed ex</w:t>
-      </w:r>
-      <w:r>
-        <w:rPr>
-          <w:b/>
-        </w:rPr>
-        <w:t>plan</w:t>
-      </w:r>
-      <w:r>
-        <w:rPr>
-          <w:b w:val="0"/>
-        </w:rPr>
-        <w:t>ation: “The worked result establishes every future case”. Decide whether this ex</w:t>
-      </w:r>
-      <w:r>
-        <w:rPr>
-          <w:b/>
-        </w:rPr>
-        <w:t>plan</w:t>
-      </w:r>
-      <w:r>
-        <w:rPr>
-          <w:b w:val="0"/>
-        </w:rPr>
-        <w:t>ation is supported.</w:t>
+        <w:t>Point to the step or supplied fact that decides; explain your repair if needed.</w:t>
       </w:r>
     </w:p>
     <w:p>
@@ -5055,165 +5810,117 @@
         <w:rPr>
           <w:b w:val="0"/>
         </w:rPr>
-        <w:t>Point to the step or supplied fact that decides; explain your repair if needed.</w:t>
+        <w:t xml:space="preserve">Misconception repair: A plausible </w:t>
+      </w:r>
+      <w:r>
+        <w:rPr>
+          <w:b/>
+        </w:rPr>
+        <w:t>plan</w:t>
+      </w:r>
+      <w:r>
+        <w:rPr>
+          <w:b w:val="0"/>
+        </w:rPr>
+        <w:t xml:space="preserve"> is not an approval or proof that its </w:t>
+      </w:r>
+      <w:r>
+        <w:rPr>
+          <w:b/>
+        </w:rPr>
+        <w:t>prerequisite</w:t>
+      </w:r>
+      <w:r>
+        <w:rPr>
+          <w:b w:val="0"/>
+        </w:rPr>
+        <w:t>s hold.</w:t>
       </w:r>
     </w:p>
     <w:p>
       <w:pPr>
-        <w:pStyle w:val="Heading3"/>
-      </w:pPr>
-      <w:r>
-        <w:t>Repair the misconception</w:t>
+        <w:spacing w:line="336" w:lineRule="auto" w:after="180"/>
+      </w:pPr>
+      <w:r>
+        <w:rPr>
+          <w:b w:val="0"/>
+        </w:rPr>
+        <w:t xml:space="preserve">Support: read the exact case aloud, enlarge the labelled picture, supply </w:t>
+      </w:r>
+      <w:r>
+        <w:rPr>
+          <w:b/>
+        </w:rPr>
+        <w:t>input</w:t>
+      </w:r>
+      <w:r>
+        <w:rPr>
+          <w:b w:val="0"/>
+        </w:rPr>
+        <w:t xml:space="preserve"> cards and model only the first deciding step. Accept a spoken ex</w:t>
+      </w:r>
+      <w:r>
+        <w:rPr>
+          <w:b/>
+        </w:rPr>
+        <w:t>plan</w:t>
+      </w:r>
+      <w:r>
+        <w:rPr>
+          <w:b w:val="0"/>
+        </w:rPr>
+        <w:t>ation or drawing; retain the reasoning goal.</w:t>
       </w:r>
     </w:p>
     <w:p>
       <w:pPr>
         <w:spacing w:line="336" w:lineRule="auto" w:after="180"/>
-        <w:shd w:fill="FFF5E6"/>
-      </w:pPr>
-      <w:r>
-        <w:rPr>
-          <w:b w:val="0"/>
-        </w:rPr>
-        <w:t xml:space="preserve">Misconception repair: A plausible </w:t>
+      </w:pPr>
+      <w:r>
+        <w:rPr>
+          <w:b w:val="0"/>
+        </w:rPr>
+        <w:t xml:space="preserve">Extension: Supply an approved card giving height 24 metres. Require a </w:t>
       </w:r>
       <w:r>
         <w:rPr>
           <w:b/>
         </w:rPr>
-        <w:t>plan</w:t>
-      </w:r>
-      <w:r>
-        <w:rPr>
-          <w:b w:val="0"/>
-        </w:rPr>
-        <w:t xml:space="preserve"> is not an approval or proof that its </w:t>
-      </w:r>
-      <w:r>
-        <w:rPr>
-          <w:b/>
-        </w:rPr>
-        <w:t>prerequisite</w:t>
-      </w:r>
-      <w:r>
-        <w:rPr>
-          <w:b w:val="0"/>
-        </w:rPr>
-        <w:t>s hold.</w:t>
+        <w:t>prediction</w:t>
+      </w:r>
+      <w:r>
+        <w:rPr>
+          <w:b w:val="0"/>
+        </w:rPr>
+        <w:t xml:space="preserve"> and a reason before comparing. Expected result: The bot can retrieve it and answer 24 metres with attribution.</w:t>
       </w:r>
     </w:p>
     <w:p>
       <w:pPr>
-        <w:pStyle w:val="Heading3"/>
-      </w:pPr>
-      <w:r>
-        <w:t>Support without giving away the answer</w:t>
+        <w:spacing w:line="336" w:lineRule="auto" w:after="180"/>
+      </w:pPr>
+      <w:r>
+        <w:rPr>
+          <w:b w:val="0"/>
+        </w:rPr>
+        <w:t xml:space="preserve">Reason: The missing factual </w:t>
+      </w:r>
+      <w:r>
+        <w:rPr>
+          <w:b/>
+        </w:rPr>
+        <w:t>input</w:t>
+      </w:r>
+      <w:r>
+        <w:rPr>
+          <w:b w:val="0"/>
+        </w:rPr>
+        <w:t xml:space="preserve"> is now available within the allowed collection.</w:t>
       </w:r>
     </w:p>
     <w:p>
       <w:pPr>
         <w:spacing w:line="336" w:lineRule="auto" w:after="180"/>
-        <w:shd w:fill="F1F6F8"/>
-      </w:pPr>
-      <w:r>
-        <w:rPr>
-          <w:b w:val="0"/>
-        </w:rPr>
-        <w:t xml:space="preserve">Support: read the exact case aloud, enlarge the labelled picture, supply </w:t>
-      </w:r>
-      <w:r>
-        <w:rPr>
-          <w:b/>
-        </w:rPr>
-        <w:t>input</w:t>
-      </w:r>
-      <w:r>
-        <w:rPr>
-          <w:b w:val="0"/>
-        </w:rPr>
-        <w:t xml:space="preserve"> cards and model only the first deciding step. Accept a spoken ex</w:t>
-      </w:r>
-      <w:r>
-        <w:rPr>
-          <w:b/>
-        </w:rPr>
-        <w:t>plan</w:t>
-      </w:r>
-      <w:r>
-        <w:rPr>
-          <w:b w:val="0"/>
-        </w:rPr>
-        <w:t>ation or drawing; retain the reasoning goal.</w:t>
-      </w:r>
-    </w:p>
-    <w:p>
-      <w:pPr>
-        <w:pStyle w:val="Heading3"/>
-      </w:pPr>
-      <w:r>
-        <w:t>Extend the reasoning</w:t>
-      </w:r>
-    </w:p>
-    <w:p>
-      <w:pPr>
-        <w:spacing w:line="336" w:lineRule="auto" w:after="180"/>
-        <w:shd w:fill="F5F1FB"/>
-      </w:pPr>
-      <w:r>
-        <w:rPr>
-          <w:b w:val="0"/>
-        </w:rPr>
-        <w:t xml:space="preserve">Extension: Supply an approved card giving height 24 metres. Require a </w:t>
-      </w:r>
-      <w:r>
-        <w:rPr>
-          <w:b/>
-        </w:rPr>
-        <w:t>prediction</w:t>
-      </w:r>
-      <w:r>
-        <w:rPr>
-          <w:b w:val="0"/>
-        </w:rPr>
-        <w:t xml:space="preserve"> and a reason before comparing. Expected result: The bot can retrieve it and answer 24 metres with attribution.</w:t>
-      </w:r>
-    </w:p>
-    <w:p>
-      <w:pPr>
-        <w:spacing w:line="336" w:lineRule="auto" w:after="180"/>
-        <w:shd w:fill="F5F1FB"/>
-      </w:pPr>
-      <w:r>
-        <w:rPr>
-          <w:b w:val="0"/>
-        </w:rPr>
-        <w:t xml:space="preserve">Reason: The missing factual </w:t>
-      </w:r>
-      <w:r>
-        <w:rPr>
-          <w:b/>
-        </w:rPr>
-        <w:t>input</w:t>
-      </w:r>
-      <w:r>
-        <w:rPr>
-          <w:b w:val="0"/>
-        </w:rPr>
-        <w:t xml:space="preserve"> is now available within the allowed collection.</w:t>
-      </w:r>
-    </w:p>
-    <w:p>
-      <w:pPr>
-        <w:pStyle w:val="Heading3"/>
-      </w:pPr>
-      <w:r>
-        <w:t>Protect the independent attempt</w:t>
-      </w:r>
-    </w:p>
-    <w:p>
-      <w:pPr>
-        <w:spacing w:line="336" w:lineRule="auto" w:after="180"/>
-        <w:shd w:fill="FFF5E6"/>
       </w:pPr>
       <w:r>
         <w:rPr>
@@ -5408,70 +6115,69 @@
     </w:tbl>
     <w:p>
       <w:pPr>
-        <w:pStyle w:val="Heading3"/>
-      </w:pPr>
-      <w:r>
-        <w:t>Project checkpoint</w:t>
+        <w:spacing w:line="336" w:lineRule="auto" w:after="180"/>
+      </w:pPr>
+      <w:r>
+        <w:rPr>
+          <w:b w:val="0"/>
+        </w:rPr>
+        <w:t>Project checkpoint: Test changed cases. Keep normal, boundary and failure cases; compare expected and observed results.</w:t>
       </w:r>
     </w:p>
     <w:p>
       <w:pPr>
         <w:spacing w:line="336" w:lineRule="auto" w:after="180"/>
-        <w:shd w:fill="EDF7F3"/>
-      </w:pPr>
-      <w:r>
-        <w:rPr>
-          <w:b w:val="0"/>
-        </w:rPr>
-        <w:t>Project checkpoint: Test changed cases. Keep normal, boundary and failure cases; compare expected and observed results.</w:t>
+      </w:pPr>
+      <w:r>
+        <w:rPr>
+          <w:b w:val="0"/>
+        </w:rPr>
+        <w:t>Use the weekly teacher answer for topic-specific reasoning. A saved progress tick is an activity record; judge mastery from the learner’s ex</w:t>
+      </w:r>
+      <w:r>
+        <w:rPr>
+          <w:b/>
+        </w:rPr>
+        <w:t>plan</w:t>
+      </w:r>
+      <w:r>
+        <w:rPr>
+          <w:b w:val="0"/>
+        </w:rPr>
+        <w:t xml:space="preserve">ation and </w:t>
+      </w:r>
+      <w:r>
+        <w:rPr>
+          <w:b/>
+        </w:rPr>
+        <w:t>evidence</w:t>
+      </w:r>
+      <w:r>
+        <w:rPr>
+          <w:b w:val="0"/>
+        </w:rPr>
+        <w:t>.</w:t>
       </w:r>
     </w:p>
     <w:p>
       <w:pPr>
-        <w:spacing w:line="336" w:lineRule="auto" w:after="180"/>
-      </w:pPr>
-      <w:r>
-        <w:rPr>
-          <w:b w:val="0"/>
-        </w:rPr>
-        <w:t>Use the weekly teacher answer for topic-specific reasoning. A saved progress tick is an activity record; judge mastery from the learner’s ex</w:t>
-      </w:r>
-      <w:r>
-        <w:rPr>
-          <w:b/>
-        </w:rPr>
-        <w:t>plan</w:t>
-      </w:r>
-      <w:r>
-        <w:rPr>
-          <w:b w:val="0"/>
-        </w:rPr>
-        <w:t xml:space="preserve">ation and </w:t>
-      </w:r>
-      <w:r>
-        <w:rPr>
-          <w:b/>
-        </w:rPr>
-        <w:t>evidence</w:t>
-      </w:r>
-      <w:r>
-        <w:rPr>
-          <w:b w:val="0"/>
-        </w:rPr>
-        <w:t>.</w:t>
+        <w:pStyle w:val="Heading1"/>
+      </w:pPr>
+      <w:r>
+        <w:t>08. Reference · Feedback,labs and repair paths</w:t>
       </w:r>
     </w:p>
     <w:p>
-      <w:pPr>
-        <w:pStyle w:val="Heading1"/>
-      </w:pPr>
-      <w:r>
-        <w:t>08. Use feedback, labs and repair paths</w:t>
+      <w:r>
+        <w:t>Retain the first attempt and the evidence used for a repair.</w:t>
       </w:r>
     </w:p>
     <w:p>
-      <w:r>
-        <w:t>Use feedback, earlier review and portfolios purposefully. Apply the coding routine only when this lesson has an executable lab.</w:t>
+      <w:pPr>
+        <w:pStyle w:val="Heading2"/>
+      </w:pPr>
+      <w:r>
+        <w:t>Feedback and record guidance</w:t>
       </w:r>
     </w:p>
     <w:p>
@@ -5509,52 +6215,66 @@
       </w:r>
     </w:p>
     <w:p>
-      <w:pPr>
-        <w:pStyle w:val="Heading3"/>
-      </w:pPr>
-      <w:r>
-        <w:t>For later coding lessons</w:t>
+      <w:r>
+        <w:t>This week has no code block. Use this routine when a later lesson includes an executable lab.</w:t>
       </w:r>
     </w:p>
     <w:p>
-      <w:r>
-        <w:t>This week has no code block. Use this routine when a later lesson includes an executable lab.</w:t>
+      <w:pPr>
+        <w:spacing w:line="336" w:lineRule="auto" w:after="180"/>
+      </w:pPr>
+      <w:r>
+        <w:rPr>
+          <w:b w:val="0"/>
+        </w:rPr>
+        <w:t xml:space="preserve">Ask students to predict before running code. Preserve errors and actual </w:t>
+      </w:r>
+      <w:r>
+        <w:rPr>
+          <w:b/>
+        </w:rPr>
+        <w:t>output</w:t>
+      </w:r>
+      <w:r>
+        <w:rPr>
+          <w:b w:val="0"/>
+        </w:rPr>
+        <w:t>s; collect a changed test and an ex</w:t>
+      </w:r>
+      <w:r>
+        <w:rPr>
+          <w:b/>
+        </w:rPr>
+        <w:t>plan</w:t>
+      </w:r>
+      <w:r>
+        <w:rPr>
+          <w:b w:val="0"/>
+        </w:rPr>
+        <w:t>ation. The branch-boundary and indexing lessons deliberately include failure cases.</w:t>
       </w:r>
     </w:p>
     <w:p>
       <w:pPr>
         <w:spacing w:line="336" w:lineRule="auto" w:after="180"/>
-        <w:shd w:fill="F1F6F8"/>
-      </w:pPr>
-      <w:r>
-        <w:rPr>
-          <w:b w:val="0"/>
-        </w:rPr>
-        <w:t xml:space="preserve">Ask students to predict before running code. Preserve errors and actual </w:t>
+      </w:pPr>
+      <w:r>
+        <w:rPr>
+          <w:b w:val="0"/>
+        </w:rPr>
+        <w:t>Use the earlier worked-ex</w:t>
       </w:r>
       <w:r>
         <w:rPr>
           <w:b/>
         </w:rPr>
-        <w:t>output</w:t>
-      </w:r>
-      <w:r>
-        <w:rPr>
-          <w:b w:val="0"/>
-        </w:rPr>
-        <w:t>s; collect a changed test and an ex</w:t>
-      </w:r>
-      <w:r>
-        <w:rPr>
-          <w:b/>
-        </w:rPr>
         <w:t>plan</w:t>
       </w:r>
       <w:r>
         <w:rPr>
           <w:b w:val="0"/>
         </w:rPr>
-        <w:t>ation. The branch-boundary and indexing lessons deliberately include failure cases.</w:t>
+        <w:t>ation links to address a specific missing building block, then return to the current question. Adapt this suggestion after observing the learner; it is not an automatic diagnosis.</w:t>
       </w:r>
     </w:p>
     <w:p>
@@ -5565,95 +6285,49 @@
         <w:rPr>
           <w:b w:val="0"/>
         </w:rPr>
-        <w:t>Use the earlier worked-ex</w:t>
+        <w:t xml:space="preserve">Collect the completed-work portfolio as </w:t>
       </w:r>
       <w:r>
         <w:rPr>
           <w:b/>
         </w:rPr>
+        <w:t>evidence</w:t>
+      </w:r>
+      <w:r>
+        <w:rPr>
+          <w:b w:val="0"/>
+        </w:rPr>
+        <w:t>. Record support separately from correctness, and assess ex</w:t>
+      </w:r>
+      <w:r>
+        <w:rPr>
+          <w:b/>
+        </w:rPr>
         <w:t>plan</w:t>
       </w:r>
       <w:r>
         <w:rPr>
           <w:b w:val="0"/>
         </w:rPr>
-        <w:t>ation links to address a specific missing building block, then return to the current question. Adapt this suggestion after observing the learner; it is not an automatic diagnosis.</w:t>
+        <w:t>ation, trace/test and limitations. Progress ticks and quiz selections alone do not establish mastery.</w:t>
       </w:r>
     </w:p>
     <w:p>
       <w:pPr>
-        <w:spacing w:line="336" w:lineRule="auto" w:after="180"/>
-      </w:pPr>
-      <w:r>
-        <w:rPr>
-          <w:b w:val="0"/>
-        </w:rPr>
-        <w:t xml:space="preserve">Collect the completed-work portfolio as </w:t>
-      </w:r>
-      <w:r>
-        <w:rPr>
-          <w:b/>
-        </w:rPr>
-        <w:t>evidence</w:t>
-      </w:r>
-      <w:r>
-        <w:rPr>
-          <w:b w:val="0"/>
-        </w:rPr>
-        <w:t>. Record support separately from correctness, and assess ex</w:t>
-      </w:r>
-      <w:r>
-        <w:rPr>
-          <w:b/>
-        </w:rPr>
-        <w:t>plan</w:t>
-      </w:r>
-      <w:r>
-        <w:rPr>
-          <w:b w:val="0"/>
-        </w:rPr>
-        <w:t>ation, trace/test and limitations. Progress ticks and quiz selections alone do not establish mastery.</w:t>
+        <w:pStyle w:val="Heading1"/>
+      </w:pPr>
+      <w:r>
+        <w:t>09. Reference · Teach with the six pictures</w:t>
       </w:r>
     </w:p>
     <w:p>
-      <w:pPr>
-        <w:pStyle w:val="Heading1"/>
-      </w:pPr>
-      <w:r>
-        <w:t>09. Visual concept journey</w:t>
+      <w:r>
+        <w:t>Choose one picture for a particular reasoning move.</w:t>
       </w:r>
     </w:p>
     <w:p>
-      <w:r>
-        <w:t>Show one Planning and action selection graphic at a time, request a prediction and discuss its trace before the independent assessment.</w:t>
-      </w:r>
-    </w:p>
-    <w:p>
-      <w:pPr>
-        <w:spacing w:line="336" w:lineRule="auto" w:after="180"/>
-      </w:pPr>
-      <w:r>
-        <w:rPr>
-          <w:b w:val="0"/>
-        </w:rPr>
-        <w:t xml:space="preserve">Use one picture at a time. Hide a worked result before asking for a </w:t>
-      </w:r>
-      <w:r>
-        <w:rPr>
-          <w:b/>
-        </w:rPr>
-        <w:t>prediction</w:t>
-      </w:r>
-      <w:r>
-        <w:rPr>
-          <w:b w:val="0"/>
-        </w:rPr>
-        <w:t>, then reveal it for feedback. These are supported teaching cases; retain the separate independent assessment for a fresh first attempt.</w:t>
-      </w:r>
-    </w:p>
-    <w:p>
-      <w:pPr>
-        <w:pStyle w:val="Heading3"/>
+      <w:pPr>
+        <w:pStyle w:val="Heading2"/>
       </w:pPr>
       <w:r>
         <w:t>01. Planning and action selection: the case</w:t>
@@ -5664,7 +6338,7 @@
         <w:drawing>
           <wp:inline xmlns:a="http://schemas.openxmlformats.org/drawingml/2006/main" xmlns:pic="http://schemas.openxmlformats.org/drawingml/2006/picture">
             <wp:extent cx="5486400" cy="2834640"/>
-            <wp:docPr id="2" name="Picture 2" descr="Plan around missing evidence. A bot must answer a tower-height question using approved cards only. Supplied facts: Search finds no height card. Allowed actions: search, clarify, return unsupported. Unapproved web access is excluded."/>
+            <wp:docPr id="3" name="Picture 3" descr="Plan around missing evidence. A bot must answer a tower-height question using approved cards only. Supplied facts: Search finds no height card. Allowed actions: search, clarify, return unsupported, or answer from an approved card when its supporting record is present. Unapproved web access is excluded."/>
             <wp:cNvGraphicFramePr>
               <a:graphicFrameLocks noChangeAspect="1"/>
             </wp:cNvGraphicFramePr>
@@ -5676,7 +6350,7 @@
                     <pic:cNvPicPr/>
                   </pic:nvPicPr>
                   <pic:blipFill>
-                    <a:blip r:embed="rId10"/>
+                    <a:blip r:embed="rId11"/>
                     <a:stretch>
                       <a:fillRect/>
                     </a:stretch>
@@ -5721,7 +6395,7 @@
         <w:rPr>
           <w:b w:val="0"/>
         </w:rPr>
-        <w:t>. A bot must answer a tower-height question using approved cards only. Supplied facts: Search finds no height card. Allowed actions: search, clarify, return unsupported.</w:t>
+        <w:t>. A bot must answer a tower-height question using approved cards only. Supplied facts: Search finds no height card. Allowed actions: search, clarify, return unsupported, or answer from an approved card when its supporting record is present. Unapproved web access is excluded.</w:t>
       </w:r>
     </w:p>
     <w:p>
@@ -5732,44 +6406,23 @@
         <w:rPr>
           <w:b w:val="0"/>
         </w:rPr>
-        <w:t>Unapproved web access is excluded.</w:t>
+        <w:t>Point to the given fact that matters most. Explain why it matters.</w:t>
       </w:r>
     </w:p>
     <w:p>
       <w:pPr>
         <w:spacing w:line="336" w:lineRule="auto" w:after="180"/>
-        <w:shd w:fill="F5F1FB"/>
-      </w:pPr>
-      <w:r>
-        <w:rPr>
-          <w:b w:val="0"/>
-        </w:rPr>
-        <w:t>Point to the given fact that matters most. Explain why it matters.</w:t>
+      </w:pPr>
+      <w:r>
+        <w:rPr>
+          <w:b w:val="0"/>
+        </w:rPr>
+        <w:t>Teacher prompt: Point to the given fact that matters most. Explain why it matters. Ask learners to describe one label or arrow in ordinary words. Use the adjacent transcript if the image is difficult to see.</w:t>
       </w:r>
     </w:p>
     <w:p>
       <w:pPr>
-        <w:pStyle w:val="Heading3"/>
-      </w:pPr>
-      <w:r>
-        <w:t>Discuss while showing the picture</w:t>
-      </w:r>
-    </w:p>
-    <w:p>
-      <w:pPr>
-        <w:spacing w:line="336" w:lineRule="auto" w:after="180"/>
-        <w:shd w:fill="F1F6F8"/>
-      </w:pPr>
-      <w:r>
-        <w:rPr>
-          <w:b w:val="0"/>
-        </w:rPr>
-        <w:t>Teacher prompt: Point to the given fact that matters most. Explain why it matters. Ask learners to describe one label or arrow in ordinary words. Use the adjacent transcript if the image is difficult to see.</w:t>
-      </w:r>
-    </w:p>
-    <w:p>
-      <w:pPr>
-        <w:pStyle w:val="Heading3"/>
+        <w:pStyle w:val="Heading2"/>
       </w:pPr>
       <w:r>
         <w:t>02. Follow the deciding steps</w:t>
@@ -5780,7 +6433,7 @@
         <w:drawing>
           <wp:inline xmlns:a="http://schemas.openxmlformats.org/drawingml/2006/main" xmlns:pic="http://schemas.openxmlformats.org/drawingml/2006/picture">
             <wp:extent cx="5486400" cy="3182112"/>
-            <wp:docPr id="3" name="Picture 3" descr="Name missing input: A supported height answer needs an approved height record. → Select allowed action: After the empty search, return unsupported rather than inventing a number. → Explain next step: Ask for an approved source card if the question should be answered."/>
+            <wp:docPr id="4" name="Picture 4" descr="Name missing input: A supported height answer needs an approved height record. → Select allowed action: After the empty search, return unsupported rather than inventing a number. → Explain next step: Ask for an approved source card if the question should be answered."/>
             <wp:cNvGraphicFramePr>
               <a:graphicFrameLocks noChangeAspect="1"/>
             </wp:cNvGraphicFramePr>
@@ -5792,7 +6445,7 @@
                     <pic:cNvPicPr/>
                   </pic:nvPicPr>
                   <pic:blipFill>
-                    <a:blip r:embed="rId11"/>
+                    <a:blip r:embed="rId9"/>
                     <a:stretch>
                       <a:fillRect/>
                     </a:stretch>
@@ -5837,7 +6490,6 @@
     <w:p>
       <w:pPr>
         <w:spacing w:line="336" w:lineRule="auto" w:after="180"/>
-        <w:shd w:fill="F5F1FB"/>
       </w:pPr>
       <w:r>
         <w:rPr>
@@ -5860,39 +6512,30 @@
     </w:p>
     <w:p>
       <w:pPr>
-        <w:pStyle w:val="Heading3"/>
-      </w:pPr>
-      <w:r>
-        <w:t>Discuss while showing the picture</w:t>
+        <w:spacing w:line="336" w:lineRule="auto" w:after="180"/>
+      </w:pPr>
+      <w:r>
+        <w:rPr>
+          <w:b w:val="0"/>
+        </w:rPr>
+        <w:t xml:space="preserve">Teacher prompt: Point to each numbered stage and explain which recorded </w:t>
+      </w:r>
+      <w:r>
+        <w:rPr>
+          <w:b/>
+        </w:rPr>
+        <w:t>input</w:t>
+      </w:r>
+      <w:r>
+        <w:rPr>
+          <w:b w:val="0"/>
+        </w:rPr>
+        <w:t xml:space="preserve"> it uses. Ask learners to describe one label or arrow in ordinary words. Use the adjacent transcript if the image is difficult to see.</w:t>
       </w:r>
     </w:p>
     <w:p>
       <w:pPr>
-        <w:spacing w:line="336" w:lineRule="auto" w:after="180"/>
-        <w:shd w:fill="F1F6F8"/>
-      </w:pPr>
-      <w:r>
-        <w:rPr>
-          <w:b w:val="0"/>
-        </w:rPr>
-        <w:t xml:space="preserve">Teacher prompt: Point to each numbered stage and explain which recorded </w:t>
-      </w:r>
-      <w:r>
-        <w:rPr>
-          <w:b/>
-        </w:rPr>
-        <w:t>input</w:t>
-      </w:r>
-      <w:r>
-        <w:rPr>
-          <w:b w:val="0"/>
-        </w:rPr>
-        <w:t xml:space="preserve"> it uses. Ask learners to describe one label or arrow in ordinary words. Use the adjacent transcript if the image is difficult to see.</w:t>
-      </w:r>
-    </w:p>
-    <w:p>
-      <w:pPr>
-        <w:pStyle w:val="Heading3"/>
+        <w:pStyle w:val="Heading2"/>
       </w:pPr>
       <w:r>
         <w:t>03. Planning and action selection — evidence trace</w:t>
@@ -5903,7 +6546,7 @@
         <w:drawing>
           <wp:inline xmlns:a="http://schemas.openxmlformats.org/drawingml/2006/main" xmlns:pic="http://schemas.openxmlformats.org/drawingml/2006/picture">
             <wp:extent cx="5486400" cy="2843784"/>
-            <wp:docPr id="4" name="Picture 4" descr="Planning and action selection — evidence trace. Generated plan retrieves a room, books it and then answers. It calls booking necessary for helpfulness. | For read-only reporting, allowed plan is validate -&gt; retrieve -&gt; verify -&gt; answer. If retrieval lacks evidence, route to review. Reject write or send steps before they run. | Booking is outside the task boundary. Execute only permitted reporting steps, with a fallback if evidence is insufficient."/>
+            <wp:docPr id="5" name="Picture 5" descr="Planning and action selection — evidence trace. Generated plan retrieves a room, books it and then answers. It calls booking necessary for helpfulness. | For read-only reporting, allowed plan is validate -&gt; retrieve -&gt; verify -&gt; answer. If retrieval lacks evidence, route to review. Reject write or send steps before they run. | Booking is outside the task boundary. Execute only permitted reporting steps, with a fallback if evidence is insufficient."/>
             <wp:cNvGraphicFramePr>
               <a:graphicFrameLocks noChangeAspect="1"/>
             </wp:cNvGraphicFramePr>
@@ -6048,7 +6691,6 @@
     <w:p>
       <w:pPr>
         <w:spacing w:line="336" w:lineRule="auto" w:after="180"/>
-        <w:shd w:fill="F5F1FB"/>
       </w:pPr>
       <w:r>
         <w:rPr>
@@ -6059,27 +6701,18 @@
     </w:p>
     <w:p>
       <w:pPr>
-        <w:pStyle w:val="Heading3"/>
-      </w:pPr>
-      <w:r>
-        <w:t>Discuss while showing the picture</w:t>
+        <w:spacing w:line="336" w:lineRule="auto" w:after="180"/>
+      </w:pPr>
+      <w:r>
+        <w:rPr>
+          <w:b w:val="0"/>
+        </w:rPr>
+        <w:t>Teacher prompt: Read the labels and values. Explain the relationship the model shows. Ask learners to describe one label or arrow in ordinary words. Use the adjacent transcript if the image is difficult to see.</w:t>
       </w:r>
     </w:p>
     <w:p>
       <w:pPr>
-        <w:spacing w:line="336" w:lineRule="auto" w:after="180"/>
-        <w:shd w:fill="F1F6F8"/>
-      </w:pPr>
-      <w:r>
-        <w:rPr>
-          <w:b w:val="0"/>
-        </w:rPr>
-        <w:t>Teacher prompt: Read the labels and values. Explain the relationship the model shows. Ask learners to describe one label or arrow in ordinary words. Use the adjacent transcript if the image is difficult to see.</w:t>
-      </w:r>
-    </w:p>
-    <w:p>
-      <w:pPr>
-        <w:pStyle w:val="Heading3"/>
+        <w:pStyle w:val="Heading2"/>
       </w:pPr>
       <w:r>
         <w:t>04. Change one thing. Trace what follows.</w:t>
@@ -6090,7 +6723,7 @@
         <w:drawing>
           <wp:inline xmlns:a="http://schemas.openxmlformats.org/drawingml/2006/main" xmlns:pic="http://schemas.openxmlformats.org/drawingml/2006/picture">
             <wp:extent cx="5486400" cy="3026664"/>
-            <wp:docPr id="5" name="Picture 5" descr="Original case: Ask for an approved source card if the question should be answered. Changed condition: Supply an approved card giving height 24 metres. Expected result: The bot can retrieve it and answer 24 metres with attribution. Reason: The missing factual input is now available within the allowed collection."/>
+            <wp:docPr id="6" name="Picture 6" descr="Original case: Ask for an approved source card if the question should be answered. Changed condition: Supply an approved card giving height 24 metres. Expected result: The bot can retrieve it and answer 24 metres with attribution. Reason: The missing factual input is now available within the allowed collection."/>
             <wp:cNvGraphicFramePr>
               <a:graphicFrameLocks noChangeAspect="1"/>
             </wp:cNvGraphicFramePr>
@@ -6158,7 +6791,6 @@
     <w:p>
       <w:pPr>
         <w:spacing w:line="336" w:lineRule="auto" w:after="180"/>
-        <w:shd w:fill="F5F1FB"/>
       </w:pPr>
       <w:r>
         <w:rPr>
@@ -6169,51 +6801,41 @@
     </w:p>
     <w:p>
       <w:pPr>
-        <w:pStyle w:val="Heading3"/>
-      </w:pPr>
-      <w:r>
-        <w:t>Discuss while showing the picture</w:t>
+        <w:spacing w:line="336" w:lineRule="auto" w:after="180"/>
+      </w:pPr>
+      <w:r>
+        <w:rPr>
+          <w:b w:val="0"/>
+        </w:rPr>
+        <w:t>Teacher prompt: Predict before checking the worked changed-case result. Name what changed and what the supplied facts allow you to conclude. Ask learners to describe one label or arrow in ordinary words.</w:t>
       </w:r>
     </w:p>
     <w:p>
       <w:pPr>
         <w:spacing w:line="336" w:lineRule="auto" w:after="180"/>
-        <w:shd w:fill="F1F6F8"/>
-      </w:pPr>
-      <w:r>
-        <w:rPr>
-          <w:b w:val="0"/>
-        </w:rPr>
-        <w:t>Teacher prompt: Predict before checking the worked changed-case result. Name what changed and what the supplied facts allow you to conclude. Ask learners to describe one label or arrow in ordinary words.</w:t>
+      </w:pPr>
+      <w:r>
+        <w:rPr>
+          <w:b w:val="0"/>
+        </w:rPr>
+        <w:t xml:space="preserve">Use the adjacent transcript if the image is difficult to see. Changed-case reasoning: The missing factual </w:t>
+      </w:r>
+      <w:r>
+        <w:rPr>
+          <w:b/>
+        </w:rPr>
+        <w:t>input</w:t>
+      </w:r>
+      <w:r>
+        <w:rPr>
+          <w:b w:val="0"/>
+        </w:rPr>
+        <w:t xml:space="preserve"> is now available within the allowed collection.</w:t>
       </w:r>
     </w:p>
     <w:p>
       <w:pPr>
-        <w:spacing w:line="336" w:lineRule="auto" w:after="180"/>
-        <w:shd w:fill="F1F6F8"/>
-      </w:pPr>
-      <w:r>
-        <w:rPr>
-          <w:b w:val="0"/>
-        </w:rPr>
-        <w:t xml:space="preserve">Use the adjacent transcript if the image is difficult to see. Changed-case reasoning: The missing factual </w:t>
-      </w:r>
-      <w:r>
-        <w:rPr>
-          <w:b/>
-        </w:rPr>
-        <w:t>input</w:t>
-      </w:r>
-      <w:r>
-        <w:rPr>
-          <w:b w:val="0"/>
-        </w:rPr>
-        <w:t xml:space="preserve"> is now available within the allowed collection.</w:t>
-      </w:r>
-    </w:p>
-    <w:p>
-      <w:pPr>
-        <w:pStyle w:val="Heading3"/>
+        <w:pStyle w:val="Heading2"/>
       </w:pPr>
       <w:r>
         <w:t>05. Connect the explanation to its limit</w:t>
@@ -6224,7 +6846,7 @@
         <w:drawing>
           <wp:inline xmlns:a="http://schemas.openxmlformats.org/drawingml/2006/main" xmlns:pic="http://schemas.openxmlformats.org/drawingml/2006/picture">
             <wp:extent cx="5486400" cy="2834640"/>
-            <wp:docPr id="6" name="Picture 6" descr="Planning selects useful actions within available evidence and authority. More steps cannot create permission to access an excluded source. Limit: Source validity still matters; the presence of a card does not independently verify its accuracy."/>
+            <wp:docPr id="7" name="Picture 7" descr="Planning selects useful actions within available evidence and authority. More steps cannot create permission to access an excluded source. Limit: Source validity still matters; the presence of a card does not independently verify its accuracy."/>
             <wp:cNvGraphicFramePr>
               <a:graphicFrameLocks noChangeAspect="1"/>
             </wp:cNvGraphicFramePr>
@@ -6298,7 +6920,6 @@
     <w:p>
       <w:pPr>
         <w:spacing w:line="336" w:lineRule="auto" w:after="180"/>
-        <w:shd w:fill="F5F1FB"/>
       </w:pPr>
       <w:r>
         <w:rPr>
@@ -6309,39 +6930,29 @@
     </w:p>
     <w:p>
       <w:pPr>
-        <w:pStyle w:val="Heading3"/>
-      </w:pPr>
-      <w:r>
-        <w:t>Discuss while showing the picture</w:t>
+        <w:spacing w:line="336" w:lineRule="auto" w:after="180"/>
+      </w:pPr>
+      <w:r>
+        <w:rPr>
+          <w:b w:val="0"/>
+        </w:rPr>
+        <w:t>Teacher prompt: Explain the case, then point to a limit on the claim. Ask learners to describe one label or arrow in ordinary words. Use the adjacent transcript if the image is difficult to see.</w:t>
       </w:r>
     </w:p>
     <w:p>
       <w:pPr>
         <w:spacing w:line="336" w:lineRule="auto" w:after="180"/>
-        <w:shd w:fill="F1F6F8"/>
-      </w:pPr>
-      <w:r>
-        <w:rPr>
-          <w:b w:val="0"/>
-        </w:rPr>
-        <w:t>Teacher prompt: Explain the case, then point to a limit on the claim. Ask learners to describe one label or arrow in ordinary words. Use the adjacent transcript if the image is difficult to see.</w:t>
+      </w:pPr>
+      <w:r>
+        <w:rPr>
+          <w:b w:val="0"/>
+        </w:rPr>
+        <w:t>Keep the stated scope: Source validity still matters; the presence of a card does not independently verify its accuracy.</w:t>
       </w:r>
     </w:p>
     <w:p>
       <w:pPr>
-        <w:spacing w:line="336" w:lineRule="auto" w:after="180"/>
-        <w:shd w:fill="F1F6F8"/>
-      </w:pPr>
-      <w:r>
-        <w:rPr>
-          <w:b w:val="0"/>
-        </w:rPr>
-        <w:t>Keep the stated scope: Source validity still matters; the presence of a card does not independently verify its accuracy.</w:t>
-      </w:r>
-    </w:p>
-    <w:p>
-      <w:pPr>
-        <w:pStyle w:val="Heading3"/>
+        <w:pStyle w:val="Heading2"/>
       </w:pPr>
       <w:r>
         <w:t>06. Make the idea visible in your project</w:t>
@@ -6352,7 +6963,7 @@
         <w:drawing>
           <wp:inline xmlns:a="http://schemas.openxmlformats.org/drawingml/2006/main" xmlns:pic="http://schemas.openxmlformats.org/drawingml/2006/picture">
             <wp:extent cx="5486400" cy="3529584"/>
-            <wp:docPr id="7" name="Picture 7" descr="For the Grounded Learning Service, retain an annotated trace and the changed-case result. Name the contract or evidence that makes the deciding step valid, so another team can review it. Draw your input, deciding step, result and limit. Supported question: Choose a permitted plan when no approved tower-height card exists. What new answer becomes supported after a card records 24 metres, and why could the bot not invent it earlier?"/>
+            <wp:docPr id="8" name="Picture 8" descr="For the Grounded Learning Service, retain an annotated trace and the changed-case result. Name the contract or evidence that makes the deciding step valid, so another team can review it. Draw your input, deciding step, result and limit. Supported question: Choose a permitted plan when no approved tower-height card exists. What new answer becomes supported after a card records 24 metres, and why could the bot not invent it earlier?"/>
             <wp:cNvGraphicFramePr>
               <a:graphicFrameLocks noChangeAspect="1"/>
             </wp:cNvGraphicFramePr>
@@ -6455,7 +7066,6 @@
     <w:p>
       <w:pPr>
         <w:spacing w:line="336" w:lineRule="auto" w:after="180"/>
-        <w:shd w:fill="F5F1FB"/>
       </w:pPr>
       <w:r>
         <w:rPr>
@@ -6478,70 +7088,138 @@
     </w:p>
     <w:p>
       <w:pPr>
-        <w:pStyle w:val="Heading3"/>
-      </w:pPr>
-      <w:r>
-        <w:t>Discuss while showing the picture</w:t>
+        <w:spacing w:line="336" w:lineRule="auto" w:after="180"/>
+      </w:pPr>
+      <w:r>
+        <w:rPr>
+          <w:b w:val="0"/>
+        </w:rPr>
+        <w:t xml:space="preserve">Teacher prompt: Draw your project trace and justify the deciding step using </w:t>
+      </w:r>
+      <w:r>
+        <w:rPr>
+          <w:b/>
+        </w:rPr>
+        <w:t>evidence</w:t>
+      </w:r>
+      <w:r>
+        <w:rPr>
+          <w:b w:val="0"/>
+        </w:rPr>
+        <w:t>. Ask learners to describe one label or arrow in ordinary words. Use the adjacent transcript if the image is difficult to see.</w:t>
       </w:r>
     </w:p>
     <w:p>
       <w:pPr>
         <w:spacing w:line="336" w:lineRule="auto" w:after="180"/>
-        <w:shd w:fill="F1F6F8"/>
-      </w:pPr>
-      <w:r>
-        <w:rPr>
-          <w:b w:val="0"/>
-        </w:rPr>
-        <w:t xml:space="preserve">Teacher prompt: Draw your project trace and justify the deciding step using </w:t>
-      </w:r>
-      <w:r>
-        <w:rPr>
-          <w:b/>
-        </w:rPr>
-        <w:t>evidence</w:t>
-      </w:r>
-      <w:r>
-        <w:rPr>
-          <w:b w:val="0"/>
-        </w:rPr>
-        <w:t>. Ask learners to describe one label or arrow in ordinary words. Use the adjacent transcript if the image is difficult to see.</w:t>
+      </w:pPr>
+      <w:r>
+        <w:rPr>
+          <w:b w:val="0"/>
+        </w:rPr>
+        <w:t>Supported practice key: A supported height answer needs an approved height record. After the empty search, return unsupported rather than inventing a number. Ask for an approved source card if the question should be answered.</w:t>
       </w:r>
     </w:p>
     <w:p>
       <w:pPr>
         <w:spacing w:line="336" w:lineRule="auto" w:after="180"/>
-        <w:shd w:fill="F1F6F8"/>
-      </w:pPr>
-      <w:r>
-        <w:rPr>
-          <w:b w:val="0"/>
-        </w:rPr>
-        <w:t>Supported practice key: A supported height answer needs an approved height record. After the empty search, return unsupported rather than inventing a number. Ask for an approved source card if the question should be answered.</w:t>
+      </w:pPr>
+      <w:r>
+        <w:rPr>
+          <w:b w:val="0"/>
+        </w:rPr>
+        <w:t xml:space="preserve">Changed case: The bot can retrieve it and answer 24 metres with attribution. The missing factual </w:t>
+      </w:r>
+      <w:r>
+        <w:rPr>
+          <w:b/>
+        </w:rPr>
+        <w:t>input</w:t>
+      </w:r>
+      <w:r>
+        <w:rPr>
+          <w:b w:val="0"/>
+        </w:rPr>
+        <w:t xml:space="preserve"> is now available within the allowed collection.</w:t>
       </w:r>
     </w:p>
     <w:p>
       <w:pPr>
+        <w:pStyle w:val="Heading2"/>
+      </w:pPr>
+      <w:r>
+        <w:t>Earlier wording, alternatives and picture transcripts · reference / check after trying</w:t>
+      </w:r>
+    </w:p>
+    <w:p>
+      <w:pPr>
         <w:spacing w:line="336" w:lineRule="auto" w:after="180"/>
-        <w:shd w:fill="F1F6F8"/>
-      </w:pPr>
-      <w:r>
-        <w:rPr>
-          <w:b w:val="0"/>
-        </w:rPr>
-        <w:t xml:space="preserve">Changed case: The bot can retrieve it and answer 24 metres with attribution. The missing factual </w:t>
+      </w:pPr>
+      <w:r>
+        <w:rPr>
+          <w:b w:val="0"/>
+        </w:rPr>
+        <w:t xml:space="preserve">Use one picture at a time. Hide a worked result before asking for a </w:t>
       </w:r>
       <w:r>
         <w:rPr>
           <w:b/>
         </w:rPr>
-        <w:t>input</w:t>
-      </w:r>
-      <w:r>
-        <w:rPr>
-          <w:b w:val="0"/>
-        </w:rPr>
-        <w:t xml:space="preserve"> is now available within the allowed collection.</w:t>
+        <w:t>prediction</w:t>
+      </w:r>
+      <w:r>
+        <w:rPr>
+          <w:b w:val="0"/>
+        </w:rPr>
+        <w:t>, then reveal it for feedback. These are supported teaching cases; retain the separate independent assessment for a fresh first attempt.</w:t>
+      </w:r>
+    </w:p>
+    <w:p>
+      <w:pPr>
+        <w:pStyle w:val="Heading3"/>
+      </w:pPr>
+      <w:r>
+        <w:t>01. Planning and action selection: the case</w:t>
+      </w:r>
+    </w:p>
+    <w:p>
+      <w:pPr>
+        <w:pStyle w:val="Heading3"/>
+      </w:pPr>
+      <w:r>
+        <w:t>02. Follow the deciding steps</w:t>
+      </w:r>
+    </w:p>
+    <w:p>
+      <w:pPr>
+        <w:pStyle w:val="Heading3"/>
+      </w:pPr>
+      <w:r>
+        <w:t>03. Planning and action selection — evidence trace</w:t>
+      </w:r>
+    </w:p>
+    <w:p>
+      <w:pPr>
+        <w:pStyle w:val="Heading3"/>
+      </w:pPr>
+      <w:r>
+        <w:t>04. Change one thing. Trace what follows.</w:t>
+      </w:r>
+    </w:p>
+    <w:p>
+      <w:pPr>
+        <w:pStyle w:val="Heading3"/>
+      </w:pPr>
+      <w:r>
+        <w:t>05. Connect the explanation to its limit</w:t>
+      </w:r>
+    </w:p>
+    <w:p>
+      <w:pPr>
+        <w:pStyle w:val="Heading3"/>
+      </w:pPr>
+      <w:r>
+        <w:t>06. Make the idea visible in your project</w:t>
       </w:r>
     </w:p>
     <w:sectPr>
